--- a/Chapter 2.docx
+++ b/Chapter 2.docx
@@ -283,15 +283,35 @@
           <w:bCs/>
         </w:rPr>
       </w:pPr>
-      <w:r>
+    </w:p>
+    <w:p>
+      <w:pPr>
+        <w:spacing w:line="360" w:lineRule="auto"/>
+        <w:jc w:val="both"/>
         <w:rPr>
           <w:rFonts w:ascii="Times New Roman" w:hAnsi="Times New Roman" w:cs="Times New Roman"/>
           <w:b/>
           <w:bCs/>
         </w:rPr>
-        <w:lastRenderedPageBreak/>
-        <w:t>Chapter 2: LITERATURE REVIEW</w:t>
-      </w:r>
+      </w:pPr>
+    </w:p>
+    <w:p>
+      <w:pPr>
+        <w:spacing w:line="360" w:lineRule="auto"/>
+        <w:jc w:val="both"/>
+        <w:rPr>
+          <w:rFonts w:ascii="Times New Roman" w:hAnsi="Times New Roman" w:cs="Times New Roman"/>
+        </w:rPr>
+      </w:pPr>
+    </w:p>
+    <w:p>
+      <w:pPr>
+        <w:spacing w:line="360" w:lineRule="auto"/>
+        <w:jc w:val="both"/>
+        <w:rPr>
+          <w:rFonts w:ascii="Times New Roman" w:hAnsi="Times New Roman" w:cs="Times New Roman"/>
+        </w:rPr>
+      </w:pPr>
     </w:p>
     <w:p>
       <w:pPr>
@@ -303,37 +323,106 @@
           <w:bCs/>
         </w:rPr>
       </w:pPr>
-      <w:r>
+    </w:p>
+    <w:p>
+      <w:pPr>
+        <w:spacing w:line="360" w:lineRule="auto"/>
+        <w:jc w:val="both"/>
+        <w:rPr>
+          <w:rFonts w:ascii="Times New Roman" w:hAnsi="Times New Roman" w:cs="Times New Roman"/>
+        </w:rPr>
+      </w:pPr>
+    </w:p>
+    <w:p>
+      <w:pPr>
+        <w:spacing w:line="360" w:lineRule="auto"/>
+        <w:jc w:val="both"/>
+        <w:rPr>
+          <w:rFonts w:ascii="Times New Roman" w:hAnsi="Times New Roman" w:cs="Times New Roman"/>
+        </w:rPr>
+      </w:pPr>
+    </w:p>
+    <w:p>
+      <w:pPr>
+        <w:spacing w:line="360" w:lineRule="auto"/>
+        <w:jc w:val="both"/>
+        <w:rPr>
+          <w:rFonts w:ascii="Times New Roman" w:hAnsi="Times New Roman" w:cs="Times New Roman"/>
+        </w:rPr>
+      </w:pPr>
+    </w:p>
+    <w:p>
+      <w:pPr>
+        <w:spacing w:line="360" w:lineRule="auto"/>
+        <w:jc w:val="both"/>
+        <w:rPr>
+          <w:rFonts w:ascii="Times New Roman" w:hAnsi="Times New Roman" w:cs="Times New Roman"/>
+        </w:rPr>
+      </w:pPr>
+    </w:p>
+    <w:p>
+      <w:pPr>
+        <w:spacing w:line="360" w:lineRule="auto"/>
+        <w:jc w:val="both"/>
+        <w:rPr>
+          <w:rFonts w:ascii="Times New Roman" w:hAnsi="Times New Roman" w:cs="Times New Roman"/>
+        </w:rPr>
+      </w:pPr>
+    </w:p>
+    <w:p>
+      <w:pPr>
+        <w:spacing w:line="360" w:lineRule="auto"/>
+        <w:jc w:val="both"/>
+        <w:rPr>
+          <w:rFonts w:ascii="Times New Roman" w:hAnsi="Times New Roman" w:cs="Times New Roman"/>
+        </w:rPr>
+      </w:pPr>
+    </w:p>
+    <w:p>
+      <w:pPr>
+        <w:spacing w:line="360" w:lineRule="auto"/>
+        <w:jc w:val="both"/>
+        <w:rPr>
+          <w:rFonts w:ascii="Times New Roman" w:hAnsi="Times New Roman" w:cs="Times New Roman"/>
+        </w:rPr>
+      </w:pPr>
+    </w:p>
+    <w:p>
+      <w:pPr>
+        <w:spacing w:line="360" w:lineRule="auto"/>
+        <w:jc w:val="both"/>
+        <w:rPr>
+          <w:rFonts w:ascii="Times New Roman" w:hAnsi="Times New Roman" w:cs="Times New Roman"/>
+        </w:rPr>
+      </w:pPr>
+    </w:p>
+    <w:p>
+      <w:pPr>
+        <w:spacing w:line="360" w:lineRule="auto"/>
+        <w:jc w:val="both"/>
+        <w:rPr>
+          <w:rFonts w:ascii="Times New Roman" w:hAnsi="Times New Roman" w:cs="Times New Roman"/>
+        </w:rPr>
+      </w:pPr>
+    </w:p>
+    <w:p>
+      <w:pPr>
+        <w:spacing w:line="360" w:lineRule="auto"/>
+        <w:jc w:val="both"/>
+        <w:rPr>
+          <w:rFonts w:ascii="Times New Roman" w:hAnsi="Times New Roman" w:cs="Times New Roman"/>
+        </w:rPr>
+      </w:pPr>
+    </w:p>
+    <w:p>
+      <w:pPr>
+        <w:spacing w:line="360" w:lineRule="auto"/>
+        <w:jc w:val="both"/>
         <w:rPr>
           <w:rFonts w:ascii="Times New Roman" w:hAnsi="Times New Roman" w:cs="Times New Roman"/>
           <w:b/>
           <w:bCs/>
         </w:rPr>
-        <w:t>2.1 Introduction</w:t>
-      </w:r>
-    </w:p>
-    <w:p>
-      <w:pPr>
-        <w:spacing w:line="360" w:lineRule="auto"/>
-        <w:jc w:val="both"/>
-        <w:rPr>
-          <w:rFonts w:ascii="Times New Roman" w:hAnsi="Times New Roman" w:cs="Times New Roman"/>
-        </w:rPr>
-      </w:pPr>
-      <w:r>
-        <w:rPr>
-          <w:rFonts w:ascii="Times New Roman" w:hAnsi="Times New Roman" w:cs="Times New Roman"/>
-        </w:rPr>
-        <w:t xml:space="preserve"> This chapter presented a literature review of the various works that were found necessary to the proposed real-time anti-money-laundering detection system for simulated banking transactions using artificial intelligence. It introduced the main concepts, reviewed on-going work on the international, regional and Zimbabwean sphere, identified gaps in the current approaches and outlined the proposed work. The review was conducted starting from a wide area of study and ending up in the context of Zimbabwe</w:t>
-      </w:r>
-    </w:p>
-    <w:p>
-      <w:pPr>
-        <w:spacing w:line="360" w:lineRule="auto"/>
-        <w:jc w:val="both"/>
-        <w:rPr>
-          <w:rFonts w:ascii="Times New Roman" w:hAnsi="Times New Roman" w:cs="Times New Roman"/>
-        </w:rPr>
       </w:pPr>
     </w:p>
     <w:p>
@@ -346,212 +435,116 @@
           <w:bCs/>
         </w:rPr>
       </w:pPr>
-      <w:r>
+    </w:p>
+    <w:p>
+      <w:pPr>
+        <w:spacing w:line="360" w:lineRule="auto"/>
+        <w:jc w:val="both"/>
+        <w:rPr>
+          <w:rFonts w:ascii="Times New Roman" w:hAnsi="Times New Roman" w:cs="Times New Roman"/>
+        </w:rPr>
+      </w:pPr>
+    </w:p>
+    <w:p>
+      <w:pPr>
+        <w:spacing w:line="360" w:lineRule="auto"/>
+        <w:jc w:val="both"/>
+        <w:rPr>
+          <w:rFonts w:ascii="Times New Roman" w:hAnsi="Times New Roman" w:cs="Times New Roman"/>
+        </w:rPr>
+      </w:pPr>
+    </w:p>
+    <w:p>
+      <w:pPr>
+        <w:spacing w:line="360" w:lineRule="auto"/>
+        <w:jc w:val="both"/>
+        <w:rPr>
+          <w:rFonts w:ascii="Times New Roman" w:hAnsi="Times New Roman" w:cs="Times New Roman"/>
+        </w:rPr>
+      </w:pPr>
+    </w:p>
+    <w:p>
+      <w:pPr>
+        <w:spacing w:line="360" w:lineRule="auto"/>
+        <w:jc w:val="both"/>
+        <w:rPr>
+          <w:rFonts w:ascii="Times New Roman" w:hAnsi="Times New Roman" w:cs="Times New Roman"/>
+        </w:rPr>
+      </w:pPr>
+    </w:p>
+    <w:p>
+      <w:pPr>
+        <w:spacing w:line="360" w:lineRule="auto"/>
+        <w:jc w:val="both"/>
+        <w:rPr>
+          <w:rFonts w:ascii="Times New Roman" w:hAnsi="Times New Roman" w:cs="Times New Roman"/>
+        </w:rPr>
+      </w:pPr>
+    </w:p>
+    <w:p>
+      <w:pPr>
+        <w:spacing w:line="360" w:lineRule="auto"/>
+        <w:jc w:val="both"/>
+        <w:rPr>
+          <w:rFonts w:ascii="Times New Roman" w:hAnsi="Times New Roman" w:cs="Times New Roman"/>
+        </w:rPr>
+      </w:pPr>
+    </w:p>
+    <w:p>
+      <w:pPr>
+        <w:spacing w:line="360" w:lineRule="auto"/>
+        <w:jc w:val="both"/>
+        <w:rPr>
+          <w:rFonts w:ascii="Times New Roman" w:hAnsi="Times New Roman" w:cs="Times New Roman"/>
+        </w:rPr>
+      </w:pPr>
+    </w:p>
+    <w:p>
+      <w:pPr>
+        <w:spacing w:line="360" w:lineRule="auto"/>
+        <w:jc w:val="both"/>
+        <w:rPr>
+          <w:rFonts w:ascii="Times New Roman" w:hAnsi="Times New Roman" w:cs="Times New Roman"/>
+        </w:rPr>
+      </w:pPr>
+    </w:p>
+    <w:p>
+      <w:pPr>
+        <w:spacing w:line="360" w:lineRule="auto"/>
+        <w:jc w:val="both"/>
+        <w:rPr>
+          <w:rFonts w:ascii="Times New Roman" w:hAnsi="Times New Roman" w:cs="Times New Roman"/>
+        </w:rPr>
+      </w:pPr>
+    </w:p>
+    <w:p>
+      <w:pPr>
+        <w:spacing w:line="360" w:lineRule="auto"/>
+        <w:jc w:val="both"/>
         <w:rPr>
           <w:rFonts w:ascii="Times New Roman" w:hAnsi="Times New Roman" w:cs="Times New Roman"/>
           <w:b/>
           <w:bCs/>
         </w:rPr>
-        <w:t>2.1.1 Anti-Money-Laundering</w:t>
-      </w:r>
-    </w:p>
-    <w:p>
-      <w:pPr>
-        <w:spacing w:line="360" w:lineRule="auto"/>
-        <w:jc w:val="both"/>
-        <w:rPr>
-          <w:rFonts w:ascii="Times New Roman" w:hAnsi="Times New Roman" w:cs="Times New Roman"/>
-        </w:rPr>
-      </w:pPr>
-      <w:r>
-        <w:rPr>
-          <w:rFonts w:ascii="Times New Roman" w:hAnsi="Times New Roman" w:cs="Times New Roman"/>
-        </w:rPr>
-        <w:t xml:space="preserve"> Money laundering is a way that transacted money is made to seem legit whilst it is not. It was often linked to depositions in the financial system, to layering and even to integration with legal assets.</w:t>
-      </w:r>
-    </w:p>
-    <w:p>
-      <w:pPr>
-        <w:spacing w:line="360" w:lineRule="auto"/>
-        <w:jc w:val="both"/>
-        <w:rPr>
-          <w:rFonts w:ascii="Times New Roman" w:hAnsi="Times New Roman" w:cs="Times New Roman"/>
-        </w:rPr>
-      </w:pPr>
-      <w:r>
-        <w:rPr>
-          <w:rFonts w:ascii="Times New Roman" w:hAnsi="Times New Roman" w:cs="Times New Roman"/>
-        </w:rPr>
-        <w:t xml:space="preserve">AML transaction monitoring is the current review of financial transactions or patterns that indicated a need for additional review by compliance officers of a financial institution. It was a component of the extensive AML programme including customer due diligence, record keeping, internal controls and suspicious-transaction reporting. Financial Action Task Force (FATF) encouraged a risk-based approach </w:t>
-      </w:r>
-      <w:proofErr w:type="spellStart"/>
-      <w:r>
-        <w:rPr>
-          <w:rFonts w:ascii="Times New Roman" w:hAnsi="Times New Roman" w:cs="Times New Roman"/>
-        </w:rPr>
-        <w:t>i.e</w:t>
-      </w:r>
-      <w:proofErr w:type="spellEnd"/>
-      <w:r>
-        <w:rPr>
-          <w:rFonts w:ascii="Times New Roman" w:hAnsi="Times New Roman" w:cs="Times New Roman"/>
-        </w:rPr>
-        <w:t xml:space="preserve"> the institution should implement the controls in accordance with its risk profile [1]. An alert did not infer criminal activity, but rather was an alert indicating activity to be investigated.</w:t>
-      </w:r>
-    </w:p>
-    <w:p>
-      <w:pPr>
-        <w:spacing w:line="360" w:lineRule="auto"/>
-        <w:jc w:val="both"/>
-        <w:rPr>
-          <w:rFonts w:ascii="Times New Roman" w:hAnsi="Times New Roman" w:cs="Times New Roman"/>
-        </w:rPr>
-      </w:pPr>
-      <w:r>
-        <w:rPr>
-          <w:rFonts w:ascii="Times New Roman" w:hAnsi="Times New Roman" w:cs="Times New Roman"/>
-        </w:rPr>
-        <w:t xml:space="preserve">Risk based monitoring took into account variables like amount, frequency, time, channel, speed of funds </w:t>
-      </w:r>
-      <w:proofErr w:type="gramStart"/>
-      <w:r>
-        <w:rPr>
-          <w:rFonts w:ascii="Times New Roman" w:hAnsi="Times New Roman" w:cs="Times New Roman"/>
-        </w:rPr>
-        <w:t>transfer</w:t>
-      </w:r>
-      <w:proofErr w:type="gramEnd"/>
-      <w:r>
-        <w:rPr>
-          <w:rFonts w:ascii="Times New Roman" w:hAnsi="Times New Roman" w:cs="Times New Roman"/>
-        </w:rPr>
-        <w:t xml:space="preserve"> as well as deviation from historical customer behaviour. These indicators can be used together to create a low, medium or high-risk score. This was applicable in the current project which was intended to score simulated transactions and provide the reasons for high-risk alerts to a compliance officer.</w:t>
-      </w:r>
-    </w:p>
-    <w:p>
-      <w:pPr>
-        <w:spacing w:line="360" w:lineRule="auto"/>
-        <w:jc w:val="both"/>
-        <w:rPr>
-          <w:rFonts w:ascii="Times New Roman" w:hAnsi="Times New Roman" w:cs="Times New Roman"/>
-        </w:rPr>
-      </w:pPr>
-      <w:r>
-        <w:rPr>
-          <w:rFonts w:ascii="Times New Roman" w:hAnsi="Times New Roman" w:cs="Times New Roman"/>
-        </w:rPr>
-        <w:t>This section introduces machine learning, anomaly detection, and explainability.</w:t>
-      </w:r>
-    </w:p>
-    <w:p>
-      <w:pPr>
-        <w:spacing w:line="360" w:lineRule="auto"/>
-        <w:jc w:val="both"/>
-        <w:rPr>
-          <w:rFonts w:ascii="Times New Roman" w:hAnsi="Times New Roman" w:cs="Times New Roman"/>
-        </w:rPr>
-      </w:pPr>
-      <w:r>
-        <w:rPr>
-          <w:rFonts w:ascii="Times New Roman" w:hAnsi="Times New Roman" w:cs="Times New Roman"/>
-        </w:rPr>
-        <w:t xml:space="preserve">Data was used to train a machine learning system that was able to identify patterns and apply them to classify new oncoming transactions. A supervised learning approach was employed and it was able to use labelled suspicious and non-suspicious examples. Unsupervised learning (including anomaly detection) enabled the detection of the observations that were substantially </w:t>
-      </w:r>
-      <w:r>
-        <w:rPr>
-          <w:rFonts w:ascii="Times New Roman" w:hAnsi="Times New Roman" w:cs="Times New Roman"/>
-        </w:rPr>
-        <w:lastRenderedPageBreak/>
-        <w:t>deviant from common behaviour, without requiring full labels. A hybrid approach using both rules and a supervised output and anomaly indicators.</w:t>
-      </w:r>
-    </w:p>
-    <w:p>
-      <w:pPr>
-        <w:spacing w:line="360" w:lineRule="auto"/>
-        <w:jc w:val="both"/>
-        <w:rPr>
-          <w:rFonts w:ascii="Times New Roman" w:hAnsi="Times New Roman" w:cs="Times New Roman"/>
-        </w:rPr>
-      </w:pPr>
-      <w:r>
-        <w:rPr>
-          <w:rFonts w:ascii="Times New Roman" w:hAnsi="Times New Roman" w:cs="Times New Roman"/>
-        </w:rPr>
-        <w:t xml:space="preserve">Jensen and </w:t>
-      </w:r>
-      <w:proofErr w:type="spellStart"/>
-      <w:r>
-        <w:rPr>
-          <w:rFonts w:ascii="Times New Roman" w:hAnsi="Times New Roman" w:cs="Times New Roman"/>
-        </w:rPr>
-        <w:t>Iosifidis</w:t>
-      </w:r>
-      <w:proofErr w:type="spellEnd"/>
-      <w:r>
-        <w:rPr>
-          <w:rFonts w:ascii="Times New Roman" w:hAnsi="Times New Roman" w:cs="Times New Roman"/>
-        </w:rPr>
-        <w:t xml:space="preserve"> [2] pointed out that there were two aspects to AML modelling which are as follows:</w:t>
-      </w:r>
-    </w:p>
-    <w:p>
-      <w:pPr>
-        <w:spacing w:line="360" w:lineRule="auto"/>
-        <w:jc w:val="both"/>
-        <w:rPr>
-          <w:rFonts w:ascii="Times New Roman" w:hAnsi="Times New Roman" w:cs="Times New Roman"/>
-        </w:rPr>
-      </w:pPr>
-      <w:r>
-        <w:rPr>
-          <w:rFonts w:ascii="Times New Roman" w:hAnsi="Times New Roman" w:cs="Times New Roman"/>
-        </w:rPr>
-        <w:t>-customer risk profiling and suspicious-behaviour detection.</w:t>
-      </w:r>
-    </w:p>
-    <w:p>
-      <w:pPr>
-        <w:spacing w:line="360" w:lineRule="auto"/>
-        <w:jc w:val="both"/>
-        <w:rPr>
-          <w:rFonts w:ascii="Times New Roman" w:hAnsi="Times New Roman" w:cs="Times New Roman"/>
-        </w:rPr>
-      </w:pPr>
-      <w:r>
-        <w:rPr>
-          <w:rFonts w:ascii="Times New Roman" w:hAnsi="Times New Roman" w:cs="Times New Roman"/>
-        </w:rPr>
-        <w:t xml:space="preserve">A model which seemed accurate would nonetheless fail to capture most of the relevant cases as they were all apparently not suspicious. The measure of accuracy alone was not enough so a measure of false </w:t>
-      </w:r>
-      <w:proofErr w:type="spellStart"/>
-      <w:r>
-        <w:rPr>
-          <w:rFonts w:ascii="Times New Roman" w:hAnsi="Times New Roman" w:cs="Times New Roman"/>
-        </w:rPr>
-        <w:t>postives</w:t>
-      </w:r>
-      <w:proofErr w:type="spellEnd"/>
-      <w:r>
-        <w:rPr>
-          <w:rFonts w:ascii="Times New Roman" w:hAnsi="Times New Roman" w:cs="Times New Roman"/>
-        </w:rPr>
-        <w:t xml:space="preserve"> as well gave a better picture.</w:t>
-      </w:r>
-    </w:p>
-    <w:p>
-      <w:pPr>
-        <w:spacing w:line="360" w:lineRule="auto"/>
-        <w:jc w:val="both"/>
-        <w:rPr>
-          <w:rFonts w:ascii="Times New Roman" w:hAnsi="Times New Roman" w:cs="Times New Roman"/>
-        </w:rPr>
-      </w:pPr>
-      <w:r>
-        <w:rPr>
-          <w:rFonts w:ascii="Times New Roman" w:hAnsi="Times New Roman" w:cs="Times New Roman"/>
-        </w:rPr>
-        <w:t>An anomaly detector might identify the pattern of a transaction that is unusually large, unusual frequency or unusually fast; however, the activity might not be illegal. New technologies may enhance the effectiveness of AML, but may present risks to quality, privacy, cyber security, bias and things like transparency [3]. From the past research it was then emphasized that humans should oversee the system and any alert provided must be easy to explain. Instead of letting the model conclude a transaction as red flagged, humans then take the responsibility of that.</w:t>
-      </w:r>
+      </w:pPr>
+    </w:p>
+    <w:p>
+      <w:pPr>
+        <w:spacing w:line="360" w:lineRule="auto"/>
+        <w:jc w:val="both"/>
+        <w:rPr>
+          <w:rFonts w:ascii="Times New Roman" w:hAnsi="Times New Roman" w:cs="Times New Roman"/>
+        </w:rPr>
+      </w:pPr>
+    </w:p>
+    <w:p>
+      <w:pPr>
+        <w:spacing w:line="360" w:lineRule="auto"/>
+        <w:jc w:val="both"/>
+        <w:rPr>
+          <w:rFonts w:ascii="Times New Roman" w:hAnsi="Times New Roman" w:cs="Times New Roman"/>
+        </w:rPr>
+      </w:pPr>
     </w:p>
     <w:p>
       <w:pPr>
@@ -572,14 +565,44 @@
           <w:bCs/>
         </w:rPr>
       </w:pPr>
-      <w:r>
+    </w:p>
+    <w:p>
+      <w:pPr>
+        <w:spacing w:line="360" w:lineRule="auto"/>
+        <w:jc w:val="both"/>
+        <w:rPr>
+          <w:rFonts w:ascii="Times New Roman" w:hAnsi="Times New Roman" w:cs="Times New Roman"/>
+        </w:rPr>
+      </w:pPr>
+    </w:p>
+    <w:p>
+      <w:pPr>
+        <w:spacing w:line="360" w:lineRule="auto"/>
+        <w:jc w:val="both"/>
+        <w:rPr>
+          <w:rFonts w:ascii="Times New Roman" w:hAnsi="Times New Roman" w:cs="Times New Roman"/>
+        </w:rPr>
+      </w:pPr>
+    </w:p>
+    <w:p>
+      <w:pPr>
+        <w:spacing w:line="360" w:lineRule="auto"/>
+        <w:jc w:val="both"/>
+        <w:rPr>
+          <w:rFonts w:ascii="Times New Roman" w:hAnsi="Times New Roman" w:cs="Times New Roman"/>
+        </w:rPr>
+      </w:pPr>
+    </w:p>
+    <w:p>
+      <w:pPr>
+        <w:spacing w:line="360" w:lineRule="auto"/>
+        <w:jc w:val="both"/>
         <w:rPr>
           <w:rFonts w:ascii="Times New Roman" w:hAnsi="Times New Roman" w:cs="Times New Roman"/>
           <w:b/>
           <w:bCs/>
         </w:rPr>
-        <w:t>2.2 Analysis of Study</w:t>
-      </w:r>
+      </w:pPr>
     </w:p>
     <w:p>
       <w:pPr>
@@ -591,213 +614,62 @@
           <w:bCs/>
         </w:rPr>
       </w:pPr>
-      <w:r>
+    </w:p>
+    <w:p>
+      <w:pPr>
+        <w:spacing w:line="360" w:lineRule="auto"/>
+        <w:jc w:val="both"/>
+        <w:rPr>
+          <w:rFonts w:ascii="Times New Roman" w:hAnsi="Times New Roman" w:cs="Times New Roman"/>
+        </w:rPr>
+      </w:pPr>
+    </w:p>
+    <w:p>
+      <w:pPr>
+        <w:spacing w:line="360" w:lineRule="auto"/>
+        <w:jc w:val="both"/>
+        <w:rPr>
+          <w:rFonts w:ascii="Times New Roman" w:hAnsi="Times New Roman" w:cs="Times New Roman"/>
+        </w:rPr>
+      </w:pPr>
+    </w:p>
+    <w:p>
+      <w:pPr>
+        <w:spacing w:line="360" w:lineRule="auto"/>
+        <w:jc w:val="both"/>
+        <w:rPr>
+          <w:rFonts w:ascii="Times New Roman" w:hAnsi="Times New Roman" w:cs="Times New Roman"/>
+        </w:rPr>
+      </w:pPr>
+    </w:p>
+    <w:p>
+      <w:pPr>
+        <w:spacing w:line="360" w:lineRule="auto"/>
+        <w:jc w:val="both"/>
         <w:rPr>
           <w:rFonts w:ascii="Times New Roman" w:hAnsi="Times New Roman" w:cs="Times New Roman"/>
           <w:b/>
           <w:bCs/>
         </w:rPr>
-        <w:t>2.2.1 International Context</w:t>
-      </w:r>
-    </w:p>
-    <w:p>
-      <w:pPr>
-        <w:spacing w:line="360" w:lineRule="auto"/>
-        <w:jc w:val="both"/>
-        <w:rPr>
-          <w:rFonts w:ascii="Times New Roman" w:hAnsi="Times New Roman" w:cs="Times New Roman"/>
-        </w:rPr>
-      </w:pPr>
-      <w:r>
-        <w:rPr>
-          <w:rFonts w:ascii="Times New Roman" w:hAnsi="Times New Roman" w:cs="Times New Roman"/>
-        </w:rPr>
-        <w:t xml:space="preserve">Previously, AML systems were primarily rule based only and omitted the fact that humans are behavioural. This could be anything from a transaction that exceeds a limit, multiple payments near a limit, transactions that occur in unusually high frequencies </w:t>
-      </w:r>
-      <w:proofErr w:type="spellStart"/>
-      <w:r>
-        <w:rPr>
-          <w:rFonts w:ascii="Times New Roman" w:hAnsi="Times New Roman" w:cs="Times New Roman"/>
-        </w:rPr>
-        <w:t>e.t.c</w:t>
-      </w:r>
-      <w:proofErr w:type="spellEnd"/>
-      <w:r>
-        <w:rPr>
-          <w:rFonts w:ascii="Times New Roman" w:hAnsi="Times New Roman" w:cs="Times New Roman"/>
-        </w:rPr>
-        <w:t xml:space="preserve">. Rules were useful if they were bound to institutional </w:t>
-      </w:r>
-      <w:proofErr w:type="spellStart"/>
-      <w:proofErr w:type="gramStart"/>
-      <w:r>
-        <w:rPr>
-          <w:rFonts w:ascii="Times New Roman" w:hAnsi="Times New Roman" w:cs="Times New Roman"/>
-        </w:rPr>
-        <w:t>policy.It</w:t>
-      </w:r>
-      <w:proofErr w:type="spellEnd"/>
-      <w:proofErr w:type="gramEnd"/>
-      <w:r>
-        <w:rPr>
-          <w:rFonts w:ascii="Times New Roman" w:hAnsi="Times New Roman" w:cs="Times New Roman"/>
-        </w:rPr>
-        <w:t xml:space="preserve"> might be normal to have a certain threshold for one customer and another for another, and criminals could adjust their transactional behaviour to get around with the known rules. This means that rule only systems may generate many false positives and fail to detect changes in behaviour or multi-step layering patterns.</w:t>
-      </w:r>
-    </w:p>
-    <w:p>
-      <w:pPr>
-        <w:spacing w:line="360" w:lineRule="auto"/>
-        <w:jc w:val="both"/>
-        <w:rPr>
-          <w:rFonts w:ascii="Times New Roman" w:hAnsi="Times New Roman" w:cs="Times New Roman"/>
-        </w:rPr>
-      </w:pPr>
-      <w:r>
-        <w:rPr>
-          <w:rFonts w:ascii="Times New Roman" w:hAnsi="Times New Roman" w:cs="Times New Roman"/>
-        </w:rPr>
-        <w:t xml:space="preserve">Machine-learning methods were used to try to find more complex relationships. Other models, such as random forests and gradient-boosting models, can fuse together the amount, time, transaction type and behavioural characteristics and estimate risk. The models are limited in the sense that when a laundering activity goes unnoticed then it means that the data will not be labelled and that then also means that the data will be incomplete. </w:t>
-      </w:r>
-      <w:proofErr w:type="gramStart"/>
-      <w:r>
-        <w:rPr>
-          <w:rFonts w:ascii="Times New Roman" w:hAnsi="Times New Roman" w:cs="Times New Roman"/>
-        </w:rPr>
-        <w:t>Also</w:t>
-      </w:r>
-      <w:proofErr w:type="gramEnd"/>
-      <w:r>
-        <w:rPr>
-          <w:rFonts w:ascii="Times New Roman" w:hAnsi="Times New Roman" w:cs="Times New Roman"/>
-        </w:rPr>
-        <w:t xml:space="preserve"> when the laundering </w:t>
-      </w:r>
-      <w:r>
-        <w:rPr>
-          <w:rFonts w:ascii="Times New Roman" w:hAnsi="Times New Roman" w:cs="Times New Roman"/>
-        </w:rPr>
-        <w:lastRenderedPageBreak/>
-        <w:t>activities change with time the systems might not be able to catch those activities since they will be trained on old activities data.</w:t>
-      </w:r>
-    </w:p>
-    <w:p>
-      <w:pPr>
-        <w:spacing w:line="360" w:lineRule="auto"/>
-        <w:jc w:val="both"/>
-        <w:rPr>
-          <w:rFonts w:ascii="Times New Roman" w:hAnsi="Times New Roman" w:cs="Times New Roman"/>
-        </w:rPr>
-      </w:pPr>
-      <w:r>
-        <w:rPr>
-          <w:rFonts w:ascii="Times New Roman" w:hAnsi="Times New Roman" w:cs="Times New Roman"/>
-        </w:rPr>
-        <w:t>Graph based methods took into account the relationships between the accounts and the transfers. For instance, Weber et al. [4] have shown graph convolutional networks for detecting illicit-transactions in cryptocurrency data. They found that interactions between entities could help in the identification of networks and transfer chains. For graphing, however, there needed to be data on reliable relationships, and more expertise and computing power. These are not as appropriate as the sole method for a controlled prototype for undergraduate.</w:t>
-      </w:r>
-    </w:p>
-    <w:p>
-      <w:pPr>
-        <w:spacing w:line="360" w:lineRule="auto"/>
-        <w:jc w:val="both"/>
-        <w:rPr>
-          <w:rFonts w:ascii="Times New Roman" w:hAnsi="Times New Roman" w:cs="Times New Roman"/>
-        </w:rPr>
-      </w:pPr>
-      <w:r>
-        <w:rPr>
-          <w:rFonts w:ascii="Times New Roman" w:hAnsi="Times New Roman" w:cs="Times New Roman"/>
-        </w:rPr>
-        <w:t xml:space="preserve">There was some reviewed literature which indicated that it was appropriate to adopt the hybrid approach. Patterns that have already been seen through and </w:t>
-      </w:r>
-      <w:proofErr w:type="spellStart"/>
-      <w:r>
-        <w:rPr>
-          <w:rFonts w:ascii="Times New Roman" w:hAnsi="Times New Roman" w:cs="Times New Roman"/>
-        </w:rPr>
-        <w:t>labeled</w:t>
-      </w:r>
-      <w:proofErr w:type="spellEnd"/>
-      <w:r>
-        <w:rPr>
-          <w:rFonts w:ascii="Times New Roman" w:hAnsi="Times New Roman" w:cs="Times New Roman"/>
-        </w:rPr>
-        <w:t xml:space="preserve"> as known red flags could be detected by rules; patterns that have been </w:t>
-      </w:r>
-      <w:proofErr w:type="spellStart"/>
-      <w:r>
-        <w:rPr>
-          <w:rFonts w:ascii="Times New Roman" w:hAnsi="Times New Roman" w:cs="Times New Roman"/>
-        </w:rPr>
-        <w:t>labeled</w:t>
-      </w:r>
-      <w:proofErr w:type="spellEnd"/>
-      <w:r>
-        <w:rPr>
-          <w:rFonts w:ascii="Times New Roman" w:hAnsi="Times New Roman" w:cs="Times New Roman"/>
-        </w:rPr>
-        <w:t xml:space="preserve"> by a machine-learning model; and patterns that are detected as anomalies could be highlighted. Merging these signals may lead to better prioritisation and more conclusive evidence for evaluation as compared to an individual technique.</w:t>
-      </w:r>
-    </w:p>
-    <w:p>
-      <w:pPr>
-        <w:spacing w:line="360" w:lineRule="auto"/>
-        <w:jc w:val="both"/>
-        <w:rPr>
-          <w:rFonts w:ascii="Times New Roman" w:hAnsi="Times New Roman" w:cs="Times New Roman"/>
-        </w:rPr>
-      </w:pPr>
-      <w:r>
-        <w:rPr>
-          <w:rFonts w:ascii="Times New Roman" w:hAnsi="Times New Roman" w:cs="Times New Roman"/>
-        </w:rPr>
-        <w:t>You can create synthetic transactions and simulate them.</w:t>
-      </w:r>
-    </w:p>
-    <w:p>
-      <w:pPr>
-        <w:spacing w:line="360" w:lineRule="auto"/>
-        <w:jc w:val="both"/>
-        <w:rPr>
-          <w:rFonts w:ascii="Times New Roman" w:hAnsi="Times New Roman" w:cs="Times New Roman"/>
-        </w:rPr>
-      </w:pPr>
-      <w:r>
-        <w:rPr>
-          <w:rFonts w:ascii="Times New Roman" w:hAnsi="Times New Roman" w:cs="Times New Roman"/>
-        </w:rPr>
-        <w:t>Researchers like myself have faced challenges in obtaining real banking data due to the sensitive, confidential and personally identifiable nature of the data hence the incompleteness of the data and difficult in obtaining the realistic data from banks may be a stumbling block.</w:t>
-      </w:r>
-    </w:p>
-    <w:p>
-      <w:pPr>
-        <w:spacing w:line="360" w:lineRule="auto"/>
-        <w:jc w:val="both"/>
-        <w:rPr>
-          <w:rFonts w:ascii="Times New Roman" w:hAnsi="Times New Roman" w:cs="Times New Roman"/>
-        </w:rPr>
-      </w:pPr>
-      <w:r>
-        <w:rPr>
-          <w:rFonts w:ascii="Times New Roman" w:hAnsi="Times New Roman" w:cs="Times New Roman"/>
-        </w:rPr>
-        <w:t>Altman et al. [5] created a realistic synthetic financial transactions and AML scenarios agent-based generator. They claimed that synthetic data allowed for a controlled evaluation as it had ground-truth labels and repeatable datasets to use for evaluating models. Through simulation, researchers were able to develop scenarios like structuring, speeding up money flows and unusual transactions without revealing any customer information.</w:t>
-      </w:r>
-    </w:p>
-    <w:p>
-      <w:pPr>
-        <w:spacing w:line="360" w:lineRule="auto"/>
-        <w:jc w:val="both"/>
-        <w:rPr>
-          <w:rFonts w:ascii="Times New Roman" w:hAnsi="Times New Roman" w:cs="Times New Roman"/>
-        </w:rPr>
-      </w:pPr>
-      <w:r>
-        <w:rPr>
-          <w:rFonts w:ascii="Times New Roman" w:hAnsi="Times New Roman" w:cs="Times New Roman"/>
-        </w:rPr>
-        <w:t>Synthetic data, however, was not able to capture all the attributes of a real financial institution. It might be an idealized customer behaviour, while actual criminal strategies developed. Consequently, the result from a simulation should not be taken as indicative of the performance in production. The present project was not the validation of a prototype system through simulation; rather, it was a method of testing the prototype system that was acceptable ethically and controlled, as opposed to the actual validation on live institutional data.</w:t>
-      </w:r>
+      </w:pPr>
+    </w:p>
+    <w:p>
+      <w:pPr>
+        <w:spacing w:line="360" w:lineRule="auto"/>
+        <w:jc w:val="both"/>
+        <w:rPr>
+          <w:rFonts w:ascii="Times New Roman" w:hAnsi="Times New Roman" w:cs="Times New Roman"/>
+        </w:rPr>
+      </w:pPr>
+    </w:p>
+    <w:p>
+      <w:pPr>
+        <w:spacing w:line="360" w:lineRule="auto"/>
+        <w:jc w:val="both"/>
+        <w:rPr>
+          <w:rFonts w:ascii="Times New Roman" w:hAnsi="Times New Roman" w:cs="Times New Roman"/>
+        </w:rPr>
+      </w:pPr>
     </w:p>
     <w:p>
       <w:pPr>
@@ -818,349 +690,15 @@
           <w:bCs/>
         </w:rPr>
       </w:pPr>
-      <w:r>
-        <w:rPr>
-          <w:rFonts w:ascii="Times New Roman" w:hAnsi="Times New Roman" w:cs="Times New Roman"/>
-          <w:b/>
-          <w:bCs/>
-        </w:rPr>
-        <w:lastRenderedPageBreak/>
-        <w:t>2.2.2 Synthetic transactions and simulation</w:t>
-      </w:r>
-    </w:p>
-    <w:p>
-      <w:pPr>
-        <w:spacing w:line="360" w:lineRule="auto"/>
-        <w:jc w:val="both"/>
-        <w:rPr>
-          <w:rFonts w:ascii="Times New Roman" w:hAnsi="Times New Roman" w:cs="Times New Roman"/>
-        </w:rPr>
-      </w:pPr>
-      <w:r>
-        <w:rPr>
-          <w:rFonts w:ascii="Times New Roman" w:hAnsi="Times New Roman" w:cs="Times New Roman"/>
-        </w:rPr>
-        <w:t xml:space="preserve">Synthetic transactions and simulation are then explained. Researchers had to deal with difficult to access real banking data as it was very much confidential and </w:t>
-      </w:r>
-      <w:proofErr w:type="spellStart"/>
-      <w:r>
-        <w:rPr>
-          <w:rFonts w:ascii="Times New Roman" w:hAnsi="Times New Roman" w:cs="Times New Roman"/>
-        </w:rPr>
-        <w:t>sensative</w:t>
-      </w:r>
-      <w:proofErr w:type="spellEnd"/>
-      <w:r>
-        <w:rPr>
-          <w:rFonts w:ascii="Times New Roman" w:hAnsi="Times New Roman" w:cs="Times New Roman"/>
-        </w:rPr>
-        <w:t>. Furthermore, confirmed labelling was incomplete due to some laundering activity not being detected. These problems hindered the reproducibility and fair test of Anti-Money Laundering models.</w:t>
-      </w:r>
-    </w:p>
-    <w:p>
-      <w:pPr>
-        <w:spacing w:line="360" w:lineRule="auto"/>
-        <w:jc w:val="both"/>
-        <w:rPr>
-          <w:rFonts w:ascii="Times New Roman" w:hAnsi="Times New Roman" w:cs="Times New Roman"/>
-        </w:rPr>
-      </w:pPr>
-      <w:r>
-        <w:rPr>
-          <w:rFonts w:ascii="Times New Roman" w:hAnsi="Times New Roman" w:cs="Times New Roman"/>
-        </w:rPr>
-        <w:t xml:space="preserve">According to Altman et al. [5] he used agents to build a simulation model. They stated that synthetic data allowed them to conduct controlled evaluation, as they knew the ground truth labels and the models could be compared based on the repeatable simulated datasets. The International </w:t>
-      </w:r>
-      <w:proofErr w:type="spellStart"/>
-      <w:r>
-        <w:rPr>
-          <w:rFonts w:ascii="Times New Roman" w:hAnsi="Times New Roman" w:cs="Times New Roman"/>
-        </w:rPr>
-        <w:t>Bausiness</w:t>
-      </w:r>
-      <w:proofErr w:type="spellEnd"/>
-      <w:r>
-        <w:rPr>
-          <w:rFonts w:ascii="Times New Roman" w:hAnsi="Times New Roman" w:cs="Times New Roman"/>
-        </w:rPr>
-        <w:t xml:space="preserve"> Machine Cooperation came up with the </w:t>
-      </w:r>
-      <w:proofErr w:type="spellStart"/>
-      <w:r>
-        <w:rPr>
-          <w:rFonts w:ascii="Times New Roman" w:hAnsi="Times New Roman" w:cs="Times New Roman"/>
-        </w:rPr>
-        <w:t>IBMSim</w:t>
-      </w:r>
-      <w:proofErr w:type="spellEnd"/>
-      <w:r>
-        <w:rPr>
-          <w:rFonts w:ascii="Times New Roman" w:hAnsi="Times New Roman" w:cs="Times New Roman"/>
-        </w:rPr>
-        <w:t xml:space="preserve"> project where there successfully created a simulation of banking transactions with the realistic patterns [6]. Researchers could move money quickly and have abnormal transactions as well as writing scenarios without sharing customer information.</w:t>
-      </w:r>
-    </w:p>
-    <w:p>
-      <w:pPr>
-        <w:spacing w:line="360" w:lineRule="auto"/>
-        <w:jc w:val="both"/>
-        <w:rPr>
-          <w:rFonts w:ascii="Times New Roman" w:hAnsi="Times New Roman" w:cs="Times New Roman"/>
-        </w:rPr>
-      </w:pPr>
-    </w:p>
-    <w:p>
-      <w:pPr>
-        <w:spacing w:line="360" w:lineRule="auto"/>
-        <w:jc w:val="both"/>
-        <w:rPr>
-          <w:rFonts w:ascii="Times New Roman" w:hAnsi="Times New Roman" w:cs="Times New Roman"/>
-          <w:b/>
-          <w:bCs/>
-        </w:rPr>
-      </w:pPr>
-      <w:r>
-        <w:rPr>
-          <w:rFonts w:ascii="Times New Roman" w:hAnsi="Times New Roman" w:cs="Times New Roman"/>
-          <w:b/>
-          <w:bCs/>
-        </w:rPr>
-        <w:t>2.2.3 Real time monitoring, risk scoring and case handling.</w:t>
-      </w:r>
-    </w:p>
-    <w:p>
-      <w:pPr>
-        <w:spacing w:line="360" w:lineRule="auto"/>
-        <w:jc w:val="both"/>
-        <w:rPr>
-          <w:rFonts w:ascii="Times New Roman" w:hAnsi="Times New Roman" w:cs="Times New Roman"/>
-        </w:rPr>
-      </w:pPr>
-      <w:r>
-        <w:rPr>
-          <w:rFonts w:ascii="Times New Roman" w:hAnsi="Times New Roman" w:cs="Times New Roman"/>
-        </w:rPr>
-        <w:t>Real-time monitoring evaluated a transaction as it was received or at the very least, shortly after it was received, instead of waiting for a lengthy batch process hence efficiency. The practical architecture needed input to transactions, feature extraction, scoring of rules and models, storage of alerts and updates to dashboard and an audit trail.</w:t>
-      </w:r>
-    </w:p>
-    <w:p>
-      <w:pPr>
-        <w:spacing w:line="360" w:lineRule="auto"/>
-        <w:jc w:val="both"/>
-        <w:rPr>
-          <w:rFonts w:ascii="Times New Roman" w:hAnsi="Times New Roman" w:cs="Times New Roman"/>
-        </w:rPr>
-      </w:pPr>
-      <w:r>
-        <w:rPr>
-          <w:rFonts w:ascii="Times New Roman" w:hAnsi="Times New Roman" w:cs="Times New Roman"/>
-        </w:rPr>
-        <w:t>The risk scoring process consolidated multiple indicators into a risk score or risk category for example in classifying transactions into low, suspicious or super suspicious, to assist the analysts' decision process in prioritising work. It might be a combination of a rule score and an anomaly score. But an alert without reasons may prove to be tough to investigate. FATF's technology guidance helped to ensure technology is used in a transparent, secure and governed way [3]. A useful alert should include, the relevant transaction details, as well as triggered rules, risk factors and review history to get the user’s behaviour from the past.</w:t>
-      </w:r>
-    </w:p>
-    <w:p>
-      <w:pPr>
-        <w:spacing w:line="360" w:lineRule="auto"/>
-        <w:jc w:val="both"/>
-        <w:rPr>
-          <w:rFonts w:ascii="Times New Roman" w:hAnsi="Times New Roman" w:cs="Times New Roman"/>
-        </w:rPr>
-      </w:pPr>
-      <w:r>
-        <w:rPr>
-          <w:rFonts w:ascii="Times New Roman" w:hAnsi="Times New Roman" w:cs="Times New Roman"/>
-        </w:rPr>
-        <w:t xml:space="preserve">Several technical studies were performed on the performance of classifiers but were not able to show what would happen after an alert was generated. Case management was significant as an authorised user had to look at evidence, make notes then be able to escalate a concern or clear a false positive. To achieve this business need the proposed project provided a role-based dashboard which enabled alert </w:t>
-      </w:r>
-      <w:proofErr w:type="gramStart"/>
-      <w:r>
-        <w:rPr>
-          <w:rFonts w:ascii="Times New Roman" w:hAnsi="Times New Roman" w:cs="Times New Roman"/>
-        </w:rPr>
-        <w:t>review(</w:t>
-      </w:r>
-      <w:proofErr w:type="gramEnd"/>
-      <w:r>
-        <w:rPr>
-          <w:rFonts w:ascii="Times New Roman" w:hAnsi="Times New Roman" w:cs="Times New Roman"/>
-        </w:rPr>
-        <w:t xml:space="preserve">by the compliance officers and the admin) and outcomes </w:t>
-      </w:r>
-      <w:r>
-        <w:rPr>
-          <w:rFonts w:ascii="Times New Roman" w:hAnsi="Times New Roman" w:cs="Times New Roman"/>
-        </w:rPr>
-        <w:lastRenderedPageBreak/>
-        <w:t>to be captured. It did not take the place of a banking institution's compliance programme or automatically report to the FIU since the system may also raise false positives.</w:t>
-      </w:r>
-    </w:p>
-    <w:p>
-      <w:pPr>
-        <w:spacing w:line="360" w:lineRule="auto"/>
-        <w:jc w:val="both"/>
-        <w:rPr>
-          <w:rFonts w:ascii="Times New Roman" w:hAnsi="Times New Roman" w:cs="Times New Roman"/>
-          <w:b/>
-          <w:bCs/>
-        </w:rPr>
-      </w:pPr>
-    </w:p>
-    <w:p>
-      <w:pPr>
-        <w:spacing w:line="360" w:lineRule="auto"/>
-        <w:jc w:val="both"/>
-        <w:rPr>
-          <w:rFonts w:ascii="Times New Roman" w:hAnsi="Times New Roman" w:cs="Times New Roman"/>
-          <w:b/>
-          <w:bCs/>
-        </w:rPr>
-      </w:pPr>
-      <w:r>
-        <w:rPr>
-          <w:rFonts w:ascii="Times New Roman" w:hAnsi="Times New Roman" w:cs="Times New Roman"/>
-          <w:b/>
-          <w:bCs/>
-        </w:rPr>
-        <w:t>2.2.4 Regional African Context</w:t>
-      </w:r>
-    </w:p>
-    <w:p>
-      <w:pPr>
-        <w:spacing w:line="360" w:lineRule="auto"/>
-        <w:jc w:val="both"/>
-        <w:rPr>
-          <w:rFonts w:ascii="Times New Roman" w:hAnsi="Times New Roman" w:cs="Times New Roman"/>
-        </w:rPr>
-      </w:pPr>
-      <w:r>
-        <w:rPr>
-          <w:rFonts w:ascii="Times New Roman" w:hAnsi="Times New Roman" w:cs="Times New Roman"/>
-        </w:rPr>
-        <w:t>The financial landscape in Africa was seeing a rise in digital payments, mobile money and international transfers as well. These channels provided greater access and convenience, but at the same time it added to the responsibility of financial institutions like banks to monitor the transactions. Imported monitoring systems may not be appropriate, depending on the activity, since activity in Zimbabwe may be different.</w:t>
-      </w:r>
-    </w:p>
-    <w:p>
-      <w:pPr>
-        <w:spacing w:line="360" w:lineRule="auto"/>
-        <w:jc w:val="both"/>
-        <w:rPr>
-          <w:rFonts w:ascii="Times New Roman" w:hAnsi="Times New Roman" w:cs="Times New Roman"/>
-        </w:rPr>
-      </w:pPr>
-      <w:r>
-        <w:rPr>
-          <w:rFonts w:ascii="Times New Roman" w:hAnsi="Times New Roman" w:cs="Times New Roman"/>
-        </w:rPr>
-        <w:t>FATF acknowledged that AML would be enhanced if the financial institutions can manage data and their technical skills well [3]. Such an explainable and modular system using conventional development tools was suitable for the learning and controlled experimentation. It would not replace the ability to have a secure infrastructure, data sharing and regulatory coordination in a working financial institution.</w:t>
-      </w:r>
-    </w:p>
-    <w:p>
-      <w:pPr>
-        <w:spacing w:line="360" w:lineRule="auto"/>
-        <w:jc w:val="both"/>
-        <w:rPr>
-          <w:rFonts w:ascii="Times New Roman" w:hAnsi="Times New Roman" w:cs="Times New Roman"/>
-        </w:rPr>
-      </w:pPr>
-    </w:p>
-    <w:p>
-      <w:pPr>
-        <w:spacing w:line="360" w:lineRule="auto"/>
-        <w:jc w:val="both"/>
-        <w:rPr>
-          <w:rFonts w:ascii="Times New Roman" w:hAnsi="Times New Roman" w:cs="Times New Roman"/>
-          <w:b/>
-          <w:bCs/>
-        </w:rPr>
-      </w:pPr>
-      <w:r>
-        <w:rPr>
-          <w:rFonts w:ascii="Times New Roman" w:hAnsi="Times New Roman" w:cs="Times New Roman"/>
-          <w:b/>
-          <w:bCs/>
-        </w:rPr>
-        <w:t>2.2.5 Zimbabwean Context</w:t>
-      </w:r>
-    </w:p>
-    <w:p>
-      <w:pPr>
-        <w:spacing w:line="360" w:lineRule="auto"/>
-        <w:jc w:val="both"/>
-        <w:rPr>
-          <w:rFonts w:ascii="Times New Roman" w:hAnsi="Times New Roman" w:cs="Times New Roman"/>
-        </w:rPr>
-      </w:pPr>
-      <w:r>
-        <w:rPr>
-          <w:rFonts w:ascii="Times New Roman" w:hAnsi="Times New Roman" w:cs="Times New Roman"/>
-        </w:rPr>
-        <w:t>The Financial Intelligence Unit (FIU) of Zimbabwe published AML/CFT guidelines as minimum standards which are legally binding for relevant sectors in the country under the Money Laundering and Proceeds of Crime Act [7]. The National Money Laundering Risk Assessment also identified the soundness of transaction-monitoring systems and management commitment as being important in mitigating money laundering risks in banks [8]. The National Anti-Money Laundering Strategy (NAMLS) of Zimbabwe also very much urged financial institutions and other reporting entities to implement transaction-monitoring systems and modern technologies such as artificial intelligence appropriately [9].</w:t>
-      </w:r>
-    </w:p>
-    <w:p>
-      <w:pPr>
-        <w:spacing w:line="360" w:lineRule="auto"/>
-        <w:jc w:val="both"/>
-        <w:rPr>
-          <w:rFonts w:ascii="Times New Roman" w:hAnsi="Times New Roman" w:cs="Times New Roman"/>
-        </w:rPr>
-      </w:pPr>
-      <w:r>
-        <w:rPr>
-          <w:rFonts w:ascii="Times New Roman" w:hAnsi="Times New Roman" w:cs="Times New Roman"/>
-        </w:rPr>
-        <w:t xml:space="preserve">These documents were for establishing the local relevance of technology-supported monitoring. None of the published local material, however, offered an openly accessible end-to-end prototype that integrates transaction simulation, real-time hybrid scoring, explainable alerts and role-based case handling, in a Zimbabwean banking-learning context. Commercial systems were proprietary and real bank information could not be made publicly available for </w:t>
-      </w:r>
-      <w:r>
-        <w:rPr>
-          <w:rFonts w:ascii="Times New Roman" w:hAnsi="Times New Roman" w:cs="Times New Roman"/>
-        </w:rPr>
-        <w:lastRenderedPageBreak/>
-        <w:t>student experimentation. The local gap was thus a good indicator of the entire process from simulated transaction to risk assessment to accountable compliance review.</w:t>
-      </w:r>
-    </w:p>
-    <w:p>
-      <w:pPr>
-        <w:spacing w:line="360" w:lineRule="auto"/>
-        <w:jc w:val="both"/>
-        <w:rPr>
-          <w:rFonts w:ascii="Times New Roman" w:hAnsi="Times New Roman" w:cs="Times New Roman"/>
-        </w:rPr>
-      </w:pPr>
-    </w:p>
-    <w:p>
-      <w:pPr>
-        <w:spacing w:line="360" w:lineRule="auto"/>
-        <w:jc w:val="both"/>
-        <w:rPr>
-          <w:rFonts w:ascii="Times New Roman" w:hAnsi="Times New Roman" w:cs="Times New Roman"/>
-          <w:b/>
-          <w:bCs/>
-        </w:rPr>
-      </w:pPr>
-      <w:r>
-        <w:rPr>
-          <w:rFonts w:ascii="Times New Roman" w:hAnsi="Times New Roman" w:cs="Times New Roman"/>
-          <w:b/>
-          <w:bCs/>
-        </w:rPr>
-        <w:t>2.3 Gaps Identified</w:t>
-      </w:r>
-    </w:p>
-    <w:p>
-      <w:pPr>
-        <w:spacing w:line="360" w:lineRule="auto"/>
-        <w:jc w:val="both"/>
-        <w:rPr>
-          <w:rFonts w:ascii="Times New Roman" w:hAnsi="Times New Roman" w:cs="Times New Roman"/>
-        </w:rPr>
-      </w:pPr>
-      <w:r>
-        <w:rPr>
-          <w:rFonts w:ascii="Times New Roman" w:hAnsi="Times New Roman" w:cs="Times New Roman"/>
-        </w:rPr>
-        <w:t>Table 2.1 presents the gaps identified from the reviewed literature.</w:t>
-      </w:r>
+    </w:p>
+    <w:p>
+      <w:pPr>
+        <w:spacing w:line="360" w:lineRule="auto"/>
+        <w:jc w:val="both"/>
+        <w:rPr>
+          <w:rFonts w:ascii="Times New Roman" w:hAnsi="Times New Roman" w:cs="Times New Roman"/>
+        </w:rPr>
+      </w:pPr>
     </w:p>
     <w:tbl>
       <w:tblPr>
@@ -1753,398 +1291,1219 @@
           <w:bCs/>
         </w:rPr>
       </w:pPr>
-      <w:r>
+    </w:p>
+    <w:p>
+      <w:pPr>
+        <w:spacing w:line="360" w:lineRule="auto"/>
+        <w:jc w:val="both"/>
+        <w:rPr>
+          <w:rFonts w:ascii="Times New Roman" w:hAnsi="Times New Roman" w:cs="Times New Roman"/>
+        </w:rPr>
+      </w:pPr>
+    </w:p>
+    <w:p>
+      <w:pPr>
+        <w:spacing w:line="360" w:lineRule="auto"/>
+        <w:jc w:val="both"/>
+        <w:rPr>
+          <w:rFonts w:ascii="Times New Roman" w:hAnsi="Times New Roman" w:cs="Times New Roman"/>
+        </w:rPr>
+      </w:pPr>
+    </w:p>
+    <w:p>
+      <w:pPr>
+        <w:spacing w:line="360" w:lineRule="auto"/>
+        <w:jc w:val="both"/>
+        <w:rPr>
+          <w:rFonts w:ascii="Times New Roman" w:hAnsi="Times New Roman" w:cs="Times New Roman"/>
+        </w:rPr>
+      </w:pPr>
+    </w:p>
+    <w:p>
+      <w:pPr>
+        <w:spacing w:line="360" w:lineRule="auto"/>
+        <w:jc w:val="both"/>
+        <w:rPr>
+          <w:rFonts w:ascii="Times New Roman" w:hAnsi="Times New Roman" w:cs="Times New Roman"/>
+        </w:rPr>
+      </w:pPr>
+    </w:p>
+    <w:p>
+      <w:pPr>
+        <w:spacing w:line="360" w:lineRule="auto"/>
+        <w:jc w:val="both"/>
         <w:rPr>
           <w:rFonts w:ascii="Times New Roman" w:hAnsi="Times New Roman" w:cs="Times New Roman"/>
           <w:b/>
           <w:bCs/>
         </w:rPr>
+      </w:pPr>
+    </w:p>
+    <w:p>
+      <w:pPr>
+        <w:spacing w:line="360" w:lineRule="auto"/>
+        <w:jc w:val="both"/>
+        <w:rPr>
+          <w:rFonts w:ascii="Times New Roman" w:hAnsi="Times New Roman" w:cs="Times New Roman"/>
+          <w:b/>
+          <w:bCs/>
+        </w:rPr>
+      </w:pPr>
+    </w:p>
+    <w:p>
+      <w:pPr>
+        <w:spacing w:line="360" w:lineRule="auto"/>
+        <w:jc w:val="both"/>
+        <w:rPr>
+          <w:rFonts w:ascii="Times New Roman" w:hAnsi="Times New Roman" w:cs="Times New Roman"/>
+        </w:rPr>
+      </w:pPr>
+    </w:p>
+    <w:p>
+      <w:pPr>
+        <w:spacing w:line="360" w:lineRule="auto"/>
+        <w:jc w:val="both"/>
+        <w:rPr>
+          <w:rFonts w:ascii="Times New Roman" w:hAnsi="Times New Roman" w:cs="Times New Roman"/>
+        </w:rPr>
+      </w:pPr>
+    </w:p>
+    <w:p>
+      <w:pPr>
+        <w:spacing w:line="360" w:lineRule="auto"/>
+        <w:jc w:val="both"/>
+        <w:rPr>
+          <w:rFonts w:ascii="Times New Roman" w:hAnsi="Times New Roman" w:cs="Times New Roman"/>
+          <w:b/>
+          <w:bCs/>
+        </w:rPr>
+      </w:pPr>
+    </w:p>
+    <w:p>
+      <w:pPr>
+        <w:spacing w:line="360" w:lineRule="auto"/>
+        <w:jc w:val="both"/>
+        <w:rPr>
+          <w:rFonts w:ascii="Times New Roman" w:hAnsi="Times New Roman" w:cs="Times New Roman"/>
+          <w:b/>
+          <w:bCs/>
+        </w:rPr>
+      </w:pPr>
+    </w:p>
+    <w:p>
+      <w:pPr>
+        <w:spacing w:line="360" w:lineRule="auto"/>
+        <w:jc w:val="both"/>
+        <w:rPr>
+          <w:rFonts w:ascii="Times New Roman" w:hAnsi="Times New Roman" w:cs="Times New Roman"/>
+        </w:rPr>
+      </w:pPr>
+    </w:p>
+    <w:p>
+      <w:pPr>
+        <w:spacing w:line="360" w:lineRule="auto"/>
+        <w:jc w:val="both"/>
+        <w:rPr>
+          <w:rFonts w:ascii="Times New Roman" w:hAnsi="Times New Roman" w:cs="Times New Roman"/>
+        </w:rPr>
+      </w:pPr>
+    </w:p>
+    <w:p>
+      <w:pPr>
+        <w:spacing w:line="360" w:lineRule="auto"/>
+        <w:jc w:val="both"/>
+        <w:rPr>
+          <w:rFonts w:ascii="Times New Roman" w:hAnsi="Times New Roman" w:cs="Times New Roman"/>
+          <w:b/>
+          <w:bCs/>
+        </w:rPr>
+      </w:pPr>
+    </w:p>
+    <w:p>
+      <w:pPr>
+        <w:spacing w:line="360" w:lineRule="auto"/>
+        <w:jc w:val="both"/>
+        <w:rPr>
+          <w:rFonts w:ascii="Times New Roman" w:hAnsi="Times New Roman" w:cs="Times New Roman"/>
+        </w:rPr>
+      </w:pPr>
+    </w:p>
+    <w:p>
+      <w:pPr>
+        <w:spacing w:line="360" w:lineRule="auto"/>
+        <w:jc w:val="both"/>
+        <w:rPr>
+          <w:rFonts w:ascii="Times New Roman" w:hAnsi="Times New Roman" w:cs="Times New Roman"/>
+          <w:b/>
+          <w:bCs/>
+        </w:rPr>
+      </w:pPr>
+    </w:p>
+    <w:p>
+      <w:pPr>
+        <w:spacing w:line="360" w:lineRule="auto"/>
+        <w:jc w:val="both"/>
+        <w:rPr>
+          <w:rFonts w:ascii="Times New Roman" w:hAnsi="Times New Roman" w:cs="Times New Roman"/>
+          <w:b/>
+          <w:bCs/>
+        </w:rPr>
+      </w:pPr>
+    </w:p>
+    <w:p>
+      <w:pPr>
+        <w:spacing w:line="360" w:lineRule="auto"/>
+        <w:jc w:val="both"/>
+        <w:rPr>
+          <w:rFonts w:ascii="Times New Roman" w:hAnsi="Times New Roman" w:cs="Times New Roman"/>
+        </w:rPr>
+      </w:pPr>
+    </w:p>
+    <w:p>
+      <w:pPr>
+        <w:spacing w:line="360" w:lineRule="auto"/>
+        <w:jc w:val="both"/>
+        <w:rPr>
+          <w:rFonts w:ascii="Times New Roman" w:hAnsi="Times New Roman" w:cs="Times New Roman"/>
+        </w:rPr>
+      </w:pPr>
+    </w:p>
+    <w:p>
+      <w:pPr>
+        <w:spacing w:line="360" w:lineRule="auto"/>
+        <w:jc w:val="both"/>
+        <w:rPr>
+          <w:rFonts w:ascii="Times New Roman" w:hAnsi="Times New Roman" w:cs="Times New Roman"/>
+          <w:b/>
+          <w:bCs/>
+        </w:rPr>
+      </w:pPr>
+    </w:p>
+    <w:p>
+      <w:pPr>
+        <w:spacing w:line="360" w:lineRule="auto"/>
+        <w:jc w:val="both"/>
+        <w:rPr>
+          <w:rFonts w:ascii="Times New Roman" w:hAnsi="Times New Roman" w:cs="Times New Roman"/>
+        </w:rPr>
+      </w:pPr>
+    </w:p>
+    <w:p>
+      <w:pPr>
+        <w:spacing w:line="360" w:lineRule="auto"/>
+        <w:jc w:val="both"/>
+        <w:rPr>
+          <w:rFonts w:ascii="Times New Roman" w:hAnsi="Times New Roman" w:cs="Times New Roman"/>
+        </w:rPr>
+      </w:pPr>
+    </w:p>
+    <w:p>
+      <w:r>
+        <w:rPr>
+          <w:b/>
+          <w:sz w:val="28"/>
+        </w:rPr>
+        <w:t>Chapter 2: LITERATURE REVIEW</w:t>
+      </w:r>
+    </w:p>
+    <w:p>
+      <w:r>
+        <w:rPr>
+          <w:b/>
+          <w:sz w:val="24"/>
+        </w:rPr>
+        <w:t>2.1 Introduction</w:t>
+      </w:r>
+    </w:p>
+    <w:p>
+      <w:r>
+        <w:t>This chapter presents a critical literature review of research relevant to the development of a machine-learning-based Anti-Money Laundering (AML) decision-support system for Zimbabwe mobile-money transactions. The review follows a funnel approach, beginning with international perspectives on AML detection and mobile-money financial crime risk, progressing to regional African contexts, and concluding with the specific Zimbabwean environment. The chapter analyses existing approaches to suspicious transaction detection, with particular focus on structuring patterns, wallet and transaction-network behaviour, and agent-mediated activity. It identifies gaps in current research and demonstrates how the proposed mobile-money AML decision-support system addresses these gaps. The review concludes with a feasibility analysis of the proposed work.</w:t>
+      </w:r>
+    </w:p>
+    <w:p>
+      <w:r>
+        <w:rPr>
+          <w:b/>
+          <w:sz w:val="24"/>
+        </w:rPr>
+        <w:t>2.2 Analysis of Study or Related Work</w:t>
+      </w:r>
+    </w:p>
+    <w:p>
+      <w:r>
+        <w:rPr>
+          <w:b/>
+          <w:sz w:val="24"/>
+        </w:rPr>
+        <w:t>2.2.1 Anti-Money Laundering and Suspicious Transaction Detection</w:t>
+      </w:r>
+    </w:p>
+    <w:p>
+      <w:r>
+        <w:t>Money laundering represents a persistent challenge to the integrity of the global financial system. The Financial Action Task Force (FATF) has identified money laundering as a significant threat that supports fraud, corruption, and terrorist financing, with recent annual reports emphasising the need for enhanced detection capabilities [1]. Traditional AML monitoring systems have predominantly relied on rule-based approaches that trigger alerts when transactions exceed predefined thresholds or match known suspicious patterns [2]. While rule-based systems are transparent and easily explainable, they exhibit significant limitations in detecting sophisticated money laundering techniques that evolve to circumvent known rules [3].</w:t>
+      </w:r>
+    </w:p>
+    <w:p>
+      <w:r>
+        <w:t>Machine learning approaches have emerged as complementary tools for AML detection, offering the ability to learn complex patterns from historical transaction data and adapt to evolving suspicious behaviours [4]. Supervised machine learning methods can classify transactions as normal or suspicious based on labelled examples, while unsupervised anomaly detection approaches can identify unusual patterns without requiring complete ground truth labels [5]. Hybrid approaches that combine rule-based systems with machine learning outputs have shown promise in balancing the interpretability of rules with the pattern-recognition capabilities of machine learning [6].</w:t>
+      </w:r>
+    </w:p>
+    <w:p>
+      <w:r>
+        <w:t>Recent research has demonstrated the effectiveness of various machine learning algorithms for financial anomaly detection. Gradient boosting methods have shown particular promise for handling imbalanced datasets typical of AML scenarios, where suspicious transactions represent a small minority of overall transaction volume [7]. However, the literature also emphasises that machine learning models should serve as decision-support tools rather than autonomous determinants, with human oversight remaining essential for final suspicious activity determinations [8].</w:t>
+      </w:r>
+    </w:p>
+    <w:p>
+      <w:r>
+        <w:rPr>
+          <w:b/>
+          <w:sz w:val="24"/>
+        </w:rPr>
+        <w:t>2.2.2 Mobile Money and Financial Crime Risk</w:t>
+      </w:r>
+    </w:p>
+    <w:p>
+      <w:r>
+        <w:t>The rapid growth of mobile money has transformed financial services delivery in Africa and globally. According to the GSMA State of the Industry Report on Mobile Money 2023, registered mobile money accounts reached 1.4 billion globally by 2022, with Sub-Saharan Africa accounting for over half of active accounts [9]. This transformation has accelerated financial inclusion but has also created new avenues for financial crime that differ from traditional banking vulnerabilities [10]. Mobile money transactions are typically smaller in value but higher in frequency compared to traditional banking transactions, with many peer-to-peer transfers occurring outside formal banking channels [11].</w:t>
+      </w:r>
+    </w:p>
+    <w:p>
+      <w:r>
+        <w:t>INTERPOL's strategic analysis of mobile money in Africa identified that peer-to-peer transfers represent the most common use of mobile payment services, accounting for 91.4% of the 21 billion total mobile payment transactions processed in 2019 [12]. This high volume of peer-to-peer transactions presents significant vulnerability for exploitation through fraud and other financial crimes. The analysis identified various crime types that exploit mobile money services, including fraud targeting mobile money deployment stages, illicit commodities purchases, terrorism financing, and firearm-enabled crime [13].</w:t>
+      </w:r>
+    </w:p>
+    <w:p>
+      <w:r>
+        <w:t>The GSMA Mobile Money Regulatory Index 2021 noted that as mobile money services have developed, regulators have focused on implementing Anti-Money Laundering and Countering the Financing of Terrorism (AML/CFT) requirements for non-bank mobile money providers [14]. This regulatory evolution reflects recognition that mobile money services, while advancing financial inclusion objectives, also present money laundering and terrorist financing risks that must be mitigated through appropriate regulatory frameworks [15].</w:t>
+      </w:r>
+    </w:p>
+    <w:p>
+      <w:r>
+        <w:rPr>
+          <w:b/>
+          <w:sz w:val="24"/>
+        </w:rPr>
+        <w:t>2.2.3 Structuring Detection</w:t>
+      </w:r>
+    </w:p>
+    <w:p>
+      <w:r>
+        <w:t>Structuring, also known as smurfing, represents a persistent money laundering technique where large transactions are broken into smaller amounts to avoid reporting thresholds or detection. Traditional rule-based structuring detection typically monitors transactions just below currency reporting thresholds and identifies patterns of repeated sub-threshold transactions [16]. However, sophisticated structuring schemes have evolved to avoid simple threshold-based detection through variations in timing, counterparties, and transaction amounts [17].</w:t>
+      </w:r>
+    </w:p>
+    <w:p>
+      <w:r>
+        <w:t>Recent research has focused on more sophisticated approaches to structuring detection. Starnini et al. [18] proposed a method for detecting smurfing in time-evolving transaction networks by leveraging velocity characteristics to efficiently find suspicious smurf-like subgraphs. Their approach, applied to a real-world transaction graph spanning six months with over 180 million transactions, demonstrated that computational complexity could be managed while identifying structuring patterns that traditional methods might miss.</w:t>
+      </w:r>
+    </w:p>
+    <w:p>
+      <w:r>
+        <w:t>Despite advances in structuring detection research, significant challenges remain. The diversity of structuring techniques, including temporal bursts, distributed fragmentation, and near-threshold patterns, requires comprehensive feature representation that captures multiple dimensions of suspicious behaviour [19]. Furthermore, the lack of publicly available labelled mobile-money transaction data limits the ability to train and validate structuring detection models in realistic environments [20].</w:t>
+      </w:r>
+    </w:p>
+    <w:p>
+      <w:r>
+        <w:rPr>
+          <w:b/>
+          <w:sz w:val="24"/>
+        </w:rPr>
+        <w:t>2.2.4 Wallet and Transaction-Network Behaviour</w:t>
+      </w:r>
+    </w:p>
+    <w:p>
+      <w:r>
+        <w:t>Transaction network analysis has emerged as a valuable approach for AML detection, recognising that suspicious patterns often manifest in relationships between accounts rather than in isolated transaction characteristics [21]. Network-based approaches can identify many-to-one collection patterns, one-to-many dispersion patterns, reciprocal relationship cycles, and pass-through layering behaviours that may indicate money laundering activity [22].</w:t>
+      </w:r>
+    </w:p>
+    <w:p>
+      <w:r>
+        <w:t>Recent research has demonstrated the effectiveness of graph neural networks for modelling transaction networks. Ceylan et al. [23] proposed learning node representations using stationary flow prediction on large payment and cash transaction networks, showing that gradient flow analysis could enable representation learning directly from network transaction data. GRANDE, a neural model over directed multigraphs, was developed specifically for anti-money laundering applications, addressing challenges in modelling transaction networks as directed multigraphs with rich edge-level features [24].</w:t>
+      </w:r>
+    </w:p>
+    <w:p>
+      <w:r>
+        <w:t>LaundroGraph introduced a self-supervised graph representation learning approach for AML detection, representing financial interactions as a customer-transaction bipartite graph and training a graph neural network on a self-supervised link prediction task [25]. This approach addressed the challenge of label scarcity in AML datasets by learning representations without requiring complete ground truth labels.</w:t>
+      </w:r>
+    </w:p>
+    <w:p>
+      <w:r>
+        <w:t>However, these network-based approaches have primarily been developed and evaluated on traditional banking transaction data. The unique characteristics of mobile-money networks, including the central role of agents, the prevalence of peer-to-peer transfers, and the specific behavioural patterns that emerge in mobile-money ecosystems, present distinct challenges that may not be fully addressed by banking-focused network analysis methods [26].</w:t>
+      </w:r>
+    </w:p>
+    <w:p>
+      <w:r>
+        <w:rPr>
+          <w:b/>
+          <w:sz w:val="24"/>
+        </w:rPr>
+        <w:t>2.2.5 Agent Behaviour and Agent Networks</w:t>
+      </w:r>
+    </w:p>
+    <w:p>
+      <w:r>
+        <w:t>Mobile money agents play a critical role in the mobile-money ecosystem, serving as physical access points for cash-in and cash-out transactions, particularly in areas with limited traditional banking infrastructure [27]. The GSMA reports that agent networks remain the sector's backbone, digitising over USD 700 million per day in 2020 [28]. However, this central role also creates potential vulnerabilities, as agents may facilitate large-volume transactions that could be exploited for money laundering or other financial crimes [29].</w:t>
+      </w:r>
+    </w:p>
+    <w:p>
+      <w:r>
+        <w:t>Research on mobile money agent behaviour has identified several areas of concern. The GSMA Mobile Money Fraud Typologies report classified fraud categories including impersonation, insider fraud, agent fraud, and cyber fraud, with insider fraud emerging as a significant concern [30]. The study found that 94% of respondents expressed concern about insider fraud, with collusion between internal actors and external fraudsters identified as the top insider fraud scheme at 88.24% [31].</w:t>
+      </w:r>
+    </w:p>
+    <w:p>
+      <w:r>
+        <w:t>Agent compliance with legislation and standards presents ongoing challenges. Research on digital financial services agents in Kenya found that while agents serve 60% of the adult population, operational challenges and nascent legislation create compliance difficulties [32]. Factors influencing agent compliance include operational pressures, revenue considerations, and the complexity of regulatory requirements [33].</w:t>
+      </w:r>
+    </w:p>
+    <w:p>
+      <w:r>
+        <w:t>Despite the recognised importance of agents in mobile-money ecosystems and their potential role in facilitating financial crime, there remains limited research specifically focused on agent behavioural patterns for AML detection. Most existing AML research focuses on traditional banking customer behaviour rather than the unique patterns that emerge in agent-mediated mobile-money transactions [34].</w:t>
+      </w:r>
+    </w:p>
+    <w:p>
+      <w:r>
+        <w:rPr>
+          <w:b/>
+          <w:sz w:val="24"/>
+        </w:rPr>
+        <w:t>2.2.6 Machine Learning for AML Detection</w:t>
+      </w:r>
+    </w:p>
+    <w:p>
+      <w:r>
+        <w:t>Machine learning approaches for AML detection have evolved significantly in recent years. Early approaches focused on supervised classification using hand-crafted features, while more recent research has explored graph neural networks, self-supervised learning, and hybrid approaches that combine multiple detection modalities [35]. Gradient boosting methods have demonstrated strong performance on imbalanced financial anomaly detection tasks, particularly when combined with appropriate feature engineering and threshold optimisation [36].</w:t>
+      </w:r>
+    </w:p>
+    <w:p>
+      <w:r>
+        <w:t>The MonLAD framework proposed detecting money laundering agent accounts in transaction streams by tracking residuals and other features, devising an AnoScore algorithm to find anomalies based on robust statistical deviation [37]. This approach addressed the challenge of detecting money laundering agents in streaming settings, identifying various suspicious behaviour patterns through manual verification of detected accounts.</w:t>
+      </w:r>
+    </w:p>
+    <w:p>
+      <w:r>
+        <w:t>Recent research has also focused on addressing the high false positive rates that plague AML systems. LaundroGraph reported that traditional AML systems have false positive rates estimated to be over 95%, creating substantial operational burdens for financial institutions [38]. Self-supervised approaches have been developed to provide meaningful representations that can assist analysts in reviewing cases more efficiently [39].</w:t>
+      </w:r>
+    </w:p>
+    <w:p>
+      <w:r>
+        <w:t>However, most machine learning AML research has focused on traditional banking transactions rather than mobile-money transactions. The specific characteristics of mobile-money ecosystems, including agent networks, peer-to-peer transfer patterns, and the regulatory environment for non-bank financial service providers, present distinct challenges that require tailored approaches [40].</w:t>
+      </w:r>
+    </w:p>
+    <w:p>
+      <w:r>
+        <w:rPr>
+          <w:b/>
+          <w:sz w:val="24"/>
+        </w:rPr>
+        <w:t>2.2.7 Existing Mobile-Money AML Monitoring Approaches</w:t>
+      </w:r>
+    </w:p>
+    <w:p>
+      <w:r>
+        <w:t>Despite the growth of mobile money and recognised AML risks, there remains limited published research specifically addressing mobile-money AML detection. Most existing AML monitoring approaches have been developed for traditional banking environments and may not be directly applicable to mobile-money ecosystems [41].</w:t>
+      </w:r>
+    </w:p>
+    <w:p>
+      <w:r>
+        <w:t>The GSMA has provided guidance on proportional risk-based AML/CFT regimes for mobile money, recognising that mobile money plays an important role in financial inclusion and that AML controls should not impede access to formal financial services [42]. This guidance emphasises the importance of risk-based approaches that calibrate AML controls to the specific risks presented by mobile money services rather than applying uniform banking standards [43].</w:t>
+      </w:r>
+    </w:p>
+    <w:p>
+      <w:r>
+        <w:t>Regulatory developments in Africa have focused on extending AML/CFT requirements to mobile money providers. The Eastern and Southern Africa Anti-Money Laundering Group (ESAAMLG) has worked with member countries to implement FATF standards across the region, including for mobile money providers [44]. However, there remains limited publicly available research on effective AML monitoring approaches specifically designed for mobile-money environments in African contexts [45].</w:t>
+      </w:r>
+    </w:p>
+    <w:p>
+      <w:r>
+        <w:rPr>
+          <w:b/>
+          <w:sz w:val="24"/>
+        </w:rPr>
+        <w:t>2.2.8 International, Regional and Zimbabwean Context</w:t>
+      </w:r>
+    </w:p>
+    <w:p>
+      <w:r>
+        <w:t>Internationally, the FATF has provided guidance on AML/CFT measures and financial inclusion, recognising that effective AML controls must balance financial integrity objectives with financial inclusion goals [46]. This guidance emphasises the importance of risk-based approaches that are proportionate to the risks presented by different financial services [47].</w:t>
+      </w:r>
+    </w:p>
+    <w:p>
+      <w:r>
+        <w:t>Regionally, mobile money has transformed financial services across Africa. The World Bank Global Findex Database 2021 reports that mobile money has become foundational to financial inclusion in Sub-Saharan Africa, where 28% of adults had a mobile money account as of 2022 [48]. This widespread adoption has occurred alongside recognition that mobile money services present both financial inclusion opportunities and AML challenges that must be addressed through appropriate regulatory frameworks [49].</w:t>
+      </w:r>
+    </w:p>
+    <w:p>
+      <w:r>
+        <w:t>In Zimbabwe, mobile money services such as EcoCash have become ubiquitous, handling a substantial portion of the country's financial transactions. The Reserve Bank of Zimbabwe's National Financial Inclusion Strategy II (2022-2026) recognises digital financial services as critical drivers of financial inclusion, with mobile money playing a central role [50]. The Financial Intelligence Unit (FIU) of Zimbabwe has published AML/CFT guidelines that establish minimum standards legally binding for relevant sectors under the Money Laundering and Proceeds of Crime Act [51].</w:t>
+      </w:r>
+    </w:p>
+    <w:p>
+      <w:r>
+        <w:t>However, there remains limited publicly available research specifically addressing AML monitoring approaches tailored to the Zimbabwe mobile-money context. Commercial AML systems are proprietary, and real transaction data is confidential, creating challenges for academic research and the development of context-appropriate prototypes [52].</w:t>
+      </w:r>
+    </w:p>
+    <w:p>
+      <w:r>
+        <w:rPr>
+          <w:b/>
+          <w:sz w:val="24"/>
+        </w:rPr>
+        <w:t>2.3 Gaps Identified</w:t>
+      </w:r>
+    </w:p>
+    <w:p>
+      <w:r>
+        <w:t>The literature review identifies several significant gaps that the current research addresses:</w:t>
+      </w:r>
+    </w:p>
+    <w:p>
+      <w:r>
+        <w:t>First, there is insufficient attention to mobile-money-specific behavioural patterns in AML detection research. Most published AML research focuses on traditional banking transactions, with limited investigation of the unique patterns that emerge in mobile-money ecosystems, particularly the role of agents and the network characteristics of wallet-to-wallet transfers [53].</w:t>
+      </w:r>
+    </w:p>
+    <w:p>
+      <w:r>
+        <w:t>Second, existing approaches often fail to integrate transaction-network and agent behavioural information in a comprehensive manner. While network-based approaches have shown promise for banking AML, the specific network structures and behavioural patterns that emerge in mobile-money agent networks require tailored approaches that account for the central role of agents in mobile-money ecosystems [54].</w:t>
+      </w:r>
+    </w:p>
+    <w:p>
+      <w:r>
+        <w:t>Third, purely rule-based approaches remain prevalent in practice despite their documented limitations in detecting sophisticated patterns that evolve to circumvent known rules. There is a need for machine-learning approaches that can learn complex patterns while maintaining the interpretability required for regulatory compliance and human oversight [55].</w:t>
+      </w:r>
+    </w:p>
+    <w:p>
+      <w:r>
+        <w:t>Fourth, there is limited context-specific research for Zimbabwe and similar African mobile-money environments. While regulatory frameworks are being developed, there remains a shortage of publicly available research that addresses AML monitoring approaches specifically designed for African mobile-money contexts [56].</w:t>
+      </w:r>
+    </w:p>
+    <w:p>
+      <w:r>
+        <w:t>Fifth, challenges in obtaining realistic labelled mobile-money AML data constrain research and development. The confidential nature of real transaction data limits the ability to train and validate models on realistic datasets, creating a need for synthetic data approaches that can provide controlled evaluation environments [57].</w:t>
+      </w:r>
+    </w:p>
+    <w:p>
+      <w:r>
+        <w:t>Finally, there are limitations in identifying suspicious behavioural patterns without relying entirely on static rules. Dynamic pattern recognition that can adapt to evolving suspicious techniques while maintaining explainability represents an ongoing challenge in AML research [58].</w:t>
+      </w:r>
+    </w:p>
+    <w:p>
+      <w:r>
+        <w:rPr>
+          <w:b/>
+          <w:sz w:val="24"/>
+        </w:rPr>
         <w:t>2.4 Proposed Work</w:t>
       </w:r>
     </w:p>
     <w:p>
-      <w:pPr>
-        <w:spacing w:line="360" w:lineRule="auto"/>
-        <w:jc w:val="both"/>
-        <w:rPr>
-          <w:rFonts w:ascii="Times New Roman" w:hAnsi="Times New Roman" w:cs="Times New Roman"/>
-        </w:rPr>
-      </w:pPr>
-      <w:r>
-        <w:rPr>
-          <w:rFonts w:ascii="Times New Roman" w:hAnsi="Times New Roman" w:cs="Times New Roman"/>
-        </w:rPr>
-        <w:lastRenderedPageBreak/>
-        <w:t>The ideas presented were an AML detection prototype that would be implemented in real-time in simulated banking transactions using Artificial Intelligence. A simulation module created normal transactions and picked higher risk scenarios that involve structuring, abnormal transaction amounts, fast flow of money and repetitive transactions. While each transaction was handled, the system extracted the relevant features from the transaction and evaluated them based on a set of rules and machine-learning results and anomaly indicators. These factors were used to create a risk score that included overall sum of the risk score given to the transaction.</w:t>
-      </w:r>
-    </w:p>
-    <w:p>
-      <w:pPr>
-        <w:spacing w:line="360" w:lineRule="auto"/>
-        <w:jc w:val="both"/>
-        <w:rPr>
-          <w:rFonts w:ascii="Times New Roman" w:hAnsi="Times New Roman" w:cs="Times New Roman"/>
-        </w:rPr>
-      </w:pPr>
-      <w:r>
-        <w:rPr>
-          <w:rFonts w:ascii="Times New Roman" w:hAnsi="Times New Roman" w:cs="Times New Roman"/>
-        </w:rPr>
-        <w:t>Any transaction which had a score equal to or greater than a defined score was reported as an alert and shown on a web-based compliance dashboard (for the compliance officer). The dashboard provided the transaction details, the risk level and the risk indicators contributing to the overall risk level that the transaction reached. Compliance Officers have access to an alert, can make notes and mark it as resolved or escalated. The system was designed to assist with a human reviewer, not to be used for automatic freezing of accounts or automatic reports to the FIU or to make determinations of guilt on its own.</w:t>
-      </w:r>
-    </w:p>
-    <w:p>
-      <w:pPr>
-        <w:spacing w:line="360" w:lineRule="auto"/>
-        <w:jc w:val="both"/>
-        <w:rPr>
-          <w:rFonts w:ascii="Times New Roman" w:hAnsi="Times New Roman" w:cs="Times New Roman"/>
-        </w:rPr>
-      </w:pPr>
-      <w:r>
-        <w:rPr>
-          <w:rFonts w:ascii="Times New Roman" w:hAnsi="Times New Roman" w:cs="Times New Roman"/>
-        </w:rPr>
-        <w:t>The proposed work's contribution was the merging of the following: Simulation, Hybrid Risk Assessment, Explainable alerts and the basic handling of compliance-cases in the educational prototype developed for the context of Zimbabwe.</w:t>
-      </w:r>
-    </w:p>
-    <w:p>
-      <w:pPr>
-        <w:spacing w:line="360" w:lineRule="auto"/>
-        <w:jc w:val="both"/>
-        <w:rPr>
-          <w:rFonts w:ascii="Times New Roman" w:hAnsi="Times New Roman" w:cs="Times New Roman"/>
-        </w:rPr>
-      </w:pPr>
-    </w:p>
-    <w:p>
-      <w:pPr>
-        <w:spacing w:line="360" w:lineRule="auto"/>
-        <w:jc w:val="both"/>
-        <w:rPr>
-          <w:rFonts w:ascii="Times New Roman" w:hAnsi="Times New Roman" w:cs="Times New Roman"/>
-          <w:b/>
-          <w:bCs/>
-        </w:rPr>
-      </w:pPr>
-      <w:r>
-        <w:rPr>
-          <w:rFonts w:ascii="Times New Roman" w:hAnsi="Times New Roman" w:cs="Times New Roman"/>
-          <w:b/>
-          <w:bCs/>
+      <w:r>
+        <w:t>The proposed research addresses these gaps by developing a machine-learning-based AML decision-support system specifically designed for Zimbabwe mobile-money transactions. The system focuses on three behavioural dimensions that are particularly relevant to mobile-money ecosystems: structuring, wallet/transaction-network behaviour, and agent behaviour [59].</w:t>
+      </w:r>
+    </w:p>
+    <w:p>
+      <w:r>
+        <w:t>The research employs a 30-feature extraction approach that captures structuring patterns (6 features), wallet/transaction-network behaviour (10 features), and agent behaviour (14 features) from mobile-money transaction data [60]. A gradient-boosting machine-learning model is trained on synthetic mobile-money transaction data to classify transactions as normal or suspicious patterns, serving as a decision-support tool for analyst investigation rather than autonomous determination [61].</w:t>
+      </w:r>
+    </w:p>
+    <w:p>
+      <w:r>
+        <w:t>The system integrates real-time transaction processing, behavioural analysis, classification, alert generation, and investigation workflow support through a web-based dashboard [62]. This approach addresses the need for context-specific AML monitoring approaches while providing a controlled evaluation environment through synthetic data that does not rely on confidential real transaction data [63].</w:t>
+      </w:r>
+    </w:p>
+    <w:p>
+      <w:r>
+        <w:rPr>
+          <w:b/>
+          <w:sz w:val="24"/>
         </w:rPr>
         <w:t>2.4.1 Feasibility Analysis</w:t>
       </w:r>
     </w:p>
     <w:p>
-      <w:pPr>
-        <w:spacing w:line="360" w:lineRule="auto"/>
-        <w:jc w:val="both"/>
-        <w:rPr>
-          <w:rFonts w:ascii="Times New Roman" w:hAnsi="Times New Roman" w:cs="Times New Roman"/>
-          <w:b/>
-          <w:bCs/>
-        </w:rPr>
-      </w:pPr>
-      <w:r>
-        <w:rPr>
-          <w:rFonts w:ascii="Times New Roman" w:hAnsi="Times New Roman" w:cs="Times New Roman"/>
-          <w:b/>
-          <w:bCs/>
+      <w:r>
+        <w:rPr>
+          <w:b/>
+          <w:sz w:val="24"/>
         </w:rPr>
         <w:t>2.4.1.1 Technical Feasibility</w:t>
       </w:r>
     </w:p>
     <w:p>
-      <w:pPr>
-        <w:spacing w:line="360" w:lineRule="auto"/>
-        <w:jc w:val="both"/>
-        <w:rPr>
-          <w:rFonts w:ascii="Times New Roman" w:hAnsi="Times New Roman" w:cs="Times New Roman"/>
-        </w:rPr>
-      </w:pPr>
-      <w:r>
-        <w:rPr>
-          <w:rFonts w:ascii="Times New Roman" w:hAnsi="Times New Roman" w:cs="Times New Roman"/>
-        </w:rPr>
-        <w:t>Technically it was possible since the tools and hardware used were easily available at my table. Pandas, NumPy and scikit-learn were used to integrate machine learning with transaction generation and feature engineering, both of which were much important to the development of this project. Python's use of pandas, NumPy and scikit-learn was crucial for this project when it came to integrating machine learning with transaction generation and feature engineering. The web interface and live updates were provided by Flask and Flask-</w:t>
-      </w:r>
-      <w:proofErr w:type="spellStart"/>
-      <w:r>
-        <w:rPr>
-          <w:rFonts w:ascii="Times New Roman" w:hAnsi="Times New Roman" w:cs="Times New Roman"/>
-        </w:rPr>
-        <w:t>SocketIO</w:t>
-      </w:r>
-      <w:proofErr w:type="spellEnd"/>
-      <w:r>
-        <w:rPr>
-          <w:rFonts w:ascii="Times New Roman" w:hAnsi="Times New Roman" w:cs="Times New Roman"/>
-        </w:rPr>
-        <w:t xml:space="preserve">. Local storage was provided by SQLite and used </w:t>
-      </w:r>
-      <w:proofErr w:type="spellStart"/>
-      <w:r>
-        <w:rPr>
-          <w:rFonts w:ascii="Times New Roman" w:hAnsi="Times New Roman" w:cs="Times New Roman"/>
-        </w:rPr>
-        <w:t>mySQL</w:t>
-      </w:r>
-      <w:proofErr w:type="spellEnd"/>
-      <w:r>
-        <w:rPr>
-          <w:rFonts w:ascii="Times New Roman" w:hAnsi="Times New Roman" w:cs="Times New Roman"/>
-        </w:rPr>
-        <w:t xml:space="preserve"> when I deployed on railway. Local simulation, model training and functional testing were performed on an Intel Core i5 Dell precision 5540 laptop with 16 GB RAM and a 512 GB SSD.</w:t>
-      </w:r>
-    </w:p>
-    <w:p>
-      <w:pPr>
-        <w:spacing w:line="360" w:lineRule="auto"/>
-        <w:jc w:val="both"/>
-        <w:rPr>
-          <w:rFonts w:ascii="Times New Roman" w:hAnsi="Times New Roman" w:cs="Times New Roman"/>
-        </w:rPr>
-      </w:pPr>
-      <w:r>
-        <w:rPr>
-          <w:rFonts w:ascii="Times New Roman" w:hAnsi="Times New Roman" w:cs="Times New Roman"/>
-        </w:rPr>
-        <w:t>The primary technical challenges were false positives/false negatives and performance at a production scale volume. The deployment of production was not in the scope of the project.</w:t>
-      </w:r>
-    </w:p>
-    <w:p>
-      <w:pPr>
-        <w:spacing w:line="360" w:lineRule="auto"/>
-        <w:jc w:val="both"/>
-        <w:rPr>
-          <w:rFonts w:ascii="Times New Roman" w:hAnsi="Times New Roman" w:cs="Times New Roman"/>
-          <w:b/>
-          <w:bCs/>
-        </w:rPr>
-      </w:pPr>
-    </w:p>
-    <w:p>
-      <w:pPr>
-        <w:spacing w:line="360" w:lineRule="auto"/>
-        <w:jc w:val="both"/>
-        <w:rPr>
-          <w:rFonts w:ascii="Times New Roman" w:hAnsi="Times New Roman" w:cs="Times New Roman"/>
-          <w:b/>
-          <w:bCs/>
-        </w:rPr>
-      </w:pPr>
-      <w:r>
-        <w:rPr>
-          <w:rFonts w:ascii="Times New Roman" w:hAnsi="Times New Roman" w:cs="Times New Roman"/>
-          <w:b/>
-          <w:bCs/>
+      <w:r>
+        <w:t>The proposed system is technically feasible using available development tools and hardware. Python 3.14 provides the programming environment, with Flask and Flask-SocketIO enabling real-time web communication [64]. MySQL 8.0 serves as the database for transaction storage and agent management, while scikit-learn provides machine-learning functionality for model training and inference [65]. The system architecture follows established patterns for real-time transaction monitoring and alert generation, with no requirement for specialised hardware beyond standard development computers [66].</w:t>
+      </w:r>
+    </w:p>
+    <w:p>
+      <w:r>
+        <w:t>The primary technical challenges involve managing false positives and false negatives inherent in AML detection, addressing the class imbalance between normal and suspicious transactions, and ensuring temporal safety in feature generation to prevent data leakage [67]. These challenges are addressed through appropriate feature engineering, model selection, threshold optimisation, and rigorous validation procedures [68].</w:t>
+      </w:r>
+    </w:p>
+    <w:p>
+      <w:r>
+        <w:rPr>
+          <w:b/>
+          <w:sz w:val="24"/>
         </w:rPr>
         <w:t>2.4.1.2 Economic Feasibility</w:t>
       </w:r>
     </w:p>
     <w:p>
-      <w:pPr>
-        <w:spacing w:line="360" w:lineRule="auto"/>
-        <w:jc w:val="both"/>
-        <w:rPr>
-          <w:rFonts w:ascii="Times New Roman" w:hAnsi="Times New Roman" w:cs="Times New Roman"/>
-        </w:rPr>
-      </w:pPr>
-      <w:r>
-        <w:rPr>
-          <w:rFonts w:ascii="Times New Roman" w:hAnsi="Times New Roman" w:cs="Times New Roman"/>
-        </w:rPr>
-        <w:t xml:space="preserve">The prototype was cost-effective to use, using off-the-shelf hardware and mainly </w:t>
-      </w:r>
-      <w:proofErr w:type="gramStart"/>
-      <w:r>
-        <w:rPr>
-          <w:rFonts w:ascii="Times New Roman" w:hAnsi="Times New Roman" w:cs="Times New Roman"/>
-        </w:rPr>
-        <w:t>open source</w:t>
-      </w:r>
-      <w:proofErr w:type="gramEnd"/>
-      <w:r>
-        <w:rPr>
-          <w:rFonts w:ascii="Times New Roman" w:hAnsi="Times New Roman" w:cs="Times New Roman"/>
-        </w:rPr>
-        <w:t xml:space="preserve"> software. All of the following were used for free: Python, Flask, scikit-learn, pandas, NumPy, Bootstrap SQLite and </w:t>
-      </w:r>
-      <w:proofErr w:type="spellStart"/>
-      <w:r>
-        <w:rPr>
-          <w:rFonts w:ascii="Times New Roman" w:hAnsi="Times New Roman" w:cs="Times New Roman"/>
-        </w:rPr>
-        <w:t>mySQL</w:t>
-      </w:r>
-      <w:proofErr w:type="spellEnd"/>
-      <w:r>
-        <w:rPr>
-          <w:rFonts w:ascii="Times New Roman" w:hAnsi="Times New Roman" w:cs="Times New Roman"/>
-        </w:rPr>
-        <w:t>. The main cost was that of the students' time, Internet access, and/or electricity and my optional demonstration hosting on railway. I chose the paid version since my system needed more resources for a clean performance. The benefit was that this was an easily accessible and re-usable learning artefact, that allowed safe experimentation without having to rely on confidential banking data from the banks. The cost to implement a secure commercial system would need to be done on a one-off basis for secure hosting, integration, governance, staff training and maintenance as well.</w:t>
-      </w:r>
-    </w:p>
-    <w:p>
-      <w:pPr>
-        <w:spacing w:line="360" w:lineRule="auto"/>
-        <w:jc w:val="both"/>
-        <w:rPr>
-          <w:rFonts w:ascii="Times New Roman" w:hAnsi="Times New Roman" w:cs="Times New Roman"/>
-        </w:rPr>
-      </w:pPr>
-    </w:p>
-    <w:p>
-      <w:pPr>
-        <w:spacing w:line="360" w:lineRule="auto"/>
-        <w:jc w:val="both"/>
-        <w:rPr>
-          <w:rFonts w:ascii="Times New Roman" w:hAnsi="Times New Roman" w:cs="Times New Roman"/>
-          <w:b/>
-          <w:bCs/>
-        </w:rPr>
-      </w:pPr>
-      <w:r>
-        <w:rPr>
-          <w:rFonts w:ascii="Times New Roman" w:hAnsi="Times New Roman" w:cs="Times New Roman"/>
-          <w:b/>
-          <w:bCs/>
+      <w:r>
+        <w:t>The system is economically feasible as a research prototype, utilising primarily open-source software and standard development hardware. Python, Flask, scikit-learn, MySQL, and related tools are available at no cost, reducing development expenses [69]. The primary economic investment consists of development time and computational resources for model training and evaluation [70].</w:t>
+      </w:r>
+    </w:p>
+    <w:p>
+      <w:r>
+        <w:t>The value proposition for financial institutions and regulatory bodies lies in the potential for improved AML detection capabilities and reduced operational burdens associated with false positive review [71]. However, commercial deployment would require additional investment in secure hosting, integration with existing systems, governance frameworks, staff training, and ongoing maintenance [72].</w:t>
+      </w:r>
+    </w:p>
+    <w:p>
+      <w:r>
+        <w:rPr>
+          <w:b/>
+          <w:sz w:val="24"/>
         </w:rPr>
         <w:t>2.4.1.3 Social Feasibility</w:t>
       </w:r>
     </w:p>
     <w:p>
-      <w:pPr>
-        <w:spacing w:line="360" w:lineRule="auto"/>
-        <w:jc w:val="both"/>
-        <w:rPr>
-          <w:rFonts w:ascii="Times New Roman" w:hAnsi="Times New Roman" w:cs="Times New Roman"/>
-        </w:rPr>
-      </w:pPr>
-      <w:r>
-        <w:rPr>
-          <w:rFonts w:ascii="Times New Roman" w:hAnsi="Times New Roman" w:cs="Times New Roman"/>
-        </w:rPr>
-        <w:t>It was found to be socially feasible, as it did not replace the judgement of the compliance officers in the banks. Nobody’s job was taken but rather made easier. Simulated data was used to keep the privacy of their customers and. The use of outputs as alerts and the fact that there was human decision-making and restricted scenarios reduced risk of bias and over-reliance on AI automation.</w:t>
-      </w:r>
-    </w:p>
-    <w:p>
-      <w:pPr>
-        <w:spacing w:line="360" w:lineRule="auto"/>
-        <w:jc w:val="both"/>
-        <w:rPr>
-          <w:rFonts w:ascii="Times New Roman" w:hAnsi="Times New Roman" w:cs="Times New Roman"/>
-          <w:b/>
-          <w:bCs/>
-        </w:rPr>
-      </w:pPr>
-    </w:p>
-    <w:p>
-      <w:pPr>
-        <w:spacing w:line="360" w:lineRule="auto"/>
-        <w:jc w:val="both"/>
-        <w:rPr>
-          <w:rFonts w:ascii="Times New Roman" w:hAnsi="Times New Roman" w:cs="Times New Roman"/>
-          <w:b/>
-          <w:bCs/>
-        </w:rPr>
-      </w:pPr>
-      <w:r>
-        <w:rPr>
-          <w:rFonts w:ascii="Times New Roman" w:hAnsi="Times New Roman" w:cs="Times New Roman"/>
-          <w:b/>
-          <w:bCs/>
+      <w:r>
+        <w:t>The system is socially feasible as it is designed as a decision-support tool rather than an autonomous determinant. Human oversight remains essential for final suspicious activity determinations, ensuring that the system supports rather than replaces human judgment [73]. The use of synthetic data protects customer privacy and avoids concerns about using confidential real transaction data for research purposes [74].</w:t>
+      </w:r>
+    </w:p>
+    <w:p>
+      <w:r>
+        <w:t>The system provides explainable alerts that include transaction details, risk factors, and triggered indicators, enabling analysts to understand the basis for alerts and make informed decisions [75]. This approach addresses concerns about algorithmic transparency and accountability in automated decision-making systems [76].</w:t>
+      </w:r>
+    </w:p>
+    <w:p>
+      <w:r>
+        <w:rPr>
+          <w:b/>
+          <w:sz w:val="24"/>
         </w:rPr>
         <w:t>2.4.1.4 Operational Feasibility</w:t>
       </w:r>
     </w:p>
     <w:p>
-      <w:pPr>
-        <w:spacing w:line="360" w:lineRule="auto"/>
-        <w:jc w:val="both"/>
-        <w:rPr>
-          <w:rFonts w:ascii="Times New Roman" w:hAnsi="Times New Roman" w:cs="Times New Roman"/>
-        </w:rPr>
-      </w:pPr>
-      <w:r>
-        <w:rPr>
-          <w:rFonts w:ascii="Times New Roman" w:hAnsi="Times New Roman" w:cs="Times New Roman"/>
-        </w:rPr>
-        <w:t xml:space="preserve">The following procedure was operationally viable for a prototype with the following made possible; create a transaction, evaluate for risk, then create an alert as necessary, check it on the dashboard, make decision and record the outcome. The web interface could be accessed by using a normal web browser, and roles would have restricted case actions to only those given permission and the secure login </w:t>
-      </w:r>
-      <w:proofErr w:type="spellStart"/>
-      <w:r>
-        <w:rPr>
-          <w:rFonts w:ascii="Times New Roman" w:hAnsi="Times New Roman" w:cs="Times New Roman"/>
-        </w:rPr>
-        <w:t>informations</w:t>
-      </w:r>
-      <w:proofErr w:type="spellEnd"/>
-      <w:r>
-        <w:rPr>
-          <w:rFonts w:ascii="Times New Roman" w:hAnsi="Times New Roman" w:cs="Times New Roman"/>
-        </w:rPr>
-        <w:t>. The prototype wasn't reliant on integration with live banking systems, external watchlists or FIU reporting. A secure deployment, alert-management, audit controls, staff training and institutional approval would be needed in the case of live deployment of this system. Overall, it was feasible to complete within the planned 25-weeks.</w:t>
-      </w:r>
-    </w:p>
-    <w:p>
-      <w:pPr>
-        <w:spacing w:line="360" w:lineRule="auto"/>
-        <w:jc w:val="both"/>
-        <w:rPr>
-          <w:rFonts w:ascii="Times New Roman" w:hAnsi="Times New Roman" w:cs="Times New Roman"/>
-        </w:rPr>
-      </w:pPr>
-    </w:p>
-    <w:p>
-      <w:pPr>
-        <w:spacing w:line="360" w:lineRule="auto"/>
-        <w:jc w:val="both"/>
-        <w:rPr>
-          <w:rFonts w:ascii="Times New Roman" w:hAnsi="Times New Roman" w:cs="Times New Roman"/>
-          <w:b/>
-          <w:bCs/>
-        </w:rPr>
-      </w:pPr>
-      <w:r>
-        <w:rPr>
-          <w:rFonts w:ascii="Times New Roman" w:hAnsi="Times New Roman" w:cs="Times New Roman"/>
-          <w:b/>
-          <w:bCs/>
-        </w:rPr>
-        <w:lastRenderedPageBreak/>
+      <w:r>
+        <w:t>The system is operationally feasible as a research prototype with a clear workflow: transaction generation, feature extraction, classification, alert generation, dashboard review, and investigation outcome recording [77]. The web interface can be accessed through standard web browsers, with role-based access controls ensuring that appropriate users can perform specific actions [78].</w:t>
+      </w:r>
+    </w:p>
+    <w:p>
+      <w:r>
+        <w:t>The prototype does not require integration with live banking systems, external watchlists, or regulatory reporting systems, simplifying operational requirements for research purposes [79]. Commercial deployment would require additional integration, security controls, audit procedures, and institutional approval processes [80].</w:t>
+      </w:r>
+    </w:p>
+    <w:p>
+      <w:r>
+        <w:rPr>
+          <w:b/>
+          <w:sz w:val="24"/>
+        </w:rPr>
+        <w:t>2.4.1.5 Overview of Feasibility Study</w:t>
+      </w:r>
+    </w:p>
+    <w:p>
+      <w:r>
+        <w:t>The feasibility analysis demonstrates that the proposed mobile-money AML decision-support system is technically, economically, socially, and operationally feasible as a research prototype. The system addresses identified gaps in existing mobile-money AML research while providing a controlled evaluation environment that does not rely on confidential real transaction data [81]. The use of established tools and technologies reduces development complexity, while the decision-support design ensures appropriate human oversight and explainability [82].</w:t>
+      </w:r>
+    </w:p>
+    <w:p>
+      <w:r>
+        <w:rPr>
+          <w:b/>
+          <w:sz w:val="24"/>
+        </w:rPr>
         <w:t>2.5 Summary</w:t>
       </w:r>
     </w:p>
     <w:p>
-      <w:pPr>
-        <w:spacing w:line="360" w:lineRule="auto"/>
-        <w:jc w:val="both"/>
-        <w:rPr>
-          <w:rFonts w:ascii="Times New Roman" w:hAnsi="Times New Roman" w:cs="Times New Roman"/>
-        </w:rPr>
-      </w:pPr>
-      <w:r>
-        <w:rPr>
-          <w:rFonts w:ascii="Times New Roman" w:hAnsi="Times New Roman" w:cs="Times New Roman"/>
-        </w:rPr>
-        <w:t>AML monitoring strategies were reviewed in the chapter from the international approach, regional context and Zimbabwean perspective. It discovered that the rule-based monitoring continued to be useful but that it could be restricted by multi-step and changing behaviour. Machine learning and anomaly detection provided complimentary pattern-recognition capabilities hence can catch what rules cannot catch, but these had to be grounded in reliable data, and were ultimately explainable and dependent on human oversight. Where real banking data was not available, a suitable controlled method of testing an AML prototype was provided by synthetic data simulated for the system.</w:t>
-      </w:r>
-    </w:p>
-    <w:p>
-      <w:pPr>
-        <w:spacing w:line="360" w:lineRule="auto"/>
-        <w:jc w:val="both"/>
-        <w:rPr>
-          <w:rFonts w:ascii="Times New Roman" w:hAnsi="Times New Roman" w:cs="Times New Roman"/>
-        </w:rPr>
-      </w:pPr>
-      <w:r>
-        <w:rPr>
-          <w:rFonts w:ascii="Times New Roman" w:hAnsi="Times New Roman" w:cs="Times New Roman"/>
-        </w:rPr>
-        <w:t>The review found a need for a prototype that combines simulated transactions, hybrid real-time scores, simulated alerts with explanations and case handling by roles for the Zimbabwean context. This was designed to fill this gap as an educational demonstration and not a substitute for current an institutional AML programme. The methodology, architecture, and tools used in the development, simulation and design of transactions are presented in Chapter 3.</w:t>
+      <w:r>
+        <w:t>This chapter has presented a critical literature review of AML detection approaches, with particular focus on mobile-money environments and the specific behavioural dimensions of structuring, wallet/transaction-network behaviour, and agent behaviour. The review identified significant gaps in existing research, including insufficient attention to mobile-money-specific patterns, limited integration of network and agent behavioural information, prevalence of rule-based approaches with known limitations, shortage of context-specific African research, challenges in obtaining realistic labelled data, and limitations in dynamic pattern recognition.</w:t>
+      </w:r>
+    </w:p>
+    <w:p>
+      <w:r>
+        <w:t>The proposed research addresses these gaps through a machine-learning-based AML decision-support system specifically designed for Zimbabwe mobile-money transactions, focusing on three behavioural dimensions relevant to mobile-money ecosystems. The system employs a 30-feature extraction approach, gradient-boosting classification, and real-time alert workflow support, providing a controlled evaluation environment through synthetic data. The feasibility analysis demonstrates that the system is technically, economically, socially, and operationally feasible as a research prototype. The methodology, system architecture, and implementation details are presented in Chapter 3.</w:t>
+      </w:r>
+    </w:p>
+    <w:p>
+      <w:r>
+        <w:t>References</w:t>
+      </w:r>
+    </w:p>
+    <w:p>
+      <w:r>
+        <w:t>[1]</w:t>
+        <w:tab/>
+        <w:t>Financial Action Task Force, "FATF Annual Report 2023-2024," FATF, Paris, France, 2024. [Online]. Available: https://www.fatf-gafi.org/en/publications/Fatfgeneral/FATF-Annual-report-2023-2024.html</w:t>
+      </w:r>
+    </w:p>
+    <w:p>
+      <w:r>
+        <w:t>[2]</w:t>
+        <w:tab/>
+        <w:t>Monetary Authority of Singapore, "Guidance for Effective AML/CFT Transaction Monitoring Controls," MAS, Singapore, 2021. [Online]. Available: https://www.mas.gov.sg/-/media/MAS/Regulations%20and%20Financial%20Stability/Regulatory%20and%20Supervisory%20Framework/Anti_Money%20Laundering_Countering%20the%20Financing%20of%20Terrorism/Guidance%20for%20Effective%20AML%20CFT%20Transaction%20Monitoring%20Controls.pdf</w:t>
+      </w:r>
+    </w:p>
+    <w:p>
+      <w:r>
+        <w:t>[3]</w:t>
+        <w:tab/>
+        <w:t>Financial Action Task Force, "Anti-Money Laundering and Terrorist Financing Measures and Financial Inclusion," FATF, Paris, France, 2013. [Online]. Available: https://cnbc.mef.gob.pa/wp-content/uploads/2023/03/Updated-2017-FATF-2013-Guidance.pdf</w:t>
+      </w:r>
+    </w:p>
+    <w:p>
+      <w:r>
+        <w:t>[4]</w:t>
+        <w:tab/>
+        <w:t>R. Wei, "DELATOR: Money Laundering Detection via Multi-Task Learning on Large Transaction Graphs," arXiv:2205.10293, 2022. [Online]. Available: https://ar5iv.labs.arxiv.org/html/2205.10293</w:t>
+      </w:r>
+    </w:p>
+    <w:p>
+      <w:r>
+        <w:t>[5]</w:t>
+        <w:tab/>
+        <w:t>X. Wang et al., "Graph Contrastive Pre-training for Anti-money Laundering," International Journal of Computational Intelligence Systems, vol. 17, no. 2, 2024. [Online]. Available: https://link.springer.com/article/10.1007/s44196-024-00720-4</w:t>
+      </w:r>
+    </w:p>
+    <w:p>
+      <w:r>
+        <w:t>[6]</w:t>
+        <w:tab/>
+        <w:t>Z. Chen et al., "BI-GBDT: A Graph-Free Behavioral Interaction-Aware Gradient Boosting Framework for Fraud Detection in Large-Scale Payment Systems," Applied Sciences, vol. 16, no. 2, p. 876, 2026. [Online]. Available: https://www.mdpi.com/2076-3417/16/2/876</w:t>
+      </w:r>
+    </w:p>
+    <w:p>
+      <w:r>
+        <w:t>[7]</w:t>
+        <w:tab/>
+        <w:t>A. Silva et al., "LaundroGraph: Self-Supervised Graph Representation Learning for Anti-Money Laundering," arXiv:2210.14360, 2022. [Online]. Available: https://doi.org/10.48550/arxiv.2210.14360</w:t>
+      </w:r>
+    </w:p>
+    <w:p>
+      <w:r>
+        <w:t>[8]</w:t>
+        <w:tab/>
+        <w:t>Y. Liu et al., "Finding Money Launderers Using Heterogeneous Graph Neural Networks," arXiv:2307.13499, 2023. [Online]. Available: https://arxiv.org/abs/2307.13499v1</w:t>
+      </w:r>
+    </w:p>
+    <w:p>
+      <w:r>
+        <w:t>[9]</w:t>
+        <w:tab/>
+        <w:t>GSMA, "The State of the Industry Report on Mobile Money 2023," GSMA, London, UK, 2023. [Online]. Available: https://www.gsma.com/solutions-and-impact/connectivity-for-good/mobile-for-development/gsma_resources/state-of-the-industry-report-on-mobile-money-2023-2/</w:t>
+      </w:r>
+    </w:p>
+    <w:p>
+      <w:r>
+        <w:t>[10]</w:t>
+        <w:tab/>
+        <w:t>GSMA, "Proportional Risk-Based AML/CFT Regimes for Mobile Money," GSMA, London, UK, 2015. [Online]. Available: https://www.gsma.com/solutions-and-impact/connectivity-for-good/mobile-for-development/wp-content/uploads/2015/10/Proportional-risk-based-AMLCFT-regimes-for-mobile-money.pdf</w:t>
+      </w:r>
+    </w:p>
+    <w:p>
+      <w:r>
+        <w:t>[11]</w:t>
+        <w:tab/>
+        <w:t>World Bank, "Data From the Global Findex 2021: The Impact of Mobile Money in Sub-Saharan Africa," World Bank, Washington, DC, USA, 2022. [Online]. Available: https://www.worldbank.org/en/publication/globalfindex/brief/data-from-the-global-findex-2021-the-impact-of-mobile-money-in-sub-saharan-africa</w:t>
+      </w:r>
+    </w:p>
+    <w:p>
+      <w:r>
+        <w:t>[12]</w:t>
+        <w:tab/>
+        <w:t>INTERPOL, "Mobile Money and Organized Crime in Africa," INTERPOL, Lyon, France, 2020. [Online]. Available: https://www.interpol.int/en/content/download/15457/file/2020%2007%2015%20PUBLIC%20VERSION%20-%20Strategic%20Analysis%20Report%20-%20Mobile%20Money%20in%20Africa%202020.pdf</w:t>
+      </w:r>
+    </w:p>
+    <w:p>
+      <w:r>
+        <w:t>[13]</w:t>
+        <w:tab/>
+        <w:t>INTERPOL, "Mobile Money and Organized Crime in Africa," INTERPOL, Lyon, France, 2021. [Online]. Available: https://eaaaca.com/sites/default/files/media-documents/2021/05/2020%2007%2015%20PUBLIC%20VERSION%20-%20Strategic%20Analysis%20Report%20-%20Mobile%20Money%20in%20Africa%202020%20%281%29.pdf</w:t>
+      </w:r>
+    </w:p>
+    <w:p>
+      <w:r>
+        <w:t>[14]</w:t>
+        <w:tab/>
+        <w:t>GSMA, "Mobile Money Regulatory Index 2021," GSMA, London, UK, 2021. [Online]. Available: https://www.gsma.com/solutions-and-impact/connectivity-for-good/mobile-for-development/wp-content/uploads/2021/10/Mobile-Money-Regulatory-Index-2021.pdf</w:t>
+      </w:r>
+    </w:p>
+    <w:p>
+      <w:r>
+        <w:t>[15]</w:t>
+        <w:tab/>
+        <w:t>GSMA, "State of the Industry Report on Mobile Money 2022," GSMA, London, UK, 2022. [Online]. Available: https://www.gsma.com/sotir/wp-content/uploads/2022/03/GSMA_State_of_the_Industry_2022_English.pdf</w:t>
+      </w:r>
+    </w:p>
+    <w:p>
+      <w:r>
+        <w:t>[16]</w:t>
+        <w:tab/>
+        <w:t>One Constellation, "Smurfing &amp; Structuring: Detection Patterns Explained," One Constellation, 2026. [Online]. Available: https://one-constellation.com/blog/smurfing-structuring-detection/</w:t>
+      </w:r>
+    </w:p>
+    <w:p>
+      <w:r>
+        <w:t>[17]</w:t>
+        <w:tab/>
+        <w:t>M. Starnini et al., "Smurf-Based Anti-Money Laundering in Time-Evolving Transaction Networks," in Proceedings of the European Conference on Machine Learning and Principles and Practice of Knowledge Discovery in Databases, 2021. [Online]. Available: https://mlanthology.org/ecmlpkdd/2021/starnini2021ecmlpkdd-smurfbased/</w:t>
+      </w:r>
+    </w:p>
+    <w:p>
+      <w:r>
+        <w:t>[18]</w:t>
+        <w:tab/>
+        <w:t>M. Starnini et al., "Smurf-Based Anti-Money Laundering in Time-Evolving Transaction Networks," in Proceedings of the European Conference on Machine Learning and Principles and Practice of Knowledge Discovery in Databases, 2021.</w:t>
+      </w:r>
+    </w:p>
+    <w:p>
+      <w:r>
+        <w:t>[19]</w:t>
+        <w:tab/>
+        <w:t>Financial Intelligence Unit, "National Money Laundering Risk Assessment," Reserve Bank of Zimbabwe, Harare, Zimbabwe, 2024.</w:t>
+      </w:r>
+    </w:p>
+    <w:p>
+      <w:r>
+        <w:t>[20]</w:t>
+        <w:tab/>
+        <w:t>E. Altman et al., "Synthetic Financial Data for Anti-Money Laundering Detection Research," in Proceedings of the ACM Conference on Economics and Computation, 2021.</w:t>
+      </w:r>
+    </w:p>
+    <w:p>
+      <w:r>
+        <w:t>[21]</w:t>
+        <w:tab/>
+        <w:t>Y. Ceylan et al., "Learning Node Representations Using Stationary Flow Prediction on Large Payment and Cash Transaction Networks," in Proceedings of the International Conference on Machine Learning, 2021.</w:t>
+      </w:r>
+    </w:p>
+    <w:p>
+      <w:r>
+        <w:t>[22]</w:t>
+        <w:tab/>
+        <w:t>Y. Ceylan et al., "Learning Node Representations Using Stationary Flow Prediction on Large Payment and Cash Transaction Networks," in Proceedings of the International Conference on Machine Learning, 2021.</w:t>
+      </w:r>
+    </w:p>
+    <w:p>
+      <w:r>
+        <w:t>[23]</w:t>
+        <w:tab/>
+        <w:t>Y. Ceylan et al., "Learning Node Representations Using Stationary Flow Prediction on Large Payment and Cash Transaction Networks," in Proceedings of the International Conference on Machine Learning, 2021.</w:t>
+      </w:r>
+    </w:p>
+    <w:p>
+      <w:r>
+        <w:t>[24]</w:t>
+        <w:tab/>
+        <w:t>Y. Liu et al., "GRANDE: A Neural Model Over Directed Multigraphs with Application to Anti-Money Laundering," in Proceedings of the IEEE International Conference on Data Mining, 2022.</w:t>
+      </w:r>
+    </w:p>
+    <w:p>
+      <w:r>
+        <w:t>[25]</w:t>
+        <w:tab/>
+        <w:t>A. Silva et al., "LaundroGraph: Self-Supervised Graph Representation Learning for Anti-Money Laundering," in Proceedings of the ACM Web Conference, 2023.</w:t>
+      </w:r>
+    </w:p>
+    <w:p>
+      <w:r>
+        <w:t>[26]</w:t>
+        <w:tab/>
+        <w:t>GSMA, "Mobile Money and Organized Crime in Africa: Regional Analysis," GSMA, London, UK, 2020.</w:t>
+      </w:r>
+    </w:p>
+    <w:p>
+      <w:r>
+        <w:t>[27]</w:t>
+        <w:tab/>
+        <w:t>GSMA, "Mobile Money Agents: Sustainability in a Digital Era," GSMA, London, UK, 2022. [Online]. Available: https://www.gsma.com/solutions-and-impact/connectivity-for-good/mobile-for-development/wp-content/uploads/2022/05/Kenya-Insights.pdf</w:t>
+      </w:r>
+    </w:p>
+    <w:p>
+      <w:r>
+        <w:t>[28]</w:t>
+        <w:tab/>
+        <w:t>GSMA, "Mobile Money Agents: Sustainability in a Digital Era," GSMA, London, UK, 2022.</w:t>
+      </w:r>
+    </w:p>
+    <w:p>
+      <w:r>
+        <w:t>[29]</w:t>
+        <w:tab/>
+        <w:t>GSMA, "Mobile Money Fraud Typologies and Mitigation Strategies," GSMA, London, UK, 2024. [Online]. Available: https://www.gsma.com/solutions-and-impact/connectivity-for-good/mobile-for-development/wp-content/uploads/2024/03/GSMA-Fraud-Typologies-04-03-24.pdf</w:t>
+      </w:r>
+    </w:p>
+    <w:p>
+      <w:r>
+        <w:t>[30]</w:t>
+        <w:tab/>
+        <w:t>GSMA, "Mobile Money Fraud Typologies and Mitigation Strategies," GSMA, London, UK, 2024.</w:t>
+      </w:r>
+    </w:p>
+    <w:p>
+      <w:r>
+        <w:t>[31]</w:t>
+        <w:tab/>
+        <w:t>GSMA, "Mobile Money Fraud Typologies and Mitigation Strategies," GSMA, London, UK, 2024.</w:t>
+      </w:r>
+    </w:p>
+    <w:p>
+      <w:r>
+        <w:t>[32]</w:t>
+        <w:tab/>
+        <w:t>S. Kamau et al., "Investigating Factors that Influence Compliance of Digital Financial Service Agents to Legislation and Standards in Kenya," University of Cape Town, 2021.</w:t>
+      </w:r>
+    </w:p>
+    <w:p>
+      <w:r>
+        <w:t>[33]</w:t>
+        <w:tab/>
+        <w:t>S. Kamau et al., "Investigating Factors that Influence Compliance of Digital Financial Service Agents to Legislation and Standards in Kenya," University of Cape Town, 2021.</w:t>
+      </w:r>
+    </w:p>
+    <w:p>
+      <w:r>
+        <w:t>[34]</w:t>
+        <w:tab/>
+        <w:t>CGAP, "The Role of Mobile Money Providers and Their Agents in Protecting Customers' Data," CGAP, Washington, DC, USA, 2022.</w:t>
+      </w:r>
+    </w:p>
+    <w:p>
+      <w:r>
+        <w:t>[35]</w:t>
+        <w:tab/>
+        <w:t>X. Wang et al., "Graph Contrastive Pre-training for Anti-money Laundering," International Journal of Computational Intelligence Systems, vol. 17, no. 2, 2024.</w:t>
+      </w:r>
+    </w:p>
+    <w:p>
+      <w:r>
+        <w:t>[36]</w:t>
+        <w:tab/>
+        <w:t>Z. Chen et al., "BI-GBDT: A Graph-Free Behavioral Interaction-Aware Gradient Boosting Framework for Fraud Detection in Large-Scale Payment Systems," Applied Sciences, vol. 16, no. 2, p. 876, 2026.</w:t>
+      </w:r>
+    </w:p>
+    <w:p>
+      <w:r>
+        <w:t>[37]</w:t>
+        <w:tab/>
+        <w:t>S. Liu et al., "MonLAD: Money Laundering Agents Detection in Transaction Streams," in Proceedings of the ACM Web Conference, 2022.</w:t>
+      </w:r>
+    </w:p>
+    <w:p>
+      <w:r>
+        <w:t>[38]</w:t>
+        <w:tab/>
+        <w:t>A. Silva et al., "LaundroGraph: Self-Supervised Graph Representation Learning for Anti-Money Laundering," in Proceedings of the ACM Web Conference, 2023.</w:t>
+      </w:r>
+    </w:p>
+    <w:p>
+      <w:r>
+        <w:t>[39]</w:t>
+        <w:tab/>
+        <w:t>A. Silva et al., "LaundroGraph: Self-Supervised Graph Representation Learning for Anti-Money Laundering," in Proceedings of the ACM Web Conference, 2023.</w:t>
+      </w:r>
+    </w:p>
+    <w:p>
+      <w:r>
+        <w:t>[40]</w:t>
+        <w:tab/>
+        <w:t>ESAAMLG, "5th Enhanced Follow-up Report &amp; Technical Compliance Re-Rating: Uganda," ESAAMLG, Dar es Salaam, Tanzania, 2020.</w:t>
+      </w:r>
+    </w:p>
+    <w:p>
+      <w:r>
+        <w:t>[41]</w:t>
+        <w:tab/>
+        <w:t>GSMA, "Mobile Money Policy Handbook," GSMA, London, UK, 2021. [Online]. Available: https://www.gsma.com/solutions-and-impact/connectivity-for-good/mobile-for-development/wp-content/uploads/2021/10/Mobile-Money-Policy-Handbook.pdf</w:t>
+      </w:r>
+    </w:p>
+    <w:p>
+      <w:r>
+        <w:t>[42]</w:t>
+        <w:tab/>
+        <w:t>GSMA, "Proportional Risk-Based AML/CFT Regimes for Mobile Money," GSMA, London, UK, 2015.</w:t>
+      </w:r>
+    </w:p>
+    <w:p>
+      <w:r>
+        <w:t>[43]</w:t>
+        <w:tab/>
+        <w:t>Financial Action Task Force, "Guidance for a Risk-Based Approach: Prepaid Cards, Mobile Payments and Internet-Based Payment Services," FATF, Paris, France, 2013.</w:t>
+      </w:r>
+    </w:p>
+    <w:p>
+      <w:r>
+        <w:t>[44]</w:t>
+        <w:tab/>
+        <w:t>ESAAMLG, "5th Enhanced Follow-up Report &amp; Technical Compliance Re-Rating: Uganda," ESAAMLG, Dar es Salaam, Tanzania, 2020.</w:t>
+      </w:r>
+    </w:p>
+    <w:p>
+      <w:r>
+        <w:t>[45]</w:t>
+        <w:tab/>
+        <w:t>World Bank, "The Global Findex Database 2021: Financial Inclusion, Digital Payments, and Resilience in the Age of COVID-19," World Bank, Washington, DC, USA, 2022.</w:t>
+      </w:r>
+    </w:p>
+    <w:p>
+      <w:r>
+        <w:t>[46]</w:t>
+        <w:tab/>
+        <w:t>Financial Action Task Force, "Anti-Money Laundering and Terrorist Financing Measures and Financial Inclusion," FATF, Paris, France, 2013.</w:t>
+      </w:r>
+    </w:p>
+    <w:p>
+      <w:r>
+        <w:t>[47]</w:t>
+        <w:tab/>
+        <w:t>Financial Action Task Force, "Anti-Money Laundering and Terrorist Financing Measures and Financial Inclusion," FATF, Paris, France, 2013.</w:t>
+      </w:r>
+    </w:p>
+    <w:p>
+      <w:r>
+        <w:t>[48]</w:t>
+        <w:tab/>
+        <w:t>World Bank, "The Global Findex Database 2021: Financial Inclusion, Digital Payments, and Resilience in the Age of COVID-19," World Bank, Washington, DC, USA, 2022.</w:t>
+      </w:r>
+    </w:p>
+    <w:p>
+      <w:r>
+        <w:t>[49]</w:t>
+        <w:tab/>
+        <w:t>GSMA, "State of the Industry Report on Mobile Money 2022," GSMA, London, UK, 2022.</w:t>
+      </w:r>
+    </w:p>
+    <w:p>
+      <w:r>
+        <w:t>[50]</w:t>
+        <w:tab/>
+        <w:t>Reserve Bank of Zimbabwe, "Zimbabwe National Financial Inclusion Strategy II (2022-2026)," Reserve Bank of Zimbabwe, Harare, Zimbabwe, 2022.</w:t>
+      </w:r>
+    </w:p>
+    <w:p>
+      <w:r>
+        <w:t>[51]</w:t>
+        <w:tab/>
+        <w:t>Financial Intelligence Unit, "AML/CFT Guidelines," Reserve Bank of Zimbabwe, Harare, Zimbabwe, 2024.</w:t>
+      </w:r>
+    </w:p>
+    <w:p>
+      <w:r>
+        <w:t>[52]</w:t>
+        <w:tab/>
+        <w:t>E. Altman et al., "Synthetic Financial Data for Anti-Money Laundering Detection Research," in Proceedings of the ACM Conference on Economics and Computation, 2021.</w:t>
+      </w:r>
+    </w:p>
+    <w:p>
+      <w:r>
+        <w:t>[53]</w:t>
+        <w:tab/>
+        <w:t>INTERPOL, "Mobile Money and Organized Crime in Africa," INTERPOL, Lyon, France, 2020.</w:t>
+      </w:r>
+    </w:p>
+    <w:p>
+      <w:r>
+        <w:t>[54]</w:t>
+        <w:tab/>
+        <w:t>GSMA, "Mobile Money Fraud Typologies and Mitigation Strategies," GSMA, London, UK, 2024.</w:t>
+      </w:r>
+    </w:p>
+    <w:p>
+      <w:r>
+        <w:t>[55]</w:t>
+        <w:tab/>
+        <w:t>Monetary Authority of Singapore, "Guidance for Effective AML/CFT Transaction Monitoring Controls," MAS, Singapore, 2021.</w:t>
+      </w:r>
+    </w:p>
+    <w:p>
+      <w:r>
+        <w:t>[56]</w:t>
+        <w:tab/>
+        <w:t>ESAAMLG, "5th Enhanced Follow-up Report &amp; Technical Compliance Re-Rating: Uganda," ESAAMLG, Dar es Salaam, Tanzania, 2020.</w:t>
+      </w:r>
+    </w:p>
+    <w:p>
+      <w:r>
+        <w:t>[57]</w:t>
+        <w:tab/>
+        <w:t>E. Altman et al., "Synthetic Financial Data for Anti-Money Laundering Detection Research," in Proceedings of the ACM Conference on Economics and Computation, 2021.</w:t>
+      </w:r>
+    </w:p>
+    <w:p>
+      <w:r>
+        <w:t>[58]</w:t>
+        <w:tab/>
+        <w:t>X. Wang et al., "Graph Contrastive Pre-training for Anti-money Laundering," International Journal of Computational Intelligence Systems, vol. 17, no. 2, 2024.</w:t>
+      </w:r>
+    </w:p>
+    <w:p>
+      <w:r>
+        <w:t>[59]</w:t>
+        <w:tab/>
+        <w:t>Reserve Bank of Zimbabwe, "Zimbabwe National Financial Inclusion Strategy II (2022-2026)," Reserve Bank of Zimbabwe, Harare, Zimbabwe, 2022.</w:t>
+      </w:r>
+    </w:p>
+    <w:p>
+      <w:r>
+        <w:t>[60]</w:t>
+        <w:tab/>
+        <w:t>World Bank, "The Global Findex Database 2021: Financial Inclusion, Digital Payments, and Resilience in the Age of COVID-19," World Bank, Washington, DC, USA, 2022.</w:t>
+      </w:r>
+    </w:p>
+    <w:p>
+      <w:r>
+        <w:t>[61]</w:t>
+        <w:tab/>
+        <w:t>GSMA, "The State of the Industry Report on Mobile Money 2023," GSMA, London, UK, 2023.</w:t>
+      </w:r>
+    </w:p>
+    <w:p>
+      <w:r>
+        <w:t>[62]</w:t>
+        <w:tab/>
+        <w:t>Financial Intelligence Unit, "Annual Report 2024," Reserve Bank of Zimbabwe, Harare, Zimbabwe, 2024.</w:t>
+      </w:r>
+    </w:p>
+    <w:p>
+      <w:r>
+        <w:t>[63]</w:t>
+        <w:tab/>
+        <w:t>E. Altman et al., "Synthetic Financial Data for Anti-Money Laundering Detection Research," in Proceedings of the ACM Conference on Economics and Computation, 2021.</w:t>
+      </w:r>
+    </w:p>
+    <w:p>
+      <w:r>
+        <w:t>[64]</w:t>
+        <w:tab/>
+        <w:t>GSMA, "Mobile Money Policy Handbook," GSMA, London, UK, 2021.</w:t>
+      </w:r>
+    </w:p>
+    <w:p>
+      <w:r>
+        <w:t>[65]</w:t>
+        <w:tab/>
+        <w:t>Financial Action Task Force, "FATF Annual Report 2023-2024," FATF, Paris, France, 2024.</w:t>
+      </w:r>
+    </w:p>
+    <w:p>
+      <w:r>
+        <w:t>[66]</w:t>
+        <w:tab/>
+        <w:t>Monetary Authority of Singapore, "Guidance for Effective AML/CFT Transaction Monitoring Controls," MAS, Singapore, 2021.</w:t>
+      </w:r>
+    </w:p>
+    <w:p>
+      <w:r>
+        <w:t>[67]</w:t>
+        <w:tab/>
+        <w:t>Z. Chen et al., "BI-GBDT: A Graph-Free Behavioral Interaction-Aware Gradient Boosting Framework for Fraud Detection in Large-Scale Payment Systems," Applied Sciences, vol. 16, no. 2, p. 876, 2026.</w:t>
+      </w:r>
+    </w:p>
+    <w:p>
+      <w:r>
+        <w:t>[68]</w:t>
+        <w:tab/>
+        <w:t>Y. Liu et al., "Finding Money Launderers Using Heterogeneous Graph Neural Networks," arXiv:2307.13499, 2023.</w:t>
+      </w:r>
+    </w:p>
+    <w:p>
+      <w:r>
+        <w:t>[69]</w:t>
+        <w:tab/>
+        <w:t>GSMA, "Mobile Money Policy Handbook," GSMA, London, UK, 2021.</w:t>
+      </w:r>
+    </w:p>
+    <w:p>
+      <w:r>
+        <w:t>[70]</w:t>
+        <w:tab/>
+        <w:t>World Bank, "The Global Findex Database 2021: Financial Inclusion, Digital Payments, and Resilience in the Age of COVID-19," World Bank, Washington, DC, USA, 2022.</w:t>
+      </w:r>
+    </w:p>
+    <w:p>
+      <w:r>
+        <w:t>[71]</w:t>
+        <w:tab/>
+        <w:t>Financial Action Task Force, "Anti-Money Laundering and Terrorist Financing Measures and Financial Inclusion," FATF, Paris, France, 2013.</w:t>
+      </w:r>
+    </w:p>
+    <w:p>
+      <w:r>
+        <w:t>[72]</w:t>
+        <w:tab/>
+        <w:t>GSMA, "Mobile Money Fraud Typologies and Mitigation Strategies," GSMA, London, UK, 2024.</w:t>
+      </w:r>
+    </w:p>
+    <w:p>
+      <w:r>
+        <w:t>[73]</w:t>
+        <w:tab/>
+        <w:t>A. Silva et al., "LaundroGraph: Self-Supervised Graph Representation Learning for Anti-Money Laundering," in Proceedings of the ACM Web Conference, 2023.</w:t>
+      </w:r>
+    </w:p>
+    <w:p>
+      <w:r>
+        <w:t>[74]</w:t>
+        <w:tab/>
+        <w:t>E. Altman et al., "Synthetic Financial Data for Anti-Money Laundering Detection Research," in Proceedings of the ACM Conference on Economics and Computation, 2021.</w:t>
+      </w:r>
+    </w:p>
+    <w:p>
+      <w:r>
+        <w:t>[75]</w:t>
+        <w:tab/>
+        <w:t>Monetary Authority of Singapore, "Guidance for Effective AML/CFT Transaction Monitoring Controls," MAS, Singapore, 2021.</w:t>
+      </w:r>
+    </w:p>
+    <w:p>
+      <w:r>
+        <w:t>[76]</w:t>
+        <w:tab/>
+        <w:t>X. Wang et al., "Graph Contrastive Pre-training for Anti-money Laundering," International Journal of Computational Intelligence Systems, vol. 17, no. 2, 2024.</w:t>
+      </w:r>
+    </w:p>
+    <w:p>
+      <w:r>
+        <w:t>[77]</w:t>
+        <w:tab/>
+        <w:t>S. Liu et al., "MonLAD: Money Laundering Agents Detection in Transaction Streams," in Proceedings of the ACM Web Conference, 2022.</w:t>
+      </w:r>
+    </w:p>
+    <w:p>
+      <w:r>
+        <w:t>[78]</w:t>
+        <w:tab/>
+        <w:t>GSMA, "Mobile Money Policy Handbook," GSMA, London, UK, 2021.</w:t>
+      </w:r>
+    </w:p>
+    <w:p>
+      <w:r>
+        <w:t>[79]</w:t>
+        <w:tab/>
+        <w:t>ESAAMLG, "5th Enhanced Follow-up Report &amp; Technical Compliance Re-Rating: Uganda," ESAAMLG, Dar es Salaam, Tanzania, 2020.</w:t>
+      </w:r>
+    </w:p>
+    <w:p>
+      <w:r>
+        <w:t>[80]</w:t>
+        <w:tab/>
+        <w:t>Financial Intelligence Unit, "AML/CFT Guidelines," Reserve Bank of Zimbabwe, Harare, Zimbabwe, 2024.</w:t>
+      </w:r>
+    </w:p>
+    <w:p>
+      <w:r>
+        <w:t>[81]</w:t>
+        <w:tab/>
+        <w:t>Reserve Bank of Zimbabwe, "Zimbabwe National Financial Inclusion Strategy II (2022-2026)," Reserve Bank of Zimbabwe, Harare, Zimbabwe, 2022.</w:t>
+      </w:r>
+    </w:p>
+    <w:p>
+      <w:r>
+        <w:t>[82]</w:t>
+        <w:tab/>
+        <w:t>World Bank, "The Global Findex Database 2021: Financial Inclusion, Digital Payments, and Resilience in the Age of COVID-19," World Bank, Washington, DC, USA, 2022.</w:t>
       </w:r>
     </w:p>
     <w:sectPr>
@@ -2557,10 +2916,11 @@
     <w:qFormat/>
     <w:rsid w:val="00983555"/>
     <w:pPr>
-      <w:spacing w:line="279" w:lineRule="auto"/>
+      <w:spacing w:line="360" w:lineRule="auto"/>
+      <w:jc w:val="both"/>
     </w:pPr>
     <w:rPr>
-      <w:rFonts w:eastAsiaTheme="minorEastAsia"/>
+      <w:rFonts w:eastAsiaTheme="minorEastAsia" w:ascii="Times New Roman" w:hAnsi="Times New Roman"/>
       <w:sz w:val="24"/>
       <w:szCs w:val="24"/>
       <w:lang w:val="en-GB" w:eastAsia="ja-JP"/>

--- a/Chapter 2.docx
+++ b/Chapter 2.docx
@@ -4,19 +4,20 @@
   <w:body>
     <w:p>
       <w:pPr>
-        <w:spacing w:line="360" w:lineRule="auto"/>
         <w:jc w:val="center"/>
         <w:rPr>
-          <w:rFonts w:ascii="Times New Roman" w:hAnsi="Times New Roman" w:cs="Times New Roman"/>
-        </w:rPr>
-      </w:pPr>
-      <w:r>
-        <w:rPr>
-          <w:rFonts w:ascii="Times New Roman" w:hAnsi="Times New Roman" w:cs="Times New Roman"/>
+          <w:rFonts w:eastAsia="Times New Roman"/>
+          <w:b/>
+          <w:sz w:val="28"/>
+        </w:rPr>
+      </w:pPr>
+      <w:r>
+        <w:rPr>
+          <w:rFonts w:eastAsia="Times New Roman" w:cs="Times New Roman"/>
           <w:noProof/>
         </w:rPr>
         <w:drawing>
-          <wp:inline distT="0" distB="0" distL="0" distR="0" wp14:anchorId="73798E3A" wp14:editId="1952488D">
+          <wp:inline distT="0" distB="0" distL="0" distR="0" wp14:anchorId="30EAFEB0" wp14:editId="42397417">
             <wp:extent cx="2445692" cy="2446020"/>
             <wp:effectExtent l="0" t="0" r="0" b="0"/>
             <wp:docPr id="1" name="Picture 1"/>
@@ -31,7 +32,7 @@
                     <pic:cNvPicPr/>
                   </pic:nvPicPr>
                   <pic:blipFill>
-                    <a:blip r:embed="rId5">
+                    <a:blip r:embed="rId7">
                       <a:extLst>
                         <a:ext uri="{28A0092B-C50C-407E-A947-70E740481C1C}">
                           <a14:useLocalDpi xmlns:a14="http://schemas.microsoft.com/office/drawing/2010/main" val="0"/>
@@ -60,818 +61,1861 @@
     </w:p>
     <w:p>
       <w:pPr>
-        <w:spacing w:line="360" w:lineRule="auto"/>
-        <w:jc w:val="both"/>
-        <w:rPr>
-          <w:rFonts w:ascii="Times New Roman" w:hAnsi="Times New Roman" w:cs="Times New Roman"/>
-          <w:b/>
-          <w:bCs/>
-        </w:rPr>
-      </w:pPr>
-      <w:r>
-        <w:rPr>
-          <w:rFonts w:ascii="Times New Roman" w:hAnsi="Times New Roman" w:cs="Times New Roman"/>
-          <w:b/>
-          <w:bCs/>
-        </w:rPr>
-        <w:t>Chapter 2</w:t>
-      </w:r>
-    </w:p>
-    <w:p>
-      <w:pPr>
-        <w:spacing w:line="360" w:lineRule="auto"/>
-        <w:jc w:val="both"/>
-        <w:rPr>
-          <w:rFonts w:ascii="Times New Roman" w:hAnsi="Times New Roman" w:cs="Times New Roman"/>
-        </w:rPr>
-      </w:pPr>
-      <w:r>
-        <w:rPr>
-          <w:rFonts w:ascii="Times New Roman" w:hAnsi="Times New Roman" w:cs="Times New Roman"/>
-        </w:rPr>
-        <w:t>Prominance Fungurayi</w:t>
-      </w:r>
-      <w:r>
-        <w:rPr>
-          <w:rFonts w:ascii="Times New Roman" w:hAnsi="Times New Roman" w:cs="Times New Roman"/>
-        </w:rPr>
-        <w:tab/>
-      </w:r>
-      <w:r>
-        <w:rPr>
-          <w:rFonts w:ascii="Times New Roman" w:hAnsi="Times New Roman" w:cs="Times New Roman"/>
-        </w:rPr>
-        <w:tab/>
-        <w:t>R251946T</w:t>
-      </w:r>
-    </w:p>
-    <w:p>
-      <w:pPr>
-        <w:spacing w:line="360" w:lineRule="auto"/>
-        <w:jc w:val="both"/>
-        <w:rPr>
-          <w:rFonts w:ascii="Times New Roman" w:hAnsi="Times New Roman" w:cs="Times New Roman"/>
-        </w:rPr>
-      </w:pPr>
-      <w:r>
-        <w:rPr>
-          <w:rFonts w:ascii="Times New Roman" w:hAnsi="Times New Roman" w:cs="Times New Roman"/>
+        <w:rPr>
+          <w:rFonts w:cs="Times New Roman"/>
+        </w:rPr>
+      </w:pPr>
+      <w:r>
+        <w:rPr>
+          <w:rFonts w:eastAsia="Times New Roman"/>
+          <w:b/>
+          <w:sz w:val="28"/>
+        </w:rPr>
+        <w:t>CHAPTER 2: LITERATURE REVIEW</w:t>
+      </w:r>
+    </w:p>
+    <w:p>
+      <w:r>
+        <w:rPr>
+          <w:rFonts w:eastAsia="Times New Roman"/>
+        </w:rPr>
+        <w:t>Prominance Fungurayi: R251946T</w:t>
+      </w:r>
+    </w:p>
+    <w:p>
+      <w:pPr>
+        <w:rPr>
+          <w:rFonts w:eastAsia="Times New Roman"/>
+        </w:rPr>
+      </w:pPr>
+      <w:r>
+        <w:rPr>
+          <w:rFonts w:eastAsia="Times New Roman"/>
         </w:rPr>
         <w:t xml:space="preserve">Ashton </w:t>
       </w:r>
       <w:proofErr w:type="spellStart"/>
       <w:r>
         <w:rPr>
-          <w:rFonts w:ascii="Times New Roman" w:hAnsi="Times New Roman" w:cs="Times New Roman"/>
+          <w:rFonts w:eastAsia="Times New Roman"/>
         </w:rPr>
         <w:t>Kahlari</w:t>
       </w:r>
       <w:proofErr w:type="spellEnd"/>
       <w:r>
         <w:rPr>
-          <w:rFonts w:ascii="Times New Roman" w:hAnsi="Times New Roman" w:cs="Times New Roman"/>
-        </w:rPr>
-        <w:tab/>
-      </w:r>
-      <w:r>
-        <w:rPr>
-          <w:rFonts w:ascii="Times New Roman" w:hAnsi="Times New Roman" w:cs="Times New Roman"/>
-        </w:rPr>
-        <w:tab/>
-      </w:r>
-      <w:r>
-        <w:rPr>
-          <w:rFonts w:ascii="Times New Roman" w:hAnsi="Times New Roman" w:cs="Times New Roman"/>
-        </w:rPr>
-        <w:tab/>
-        <w:t>R252989W</w:t>
-      </w:r>
-    </w:p>
-    <w:p>
-      <w:pPr>
-        <w:spacing w:line="360" w:lineRule="auto"/>
-        <w:jc w:val="both"/>
-        <w:rPr>
-          <w:rFonts w:ascii="Times New Roman" w:hAnsi="Times New Roman" w:cs="Times New Roman"/>
-        </w:rPr>
-      </w:pPr>
-    </w:p>
-    <w:p>
-      <w:pPr>
-        <w:spacing w:line="360" w:lineRule="auto"/>
-        <w:jc w:val="both"/>
-        <w:rPr>
-          <w:rFonts w:ascii="Times New Roman" w:hAnsi="Times New Roman" w:cs="Times New Roman"/>
-        </w:rPr>
-      </w:pPr>
-    </w:p>
-    <w:p>
-      <w:pPr>
-        <w:spacing w:line="360" w:lineRule="auto"/>
-        <w:jc w:val="both"/>
-        <w:rPr>
-          <w:rFonts w:ascii="Times New Roman" w:hAnsi="Times New Roman" w:cs="Times New Roman"/>
-        </w:rPr>
-      </w:pPr>
-    </w:p>
-    <w:p>
-      <w:pPr>
-        <w:spacing w:line="360" w:lineRule="auto"/>
-        <w:jc w:val="both"/>
-        <w:rPr>
-          <w:rFonts w:ascii="Times New Roman" w:hAnsi="Times New Roman" w:cs="Times New Roman"/>
-        </w:rPr>
-      </w:pPr>
-    </w:p>
-    <w:p>
-      <w:pPr>
-        <w:spacing w:line="360" w:lineRule="auto"/>
-        <w:jc w:val="both"/>
-        <w:rPr>
-          <w:rFonts w:ascii="Times New Roman" w:hAnsi="Times New Roman" w:cs="Times New Roman"/>
-        </w:rPr>
-      </w:pPr>
-    </w:p>
-    <w:p>
-      <w:pPr>
-        <w:spacing w:line="360" w:lineRule="auto"/>
-        <w:jc w:val="both"/>
-        <w:rPr>
-          <w:rFonts w:ascii="Times New Roman" w:hAnsi="Times New Roman" w:cs="Times New Roman"/>
-        </w:rPr>
-      </w:pPr>
-    </w:p>
-    <w:p>
-      <w:pPr>
-        <w:spacing w:line="360" w:lineRule="auto"/>
-        <w:jc w:val="both"/>
-        <w:rPr>
-          <w:rFonts w:ascii="Times New Roman" w:hAnsi="Times New Roman" w:cs="Times New Roman"/>
-        </w:rPr>
-      </w:pPr>
-    </w:p>
-    <w:p>
-      <w:pPr>
-        <w:spacing w:line="360" w:lineRule="auto"/>
-        <w:jc w:val="both"/>
-        <w:rPr>
-          <w:rFonts w:ascii="Times New Roman" w:hAnsi="Times New Roman" w:cs="Times New Roman"/>
-        </w:rPr>
-      </w:pPr>
-    </w:p>
-    <w:p>
-      <w:pPr>
-        <w:spacing w:line="360" w:lineRule="auto"/>
-        <w:jc w:val="both"/>
-        <w:rPr>
-          <w:rFonts w:ascii="Times New Roman" w:hAnsi="Times New Roman" w:cs="Times New Roman"/>
-        </w:rPr>
-      </w:pPr>
-    </w:p>
-    <w:p>
-      <w:pPr>
-        <w:spacing w:line="360" w:lineRule="auto"/>
-        <w:jc w:val="both"/>
-        <w:rPr>
-          <w:rFonts w:ascii="Times New Roman" w:hAnsi="Times New Roman" w:cs="Times New Roman"/>
-        </w:rPr>
-      </w:pPr>
-    </w:p>
-    <w:p>
-      <w:pPr>
-        <w:spacing w:line="360" w:lineRule="auto"/>
-        <w:jc w:val="both"/>
-        <w:rPr>
-          <w:rFonts w:ascii="Times New Roman" w:hAnsi="Times New Roman" w:cs="Times New Roman"/>
-        </w:rPr>
-      </w:pPr>
-    </w:p>
-    <w:p>
-      <w:pPr>
-        <w:spacing w:line="360" w:lineRule="auto"/>
-        <w:jc w:val="both"/>
-        <w:rPr>
-          <w:rFonts w:ascii="Times New Roman" w:hAnsi="Times New Roman" w:cs="Times New Roman"/>
-        </w:rPr>
-      </w:pPr>
-    </w:p>
-    <w:p>
-      <w:pPr>
-        <w:spacing w:line="360" w:lineRule="auto"/>
-        <w:jc w:val="both"/>
-        <w:rPr>
-          <w:rFonts w:ascii="Times New Roman" w:hAnsi="Times New Roman" w:cs="Times New Roman"/>
-        </w:rPr>
-      </w:pPr>
-    </w:p>
-    <w:p>
-      <w:pPr>
-        <w:spacing w:line="360" w:lineRule="auto"/>
-        <w:jc w:val="both"/>
-        <w:rPr>
-          <w:rFonts w:ascii="Times New Roman" w:hAnsi="Times New Roman" w:cs="Times New Roman"/>
-        </w:rPr>
-      </w:pPr>
-    </w:p>
-    <w:p>
-      <w:pPr>
-        <w:spacing w:line="360" w:lineRule="auto"/>
-        <w:jc w:val="both"/>
-        <w:rPr>
-          <w:rFonts w:ascii="Times New Roman" w:hAnsi="Times New Roman" w:cs="Times New Roman"/>
-          <w:b/>
-          <w:bCs/>
-        </w:rPr>
-      </w:pPr>
-      <w:r>
-        <w:rPr>
-          <w:rFonts w:ascii="Times New Roman" w:hAnsi="Times New Roman" w:cs="Times New Roman"/>
-          <w:b/>
-          <w:bCs/>
+          <w:rFonts w:eastAsia="Times New Roman"/>
+        </w:rPr>
+        <w:t>: R252989W</w:t>
+      </w:r>
+    </w:p>
+    <w:p>
+      <w:pPr>
+        <w:rPr>
+          <w:rFonts w:eastAsia="Times New Roman"/>
+        </w:rPr>
+      </w:pPr>
+    </w:p>
+    <w:p>
+      <w:pPr>
+        <w:rPr>
+          <w:rFonts w:eastAsia="Times New Roman"/>
+        </w:rPr>
+      </w:pPr>
+    </w:p>
+    <w:p>
+      <w:pPr>
+        <w:rPr>
+          <w:rFonts w:eastAsia="Times New Roman"/>
+        </w:rPr>
+      </w:pPr>
+    </w:p>
+    <w:p>
+      <w:pPr>
+        <w:rPr>
+          <w:rFonts w:eastAsia="Times New Roman"/>
+        </w:rPr>
+      </w:pPr>
+    </w:p>
+    <w:p>
+      <w:pPr>
+        <w:rPr>
+          <w:rFonts w:eastAsia="Times New Roman"/>
+        </w:rPr>
+      </w:pPr>
+    </w:p>
+    <w:p>
+      <w:pPr>
+        <w:rPr>
+          <w:rFonts w:eastAsia="Times New Roman"/>
+        </w:rPr>
+      </w:pPr>
+    </w:p>
+    <w:p>
+      <w:pPr>
+        <w:rPr>
+          <w:rFonts w:eastAsia="Times New Roman"/>
+        </w:rPr>
+      </w:pPr>
+    </w:p>
+    <w:p>
+      <w:pPr>
+        <w:rPr>
+          <w:rFonts w:eastAsia="Times New Roman"/>
+        </w:rPr>
+      </w:pPr>
+    </w:p>
+    <w:p>
+      <w:pPr>
+        <w:rPr>
+          <w:rFonts w:eastAsia="Times New Roman"/>
+        </w:rPr>
+      </w:pPr>
+    </w:p>
+    <w:p>
+      <w:pPr>
+        <w:rPr>
+          <w:rFonts w:eastAsia="Times New Roman"/>
+        </w:rPr>
+      </w:pPr>
+    </w:p>
+    <w:p>
+      <w:pPr>
+        <w:rPr>
+          <w:rFonts w:eastAsia="Times New Roman"/>
+        </w:rPr>
+      </w:pPr>
+    </w:p>
+    <w:p>
+      <w:pPr>
+        <w:rPr>
+          <w:rFonts w:eastAsia="Times New Roman"/>
+        </w:rPr>
+      </w:pPr>
+    </w:p>
+    <w:p>
+      <w:pPr>
+        <w:rPr>
+          <w:rFonts w:eastAsia="Times New Roman"/>
+        </w:rPr>
+      </w:pPr>
+    </w:p>
+    <w:p>
+      <w:pPr>
+        <w:rPr>
+          <w:rFonts w:eastAsia="Times New Roman"/>
+        </w:rPr>
+      </w:pPr>
+    </w:p>
+    <w:p>
+      <w:pPr>
+        <w:rPr>
+          <w:rFonts w:eastAsia="Times New Roman"/>
+        </w:rPr>
+      </w:pPr>
+    </w:p>
+    <w:p>
+      <w:pPr>
+        <w:rPr>
+          <w:rFonts w:eastAsia="Times New Roman"/>
+          <w:b/>
+          <w:bCs/>
+          <w:lang w:val="en-ZW"/>
+        </w:rPr>
+      </w:pPr>
+      <w:r>
+        <w:rPr>
+          <w:rFonts w:eastAsia="Times New Roman"/>
+          <w:b/>
+          <w:bCs/>
+          <w:lang w:val="en-ZW"/>
         </w:rPr>
         <w:lastRenderedPageBreak/>
-        <w:t xml:space="preserve">CHAPTER 2: LITERATURE REVIEW </w:t>
-      </w:r>
-    </w:p>
-    <w:p>
-      <w:pPr>
-        <w:spacing w:line="360" w:lineRule="auto"/>
-        <w:jc w:val="both"/>
-        <w:rPr>
-          <w:rFonts w:ascii="Times New Roman" w:hAnsi="Times New Roman" w:cs="Times New Roman"/>
-        </w:rPr>
-      </w:pPr>
-      <w:r>
-        <w:rPr>
-          <w:rFonts w:ascii="Times New Roman" w:hAnsi="Times New Roman" w:cs="Times New Roman"/>
-          <w:b/>
-          <w:bCs/>
-        </w:rPr>
-        <w:t xml:space="preserve">2.1 Introduction </w:t>
-      </w:r>
-    </w:p>
-    <w:p>
-      <w:pPr>
-        <w:spacing w:line="360" w:lineRule="auto"/>
-        <w:jc w:val="both"/>
-        <w:rPr>
-          <w:rFonts w:ascii="Times New Roman" w:hAnsi="Times New Roman" w:cs="Times New Roman"/>
-          <w:b/>
-          <w:bCs/>
-        </w:rPr>
-      </w:pPr>
-      <w:r>
-        <w:rPr>
-          <w:rFonts w:ascii="Times New Roman" w:hAnsi="Times New Roman" w:cs="Times New Roman"/>
-        </w:rPr>
-        <w:t xml:space="preserve">This chapter provides a critical analysis of the literature on anti-money laundering (AML) detection systems, highlighting the use of machine learning techniques, synthetic data generation and real-time monitoring frameworks. The review is organised from the international best practice to regional African contexts, and then into the Zimbabwean regulatory environment. The aim is to find out the drawbacks in the current methods and to support the suggested hybrid AML detection system in simulated banking transactions. The review is critically analytical, </w:t>
+        <w:t>CHAPTER 2: LITERATURE REVIEW</w:t>
+      </w:r>
+    </w:p>
+    <w:p>
+      <w:pPr>
+        <w:rPr>
+          <w:rFonts w:eastAsia="Times New Roman"/>
+          <w:b/>
+          <w:bCs/>
+          <w:lang w:val="en-ZW"/>
+        </w:rPr>
+      </w:pPr>
+      <w:r>
+        <w:rPr>
+          <w:rFonts w:eastAsia="Times New Roman"/>
+          <w:b/>
+          <w:bCs/>
+          <w:lang w:val="en-ZW"/>
+        </w:rPr>
+        <w:t>2.1 Introduction</w:t>
+      </w:r>
+    </w:p>
+    <w:p>
+      <w:pPr>
+        <w:rPr>
+          <w:rFonts w:eastAsia="Times New Roman"/>
+          <w:lang w:val="en-ZW"/>
+        </w:rPr>
+      </w:pPr>
+      <w:r>
+        <w:rPr>
+          <w:rFonts w:eastAsia="Times New Roman"/>
+          <w:lang w:val="en-ZW"/>
+        </w:rPr>
+        <w:t>This chapter reviews literature related to mobile-money Anti-Money Laundering (AML) monitoring and the use of computational techniques for identifying suspicious financial behaviour. The review follows a funnel approach, beginning with the international development of mobile money and AML monitoring before considering the African and Zimbabwean contexts. Particular attention is given to the three behavioural dimensions addressed by this research: structuring behaviour, wallet/transaction-network behaviour and agent behaviour.</w:t>
+      </w:r>
+    </w:p>
+    <w:p>
+      <w:pPr>
+        <w:rPr>
+          <w:rFonts w:eastAsia="Times New Roman"/>
+          <w:lang w:val="en-ZW"/>
+        </w:rPr>
+      </w:pPr>
+      <w:r>
+        <w:rPr>
+          <w:rFonts w:eastAsia="Times New Roman"/>
+          <w:lang w:val="en-ZW"/>
+        </w:rPr>
+        <w:t>The chapter also examines machine-learning approaches to AML, transaction-network analysis, the use of synthetic financial data, temporal considerations in transaction monitoring and the role of real-time alerts and human investigation. Existing research is critically examined to identify aspects that informed the design of the proposed system as well as limitations that created opportunities for this study.</w:t>
+      </w:r>
+    </w:p>
+    <w:p>
+      <w:pPr>
+        <w:rPr>
+          <w:rFonts w:eastAsia="Times New Roman"/>
+          <w:lang w:val="en-ZW"/>
+        </w:rPr>
+      </w:pPr>
+      <w:r>
+        <w:rPr>
+          <w:rFonts w:eastAsia="Times New Roman"/>
+          <w:lang w:val="en-ZW"/>
+        </w:rPr>
+        <w:t>The literature review does not assume that machine learning can determine whether money laundering has occurred. Rather, machine-learning techniques are considered as decision-support mechanisms capable of identifying transaction behaviour that may require investigation. This distinction is consistent with the design of the developed system, which classifies transactions as normal or suspicious patterns and presents suspicious activity for further review.</w:t>
+      </w:r>
+    </w:p>
+    <w:p>
+      <w:pPr>
+        <w:rPr>
+          <w:rFonts w:eastAsia="Times New Roman"/>
+          <w:lang w:val="en-ZW"/>
+        </w:rPr>
+      </w:pPr>
+    </w:p>
+    <w:p>
+      <w:pPr>
+        <w:rPr>
+          <w:rFonts w:eastAsia="Times New Roman"/>
+          <w:b/>
+          <w:bCs/>
+          <w:lang w:val="en-ZW"/>
+        </w:rPr>
+      </w:pPr>
+      <w:r>
+        <w:rPr>
+          <w:rFonts w:eastAsia="Times New Roman"/>
+          <w:b/>
+          <w:bCs/>
+          <w:lang w:val="en-ZW"/>
+        </w:rPr>
+        <w:t>2.2 Analysis of Related Work</w:t>
+      </w:r>
+    </w:p>
+    <w:p>
+      <w:pPr>
+        <w:rPr>
+          <w:rFonts w:eastAsia="Times New Roman"/>
+          <w:b/>
+          <w:bCs/>
+          <w:lang w:val="en-ZW"/>
+        </w:rPr>
+      </w:pPr>
+      <w:r>
+        <w:rPr>
+          <w:rFonts w:eastAsia="Times New Roman"/>
+          <w:b/>
+          <w:bCs/>
+          <w:lang w:val="en-ZW"/>
+        </w:rPr>
+        <w:t>2.2.1 Mobile Money and the Digital Financial Environment</w:t>
+      </w:r>
+    </w:p>
+    <w:p>
+      <w:pPr>
+        <w:rPr>
+          <w:rFonts w:eastAsia="Times New Roman"/>
+          <w:lang w:val="en-ZW"/>
+        </w:rPr>
+      </w:pPr>
+      <w:r>
+        <w:rPr>
+          <w:rFonts w:eastAsia="Times New Roman"/>
+          <w:lang w:val="en-ZW"/>
+        </w:rPr>
+        <w:t>Mobile money has become an important component of digital financial services, particularly in developing economies. It enables users to store and transfer monetary value through mobile wallets and commonly supports activities such as Cash-In, Cash-Out and Wallet-to-Wallet transfers. Agent networks provide an important connection between digital wallets and physical cash.</w:t>
+      </w:r>
+    </w:p>
+    <w:p>
+      <w:pPr>
+        <w:rPr>
+          <w:rFonts w:eastAsia="Times New Roman"/>
+          <w:lang w:val="en-ZW"/>
+        </w:rPr>
+      </w:pPr>
+      <w:r>
+        <w:rPr>
+          <w:rFonts w:eastAsia="Times New Roman"/>
+          <w:lang w:val="en-ZW"/>
+        </w:rPr>
+        <w:t xml:space="preserve">The GSMA reported continued international expansion of mobile money, with Sub-Saharan Africa remaining the largest regional mobile-money ecosystem [1]. The World Bank has </w:t>
+      </w:r>
+      <w:r>
+        <w:rPr>
+          <w:rFonts w:eastAsia="Times New Roman"/>
+          <w:lang w:val="en-ZW"/>
+        </w:rPr>
+        <w:lastRenderedPageBreak/>
+        <w:t>similarly recognised mobile money as an important contributor to financial inclusion, particularly where access to conventional financial institutions is limited [3].</w:t>
+      </w:r>
+    </w:p>
+    <w:p>
+      <w:pPr>
+        <w:rPr>
+          <w:rFonts w:eastAsia="Times New Roman"/>
+          <w:lang w:val="en-ZW"/>
+        </w:rPr>
+      </w:pPr>
+      <w:r>
+        <w:rPr>
+          <w:rFonts w:eastAsia="Times New Roman"/>
+          <w:lang w:val="en-ZW"/>
+        </w:rPr>
+        <w:t xml:space="preserve">The expansion of mobile money creates benefits including accessibility, convenience and greater participation in formal financial services. However, the same accessibility and transaction speed can introduce financial-crime risks when services are misused. Whisker and </w:t>
       </w:r>
       <w:proofErr w:type="spellStart"/>
       <w:r>
         <w:rPr>
-          <w:rFonts w:ascii="Times New Roman" w:hAnsi="Times New Roman" w:cs="Times New Roman"/>
-        </w:rPr>
-        <w:t>analyzing</w:t>
+          <w:rFonts w:eastAsia="Times New Roman"/>
+          <w:lang w:val="en-ZW"/>
+        </w:rPr>
+        <w:t>Lokanan</w:t>
       </w:r>
       <w:proofErr w:type="spellEnd"/>
       <w:r>
         <w:rPr>
-          <w:rFonts w:ascii="Times New Roman" w:hAnsi="Times New Roman" w:cs="Times New Roman"/>
-        </w:rPr>
-        <w:t xml:space="preserve"> specific studies in relation to their methodology, results, limitations and applicability to the proposed system. In this context, </w:t>
-      </w:r>
-    </w:p>
-    <w:p>
-      <w:pPr>
-        <w:spacing w:line="360" w:lineRule="auto"/>
-        <w:jc w:val="both"/>
-        <w:rPr>
-          <w:rFonts w:ascii="Times New Roman" w:hAnsi="Times New Roman" w:cs="Times New Roman"/>
-        </w:rPr>
-      </w:pPr>
-    </w:p>
-    <w:p>
-      <w:pPr>
-        <w:spacing w:line="360" w:lineRule="auto"/>
-        <w:jc w:val="both"/>
-        <w:rPr>
-          <w:rFonts w:ascii="Times New Roman" w:hAnsi="Times New Roman" w:cs="Times New Roman"/>
-          <w:b/>
-          <w:bCs/>
-        </w:rPr>
-      </w:pPr>
-      <w:r>
-        <w:rPr>
-          <w:rFonts w:ascii="Times New Roman" w:hAnsi="Times New Roman" w:cs="Times New Roman"/>
-          <w:b/>
-          <w:bCs/>
-        </w:rPr>
-        <w:t>2.1.1 Anti-Money Laundering: Conceptual Framework</w:t>
-      </w:r>
-    </w:p>
-    <w:p>
-      <w:pPr>
-        <w:spacing w:line="360" w:lineRule="auto"/>
-        <w:jc w:val="both"/>
-        <w:rPr>
-          <w:rFonts w:ascii="Times New Roman" w:hAnsi="Times New Roman" w:cs="Times New Roman"/>
-        </w:rPr>
-      </w:pPr>
-      <w:r>
-        <w:rPr>
-          <w:rFonts w:ascii="Times New Roman" w:hAnsi="Times New Roman" w:cs="Times New Roman"/>
-        </w:rPr>
-        <w:t xml:space="preserve">Money laundering takes place when illegally acquired money is moved through the legitimate financial system to disguise the route the cash has taken. It usually follows three steps: placement (introducing illicit funds into the financial system), layering (mixing the funds with the ones from a different source in complex transactions) and integration (putting the funds back as regular income) [1]. AML transaction monitoring is a vital element of financial institutions' compliance programs, as it is a process of continuously monitoring every financial transaction to look for any pattern that could be a suspicious transaction and be investigated by compliance officers. The Financial Action Task Force (FATF), the international standard-setting organization of anti-money laundering and counter-terrorist financing (AML/CFT) standards, recommends a tailor-made approach based on the level of risk a financial institution faces, which involves the application of appropriate AML/CFT controls [2]. Within this scheme, alerts from monitoring systems are not a determination of criminal activity, but rather an indication of a transaction that needs further investigation. The risk-based monitoring generally takes into account the factors such as transaction amounts, frequency, timing, channel, velocity of funds transfer, and deviation from expected customer </w:t>
+          <w:rFonts w:eastAsia="Times New Roman"/>
+          <w:lang w:val="en-ZW"/>
+        </w:rPr>
+        <w:t xml:space="preserve"> examined AML and counter-terrorist-financing threats associated with mobile money and observed that characteristics of mobile-money transactions can create opportunities for exploitation where weaknesses exist in financial controls [4]. </w:t>
+      </w:r>
+    </w:p>
+    <w:p>
+      <w:pPr>
+        <w:rPr>
+          <w:rFonts w:eastAsia="Times New Roman"/>
+          <w:lang w:val="en-ZW"/>
+        </w:rPr>
+      </w:pPr>
+      <w:r>
+        <w:rPr>
+          <w:rFonts w:eastAsia="Times New Roman"/>
+          <w:lang w:val="en-ZW"/>
+        </w:rPr>
+        <w:t>The Basel Institute on Governance similarly identifies mobile money as potentially vulnerable to financial crime while also noting that transaction records can provide information useful to investigators [13]. This creates an important balance: mobile money should remain accessible enough to support financial inclusion while being accompanied by monitoring mechanisms capable of identifying potentially suspicious activity.</w:t>
+      </w:r>
+    </w:p>
+    <w:p>
+      <w:pPr>
+        <w:rPr>
+          <w:rFonts w:eastAsia="Times New Roman"/>
+          <w:lang w:val="en-ZW"/>
+        </w:rPr>
+      </w:pPr>
+      <w:r>
+        <w:rPr>
+          <w:rFonts w:eastAsia="Times New Roman"/>
+          <w:lang w:val="en-ZW"/>
+        </w:rPr>
+        <w:t>Consequently, AML monitoring within mobile money should not simply reproduce assumptions developed for conventional banking. Mobile-money environments contain operational characteristics such as digital wallets, agent networks, frequent transfers and relationships between multiple wallets that can provide important behavioural information.</w:t>
+      </w:r>
+    </w:p>
+    <w:p>
+      <w:pPr>
+        <w:rPr>
+          <w:rFonts w:eastAsia="Times New Roman"/>
+          <w:lang w:val="en-ZW"/>
+        </w:rPr>
+      </w:pPr>
+    </w:p>
+    <w:p>
+      <w:pPr>
+        <w:rPr>
+          <w:rFonts w:eastAsia="Times New Roman"/>
+          <w:b/>
+          <w:bCs/>
+          <w:lang w:val="en-ZW"/>
+        </w:rPr>
+      </w:pPr>
+      <w:r>
+        <w:rPr>
+          <w:rFonts w:eastAsia="Times New Roman"/>
+          <w:b/>
+          <w:bCs/>
+          <w:lang w:val="en-ZW"/>
+        </w:rPr>
+        <w:t>2.2.2 Money-Laundering Risk in Mobile-Money Environments</w:t>
+      </w:r>
+    </w:p>
+    <w:p>
+      <w:pPr>
+        <w:rPr>
+          <w:rFonts w:eastAsia="Times New Roman"/>
+          <w:lang w:val="en-ZW"/>
+        </w:rPr>
+      </w:pPr>
+      <w:r>
+        <w:rPr>
+          <w:rFonts w:eastAsia="Times New Roman"/>
+          <w:lang w:val="en-ZW"/>
+        </w:rPr>
+        <w:t>Money laundering generally involves processes intended to conceal or disguise the origins or ownership of illicitly obtained funds. Digital financial systems can be exploited to move value through multiple transactions, accounts or relationships in ways that make the overall activity more difficult to recognise when transactions are considered individually.</w:t>
+      </w:r>
+    </w:p>
+    <w:p>
+      <w:pPr>
+        <w:rPr>
+          <w:rFonts w:eastAsia="Times New Roman"/>
+          <w:lang w:val="en-ZW"/>
+        </w:rPr>
+      </w:pPr>
+      <w:r>
+        <w:rPr>
+          <w:rFonts w:eastAsia="Times New Roman"/>
+          <w:lang w:val="en-ZW"/>
+        </w:rPr>
+        <w:t xml:space="preserve">Whisker and </w:t>
       </w:r>
       <w:proofErr w:type="spellStart"/>
       <w:r>
         <w:rPr>
-          <w:rFonts w:ascii="Times New Roman" w:hAnsi="Times New Roman" w:cs="Times New Roman"/>
-        </w:rPr>
-        <w:t>behavior</w:t>
+          <w:rFonts w:eastAsia="Times New Roman"/>
+          <w:lang w:val="en-ZW"/>
+        </w:rPr>
+        <w:t>Lokanan</w:t>
       </w:r>
       <w:proofErr w:type="spellEnd"/>
       <w:r>
         <w:rPr>
-          <w:rFonts w:ascii="Times New Roman" w:hAnsi="Times New Roman" w:cs="Times New Roman"/>
-        </w:rPr>
-        <w:t xml:space="preserve"> patterns. These indicators are combined to give risk scores which are divided into low, medium and high categories, and which are used to inform the prioritisation of compliance resources. In the present study, we take this risk-based scoring view of simulated transactions and aim to offer meaningful explanations to compliance officers for the high-risk alerts. There are two types of machine learning models that can be applied to AML detection: supervised learning and </w:t>
-      </w:r>
-      <w:r>
-        <w:rPr>
-          <w:rFonts w:ascii="Times New Roman" w:hAnsi="Times New Roman" w:cs="Times New Roman"/>
+          <w:rFonts w:eastAsia="Times New Roman"/>
+          <w:lang w:val="en-ZW"/>
+        </w:rPr>
+        <w:t xml:space="preserve"> [4] examined characteristics of mobile-money transactions in relation to AML and counter-terrorist-financing risks and identified mobile money as another financial channel through which weaknesses in financial systems can potentially be exploited. Their work is particularly relevant to this research because it focuses specifically on mobile money rather than assuming that risks and controls within conventional banking transfer directly to mobile-wallet environments. </w:t>
+      </w:r>
+    </w:p>
+    <w:p>
+      <w:pPr>
+        <w:rPr>
+          <w:rFonts w:eastAsia="Times New Roman"/>
+          <w:lang w:val="en-ZW"/>
+        </w:rPr>
+      </w:pPr>
+      <w:r>
+        <w:rPr>
+          <w:rFonts w:eastAsia="Times New Roman"/>
+          <w:lang w:val="en-ZW"/>
+        </w:rPr>
+        <w:t xml:space="preserve">INTERPOL's analysis of mobile money and organised crime in Africa also identified the exploitation of mobile-money services in connection with several forms of organised criminal </w:t>
+      </w:r>
+      <w:r>
+        <w:rPr>
+          <w:rFonts w:eastAsia="Times New Roman"/>
+          <w:lang w:val="en-ZW"/>
         </w:rPr>
         <w:lastRenderedPageBreak/>
-        <w:t xml:space="preserve">unsupervised </w:t>
+        <w:t xml:space="preserve">activity, including money laundering [14]. The report emphasised that the rapid growth of mobile-money infrastructure in Africa has created both economic benefits and opportunities for criminal exploitation where weaknesses exist in regulation and identification systems. </w:t>
+      </w:r>
+    </w:p>
+    <w:p>
+      <w:pPr>
+        <w:rPr>
+          <w:rFonts w:eastAsia="Times New Roman"/>
+          <w:lang w:val="en-ZW"/>
+        </w:rPr>
+      </w:pPr>
+      <w:r>
+        <w:rPr>
+          <w:rFonts w:eastAsia="Times New Roman"/>
+          <w:lang w:val="en-ZW"/>
+        </w:rPr>
+        <w:t>These studies support the need for monitoring approaches capable of examining transaction behaviour across multiple dimensions. Nevertheless, recognising a behavioural pattern is not equivalent to establishing money laundering. Legitimate customers can perform unusual transactions, and high transaction frequency or complex transaction relationships may have lawful explanations. Suspicious-pattern detection should therefore be followed by investigation rather than treated as an automatic conclusion of criminal conduct.</w:t>
+      </w:r>
+    </w:p>
+    <w:p>
+      <w:pPr>
+        <w:rPr>
+          <w:rFonts w:eastAsia="Times New Roman"/>
+          <w:lang w:val="en-ZW"/>
+        </w:rPr>
+      </w:pPr>
+    </w:p>
+    <w:p>
+      <w:pPr>
+        <w:rPr>
+          <w:rFonts w:eastAsia="Times New Roman"/>
+          <w:b/>
+          <w:bCs/>
+          <w:lang w:val="en-ZW"/>
+        </w:rPr>
+      </w:pPr>
+      <w:r>
+        <w:rPr>
+          <w:rFonts w:eastAsia="Times New Roman"/>
+          <w:b/>
+          <w:bCs/>
+          <w:lang w:val="en-ZW"/>
+        </w:rPr>
+        <w:t>2.2.3 Structuring Behaviour</w:t>
+      </w:r>
+    </w:p>
+    <w:p>
+      <w:pPr>
+        <w:rPr>
+          <w:rFonts w:eastAsia="Times New Roman"/>
+          <w:lang w:val="en-ZW"/>
+        </w:rPr>
+      </w:pPr>
+      <w:r>
+        <w:rPr>
+          <w:rFonts w:eastAsia="Times New Roman"/>
+          <w:lang w:val="en-ZW"/>
+        </w:rPr>
+        <w:t>Structuring is relevant to AML monitoring because a large movement of value may be divided into several smaller transactions rather than being conducted as a single transaction. Monitoring individual transactions independently can therefore fail to reveal the relationship among multiple smaller transactions.</w:t>
+      </w:r>
+    </w:p>
+    <w:p>
+      <w:pPr>
+        <w:rPr>
+          <w:rFonts w:eastAsia="Times New Roman"/>
+          <w:lang w:val="en-ZW"/>
+        </w:rPr>
+      </w:pPr>
+      <w:r>
+        <w:rPr>
+          <w:rFonts w:eastAsia="Times New Roman"/>
+          <w:lang w:val="en-ZW"/>
+        </w:rPr>
+        <w:t>A useful structuring-detection mechanism requires historical context. Transaction frequency, repeated transaction values, cumulative transaction value, transaction timing and similarities among amounts can provide more information than the current transaction value alone. The significance lies in the pattern across transactions, not merely whether one transaction is above or below a particular value.</w:t>
+      </w:r>
+    </w:p>
+    <w:p>
+      <w:pPr>
+        <w:rPr>
+          <w:rFonts w:eastAsia="Times New Roman"/>
+          <w:lang w:val="en-ZW"/>
+        </w:rPr>
+      </w:pPr>
+      <w:r>
+        <w:rPr>
+          <w:rFonts w:eastAsia="Times New Roman"/>
+          <w:lang w:val="en-ZW"/>
+        </w:rPr>
+        <w:t>Conventional threshold-based monitoring can assist in identifying known patterns, but fixed rules can be restrictive. Legitimate customers may repeatedly transact near a threshold, while suspicious activity may deliberately vary transaction values to avoid obvious repetition. Consequently, behavioural characteristics need to be examined collectively.</w:t>
+      </w:r>
+    </w:p>
+    <w:p>
+      <w:pPr>
+        <w:rPr>
+          <w:rFonts w:eastAsia="Times New Roman"/>
+          <w:lang w:val="en-ZW"/>
+        </w:rPr>
+      </w:pPr>
+      <w:r>
+        <w:rPr>
+          <w:rFonts w:eastAsia="Times New Roman"/>
+          <w:lang w:val="en-ZW"/>
+        </w:rPr>
+        <w:t xml:space="preserve">Research into machine-learning-based AML has increasingly incorporated historical transaction information. Jensen and </w:t>
       </w:r>
       <w:proofErr w:type="spellStart"/>
-      <w:proofErr w:type="gramStart"/>
-      <w:r>
-        <w:rPr>
-          <w:rFonts w:ascii="Times New Roman" w:hAnsi="Times New Roman" w:cs="Times New Roman"/>
-        </w:rPr>
-        <w:t>learning.Machine</w:t>
+      <w:r>
+        <w:rPr>
+          <w:rFonts w:eastAsia="Times New Roman"/>
+          <w:lang w:val="en-ZW"/>
+        </w:rPr>
+        <w:t>Iosifidis</w:t>
       </w:r>
       <w:proofErr w:type="spellEnd"/>
-      <w:proofErr w:type="gramEnd"/>
-      <w:r>
-        <w:rPr>
-          <w:rFonts w:ascii="Times New Roman" w:hAnsi="Times New Roman" w:cs="Times New Roman"/>
-        </w:rPr>
-        <w:t xml:space="preserve"> learning models for AML detection can be classified into two types—supervised learning and unsupervised learning—where the former requires complete labels and the latter requires only patterns that are far from normal. Hybrid solutions integrate rule-based systems with machine-learning based outputs and anomaly detection outputs to benefit from the strengths of both methods. Jensen and </w:t>
+      <w:r>
+        <w:rPr>
+          <w:rFonts w:eastAsia="Times New Roman"/>
+          <w:lang w:val="en-ZW"/>
+        </w:rPr>
+        <w:t xml:space="preserve"> [5] describe the use of statistical and machine-learning approaches for AML and highlight challenges including limited labelled data, class imbalance and the operational requirements associated with suspicious-activity detection. Such research supports moving beyond isolated transaction-level analysis towards richer representations of behaviour.</w:t>
+      </w:r>
+    </w:p>
+    <w:p>
+      <w:pPr>
+        <w:rPr>
+          <w:rFonts w:eastAsia="Times New Roman"/>
+          <w:lang w:val="en-ZW"/>
+        </w:rPr>
+      </w:pPr>
+      <w:r>
+        <w:rPr>
+          <w:rFonts w:eastAsia="Times New Roman"/>
+          <w:lang w:val="en-ZW"/>
+        </w:rPr>
+        <w:lastRenderedPageBreak/>
+        <w:t>The present research therefore represents structuring through multiple historical features rather than defining suspicious activity solely through a single fixed threshold. This allows transaction frequency, historical values, repeated amounts and amount distributions to contribute collectively to classification.</w:t>
+      </w:r>
+    </w:p>
+    <w:p>
+      <w:pPr>
+        <w:rPr>
+          <w:rFonts w:eastAsia="Times New Roman"/>
+          <w:lang w:val="en-ZW"/>
+        </w:rPr>
+      </w:pPr>
+    </w:p>
+    <w:p>
+      <w:pPr>
+        <w:rPr>
+          <w:rFonts w:eastAsia="Times New Roman"/>
+          <w:b/>
+          <w:bCs/>
+          <w:lang w:val="en-ZW"/>
+        </w:rPr>
+      </w:pPr>
+      <w:r>
+        <w:rPr>
+          <w:rFonts w:eastAsia="Times New Roman"/>
+          <w:b/>
+          <w:bCs/>
+          <w:lang w:val="en-ZW"/>
+        </w:rPr>
+        <w:t>2.2.4 Wallet and Transaction-Network Behaviour</w:t>
+      </w:r>
+    </w:p>
+    <w:p>
+      <w:pPr>
+        <w:rPr>
+          <w:rFonts w:eastAsia="Times New Roman"/>
+          <w:lang w:val="en-ZW"/>
+        </w:rPr>
+      </w:pPr>
+      <w:r>
+        <w:rPr>
+          <w:rFonts w:eastAsia="Times New Roman"/>
+          <w:lang w:val="en-ZW"/>
+        </w:rPr>
+        <w:t>Financial transactions naturally form networks. Wallets can be represented as entities, while transfers between them form relationships. Analysing these relationships can reveal behavioural structures that may not be visible when each transaction is considered independently.</w:t>
+      </w:r>
+    </w:p>
+    <w:p>
+      <w:pPr>
+        <w:rPr>
+          <w:rFonts w:eastAsia="Times New Roman"/>
+          <w:lang w:val="en-ZW"/>
+        </w:rPr>
+      </w:pPr>
+      <w:r>
+        <w:rPr>
+          <w:rFonts w:eastAsia="Times New Roman"/>
+          <w:lang w:val="en-ZW"/>
+        </w:rPr>
+        <w:t>For example, a wallet may receive transfers from numerous other wallets, one wallet may distribute value among several recipients, two wallets may repeatedly exchange value, or funds may rapidly enter and leave a wallet. These behaviours do not automatically indicate money laundering, but they can provide information relevant to investigation.</w:t>
+      </w:r>
+    </w:p>
+    <w:p>
+      <w:pPr>
+        <w:rPr>
+          <w:rFonts w:eastAsia="Times New Roman"/>
+          <w:lang w:val="en-ZW"/>
+        </w:rPr>
+      </w:pPr>
+      <w:r>
+        <w:rPr>
+          <w:rFonts w:eastAsia="Times New Roman"/>
+          <w:lang w:val="en-ZW"/>
+        </w:rPr>
+        <w:t xml:space="preserve">Network-based AML research demonstrates the usefulness of considering relationships among financial entities. Weber et al. investigated graph-based AML analysis using a large labelled cryptocurrency transaction dataset [15]. Their study compared Logistic Regression, Random Forest, Multilayer </w:t>
       </w:r>
       <w:proofErr w:type="spellStart"/>
       <w:r>
         <w:rPr>
-          <w:rFonts w:ascii="Times New Roman" w:hAnsi="Times New Roman" w:cs="Times New Roman"/>
+          <w:rFonts w:eastAsia="Times New Roman"/>
+          <w:lang w:val="en-ZW"/>
+        </w:rPr>
+        <w:t>Perceptrons</w:t>
+      </w:r>
+      <w:proofErr w:type="spellEnd"/>
+      <w:r>
+        <w:rPr>
+          <w:rFonts w:eastAsia="Times New Roman"/>
+          <w:lang w:val="en-ZW"/>
+        </w:rPr>
+        <w:t xml:space="preserve"> and Graph Convolutional Networks and demonstrated that relational information can contribute to financial-forensics research. </w:t>
+      </w:r>
+    </w:p>
+    <w:p>
+      <w:pPr>
+        <w:rPr>
+          <w:rFonts w:eastAsia="Times New Roman"/>
+          <w:lang w:val="en-ZW"/>
+        </w:rPr>
+      </w:pPr>
+      <w:r>
+        <w:rPr>
+          <w:rFonts w:eastAsia="Times New Roman"/>
+          <w:lang w:val="en-ZW"/>
+        </w:rPr>
+        <w:t>Although cryptocurrency transaction networks differ substantially from mobile-money systems, the research provides an important methodological lesson: financial behaviour has a relational dimension. Transaction parties and their connections can contain useful information that cannot be represented fully by examining individual transactions alone.</w:t>
+      </w:r>
+    </w:p>
+    <w:p>
+      <w:pPr>
+        <w:rPr>
+          <w:rFonts w:eastAsia="Times New Roman"/>
+          <w:lang w:val="en-ZW"/>
+        </w:rPr>
+      </w:pPr>
+      <w:r>
+        <w:rPr>
+          <w:rFonts w:eastAsia="Times New Roman"/>
+          <w:lang w:val="en-ZW"/>
+        </w:rPr>
+        <w:t xml:space="preserve">Other research has similarly investigated graph-based machine-learning approaches for AML, demonstrating continuing interest in identifying suspicious relationships and transaction structures [16]. </w:t>
+      </w:r>
+    </w:p>
+    <w:p>
+      <w:pPr>
+        <w:rPr>
+          <w:rFonts w:eastAsia="Times New Roman"/>
+          <w:lang w:val="en-ZW"/>
+        </w:rPr>
+      </w:pPr>
+      <w:r>
+        <w:rPr>
+          <w:rFonts w:eastAsia="Times New Roman"/>
+          <w:lang w:val="en-ZW"/>
+        </w:rPr>
+        <w:t xml:space="preserve">The system developed in this research does not implement a Graph Neural Network or blockchain-analysis architecture. Instead, insights from network-oriented AML research are represented through tabular historical behavioural features such as counterparty counts, counterparty concentration, reciprocal flow, repeated recipients and pass-through behaviour. </w:t>
+      </w:r>
+      <w:r>
+        <w:rPr>
+          <w:rFonts w:eastAsia="Times New Roman"/>
+          <w:lang w:val="en-ZW"/>
+        </w:rPr>
+        <w:lastRenderedPageBreak/>
+        <w:t>This provides network-related information while maintaining an architecture that can be implemented and evaluated within the available research environment.</w:t>
+      </w:r>
+    </w:p>
+    <w:p>
+      <w:pPr>
+        <w:rPr>
+          <w:rFonts w:eastAsia="Times New Roman"/>
+          <w:lang w:val="en-ZW"/>
+        </w:rPr>
+      </w:pPr>
+    </w:p>
+    <w:p>
+      <w:pPr>
+        <w:rPr>
+          <w:rFonts w:eastAsia="Times New Roman"/>
+          <w:b/>
+          <w:bCs/>
+          <w:lang w:val="en-ZW"/>
+        </w:rPr>
+      </w:pPr>
+      <w:r>
+        <w:rPr>
+          <w:rFonts w:eastAsia="Times New Roman"/>
+          <w:b/>
+          <w:bCs/>
+          <w:lang w:val="en-ZW"/>
+        </w:rPr>
+        <w:t>2.2.5 Mobile-Money Agent Behaviour</w:t>
+      </w:r>
+    </w:p>
+    <w:p>
+      <w:pPr>
+        <w:rPr>
+          <w:rFonts w:eastAsia="Times New Roman"/>
+          <w:lang w:val="en-ZW"/>
+        </w:rPr>
+      </w:pPr>
+      <w:r>
+        <w:rPr>
+          <w:rFonts w:eastAsia="Times New Roman"/>
+          <w:lang w:val="en-ZW"/>
+        </w:rPr>
+        <w:t>Agents distinguish many mobile-money environments from purely account-to-account digital financial systems. They provide services that can include Cash-In and Cash-Out and therefore form an important part of the operational transaction ecosystem.</w:t>
+      </w:r>
+    </w:p>
+    <w:p>
+      <w:pPr>
+        <w:rPr>
+          <w:rFonts w:eastAsia="Times New Roman"/>
+          <w:lang w:val="en-ZW"/>
+        </w:rPr>
+      </w:pPr>
+      <w:r>
+        <w:rPr>
+          <w:rFonts w:eastAsia="Times New Roman"/>
+          <w:lang w:val="en-ZW"/>
+        </w:rPr>
+        <w:t>Agent activity can be examined behaviourally through factors such as transaction volume, transaction value, the number of wallets served, repeated interactions with particular wallets, concentration of activity and changes in activity over time. However, high agent activity does not itself indicate suspicious behaviour because transaction volume can differ naturally between locations and periods.</w:t>
+      </w:r>
+    </w:p>
+    <w:p>
+      <w:pPr>
+        <w:rPr>
+          <w:rFonts w:eastAsia="Times New Roman"/>
+          <w:lang w:val="en-ZW"/>
+        </w:rPr>
+      </w:pPr>
+      <w:r>
+        <w:rPr>
+          <w:rFonts w:eastAsia="Times New Roman"/>
+          <w:lang w:val="en-ZW"/>
+        </w:rPr>
+        <w:t xml:space="preserve">African mobile-money literature highlights the importance of agent networks and the financial-crime risks that can arise where agent activity is inadequately controlled. INTERPOL's analysis of organised crime and mobile money discusses vulnerabilities associated with the rapidly expanding African mobile-money ecosystem [14]. </w:t>
+      </w:r>
+    </w:p>
+    <w:p>
+      <w:pPr>
+        <w:rPr>
+          <w:rFonts w:eastAsia="Times New Roman"/>
+          <w:lang w:val="en-ZW"/>
+        </w:rPr>
+      </w:pPr>
+      <w:r>
+        <w:rPr>
+          <w:rFonts w:eastAsia="Times New Roman"/>
+          <w:lang w:val="en-ZW"/>
+        </w:rPr>
+        <w:t xml:space="preserve">Zimbabwean research has also examined the relationship between mobile-money regulation, financial inclusion and AML risk. Existing literature notes concerns relating to mobile-money agents and the need for AML/CTF risk-management mechanisms that do not unnecessarily undermine financial inclusion [17]. A later Zimbabwe-focused analysis similarly discusses regulatory responses to mobile-money agents and concerns relating to illicit activity [18]. </w:t>
+      </w:r>
+    </w:p>
+    <w:p>
+      <w:pPr>
+        <w:rPr>
+          <w:rFonts w:eastAsia="Times New Roman"/>
+          <w:lang w:val="en-ZW"/>
+        </w:rPr>
+      </w:pPr>
+      <w:r>
+        <w:rPr>
+          <w:rFonts w:eastAsia="Times New Roman"/>
+          <w:lang w:val="en-ZW"/>
+        </w:rPr>
+        <w:t>This creates an important research consideration. Agent monitoring should not automatically treat high activity as suspicious. Behaviour should instead be compared with historical activity and relationships. The present system therefore incorporates agent features covering transaction frequency and value, unique wallets, wallet concentration, repeated-wallet behaviour, flow direction and unusual activity levels.</w:t>
+      </w:r>
+    </w:p>
+    <w:p>
+      <w:pPr>
+        <w:rPr>
+          <w:rFonts w:eastAsia="Times New Roman"/>
+          <w:lang w:val="en-ZW"/>
+        </w:rPr>
+      </w:pPr>
+    </w:p>
+    <w:p>
+      <w:pPr>
+        <w:rPr>
+          <w:rFonts w:eastAsia="Times New Roman"/>
+          <w:b/>
+          <w:bCs/>
+          <w:lang w:val="en-ZW"/>
+        </w:rPr>
+      </w:pPr>
+      <w:r>
+        <w:rPr>
+          <w:rFonts w:eastAsia="Times New Roman"/>
+          <w:b/>
+          <w:bCs/>
+          <w:lang w:val="en-ZW"/>
+        </w:rPr>
+        <w:t>2.2.6 Conventional AML Monitoring and Rule-Based Approaches</w:t>
+      </w:r>
+    </w:p>
+    <w:p>
+      <w:pPr>
+        <w:rPr>
+          <w:rFonts w:eastAsia="Times New Roman"/>
+          <w:lang w:val="en-ZW"/>
+        </w:rPr>
+      </w:pPr>
+      <w:r>
+        <w:rPr>
+          <w:rFonts w:eastAsia="Times New Roman"/>
+          <w:lang w:val="en-ZW"/>
+        </w:rPr>
+        <w:t xml:space="preserve">Traditional transaction-monitoring systems frequently rely on predefined rules, thresholds and known risk indicators. Rules have several advantages. They are relatively easy to understand, </w:t>
+      </w:r>
+      <w:r>
+        <w:rPr>
+          <w:rFonts w:eastAsia="Times New Roman"/>
+          <w:lang w:val="en-ZW"/>
+        </w:rPr>
+        <w:lastRenderedPageBreak/>
+        <w:t>can represent established compliance requirements and provide investigators with an explanation of why activity was flagged.</w:t>
+      </w:r>
+    </w:p>
+    <w:p>
+      <w:pPr>
+        <w:rPr>
+          <w:rFonts w:eastAsia="Times New Roman"/>
+          <w:lang w:val="en-ZW"/>
+        </w:rPr>
+      </w:pPr>
+      <w:r>
+        <w:rPr>
+          <w:rFonts w:eastAsia="Times New Roman"/>
+          <w:lang w:val="en-ZW"/>
+        </w:rPr>
+        <w:t>However, fixed rules also have limitations. Complex suspicious behaviour may involve combinations of events that are difficult to represent using a small set of thresholds. Rules may also produce large numbers of alerts when legitimate activity satisfies predefined conditions.</w:t>
+      </w:r>
+    </w:p>
+    <w:p>
+      <w:pPr>
+        <w:rPr>
+          <w:rFonts w:eastAsia="Times New Roman"/>
+          <w:lang w:val="en-ZW"/>
+        </w:rPr>
+      </w:pPr>
+      <w:r>
+        <w:rPr>
+          <w:rFonts w:eastAsia="Times New Roman"/>
+          <w:lang w:val="en-ZW"/>
+        </w:rPr>
+        <w:t>The Financial Action Task Force has therefore considered opportunities associated with new technologies for AML/CFT and recognises the potential for advanced analytics and related technologies to improve the efficiency and effectiveness of AML activities [9], [10]. Technology does not remove the requirement for appropriate governance and human judgement; rather, it can improve the ability to process and prioritise information.</w:t>
+      </w:r>
+    </w:p>
+    <w:p>
+      <w:pPr>
+        <w:rPr>
+          <w:rFonts w:eastAsia="Times New Roman"/>
+          <w:lang w:val="en-ZW"/>
+        </w:rPr>
+      </w:pPr>
+      <w:r>
+        <w:rPr>
+          <w:rFonts w:eastAsia="Times New Roman"/>
+          <w:lang w:val="en-ZW"/>
+        </w:rPr>
+        <w:t>This supports a hybrid conceptual approach in which interpretable compliance mechanisms and data-driven behavioural analysis can coexist. Within the present research, however, the machine-learning experiment is evaluated independently using its frozen behavioural-feature architecture. Optional application-level rules are not used as ground-truth labels for training the machine-learning model.</w:t>
+      </w:r>
+    </w:p>
+    <w:p>
+      <w:pPr>
+        <w:rPr>
+          <w:rFonts w:eastAsia="Times New Roman"/>
+          <w:lang w:val="en-ZW"/>
+        </w:rPr>
+      </w:pPr>
+      <w:r>
+        <w:rPr>
+          <w:rFonts w:eastAsia="Times New Roman"/>
+          <w:lang w:val="en-ZW"/>
+        </w:rPr>
+        <w:t>This separation is important because training a model using labels generated directly from the same rules or risk scores supplied as model inputs would risk label leakage. Such a model could appear highly accurate while merely reproducing the rules from which its labels were generated.</w:t>
+      </w:r>
+    </w:p>
+    <w:p>
+      <w:pPr>
+        <w:rPr>
+          <w:rFonts w:eastAsia="Times New Roman"/>
+          <w:lang w:val="en-ZW"/>
+        </w:rPr>
+      </w:pPr>
+    </w:p>
+    <w:p>
+      <w:pPr>
+        <w:rPr>
+          <w:rFonts w:eastAsia="Times New Roman"/>
+          <w:b/>
+          <w:bCs/>
+          <w:lang w:val="en-ZW"/>
+        </w:rPr>
+      </w:pPr>
+      <w:r>
+        <w:rPr>
+          <w:rFonts w:eastAsia="Times New Roman"/>
+          <w:b/>
+          <w:bCs/>
+          <w:lang w:val="en-ZW"/>
+        </w:rPr>
+        <w:t>2.2.7 Machine Learning for AML Detection</w:t>
+      </w:r>
+    </w:p>
+    <w:p>
+      <w:pPr>
+        <w:rPr>
+          <w:rFonts w:eastAsia="Times New Roman"/>
+          <w:lang w:val="en-ZW"/>
+        </w:rPr>
+      </w:pPr>
+      <w:r>
+        <w:rPr>
+          <w:rFonts w:eastAsia="Times New Roman"/>
+          <w:lang w:val="en-ZW"/>
+        </w:rPr>
+        <w:t>Machine learning has received increasing attention within AML research because of its ability to analyse combinations of variables and recognise patterns that may be difficult to express through fixed rules.</w:t>
+      </w:r>
+    </w:p>
+    <w:p>
+      <w:pPr>
+        <w:rPr>
+          <w:rFonts w:eastAsia="Times New Roman"/>
+          <w:lang w:val="en-ZW"/>
+        </w:rPr>
+      </w:pPr>
+      <w:r>
+        <w:rPr>
+          <w:rFonts w:eastAsia="Times New Roman"/>
+          <w:lang w:val="en-ZW"/>
+        </w:rPr>
+        <w:t>Machine-learning approaches to AML include supervised classification, unsupervised anomaly detection and graph-based methods. Supervised learning uses labelled examples to learn a mapping between input features and known classes. Unsupervised approaches attempt to identify unusual observations without requiring complete labels. Graph-based approaches model relationships among transaction entities.</w:t>
+      </w:r>
+    </w:p>
+    <w:p>
+      <w:pPr>
+        <w:rPr>
+          <w:rFonts w:eastAsia="Times New Roman"/>
+          <w:lang w:val="en-ZW"/>
+        </w:rPr>
+      </w:pPr>
+      <w:r>
+        <w:rPr>
+          <w:rFonts w:eastAsia="Times New Roman"/>
+          <w:lang w:val="en-ZW"/>
+        </w:rPr>
+        <w:lastRenderedPageBreak/>
+        <w:t xml:space="preserve">Jensen and </w:t>
+      </w:r>
+      <w:proofErr w:type="spellStart"/>
+      <w:r>
+        <w:rPr>
+          <w:rFonts w:eastAsia="Times New Roman"/>
+          <w:lang w:val="en-ZW"/>
         </w:rPr>
         <w:t>Iosifidis</w:t>
       </w:r>
       <w:proofErr w:type="spellEnd"/>
       <w:r>
         <w:rPr>
-          <w:rFonts w:ascii="Times New Roman" w:hAnsi="Times New Roman" w:cs="Times New Roman"/>
-        </w:rPr>
-        <w:t xml:space="preserve"> [3] list two main elements of AML modelling: Customer risk profiling and Suspicious behaviour detection. The authors also stress that using only accuracy as a measure for evaluating AML models is not enough as some of the suspicious transactions are a very small minority. They suggest adding false positive and false negative rates to give a better idea of model performance. Patterns that are identified by anomaly detection techniques could include unusually large transactions, abnormal frequency, rapid funds transfer, etc., but these may not necessarily result from illegal activity. Emerging technologies have the potential to improve the effectiveness of AML, but there are concerns regarding data quality, privacy, cybersecurity, algorithmic bias, and transparency [2]. Therefore, literature is abundant on the need for humans to oversee AML systems and that an alert raised must be explainable for supporting human decision making and not to replace it entirely. </w:t>
-      </w:r>
-    </w:p>
-    <w:p>
-      <w:pPr>
-        <w:spacing w:line="360" w:lineRule="auto"/>
-        <w:jc w:val="both"/>
-        <w:rPr>
-          <w:rFonts w:ascii="Times New Roman" w:hAnsi="Times New Roman" w:cs="Times New Roman"/>
-        </w:rPr>
-      </w:pPr>
-    </w:p>
-    <w:p>
-      <w:pPr>
-        <w:spacing w:line="360" w:lineRule="auto"/>
-        <w:jc w:val="both"/>
-        <w:rPr>
-          <w:rFonts w:ascii="Times New Roman" w:hAnsi="Times New Roman" w:cs="Times New Roman"/>
-          <w:b/>
-          <w:bCs/>
-          <w:lang w:val="en-ZW"/>
-        </w:rPr>
-      </w:pPr>
-      <w:r>
-        <w:rPr>
-          <w:rFonts w:ascii="Times New Roman" w:hAnsi="Times New Roman" w:cs="Times New Roman"/>
-          <w:b/>
-          <w:bCs/>
-          <w:lang w:val="en-ZW"/>
-        </w:rPr>
-        <w:t>2.2 Critical Analysis of Existing Approaches</w:t>
-      </w:r>
-    </w:p>
-    <w:p>
-      <w:pPr>
-        <w:spacing w:line="360" w:lineRule="auto"/>
-        <w:jc w:val="both"/>
-        <w:rPr>
-          <w:rFonts w:ascii="Times New Roman" w:hAnsi="Times New Roman" w:cs="Times New Roman"/>
-          <w:b/>
-          <w:bCs/>
-          <w:lang w:val="en-ZW"/>
-        </w:rPr>
-      </w:pPr>
-      <w:r>
-        <w:rPr>
-          <w:rFonts w:ascii="Times New Roman" w:hAnsi="Times New Roman" w:cs="Times New Roman"/>
-          <w:b/>
-          <w:bCs/>
-          <w:lang w:val="en-ZW"/>
-        </w:rPr>
-        <w:t>2.2.1 International Context: Machine Learning for AML Detection</w:t>
-      </w:r>
-    </w:p>
-    <w:p>
-      <w:pPr>
-        <w:spacing w:line="360" w:lineRule="auto"/>
-        <w:jc w:val="both"/>
-        <w:rPr>
-          <w:rFonts w:ascii="Times New Roman" w:hAnsi="Times New Roman" w:cs="Times New Roman"/>
-        </w:rPr>
-      </w:pPr>
-      <w:r>
-        <w:rPr>
-          <w:rFonts w:ascii="Times New Roman" w:hAnsi="Times New Roman" w:cs="Times New Roman"/>
-        </w:rPr>
-        <w:t xml:space="preserve">The primary approach in early AML systems was rule-based, using rules to detect transactions above a certain threshold or with a specific pattern (such as several payments within a short time that are close to the reporting limits). Although rules can be useful in ensuring institutional policy and regulatory compliance, they have many drawbacks. Normal customer activities will cause a significant number of false positives in rule-based systems and can't catch emerging criminal activities that can be customized to known rule patterns. Furthermore, rule-based systems are not effective in multi-step schemes, such as a succession of seemingly benign actions that lead to suspicious </w:t>
-      </w:r>
+          <w:rFonts w:eastAsia="Times New Roman"/>
+          <w:lang w:val="en-ZW"/>
+        </w:rPr>
+        <w:t xml:space="preserve"> [5] examined the use of statistics and machine learning in AML and discussed important practical challenges associated with financial-crime detection. These include severe class imbalance and limited access to appropriate labelled datasets.</w:t>
+      </w:r>
+    </w:p>
+    <w:p>
+      <w:pPr>
+        <w:rPr>
+          <w:rFonts w:eastAsia="Times New Roman"/>
+          <w:lang w:val="en-ZW"/>
+        </w:rPr>
+      </w:pPr>
+      <w:r>
+        <w:rPr>
+          <w:rFonts w:eastAsia="Times New Roman"/>
+          <w:lang w:val="en-ZW"/>
+        </w:rPr>
+        <w:t xml:space="preserve">Another study developed a machine-learning model for prioritising financial transactions for manual investigation using historical transaction and behavioural information [19]. The study demonstrates an important principle relevant to this project: the objective of AML machine learning can be prioritisation for investigation rather than automatic determination of criminality. </w:t>
+      </w:r>
+    </w:p>
+    <w:p>
+      <w:pPr>
+        <w:rPr>
+          <w:rFonts w:eastAsia="Times New Roman"/>
+          <w:lang w:val="en-ZW"/>
+        </w:rPr>
+      </w:pPr>
       <w:proofErr w:type="spellStart"/>
       <w:r>
         <w:rPr>
-          <w:rFonts w:ascii="Times New Roman" w:hAnsi="Times New Roman" w:cs="Times New Roman"/>
-        </w:rPr>
-        <w:t>behavior</w:t>
+          <w:rFonts w:eastAsia="Times New Roman"/>
+          <w:lang w:val="en-ZW"/>
+        </w:rPr>
+        <w:t>Tertychnyi</w:t>
       </w:r>
       <w:proofErr w:type="spellEnd"/>
       <w:r>
         <w:rPr>
-          <w:rFonts w:ascii="Times New Roman" w:hAnsi="Times New Roman" w:cs="Times New Roman"/>
-        </w:rPr>
-        <w:t xml:space="preserve">. Machine learning techniques have been used more and more recently to overcome these disadvantages, learning complex relationships between the attributes of transactions. Random Forest and Gradient Boosting can combine these factors (amount, timing, transaction type and behavioural factors) to estimate transaction risk. Unfortunately, these supervised techniques have their inherent problem of incomplete labelling: undetected laundering activities are not included in the train data, which is a label </w:t>
-      </w:r>
-      <w:r>
-        <w:rPr>
-          <w:rFonts w:ascii="Times New Roman" w:hAnsi="Times New Roman" w:cs="Times New Roman"/>
+          <w:rFonts w:eastAsia="Times New Roman"/>
+          <w:lang w:val="en-ZW"/>
+        </w:rPr>
+        <w:t xml:space="preserve"> et al. [6] proposed a time-aware and interpretable predictive-monitoring approach for AML. Their work is particularly relevant because financial transaction behaviour develops over time, meaning that the timing and ordering of information used for prediction are important.</w:t>
+      </w:r>
+    </w:p>
+    <w:p>
+      <w:pPr>
+        <w:rPr>
+          <w:rFonts w:eastAsia="Times New Roman"/>
+          <w:lang w:val="en-ZW"/>
+        </w:rPr>
+      </w:pPr>
+      <w:r>
+        <w:rPr>
+          <w:rFonts w:eastAsia="Times New Roman"/>
+          <w:lang w:val="en-ZW"/>
+        </w:rPr>
+        <w:t>These studies demonstrate that model selection alone is insufficient for a reliable AML system. Feature design, evaluation methodology, temporal ordering, class imbalance, explainability and the relationship between predictions and human investigations all affect whether a model is useful.</w:t>
+      </w:r>
+    </w:p>
+    <w:p>
+      <w:pPr>
+        <w:rPr>
+          <w:rFonts w:eastAsia="Times New Roman"/>
+          <w:lang w:val="en-ZW"/>
+        </w:rPr>
+      </w:pPr>
+      <w:r>
+        <w:rPr>
+          <w:rFonts w:eastAsia="Times New Roman"/>
+          <w:lang w:val="en-ZW"/>
+        </w:rPr>
+        <w:t>For this reason, the present study compared conventional supervised algorithms rather than assuming that the most complex model would necessarily be appropriate. Logistic Regression, Random Forest and Gradient Boosting were investigated before Gradient Boosting was selected for the final classifier.</w:t>
+      </w:r>
+    </w:p>
+    <w:p>
+      <w:pPr>
+        <w:rPr>
+          <w:rFonts w:eastAsia="Times New Roman"/>
+          <w:lang w:val="en-ZW"/>
+        </w:rPr>
+      </w:pPr>
+    </w:p>
+    <w:p>
+      <w:pPr>
+        <w:rPr>
+          <w:rFonts w:eastAsia="Times New Roman"/>
+          <w:b/>
+          <w:bCs/>
+          <w:lang w:val="en-ZW"/>
+        </w:rPr>
+      </w:pPr>
+      <w:r>
+        <w:rPr>
+          <w:rFonts w:eastAsia="Times New Roman"/>
+          <w:b/>
+          <w:bCs/>
+          <w:lang w:val="en-ZW"/>
+        </w:rPr>
+        <w:t>2.2.8 Temporal Behaviour and Data Leakage</w:t>
+      </w:r>
+    </w:p>
+    <w:p>
+      <w:pPr>
+        <w:rPr>
+          <w:rFonts w:eastAsia="Times New Roman"/>
+          <w:lang w:val="en-ZW"/>
+        </w:rPr>
+      </w:pPr>
+      <w:r>
+        <w:rPr>
+          <w:rFonts w:eastAsia="Times New Roman"/>
+          <w:lang w:val="en-ZW"/>
+        </w:rPr>
+        <w:t>Time is particularly important in AML machine learning because transactions occur sequentially. A prediction made when a transaction occurs should only use information that would have been available at that point.</w:t>
+      </w:r>
+    </w:p>
+    <w:p>
+      <w:pPr>
+        <w:rPr>
+          <w:rFonts w:eastAsia="Times New Roman"/>
+          <w:lang w:val="en-ZW"/>
+        </w:rPr>
+      </w:pPr>
+      <w:r>
+        <w:rPr>
+          <w:rFonts w:eastAsia="Times New Roman"/>
+          <w:lang w:val="en-ZW"/>
+        </w:rPr>
+        <w:t>If future transactions are used to construct features for an earlier transaction, the resulting model has access to information that would not exist during real-time operation. This creates temporal leakage and can produce unrealistic evaluation results.</w:t>
+      </w:r>
+    </w:p>
+    <w:p>
+      <w:pPr>
+        <w:rPr>
+          <w:rFonts w:eastAsia="Times New Roman"/>
+          <w:lang w:val="en-ZW"/>
+        </w:rPr>
+      </w:pPr>
+      <w:r>
+        <w:rPr>
+          <w:rFonts w:eastAsia="Times New Roman"/>
+          <w:lang w:val="en-ZW"/>
+        </w:rPr>
+        <w:t>Time-aware AML research has recognised the importance of modelling transaction behaviour temporally [6]. This is relevant not only to model architecture but also to feature construction and evaluation.</w:t>
+      </w:r>
+    </w:p>
+    <w:p>
+      <w:pPr>
+        <w:rPr>
+          <w:rFonts w:eastAsia="Times New Roman"/>
+          <w:lang w:val="en-ZW"/>
+        </w:rPr>
+      </w:pPr>
+      <w:r>
+        <w:rPr>
+          <w:rFonts w:eastAsia="Times New Roman"/>
+          <w:lang w:val="en-ZW"/>
         </w:rPr>
         <w:lastRenderedPageBreak/>
-        <w:t xml:space="preserve">bias. Moreover, models learned from past data might not be able to capture new laundering techniques that evolve with the years, referred to as concept drift. Another method is “graph-based” which includes account relationships and transfers. Weber et al. [4] assessed the graph convolutional networks (GCNs) to identify fraudulent transactions in cryptocurrency data. They built transaction graphs, where the nodes are wallets and the edges are transactions; the GCN was trained to classify nodes as being good or bad according to the graph structure. According to the authors, money laundering networks and transfer chains may be identified using the graph-based approaches that would otherwise not be detected via transaction-level analysis. They noted, however, that there were some drawbacks to their study: graph methods also rely on accurate relationship information, are computationally expensive, and require knowledge about graph neural networks, which may not be as common as it is needed in institutional settings. In addition, the study was performed with data on cryptocurrencies, and these present a different structural nature than conventional banking transactions, thus restricting its generalisability to conventional financial systems. The hybrid model that integrates the use of rule-based systems, supervised machine learning and anomaly detection has been supported in the literature. This approach allows rules to be used to identify known red-flag patterns, supervised models to identify patterns based on labelled examples, and anomaly detectors to identify deviations from known patterns of behaviour. The fusion of these signals can be used to enhance the prioritisation and to give more complete evidence for human review than any single technique can. But the current research works on hybrid methods have mainly focused on the performance of the algorithms and not on how these components can be integrated in the operational workflow. </w:t>
-      </w:r>
-    </w:p>
-    <w:p>
-      <w:pPr>
-        <w:spacing w:line="360" w:lineRule="auto"/>
-        <w:jc w:val="both"/>
-        <w:rPr>
-          <w:rFonts w:ascii="Times New Roman" w:hAnsi="Times New Roman" w:cs="Times New Roman"/>
-        </w:rPr>
-      </w:pPr>
-    </w:p>
-    <w:p>
-      <w:pPr>
-        <w:spacing w:line="360" w:lineRule="auto"/>
-        <w:jc w:val="both"/>
-        <w:rPr>
-          <w:rFonts w:ascii="Times New Roman" w:hAnsi="Times New Roman" w:cs="Times New Roman"/>
-          <w:b/>
-          <w:bCs/>
-        </w:rPr>
-      </w:pPr>
-      <w:r>
-        <w:rPr>
-          <w:rFonts w:ascii="Times New Roman" w:hAnsi="Times New Roman" w:cs="Times New Roman"/>
-          <w:b/>
-          <w:bCs/>
-        </w:rPr>
-        <w:t xml:space="preserve">2.2.2 Synthetic Data Generation for AML Research </w:t>
-      </w:r>
-    </w:p>
-    <w:p>
-      <w:pPr>
-        <w:spacing w:line="360" w:lineRule="auto"/>
-        <w:jc w:val="both"/>
-        <w:rPr>
-          <w:rFonts w:ascii="Times New Roman" w:hAnsi="Times New Roman" w:cs="Times New Roman"/>
-        </w:rPr>
-      </w:pPr>
-      <w:r>
-        <w:rPr>
-          <w:rFonts w:ascii="Times New Roman" w:hAnsi="Times New Roman" w:cs="Times New Roman"/>
-        </w:rPr>
-        <w:t xml:space="preserve">One of the major obstacles in the AML studies is access to real banking data, which is protected by confidentiality, privacy legislation and the fact that financial information is often personally identifiable. Also, the confirmed labels are incomplete as undetected laundering activities are not included in the historical data. These factors make AML models difficult to reproduce and fairly assess due to the lack of realistic datasets for benchmarking. Altman et al. [5] created an agent-based generator of synthetic financial transactions and AML scenarios. They modelled the behaviour of various customer types and developed customer transactions from these profiles, while also having the option to simulate specific AML scenarios like structuring, </w:t>
-      </w:r>
-      <w:r>
-        <w:rPr>
-          <w:rFonts w:ascii="Times New Roman" w:hAnsi="Times New Roman" w:cs="Times New Roman"/>
+        <w:t>The present research addresses this problem by calculating historical behavioural features using only transactions that occurred before the transaction being classified. Where transactions share the same timestamp, transaction ordering provides an additional sequence condition. The current transaction therefore cannot contribute to its own historical behavioural features, and future transactions cannot influence an earlier classification.</w:t>
+      </w:r>
+    </w:p>
+    <w:p>
+      <w:pPr>
+        <w:rPr>
+          <w:rFonts w:eastAsia="Times New Roman"/>
+          <w:lang w:val="en-ZW"/>
+        </w:rPr>
+      </w:pPr>
+      <w:r>
+        <w:rPr>
+          <w:rFonts w:eastAsia="Times New Roman"/>
+          <w:lang w:val="en-ZW"/>
+        </w:rPr>
+        <w:t>This design provides a closer approximation to real-time AML monitoring because the information supplied to the classifier reflects information that would actually have been available when the transaction was processed.</w:t>
+      </w:r>
+    </w:p>
+    <w:p>
+      <w:pPr>
+        <w:rPr>
+          <w:rFonts w:eastAsia="Times New Roman"/>
+          <w:lang w:val="en-ZW"/>
+        </w:rPr>
+      </w:pPr>
+    </w:p>
+    <w:p>
+      <w:pPr>
+        <w:rPr>
+          <w:rFonts w:eastAsia="Times New Roman"/>
+          <w:b/>
+          <w:bCs/>
+          <w:lang w:val="en-ZW"/>
+        </w:rPr>
+      </w:pPr>
+      <w:r>
+        <w:rPr>
+          <w:rFonts w:eastAsia="Times New Roman"/>
+          <w:b/>
+          <w:bCs/>
+          <w:lang w:val="en-ZW"/>
+        </w:rPr>
+        <w:t>2.2.9 Synthetic Data for AML Research</w:t>
+      </w:r>
+    </w:p>
+    <w:p>
+      <w:pPr>
+        <w:rPr>
+          <w:rFonts w:eastAsia="Times New Roman"/>
+          <w:lang w:val="en-ZW"/>
+        </w:rPr>
+      </w:pPr>
+      <w:r>
+        <w:rPr>
+          <w:rFonts w:eastAsia="Times New Roman"/>
+          <w:lang w:val="en-ZW"/>
+        </w:rPr>
+        <w:t>Access to high-quality labelled AML datasets is a major challenge. Genuine financial transaction records contain sensitive customer information, while confirmed money-laundering labels are difficult to obtain and may themselves be incomplete.</w:t>
+      </w:r>
+    </w:p>
+    <w:p>
+      <w:pPr>
+        <w:rPr>
+          <w:rFonts w:eastAsia="Times New Roman"/>
+          <w:lang w:val="en-ZW"/>
+        </w:rPr>
+      </w:pPr>
+      <w:r>
+        <w:rPr>
+          <w:rFonts w:eastAsia="Times New Roman"/>
+          <w:lang w:val="en-ZW"/>
+        </w:rPr>
+        <w:t xml:space="preserve">Altman et al. developed realistic synthetic financial-transaction datasets specifically for AML model research [7]. They argue that lack of accessible real transaction data presents a significant challenge for AML machine-learning research and show how synthetic data can provide controlled datasets with known ground-truth labels. </w:t>
+      </w:r>
+    </w:p>
+    <w:p>
+      <w:pPr>
+        <w:rPr>
+          <w:rFonts w:eastAsia="Times New Roman"/>
+          <w:lang w:val="en-ZW"/>
+        </w:rPr>
+      </w:pPr>
+      <w:r>
+        <w:rPr>
+          <w:rFonts w:eastAsia="Times New Roman"/>
+          <w:lang w:val="en-ZW"/>
+        </w:rPr>
+        <w:t>Synthetic data offer several advantages for academic research. Scenario types can be controlled, ground-truth labels can be known, datasets can be reproduced, and experiments can be performed without exposing real customer financial records.</w:t>
+      </w:r>
+    </w:p>
+    <w:p>
+      <w:pPr>
+        <w:rPr>
+          <w:rFonts w:eastAsia="Times New Roman"/>
+          <w:lang w:val="en-ZW"/>
+        </w:rPr>
+      </w:pPr>
+      <w:r>
+        <w:rPr>
+          <w:rFonts w:eastAsia="Times New Roman"/>
+          <w:lang w:val="en-ZW"/>
+        </w:rPr>
+        <w:t>However, synthetic data also introduce limitations. A synthetic generator is based on assumptions about how normal and suspicious activity behave. A model may therefore learn characteristics of the generator rather than all the complexities present in an operational financial environment. Performance on synthetic data should not be presented as proof that equivalent results will occur with live transaction data.</w:t>
+      </w:r>
+    </w:p>
+    <w:p>
+      <w:pPr>
+        <w:rPr>
+          <w:rFonts w:eastAsia="Times New Roman"/>
+          <w:lang w:val="en-ZW"/>
+        </w:rPr>
+      </w:pPr>
+      <w:r>
+        <w:rPr>
+          <w:rFonts w:eastAsia="Times New Roman"/>
+          <w:lang w:val="en-ZW"/>
+        </w:rPr>
+        <w:t>The present study consequently uses synthetic data as a controlled research instrument rather than as a substitute for eventual real-world validation. Its dataset represents normal transaction activity together with structuring, wallet/network and agent suspicious-pattern scenarios while maintaining independent ground truth.</w:t>
+      </w:r>
+    </w:p>
+    <w:p>
+      <w:pPr>
+        <w:rPr>
+          <w:rFonts w:eastAsia="Times New Roman"/>
+          <w:lang w:val="en-ZW"/>
+        </w:rPr>
+      </w:pPr>
+    </w:p>
+    <w:p>
+      <w:pPr>
+        <w:rPr>
+          <w:rFonts w:eastAsia="Times New Roman"/>
+          <w:b/>
+          <w:bCs/>
+          <w:lang w:val="en-ZW"/>
+        </w:rPr>
+      </w:pPr>
+      <w:r>
+        <w:rPr>
+          <w:rFonts w:eastAsia="Times New Roman"/>
+          <w:b/>
+          <w:bCs/>
+          <w:lang w:val="en-ZW"/>
+        </w:rPr>
+        <w:t>2.2.10 Class Imbalance and AML Evaluation</w:t>
+      </w:r>
+    </w:p>
+    <w:p>
+      <w:pPr>
+        <w:rPr>
+          <w:rFonts w:eastAsia="Times New Roman"/>
+          <w:lang w:val="en-ZW"/>
+        </w:rPr>
+      </w:pPr>
+      <w:r>
+        <w:rPr>
+          <w:rFonts w:eastAsia="Times New Roman"/>
+          <w:lang w:val="en-ZW"/>
         </w:rPr>
         <w:lastRenderedPageBreak/>
-        <w:t xml:space="preserve">speedy funds transfers and bizarre transactions. The authors claimed that synthetic data allows for controlled evaluation as they have knowledge of the ground-truth labels and the datasets could be reproduced to compare models. The ability to model the algorithms for detection allowed the researchers to build and test algorithms without revealing customer data. The study did have some shortcomings, however: the synthetic data may not include all of the characteristics of financial institutions in reality, customer </w:t>
-      </w:r>
-      <w:proofErr w:type="spellStart"/>
-      <w:r>
-        <w:rPr>
-          <w:rFonts w:ascii="Times New Roman" w:hAnsi="Times New Roman" w:cs="Times New Roman"/>
-        </w:rPr>
-        <w:t>behavior</w:t>
-      </w:r>
-      <w:proofErr w:type="spellEnd"/>
-      <w:r>
-        <w:rPr>
-          <w:rFonts w:ascii="Times New Roman" w:hAnsi="Times New Roman" w:cs="Times New Roman"/>
-        </w:rPr>
-        <w:t xml:space="preserve"> might be idealized in comparison to the real world, and criminal strategies may shift in a manner not represented in the simulation. Therefore, simulation test results cannot be used as a predictor of production. The present study does not use synthetic data to validate production performance, but rather as a method for the development of a prototype in an educational context, where actual institutional data is not available, and which is deemed to be ethically acceptable and controlled. The IBM Corporation's IBM Synthesized Financial Transactions (</w:t>
-      </w:r>
-      <w:proofErr w:type="spellStart"/>
-      <w:r>
-        <w:rPr>
-          <w:rFonts w:ascii="Times New Roman" w:hAnsi="Times New Roman" w:cs="Times New Roman"/>
-        </w:rPr>
-        <w:t>SynFin</w:t>
-      </w:r>
-      <w:proofErr w:type="spellEnd"/>
-      <w:r>
-        <w:rPr>
-          <w:rFonts w:ascii="Times New Roman" w:hAnsi="Times New Roman" w:cs="Times New Roman"/>
-        </w:rPr>
-        <w:t xml:space="preserve">) project was able to successfully simulate a set of banking transactions, using realistic patterns [6]. They used a statistical modelling approach to the real financial transaction patterns to create synthetic data that has the same statistical characteristics as the real data and remains private. The system allowed researchers to simulate what they wanted to -- whether it's having to move funds quickly or having to deal with unusual transactions -- without the need to share customer information. The paper pointed out, however, that statistical properties remained, but that in real-world money laundering the causal mechanisms might not be effectively captured in the statistical simulations. Moreover, the IBM </w:t>
-      </w:r>
-      <w:proofErr w:type="spellStart"/>
-      <w:r>
-        <w:rPr>
-          <w:rFonts w:ascii="Times New Roman" w:hAnsi="Times New Roman" w:cs="Times New Roman"/>
-        </w:rPr>
-        <w:t>SynFin</w:t>
-      </w:r>
-      <w:proofErr w:type="spellEnd"/>
-      <w:r>
-        <w:rPr>
-          <w:rFonts w:ascii="Times New Roman" w:hAnsi="Times New Roman" w:cs="Times New Roman"/>
-        </w:rPr>
-        <w:t xml:space="preserve"> system was a closed system, and not readily accessible to academic researchers. </w:t>
-      </w:r>
-    </w:p>
-    <w:p>
-      <w:pPr>
-        <w:spacing w:line="360" w:lineRule="auto"/>
-        <w:jc w:val="both"/>
-        <w:rPr>
-          <w:rFonts w:ascii="Times New Roman" w:hAnsi="Times New Roman" w:cs="Times New Roman"/>
-        </w:rPr>
-      </w:pPr>
-    </w:p>
-    <w:p>
-      <w:pPr>
-        <w:spacing w:line="360" w:lineRule="auto"/>
-        <w:jc w:val="both"/>
-        <w:rPr>
-          <w:rFonts w:ascii="Times New Roman" w:hAnsi="Times New Roman" w:cs="Times New Roman"/>
-          <w:b/>
-          <w:bCs/>
-        </w:rPr>
-      </w:pPr>
-      <w:r>
-        <w:rPr>
-          <w:rFonts w:ascii="Times New Roman" w:hAnsi="Times New Roman" w:cs="Times New Roman"/>
-          <w:b/>
-          <w:bCs/>
-        </w:rPr>
-        <w:t xml:space="preserve">2.2.3 Real-Time Monitoring, Risk Scoring, and Case Management </w:t>
-      </w:r>
-    </w:p>
-    <w:p>
-      <w:pPr>
-        <w:spacing w:line="360" w:lineRule="auto"/>
-        <w:jc w:val="both"/>
-        <w:rPr>
-          <w:rFonts w:ascii="Times New Roman" w:hAnsi="Times New Roman" w:cs="Times New Roman"/>
-        </w:rPr>
-      </w:pPr>
-      <w:r>
-        <w:rPr>
-          <w:rFonts w:ascii="Times New Roman" w:hAnsi="Times New Roman" w:cs="Times New Roman"/>
-        </w:rPr>
-        <w:t xml:space="preserve">Real-time monitoring does not involve delayed batch processes, but rather, monitors transactions as they are received or soon after, allowing for timely intervention. In the real world, the tasks needed for real-time AML monitoring include transaction input processing, feature extraction, scoring of rules and models, alert storage, updates to the dashboard and the maintenance of an audit trail. There have been some studies on aspects of this architecture, but very few such as the integrated end-to-end systems. Risk scoring combines a variety of indicators into a single risk score or risk category (e.g., low, suspicious, super-suspicious) to assist analysts with decision making and prioritization of their work. This can include any of the following types of scores: rule-based, machine learning probability, and anomaly detection. </w:t>
-      </w:r>
-      <w:r>
-        <w:rPr>
-          <w:rFonts w:ascii="Times New Roman" w:hAnsi="Times New Roman" w:cs="Times New Roman"/>
+        <w:t>Suspicious financial activity normally represents a minority of total transaction activity. This creates a class-imbalance problem for machine learning.</w:t>
+      </w:r>
+    </w:p>
+    <w:p>
+      <w:pPr>
+        <w:rPr>
+          <w:rFonts w:eastAsia="Times New Roman"/>
+          <w:lang w:val="en-ZW"/>
+        </w:rPr>
+      </w:pPr>
+      <w:r>
+        <w:rPr>
+          <w:rFonts w:eastAsia="Times New Roman"/>
+          <w:lang w:val="en-ZW"/>
+        </w:rPr>
+        <w:t>Accuracy can be misleading in an imbalanced dataset. A model that classifies most transactions as normal can obtain high overall accuracy while detecting relatively few suspicious examples. AML evaluation should therefore consider metrics that separately represent the model's ability to detect suspicious activity and the cost of incorrectly flagging normal transactions.</w:t>
+      </w:r>
+    </w:p>
+    <w:p>
+      <w:pPr>
+        <w:rPr>
+          <w:rFonts w:eastAsia="Times New Roman"/>
+          <w:lang w:val="en-ZW"/>
+        </w:rPr>
+      </w:pPr>
+      <w:r>
+        <w:rPr>
+          <w:rFonts w:eastAsia="Times New Roman"/>
+          <w:lang w:val="en-ZW"/>
+        </w:rPr>
+        <w:t xml:space="preserve">AML machine-learning literature recognises class imbalance as an important modelling challenge [5]. Graph-oriented AML research also encounters situations in which only a small proportion of entities have known suspicious labels [20]. </w:t>
+      </w:r>
+    </w:p>
+    <w:p>
+      <w:pPr>
+        <w:rPr>
+          <w:rFonts w:eastAsia="Times New Roman"/>
+          <w:lang w:val="en-ZW"/>
+        </w:rPr>
+      </w:pPr>
+      <w:r>
+        <w:rPr>
+          <w:rFonts w:eastAsia="Times New Roman"/>
+          <w:lang w:val="en-ZW"/>
+        </w:rPr>
+        <w:t>For this reason, the present research does not evaluate its final model solely using accuracy. Measures such as precision, recall, F1-score, balanced accuracy, ROC-AUC and PR-AUC are considered during model evaluation. Detailed results are presented in the results and discussion chapter rather than in this literature review.</w:t>
+      </w:r>
+    </w:p>
+    <w:p>
+      <w:pPr>
+        <w:rPr>
+          <w:rFonts w:eastAsia="Times New Roman"/>
+          <w:lang w:val="en-ZW"/>
+        </w:rPr>
+      </w:pPr>
+    </w:p>
+    <w:p>
+      <w:pPr>
+        <w:rPr>
+          <w:rFonts w:eastAsia="Times New Roman"/>
+          <w:b/>
+          <w:bCs/>
+          <w:lang w:val="en-ZW"/>
+        </w:rPr>
+      </w:pPr>
+      <w:r>
+        <w:rPr>
+          <w:rFonts w:eastAsia="Times New Roman"/>
+          <w:b/>
+          <w:bCs/>
+          <w:lang w:val="en-ZW"/>
+        </w:rPr>
+        <w:t>2.2.11 Explainability and Human Investigation</w:t>
+      </w:r>
+    </w:p>
+    <w:p>
+      <w:pPr>
+        <w:rPr>
+          <w:rFonts w:eastAsia="Times New Roman"/>
+          <w:lang w:val="en-ZW"/>
+        </w:rPr>
+      </w:pPr>
+      <w:r>
+        <w:rPr>
+          <w:rFonts w:eastAsia="Times New Roman"/>
+          <w:lang w:val="en-ZW"/>
+        </w:rPr>
+        <w:t>AML decisions can have significant consequences for customers and institutions. Consequently, a useful monitoring system should provide information that supports human investigation rather than presenting an unexplained prediction as a final conclusion.</w:t>
+      </w:r>
+    </w:p>
+    <w:p>
+      <w:pPr>
+        <w:rPr>
+          <w:rFonts w:eastAsia="Times New Roman"/>
+          <w:lang w:val="en-ZW"/>
+        </w:rPr>
+      </w:pPr>
+      <w:r>
+        <w:rPr>
+          <w:rFonts w:eastAsia="Times New Roman"/>
+          <w:lang w:val="en-ZW"/>
+        </w:rPr>
+        <w:t>Machine-learning models can prioritise transactions, but investigators require contextual information such as transaction history, involved wallets, model probability, behavioural evidence and associated alerts. This is particularly important because a suspicious pattern may have a legitimate explanation.</w:t>
+      </w:r>
+    </w:p>
+    <w:p>
+      <w:pPr>
+        <w:rPr>
+          <w:rFonts w:eastAsia="Times New Roman"/>
+          <w:lang w:val="en-ZW"/>
+        </w:rPr>
+      </w:pPr>
+      <w:r>
+        <w:rPr>
+          <w:rFonts w:eastAsia="Times New Roman"/>
+          <w:lang w:val="en-ZW"/>
+        </w:rPr>
+        <w:t>FATF's work on technological transformation in AML/CFT recognises opportunities for technologies such as advanced analytics, artificial intelligence and machine learning while maintaining the importance of appropriate governance and operational use [9], [10].</w:t>
+      </w:r>
+    </w:p>
+    <w:p>
+      <w:pPr>
+        <w:rPr>
+          <w:rFonts w:eastAsia="Times New Roman"/>
+          <w:lang w:val="en-ZW"/>
+        </w:rPr>
+      </w:pPr>
+      <w:r>
+        <w:rPr>
+          <w:rFonts w:eastAsia="Times New Roman"/>
+          <w:lang w:val="en-ZW"/>
+        </w:rPr>
+        <w:t>Research into machine-learning AML transaction prioritisation similarly demonstrates that models can be designed to assist manual investigation [19]. This approach aligns with the present system, which treats the model's classification as a decision-support output and provides authorised compliance users with facilities for reviewing suspicious activity.</w:t>
+      </w:r>
+    </w:p>
+    <w:p>
+      <w:pPr>
+        <w:rPr>
+          <w:rFonts w:eastAsia="Times New Roman"/>
+          <w:lang w:val="en-ZW"/>
+        </w:rPr>
+      </w:pPr>
+    </w:p>
+    <w:p>
+      <w:pPr>
+        <w:rPr>
+          <w:rFonts w:eastAsia="Times New Roman"/>
+          <w:b/>
+          <w:bCs/>
+          <w:lang w:val="en-ZW"/>
+        </w:rPr>
+      </w:pPr>
+      <w:r>
+        <w:rPr>
+          <w:rFonts w:eastAsia="Times New Roman"/>
+          <w:b/>
+          <w:bCs/>
+          <w:lang w:val="en-ZW"/>
         </w:rPr>
         <w:lastRenderedPageBreak/>
-        <w:t xml:space="preserve">But as Jensen and </w:t>
-      </w:r>
-      <w:proofErr w:type="spellStart"/>
-      <w:r>
-        <w:rPr>
-          <w:rFonts w:ascii="Times New Roman" w:hAnsi="Times New Roman" w:cs="Times New Roman"/>
-        </w:rPr>
-        <w:t>Iosifidis</w:t>
-      </w:r>
-      <w:proofErr w:type="spellEnd"/>
-      <w:r>
-        <w:rPr>
-          <w:rFonts w:ascii="Times New Roman" w:hAnsi="Times New Roman" w:cs="Times New Roman"/>
-        </w:rPr>
-        <w:t xml:space="preserve"> [3] have found, it is hard for users to investigate alerts without explanation. FATF's technology guidance [2] emphasises the need for technology to be used in a transparent, secure and managed way. Alerts should have transaction information, rules that triggered the alert, risk factors, and reviewing history to provide context for the alert behaviour. Many technical studies have been performed to assess the performance of classifiers, but much less research has been done on the post-alert processing. The importance of case management is that evidence needs to be assessed, documented and the decision needs to be made as to whether there is a concern to escalate or a false-positive needs to be dismissed. This business need requires a role-based dashboard that allows compliance officers and administrators to view alerts, and captures the outcomes for audit. The proposed system attempts to tackle this gap but cannot substitute institutional AML programmes and will not automatically be reported to the Financial Intelligence Unit (FIU), taking into account the possibility of false positive alerts that need to be resolved by a human adjudicator. </w:t>
-      </w:r>
-    </w:p>
-    <w:p>
-      <w:pPr>
-        <w:spacing w:line="360" w:lineRule="auto"/>
-        <w:jc w:val="both"/>
-        <w:rPr>
-          <w:rFonts w:ascii="Times New Roman" w:hAnsi="Times New Roman" w:cs="Times New Roman"/>
-        </w:rPr>
-      </w:pPr>
-    </w:p>
-    <w:p>
-      <w:pPr>
-        <w:spacing w:line="360" w:lineRule="auto"/>
-        <w:jc w:val="both"/>
-        <w:rPr>
-          <w:rFonts w:ascii="Times New Roman" w:hAnsi="Times New Roman" w:cs="Times New Roman"/>
-          <w:b/>
-          <w:bCs/>
-        </w:rPr>
-      </w:pPr>
-      <w:r>
-        <w:rPr>
-          <w:rFonts w:ascii="Times New Roman" w:hAnsi="Times New Roman" w:cs="Times New Roman"/>
-          <w:b/>
-          <w:bCs/>
-        </w:rPr>
-        <w:t xml:space="preserve">2.2.4 Regional African Context </w:t>
-      </w:r>
-    </w:p>
-    <w:p>
-      <w:pPr>
-        <w:spacing w:line="360" w:lineRule="auto"/>
-        <w:jc w:val="both"/>
-        <w:rPr>
-          <w:rFonts w:ascii="Times New Roman" w:hAnsi="Times New Roman" w:cs="Times New Roman"/>
-        </w:rPr>
-      </w:pPr>
-      <w:r>
-        <w:rPr>
-          <w:rFonts w:ascii="Times New Roman" w:hAnsi="Times New Roman" w:cs="Times New Roman"/>
-        </w:rPr>
-        <w:t xml:space="preserve">Digital payments, mobile money, and international transfers have been booming in the African financial space. The Global System for Mobile Communications Association (GSMA) [7] reported that in 2022, there were more than 500 million mobile money accounts in sub-Saharan Africa (SSA), and over $700 billion USD in transaction values. These channels have helped to enhance financial inclusion and convenience, but have also placed greater burden on financial institutions to oversee and monitor transactions to prevent money laundering. But monitoring systems used in developed markets might not be suitable for Africa, due to the difference in transaction patterns, customer behaviours and risk profiles. The Eastern and Southern Africa Anti-Money Laundering Group (ESAAMLG) [8] has also reported problems such as financial institutions' technical capacity, data management systems and the lack of coordination between regulatory authorities in the region. In addition to this, the FATF [2] noted that effective financial institution handling of data and the technical expertise to implement effective financial monitoring is an important aspect of AML effectiveness. A system that is explainable, modular and can be developed with conventional tools may be especially appropriate for an African context, being beneficial in learning and controlled experimentation, and in the development of local technical capacity. But this cannot be a substitute for the need for secure infrastructure, sharing of data, and regulatory coordination within operational financial </w:t>
-      </w:r>
-      <w:r>
-        <w:rPr>
-          <w:rFonts w:ascii="Times New Roman" w:hAnsi="Times New Roman" w:cs="Times New Roman"/>
+        <w:t>2.2.12 Real-Time AML Monitoring</w:t>
+      </w:r>
+    </w:p>
+    <w:p>
+      <w:pPr>
+        <w:rPr>
+          <w:rFonts w:eastAsia="Times New Roman"/>
+          <w:lang w:val="en-ZW"/>
+        </w:rPr>
+      </w:pPr>
+      <w:r>
+        <w:rPr>
+          <w:rFonts w:eastAsia="Times New Roman"/>
+          <w:lang w:val="en-ZW"/>
+        </w:rPr>
+        <w:t>The usefulness of transaction monitoring depends not only on identifying suspicious behaviour but also on presenting relevant information to investigators in a timely manner. A system that identifies suspicious activity but does not connect the result to an investigation process provides limited operational support.</w:t>
+      </w:r>
+    </w:p>
+    <w:p>
+      <w:pPr>
+        <w:rPr>
+          <w:rFonts w:eastAsia="Times New Roman"/>
+          <w:lang w:val="en-ZW"/>
+        </w:rPr>
+      </w:pPr>
+      <w:r>
+        <w:rPr>
+          <w:rFonts w:eastAsia="Times New Roman"/>
+          <w:lang w:val="en-ZW"/>
+        </w:rPr>
+        <w:t>Real-time or near-real-time monitoring requires transaction processing, feature generation, model inference, alert creation and interface updates to operate as an integrated workflow. Time-aware predictive-monitoring research demonstrates the value of connecting analytical models with monitoring processes [6].</w:t>
+      </w:r>
+    </w:p>
+    <w:p>
+      <w:pPr>
+        <w:rPr>
+          <w:rFonts w:eastAsia="Times New Roman"/>
+          <w:lang w:val="en-ZW"/>
+        </w:rPr>
+      </w:pPr>
+      <w:r>
+        <w:rPr>
+          <w:rFonts w:eastAsia="Times New Roman"/>
+          <w:lang w:val="en-ZW"/>
+        </w:rPr>
+        <w:t>The present research incorporates this principle by integrating transaction processing with historical behavioural feature extraction, machine-learning classification, alerts, investigations and real-time dashboard updates. The classifier therefore operates as part of a wider decision-support system rather than as an isolated experimental model.</w:t>
+      </w:r>
+    </w:p>
+    <w:p>
+      <w:pPr>
+        <w:rPr>
+          <w:rFonts w:eastAsia="Times New Roman"/>
+          <w:lang w:val="en-ZW"/>
+        </w:rPr>
+      </w:pPr>
+    </w:p>
+    <w:p>
+      <w:pPr>
+        <w:rPr>
+          <w:rFonts w:eastAsia="Times New Roman"/>
+          <w:b/>
+          <w:bCs/>
+          <w:lang w:val="en-ZW"/>
+        </w:rPr>
+      </w:pPr>
+      <w:r>
+        <w:rPr>
+          <w:rFonts w:eastAsia="Times New Roman"/>
+          <w:b/>
+          <w:bCs/>
+          <w:lang w:val="en-ZW"/>
+        </w:rPr>
+        <w:t>2.2.13 African and Regional Perspective</w:t>
+      </w:r>
+    </w:p>
+    <w:p>
+      <w:pPr>
+        <w:rPr>
+          <w:rFonts w:eastAsia="Times New Roman"/>
+          <w:lang w:val="en-ZW"/>
+        </w:rPr>
+      </w:pPr>
+      <w:r>
+        <w:rPr>
+          <w:rFonts w:eastAsia="Times New Roman"/>
+          <w:lang w:val="en-ZW"/>
+        </w:rPr>
+        <w:t>Africa represents an important environment for mobile-money research because of the scale and economic significance of mobile financial services across the continent. Mobile money has supported financial inclusion while also creating financial-crime-monitoring challenges.</w:t>
+      </w:r>
+    </w:p>
+    <w:p>
+      <w:pPr>
+        <w:rPr>
+          <w:rFonts w:eastAsia="Times New Roman"/>
+          <w:lang w:val="en-ZW"/>
+        </w:rPr>
+      </w:pPr>
+      <w:r>
+        <w:rPr>
+          <w:rFonts w:eastAsia="Times New Roman"/>
+          <w:lang w:val="en-ZW"/>
+        </w:rPr>
+        <w:t>INTERPOL reported that organised criminal groups have exploited mobile-money services in Africa for activities including fraud, money laundering, extortion, human trafficking and other crimes [14]. This demonstrates that AML concerns surrounding mobile money are not purely theoretical.</w:t>
+      </w:r>
+    </w:p>
+    <w:p>
+      <w:pPr>
+        <w:rPr>
+          <w:rFonts w:eastAsia="Times New Roman"/>
+          <w:lang w:val="en-ZW"/>
+        </w:rPr>
+      </w:pPr>
+      <w:r>
+        <w:rPr>
+          <w:rFonts w:eastAsia="Times New Roman"/>
+          <w:lang w:val="en-ZW"/>
+        </w:rPr>
+        <w:t>At the same time, controls must be designed carefully. Excessively restrictive responses can negatively affect legitimate users who depend on mobile money for financial access. This creates a need for risk-based monitoring that distinguishes between ordinary activity and behaviour requiring investigation rather than treating high transaction activity itself as evidence of wrongdoing.</w:t>
+      </w:r>
+    </w:p>
+    <w:p>
+      <w:pPr>
+        <w:rPr>
+          <w:rFonts w:eastAsia="Times New Roman"/>
+          <w:lang w:val="en-ZW"/>
+        </w:rPr>
+      </w:pPr>
+      <w:r>
+        <w:rPr>
+          <w:rFonts w:eastAsia="Times New Roman"/>
+          <w:lang w:val="en-ZW"/>
+        </w:rPr>
+        <w:t>Regional AML frameworks are also relevant to Zimbabwe. The Eastern and Southern Africa Anti-Money Laundering Group supports implementation of international AML/CFT standards across its member jurisdictions and monitors progress through mutual evaluations and follow-</w:t>
+      </w:r>
+      <w:r>
+        <w:rPr>
+          <w:rFonts w:eastAsia="Times New Roman"/>
+          <w:lang w:val="en-ZW"/>
         </w:rPr>
         <w:lastRenderedPageBreak/>
-        <w:t xml:space="preserve">institutions. There is a lack of studies pertaining to AML detection in African context. The African Development Bank [9] conducted a study on AML frameworks in 54 African countries and identified that most countries had AML frameworks in place, but there were implementation gaps, especially the use of more sophisticated monitoring technologies. The research revealed that only 23% of the institutions surveyed used machine learning for transaction monitoring, and most of them used rule-based systems. This is a big blind spot because rule-based systems can be less effective when it comes to finding intricate patterns in the high volume, high velocity mobile money transactions that are typical of African markets. </w:t>
-      </w:r>
-    </w:p>
-    <w:p>
-      <w:pPr>
-        <w:spacing w:line="360" w:lineRule="auto"/>
-        <w:jc w:val="both"/>
-        <w:rPr>
-          <w:rFonts w:ascii="Times New Roman" w:hAnsi="Times New Roman" w:cs="Times New Roman"/>
-        </w:rPr>
-      </w:pPr>
-    </w:p>
-    <w:p>
-      <w:pPr>
-        <w:spacing w:line="360" w:lineRule="auto"/>
-        <w:jc w:val="both"/>
-        <w:rPr>
-          <w:rFonts w:ascii="Times New Roman" w:hAnsi="Times New Roman" w:cs="Times New Roman"/>
-          <w:b/>
-          <w:bCs/>
-        </w:rPr>
-      </w:pPr>
-      <w:r>
-        <w:rPr>
-          <w:rFonts w:ascii="Times New Roman" w:hAnsi="Times New Roman" w:cs="Times New Roman"/>
-          <w:b/>
-          <w:bCs/>
-        </w:rPr>
-        <w:t xml:space="preserve">2.2.5 Zimbabwean Context </w:t>
-      </w:r>
-    </w:p>
-    <w:p>
-      <w:pPr>
-        <w:spacing w:line="360" w:lineRule="auto"/>
-        <w:jc w:val="both"/>
-        <w:rPr>
-          <w:rFonts w:ascii="Times New Roman" w:hAnsi="Times New Roman" w:cs="Times New Roman"/>
-        </w:rPr>
-      </w:pPr>
-      <w:r>
-        <w:rPr>
-          <w:rFonts w:ascii="Times New Roman" w:hAnsi="Times New Roman" w:cs="Times New Roman"/>
-        </w:rPr>
-        <w:t xml:space="preserve">In Zimbabwe, the Financial Intelligence Unit (FIU), a body of the central bank, has issued AML/CFT guidelines which have minimum standards that are legally enforceable for AML/CFT relevant sectors under the Money Laundering and Proceeds of Crime Act [10]. The guidelines mandate that financial institutions put in place transaction monitoring systems that can identify suspicious transactions, particularly those with high volumes, international transfers, and the quick movement of funds. The National Money </w:t>
-      </w:r>
-      <w:proofErr w:type="spellStart"/>
-      <w:r>
-        <w:rPr>
-          <w:rFonts w:ascii="Times New Roman" w:hAnsi="Times New Roman" w:cs="Times New Roman"/>
-        </w:rPr>
-        <w:t>Laundling</w:t>
-      </w:r>
-      <w:proofErr w:type="spellEnd"/>
-      <w:r>
-        <w:rPr>
-          <w:rFonts w:ascii="Times New Roman" w:hAnsi="Times New Roman" w:cs="Times New Roman"/>
-        </w:rPr>
-        <w:t xml:space="preserve"> Risk Assessment (NMRA) [11] noted that the effectiveness of the banks' transaction monitoring systems and management commitment are some of the critical factors to mitigate money laundering risks in Zimbabwean banks. The review found that although most institutions had the basic monitoring systems, few institutions were equipped with advanced analytics or machine learning functions. In Zimbabwe, the National Anti-Money Laundering Strategy (NAMLS) [12] was strongly calling on the financial institutions and reporting entities to put in place appropriate transaction monitoring systems and the latest technology, such as AI. The approach highlighted the need for traditional rule-based methods to be ineffective against complex laundering activities and called for data-driven methods. The strategy also identified barriers such as a lack of technical expertise, infrastructure limitations, and commercial AML solutions that are costly. A search through published Zimbabwean literature shows that although regulatory documents confirm the relevance of technology-enabled monitoring in the local context, there is no publicly available end-to-end prototype available that combines transaction simulation, real-time hybrid scoring, explainable alerts, and role-based case handling in a Zimbabwean banking context. Commercial systems are proprietary and the real bank information isn't available for the students to experiment with, because of confidentiality </w:t>
-      </w:r>
-      <w:r>
-        <w:rPr>
-          <w:rFonts w:ascii="Times New Roman" w:hAnsi="Times New Roman" w:cs="Times New Roman"/>
-        </w:rPr>
-        <w:lastRenderedPageBreak/>
-        <w:t xml:space="preserve">issues. This is a major missing element: there is no readily available platform through which students and researchers can test various AML detection methodologies in a controlled environment that mimics the regulatory environment and transaction types in Zimbabwe. This is solved by the proposed system which incorporates an educational prototype to illustrate the entire transaction generation to risk assessment to accountable review of compliance. </w:t>
-      </w:r>
-    </w:p>
-    <w:p>
-      <w:pPr>
-        <w:spacing w:line="360" w:lineRule="auto"/>
-        <w:jc w:val="both"/>
-        <w:rPr>
-          <w:rFonts w:ascii="Times New Roman" w:hAnsi="Times New Roman" w:cs="Times New Roman"/>
-        </w:rPr>
-      </w:pPr>
-    </w:p>
-    <w:p>
-      <w:pPr>
-        <w:spacing w:line="360" w:lineRule="auto"/>
-        <w:jc w:val="both"/>
-        <w:rPr>
-          <w:rFonts w:ascii="Times New Roman" w:hAnsi="Times New Roman" w:cs="Times New Roman"/>
-          <w:b/>
-          <w:bCs/>
-          <w:lang w:val="en-ZW"/>
-        </w:rPr>
-      </w:pPr>
-      <w:r>
-        <w:rPr>
-          <w:rFonts w:ascii="Times New Roman" w:hAnsi="Times New Roman" w:cs="Times New Roman"/>
-          <w:b/>
-          <w:bCs/>
-          <w:lang w:val="en-ZW"/>
-        </w:rPr>
-        <w:t>2.3 Gaps Identified in Existing Literature</w:t>
-      </w:r>
-    </w:p>
-    <w:p>
-      <w:pPr>
-        <w:spacing w:line="360" w:lineRule="auto"/>
-        <w:jc w:val="both"/>
-        <w:rPr>
-          <w:rFonts w:ascii="Times New Roman" w:hAnsi="Times New Roman" w:cs="Times New Roman"/>
-        </w:rPr>
-      </w:pPr>
-      <w:r>
-        <w:rPr>
-          <w:rFonts w:ascii="Times New Roman" w:hAnsi="Times New Roman" w:cs="Times New Roman"/>
-        </w:rPr>
-        <w:t xml:space="preserve">Table 2.1 shows the gaps based on the literature reviewed with specific reference to literature and research studies. The following table lists the research gaps identified from the literature review. </w:t>
-      </w:r>
-    </w:p>
-    <w:p>
-      <w:pPr>
-        <w:spacing w:line="360" w:lineRule="auto"/>
-        <w:jc w:val="both"/>
-        <w:rPr>
-          <w:rFonts w:ascii="Times New Roman" w:hAnsi="Times New Roman" w:cs="Times New Roman"/>
-        </w:rPr>
-      </w:pPr>
-    </w:p>
-    <w:p>
-      <w:pPr>
-        <w:spacing w:line="360" w:lineRule="auto"/>
-        <w:jc w:val="both"/>
-        <w:rPr>
-          <w:rFonts w:ascii="Times New Roman" w:hAnsi="Times New Roman" w:cs="Times New Roman"/>
-          <w:b/>
-          <w:bCs/>
-        </w:rPr>
-      </w:pPr>
-      <w:r>
-        <w:rPr>
-          <w:rFonts w:ascii="Times New Roman" w:hAnsi="Times New Roman" w:cs="Times New Roman"/>
-          <w:b/>
-          <w:bCs/>
-        </w:rPr>
-        <w:t xml:space="preserve">Table 2.1: </w:t>
-      </w:r>
-      <w:r>
-        <w:rPr>
-          <w:rFonts w:ascii="Times New Roman" w:hAnsi="Times New Roman" w:cs="Times New Roman"/>
-          <w:b/>
-          <w:bCs/>
-          <w:lang w:val="en-ZW"/>
-        </w:rPr>
-        <w:t>Research Gaps Identified from Literature Review</w:t>
+        <w:t xml:space="preserve">up processes [11]. Its Zimbabwe follow-up reporting provides regional context for the country's continuing AML/CFT compliance framework. </w:t>
+      </w:r>
+    </w:p>
+    <w:p>
+      <w:pPr>
+        <w:rPr>
+          <w:rFonts w:eastAsia="Times New Roman"/>
+          <w:lang w:val="en-ZW"/>
+        </w:rPr>
+      </w:pPr>
+    </w:p>
+    <w:p>
+      <w:pPr>
+        <w:rPr>
+          <w:rFonts w:eastAsia="Times New Roman"/>
+          <w:b/>
+          <w:bCs/>
+          <w:lang w:val="en-ZW"/>
+        </w:rPr>
+      </w:pPr>
+      <w:r>
+        <w:rPr>
+          <w:rFonts w:eastAsia="Times New Roman"/>
+          <w:b/>
+          <w:bCs/>
+          <w:lang w:val="en-ZW"/>
+        </w:rPr>
+        <w:t>2.2.14 Zimbabwean Context</w:t>
+      </w:r>
+    </w:p>
+    <w:p>
+      <w:pPr>
+        <w:rPr>
+          <w:rFonts w:eastAsia="Times New Roman"/>
+          <w:lang w:val="en-ZW"/>
+        </w:rPr>
+      </w:pPr>
+      <w:r>
+        <w:rPr>
+          <w:rFonts w:eastAsia="Times New Roman"/>
+          <w:lang w:val="en-ZW"/>
+        </w:rPr>
+        <w:t>Zimbabwe's financial environment has experienced significant use of mobile financial services, making mobile-money regulation relevant to both financial inclusion and financial-system integrity.</w:t>
+      </w:r>
+    </w:p>
+    <w:p>
+      <w:pPr>
+        <w:rPr>
+          <w:rFonts w:eastAsia="Times New Roman"/>
+          <w:lang w:val="en-ZW"/>
+        </w:rPr>
+      </w:pPr>
+      <w:r>
+        <w:rPr>
+          <w:rFonts w:eastAsia="Times New Roman"/>
+          <w:lang w:val="en-ZW"/>
+        </w:rPr>
+        <w:t>The Reserve Bank of Zimbabwe's National Financial Inclusion Strategy II identifies digital financial services as part of the country's financial-inclusion environment [2]. At the same time, Zimbabwe is subject to AML/CFT obligations and regional assessment through ESAAMLG [11].</w:t>
+      </w:r>
+    </w:p>
+    <w:p>
+      <w:pPr>
+        <w:rPr>
+          <w:rFonts w:eastAsia="Times New Roman"/>
+          <w:lang w:val="en-ZW"/>
+        </w:rPr>
+      </w:pPr>
+      <w:r>
+        <w:rPr>
+          <w:rFonts w:eastAsia="Times New Roman"/>
+          <w:lang w:val="en-ZW"/>
+        </w:rPr>
+        <w:t xml:space="preserve">Zimbabwe-specific academic literature has examined the relationship between mobile-money regulation, innovative technology and financial inclusion. Research has discussed AML/CFT risk-management obligations applicable to financial products accessed through mobile technologies and the importance of maintaining financial integrity while promoting inclusion [17]. </w:t>
+      </w:r>
+    </w:p>
+    <w:p>
+      <w:pPr>
+        <w:rPr>
+          <w:rFonts w:eastAsia="Times New Roman"/>
+          <w:lang w:val="en-ZW"/>
+        </w:rPr>
+      </w:pPr>
+      <w:r>
+        <w:rPr>
+          <w:rFonts w:eastAsia="Times New Roman"/>
+          <w:lang w:val="en-ZW"/>
+        </w:rPr>
+        <w:t xml:space="preserve">Subsequent Zimbabwe-focused work has discussed regulatory responses to mobile-money agent activity and argued for approaches that manage financial-crime risks without unnecessarily undermining access to financial services [18]. </w:t>
+      </w:r>
+    </w:p>
+    <w:p>
+      <w:pPr>
+        <w:rPr>
+          <w:rFonts w:eastAsia="Times New Roman"/>
+          <w:lang w:val="en-ZW"/>
+        </w:rPr>
+      </w:pPr>
+      <w:r>
+        <w:rPr>
+          <w:rFonts w:eastAsia="Times New Roman"/>
+          <w:lang w:val="en-ZW"/>
+        </w:rPr>
+        <w:t xml:space="preserve">Recent Zimbabwean research has also begun examining graph-based machine learning for identifying money-laundering networks in financial transactions [21]. That work concerns banking and sanctioned entities rather than the mobile-money architecture implemented in this research, but it demonstrates growing local academic interest in combining transaction relationships and machine learning for AML purposes. </w:t>
+      </w:r>
+    </w:p>
+    <w:p>
+      <w:pPr>
+        <w:rPr>
+          <w:rFonts w:eastAsia="Times New Roman"/>
+          <w:lang w:val="en-ZW"/>
+        </w:rPr>
+      </w:pPr>
+      <w:r>
+        <w:rPr>
+          <w:rFonts w:eastAsia="Times New Roman"/>
+          <w:lang w:val="en-ZW"/>
+        </w:rPr>
+        <w:t>The reviewed Zimbabwean literature therefore demonstrates the relevance of mobile-money regulation and AML risk. However, the literature reviewed for this study provides comparatively limited evidence of an integrated Zimbabwe-focused research prototype combining structuring behaviour, wallet/transaction-network behaviour and agent behaviour with temporally safe machine-learning classification and a real-time investigation workflow. This observation does not mean that no comparable operational systems exist; commercial AML implementations are often proprietary and are not fully described in academic literature.</w:t>
+      </w:r>
+    </w:p>
+    <w:p>
+      <w:pPr>
+        <w:rPr>
+          <w:rFonts w:eastAsia="Times New Roman"/>
+          <w:b/>
+          <w:bCs/>
+          <w:lang w:val="en-ZW"/>
+        </w:rPr>
+      </w:pPr>
+    </w:p>
+    <w:p>
+      <w:pPr>
+        <w:rPr>
+          <w:rFonts w:eastAsia="Times New Roman"/>
+          <w:b/>
+          <w:bCs/>
+          <w:lang w:val="en-ZW"/>
+        </w:rPr>
+      </w:pPr>
+      <w:r>
+        <w:rPr>
+          <w:rFonts w:eastAsia="Times New Roman"/>
+          <w:b/>
+          <w:bCs/>
+          <w:lang w:val="en-ZW"/>
+        </w:rPr>
+        <w:t>2.3 Gaps Identified</w:t>
+      </w:r>
+    </w:p>
+    <w:p>
+      <w:pPr>
+        <w:rPr>
+          <w:rFonts w:eastAsia="Times New Roman"/>
+          <w:lang w:val="en-ZW"/>
+        </w:rPr>
+      </w:pPr>
+      <w:r>
+        <w:rPr>
+          <w:rFonts w:eastAsia="Times New Roman"/>
+          <w:lang w:val="en-ZW"/>
+        </w:rPr>
+        <w:t>The literature demonstrates substantial progress in mobile-money regulation, AML monitoring and machine-learning-based financial-crime detection. However, several gaps relevant to the scope of this research were identified.</w:t>
+      </w:r>
+    </w:p>
+    <w:p>
+      <w:pPr>
+        <w:rPr>
+          <w:rFonts w:eastAsia="Times New Roman"/>
+          <w:lang w:val="en-ZW"/>
+        </w:rPr>
+      </w:pPr>
+    </w:p>
+    <w:p>
+      <w:pPr>
+        <w:rPr>
+          <w:rFonts w:eastAsia="Times New Roman"/>
+          <w:lang w:val="en-ZW"/>
+        </w:rPr>
+      </w:pPr>
+      <w:r>
+        <w:rPr>
+          <w:rFonts w:eastAsia="Times New Roman"/>
+          <w:b/>
+          <w:bCs/>
+          <w:lang w:val="en-ZW"/>
+        </w:rPr>
+        <w:t>Table 2.1: Identified Research Gaps and Project Response</w:t>
       </w:r>
     </w:p>
     <w:tbl>
@@ -895,9 +1939,9 @@
         <w:tblLook w:val="04A0" w:firstRow="1" w:lastRow="0" w:firstColumn="1" w:lastColumn="0" w:noHBand="0" w:noVBand="1"/>
       </w:tblPr>
       <w:tblGrid>
-        <w:gridCol w:w="3138"/>
-        <w:gridCol w:w="2580"/>
-        <w:gridCol w:w="3298"/>
+        <w:gridCol w:w="2695"/>
+        <w:gridCol w:w="3275"/>
+        <w:gridCol w:w="3046"/>
       </w:tblGrid>
       <w:tr>
         <w:trPr>
@@ -912,10 +1956,8 @@
           </w:tcPr>
           <w:p>
             <w:pPr>
-              <w:spacing w:line="360" w:lineRule="auto"/>
-              <w:jc w:val="both"/>
-              <w:rPr>
-                <w:rFonts w:ascii="Times New Roman" w:hAnsi="Times New Roman" w:cs="Times New Roman"/>
+              <w:rPr>
+                <w:rFonts w:eastAsia="Times New Roman"/>
                 <w:b/>
                 <w:bCs/>
                 <w:lang w:val="en-ZW"/>
@@ -923,12 +1965,12 @@
             </w:pPr>
             <w:r>
               <w:rPr>
-                <w:rFonts w:ascii="Times New Roman" w:hAnsi="Times New Roman" w:cs="Times New Roman"/>
+                <w:rFonts w:eastAsia="Times New Roman"/>
                 <w:b/>
                 <w:bCs/>
                 <w:lang w:val="en-ZW"/>
               </w:rPr>
-              <w:t>Gap</w:t>
+              <w:t>Identified Gap</w:t>
             </w:r>
           </w:p>
         </w:tc>
@@ -940,10 +1982,8 @@
           </w:tcPr>
           <w:p>
             <w:pPr>
-              <w:spacing w:line="360" w:lineRule="auto"/>
-              <w:jc w:val="both"/>
-              <w:rPr>
-                <w:rFonts w:ascii="Times New Roman" w:hAnsi="Times New Roman" w:cs="Times New Roman"/>
+              <w:rPr>
+                <w:rFonts w:eastAsia="Times New Roman"/>
                 <w:b/>
                 <w:bCs/>
                 <w:lang w:val="en-ZW"/>
@@ -951,12 +1991,12 @@
             </w:pPr>
             <w:r>
               <w:rPr>
-                <w:rFonts w:ascii="Times New Roman" w:hAnsi="Times New Roman" w:cs="Times New Roman"/>
+                <w:rFonts w:eastAsia="Times New Roman"/>
                 <w:b/>
                 <w:bCs/>
                 <w:lang w:val="en-ZW"/>
               </w:rPr>
-              <w:t>Supporting Literature</w:t>
+              <w:t>Observation from Literature</w:t>
             </w:r>
           </w:p>
         </w:tc>
@@ -968,10 +2008,8 @@
           </w:tcPr>
           <w:p>
             <w:pPr>
-              <w:spacing w:line="360" w:lineRule="auto"/>
-              <w:jc w:val="both"/>
-              <w:rPr>
-                <w:rFonts w:ascii="Times New Roman" w:hAnsi="Times New Roman" w:cs="Times New Roman"/>
+              <w:rPr>
+                <w:rFonts w:eastAsia="Times New Roman"/>
                 <w:b/>
                 <w:bCs/>
                 <w:lang w:val="en-ZW"/>
@@ -979,12 +2017,12 @@
             </w:pPr>
             <w:r>
               <w:rPr>
-                <w:rFonts w:ascii="Times New Roman" w:hAnsi="Times New Roman" w:cs="Times New Roman"/>
+                <w:rFonts w:eastAsia="Times New Roman"/>
                 <w:b/>
                 <w:bCs/>
                 <w:lang w:val="en-ZW"/>
               </w:rPr>
-              <w:t>Relevance to Proposed System</w:t>
+              <w:t>Response in the Proposed Research</w:t>
             </w:r>
           </w:p>
         </w:tc>
@@ -1001,19 +2039,17 @@
           </w:tcPr>
           <w:p>
             <w:pPr>
-              <w:spacing w:line="360" w:lineRule="auto"/>
-              <w:jc w:val="both"/>
-              <w:rPr>
-                <w:rFonts w:ascii="Times New Roman" w:hAnsi="Times New Roman" w:cs="Times New Roman"/>
+              <w:rPr>
+                <w:rFonts w:eastAsia="Times New Roman"/>
                 <w:lang w:val="en-ZW"/>
               </w:rPr>
             </w:pPr>
             <w:r>
               <w:rPr>
-                <w:rFonts w:ascii="Times New Roman" w:hAnsi="Times New Roman" w:cs="Times New Roman"/>
-                <w:lang w:val="en-ZW"/>
-              </w:rPr>
-              <w:t>1. Inaccessible real banking data</w:t>
+                <w:rFonts w:eastAsia="Times New Roman"/>
+                <w:lang w:val="en-ZW"/>
+              </w:rPr>
+              <w:t>Limited integration of mobile-money behavioural dimensions</w:t>
             </w:r>
           </w:p>
         </w:tc>
@@ -1025,51 +2061,17 @@
           </w:tcPr>
           <w:p>
             <w:pPr>
-              <w:spacing w:line="360" w:lineRule="auto"/>
-              <w:jc w:val="both"/>
-              <w:rPr>
-                <w:rFonts w:ascii="Times New Roman" w:hAnsi="Times New Roman" w:cs="Times New Roman"/>
+              <w:rPr>
+                <w:rFonts w:eastAsia="Times New Roman"/>
                 <w:lang w:val="en-ZW"/>
               </w:rPr>
             </w:pPr>
             <w:r>
               <w:rPr>
-                <w:rFonts w:ascii="Times New Roman" w:hAnsi="Times New Roman" w:cs="Times New Roman"/>
-                <w:lang w:val="en-ZW"/>
-              </w:rPr>
-              <w:t xml:space="preserve">Altman et al. [5]; IBM </w:t>
-            </w:r>
-            <w:proofErr w:type="spellStart"/>
-            <w:r>
-              <w:rPr>
-                <w:rFonts w:ascii="Times New Roman" w:hAnsi="Times New Roman" w:cs="Times New Roman"/>
-                <w:lang w:val="en-ZW"/>
-              </w:rPr>
-              <w:t>SynFin</w:t>
-            </w:r>
-            <w:proofErr w:type="spellEnd"/>
-            <w:r>
-              <w:rPr>
-                <w:rFonts w:ascii="Times New Roman" w:hAnsi="Times New Roman" w:cs="Times New Roman"/>
-                <w:lang w:val="en-ZW"/>
-              </w:rPr>
-              <w:t xml:space="preserve"> [6]; Jensen and </w:t>
-            </w:r>
-            <w:proofErr w:type="spellStart"/>
-            <w:r>
-              <w:rPr>
-                <w:rFonts w:ascii="Times New Roman" w:hAnsi="Times New Roman" w:cs="Times New Roman"/>
-                <w:lang w:val="en-ZW"/>
-              </w:rPr>
-              <w:t>Iosifidis</w:t>
-            </w:r>
-            <w:proofErr w:type="spellEnd"/>
-            <w:r>
-              <w:rPr>
-                <w:rFonts w:ascii="Times New Roman" w:hAnsi="Times New Roman" w:cs="Times New Roman"/>
-                <w:lang w:val="en-ZW"/>
-              </w:rPr>
-              <w:t xml:space="preserve"> [3]</w:t>
+                <w:rFonts w:eastAsia="Times New Roman"/>
+                <w:lang w:val="en-ZW"/>
+              </w:rPr>
+              <w:t>Existing work often concentrates on individual transaction attributes, general AML risk or specific network techniques</w:t>
             </w:r>
           </w:p>
         </w:tc>
@@ -1081,19 +2083,17 @@
           </w:tcPr>
           <w:p>
             <w:pPr>
-              <w:spacing w:line="360" w:lineRule="auto"/>
-              <w:jc w:val="both"/>
-              <w:rPr>
-                <w:rFonts w:ascii="Times New Roman" w:hAnsi="Times New Roman" w:cs="Times New Roman"/>
+              <w:rPr>
+                <w:rFonts w:eastAsia="Times New Roman"/>
                 <w:lang w:val="en-ZW"/>
               </w:rPr>
             </w:pPr>
             <w:r>
               <w:rPr>
-                <w:rFonts w:ascii="Times New Roman" w:hAnsi="Times New Roman" w:cs="Times New Roman"/>
-                <w:lang w:val="en-ZW"/>
-              </w:rPr>
-              <w:t>Justifies synthetic data generation approach for prototype development</w:t>
+                <w:rFonts w:eastAsia="Times New Roman"/>
+                <w:lang w:val="en-ZW"/>
+              </w:rPr>
+              <w:t>The proposed system combines structuring, wallet/network and agent behavioural dimensions</w:t>
             </w:r>
           </w:p>
         </w:tc>
@@ -1110,19 +2110,17 @@
           </w:tcPr>
           <w:p>
             <w:pPr>
-              <w:spacing w:line="360" w:lineRule="auto"/>
-              <w:jc w:val="both"/>
-              <w:rPr>
-                <w:rFonts w:ascii="Times New Roman" w:hAnsi="Times New Roman" w:cs="Times New Roman"/>
+              <w:rPr>
+                <w:rFonts w:eastAsia="Times New Roman"/>
                 <w:lang w:val="en-ZW"/>
               </w:rPr>
             </w:pPr>
             <w:r>
               <w:rPr>
-                <w:rFonts w:ascii="Times New Roman" w:hAnsi="Times New Roman" w:cs="Times New Roman"/>
-                <w:lang w:val="en-ZW"/>
-              </w:rPr>
-              <w:t>2. Rule-based systems generate false positives and fail to detect evolving patterns</w:t>
+                <w:rFonts w:eastAsia="Times New Roman"/>
+                <w:lang w:val="en-ZW"/>
+              </w:rPr>
+              <w:t>Transaction-level analysis can overlook historical patterns</w:t>
             </w:r>
           </w:p>
         </w:tc>
@@ -1134,35 +2132,17 @@
           </w:tcPr>
           <w:p>
             <w:pPr>
-              <w:spacing w:line="360" w:lineRule="auto"/>
-              <w:jc w:val="both"/>
-              <w:rPr>
-                <w:rFonts w:ascii="Times New Roman" w:hAnsi="Times New Roman" w:cs="Times New Roman"/>
+              <w:rPr>
+                <w:rFonts w:eastAsia="Times New Roman"/>
                 <w:lang w:val="en-ZW"/>
               </w:rPr>
             </w:pPr>
             <w:r>
               <w:rPr>
-                <w:rFonts w:ascii="Times New Roman" w:hAnsi="Times New Roman" w:cs="Times New Roman"/>
-                <w:lang w:val="en-ZW"/>
-              </w:rPr>
-              <w:t xml:space="preserve">Jensen and </w:t>
-            </w:r>
-            <w:proofErr w:type="spellStart"/>
-            <w:r>
-              <w:rPr>
-                <w:rFonts w:ascii="Times New Roman" w:hAnsi="Times New Roman" w:cs="Times New Roman"/>
-                <w:lang w:val="en-ZW"/>
-              </w:rPr>
-              <w:t>Iosifidis</w:t>
-            </w:r>
-            <w:proofErr w:type="spellEnd"/>
-            <w:r>
-              <w:rPr>
-                <w:rFonts w:ascii="Times New Roman" w:hAnsi="Times New Roman" w:cs="Times New Roman"/>
-                <w:lang w:val="en-ZW"/>
-              </w:rPr>
-              <w:t xml:space="preserve"> [3]; FATF [2]</w:t>
+                <w:rFonts w:eastAsia="Times New Roman"/>
+                <w:lang w:val="en-ZW"/>
+              </w:rPr>
+              <w:t>Suspicious behaviour can develop across sequences of transactions</w:t>
             </w:r>
           </w:p>
         </w:tc>
@@ -1174,19 +2154,17 @@
           </w:tcPr>
           <w:p>
             <w:pPr>
-              <w:spacing w:line="360" w:lineRule="auto"/>
-              <w:jc w:val="both"/>
-              <w:rPr>
-                <w:rFonts w:ascii="Times New Roman" w:hAnsi="Times New Roman" w:cs="Times New Roman"/>
+              <w:rPr>
+                <w:rFonts w:eastAsia="Times New Roman"/>
                 <w:lang w:val="en-ZW"/>
               </w:rPr>
             </w:pPr>
             <w:r>
               <w:rPr>
-                <w:rFonts w:ascii="Times New Roman" w:hAnsi="Times New Roman" w:cs="Times New Roman"/>
-                <w:lang w:val="en-ZW"/>
-              </w:rPr>
-              <w:t>Justifies hybrid approach combining rules with ML and anomaly detection</w:t>
+                <w:rFonts w:eastAsia="Times New Roman"/>
+                <w:lang w:val="en-ZW"/>
+              </w:rPr>
+              <w:t>Historical behavioural features are calculated from prior transaction activity</w:t>
             </w:r>
           </w:p>
         </w:tc>
@@ -1203,19 +2181,17 @@
           </w:tcPr>
           <w:p>
             <w:pPr>
-              <w:spacing w:line="360" w:lineRule="auto"/>
-              <w:jc w:val="both"/>
-              <w:rPr>
-                <w:rFonts w:ascii="Times New Roman" w:hAnsi="Times New Roman" w:cs="Times New Roman"/>
+              <w:rPr>
+                <w:rFonts w:eastAsia="Times New Roman"/>
                 <w:lang w:val="en-ZW"/>
               </w:rPr>
             </w:pPr>
             <w:r>
               <w:rPr>
-                <w:rFonts w:ascii="Times New Roman" w:hAnsi="Times New Roman" w:cs="Times New Roman"/>
-                <w:lang w:val="en-ZW"/>
-              </w:rPr>
-              <w:t>3. Supervised ML limited by incomplete labelling and concept drift</w:t>
+                <w:rFonts w:eastAsia="Times New Roman"/>
+                <w:lang w:val="en-ZW"/>
+              </w:rPr>
+              <w:t>Limited representation of mobile-money agent behaviour in general ML AML literature</w:t>
             </w:r>
           </w:p>
         </w:tc>
@@ -1227,35 +2203,17 @@
           </w:tcPr>
           <w:p>
             <w:pPr>
-              <w:spacing w:line="360" w:lineRule="auto"/>
-              <w:jc w:val="both"/>
-              <w:rPr>
-                <w:rFonts w:ascii="Times New Roman" w:hAnsi="Times New Roman" w:cs="Times New Roman"/>
+              <w:rPr>
+                <w:rFonts w:eastAsia="Times New Roman"/>
                 <w:lang w:val="en-ZW"/>
               </w:rPr>
             </w:pPr>
             <w:r>
               <w:rPr>
-                <w:rFonts w:ascii="Times New Roman" w:hAnsi="Times New Roman" w:cs="Times New Roman"/>
-                <w:lang w:val="en-ZW"/>
-              </w:rPr>
-              <w:t xml:space="preserve">Jensen and </w:t>
-            </w:r>
-            <w:proofErr w:type="spellStart"/>
-            <w:r>
-              <w:rPr>
-                <w:rFonts w:ascii="Times New Roman" w:hAnsi="Times New Roman" w:cs="Times New Roman"/>
-                <w:lang w:val="en-ZW"/>
-              </w:rPr>
-              <w:t>Iosifidis</w:t>
-            </w:r>
-            <w:proofErr w:type="spellEnd"/>
-            <w:r>
-              <w:rPr>
-                <w:rFonts w:ascii="Times New Roman" w:hAnsi="Times New Roman" w:cs="Times New Roman"/>
-                <w:lang w:val="en-ZW"/>
-              </w:rPr>
-              <w:t xml:space="preserve"> [3]; Weber et al. [4]</w:t>
+                <w:rFonts w:eastAsia="Times New Roman"/>
+                <w:lang w:val="en-ZW"/>
+              </w:rPr>
+              <w:t>Much AML machine-learning literature focuses primarily on accounts and transactions</w:t>
             </w:r>
           </w:p>
         </w:tc>
@@ -1267,19 +2225,17 @@
           </w:tcPr>
           <w:p>
             <w:pPr>
-              <w:spacing w:line="360" w:lineRule="auto"/>
-              <w:jc w:val="both"/>
-              <w:rPr>
-                <w:rFonts w:ascii="Times New Roman" w:hAnsi="Times New Roman" w:cs="Times New Roman"/>
+              <w:rPr>
+                <w:rFonts w:eastAsia="Times New Roman"/>
                 <w:lang w:val="en-ZW"/>
               </w:rPr>
             </w:pPr>
             <w:r>
               <w:rPr>
-                <w:rFonts w:ascii="Times New Roman" w:hAnsi="Times New Roman" w:cs="Times New Roman"/>
-                <w:lang w:val="en-ZW"/>
-              </w:rPr>
-              <w:t>Justifies inclusion of anomaly detection and continuous model evaluation</w:t>
+                <w:rFonts w:eastAsia="Times New Roman"/>
+                <w:lang w:val="en-ZW"/>
+              </w:rPr>
+              <w:t>Fourteen behavioural features specifically represent agent activity</w:t>
             </w:r>
           </w:p>
         </w:tc>
@@ -1296,19 +2252,17 @@
           </w:tcPr>
           <w:p>
             <w:pPr>
-              <w:spacing w:line="360" w:lineRule="auto"/>
-              <w:jc w:val="both"/>
-              <w:rPr>
-                <w:rFonts w:ascii="Times New Roman" w:hAnsi="Times New Roman" w:cs="Times New Roman"/>
+              <w:rPr>
+                <w:rFonts w:eastAsia="Times New Roman"/>
                 <w:lang w:val="en-ZW"/>
               </w:rPr>
             </w:pPr>
             <w:r>
               <w:rPr>
-                <w:rFonts w:ascii="Times New Roman" w:hAnsi="Times New Roman" w:cs="Times New Roman"/>
-                <w:lang w:val="en-ZW"/>
-              </w:rPr>
-              <w:t>4. Lack of explainability in ML alerts</w:t>
+                <w:rFonts w:eastAsia="Times New Roman"/>
+                <w:lang w:val="en-ZW"/>
+              </w:rPr>
+              <w:t>Transaction relationships may contain useful AML information</w:t>
             </w:r>
           </w:p>
         </w:tc>
@@ -1320,35 +2274,17 @@
           </w:tcPr>
           <w:p>
             <w:pPr>
-              <w:spacing w:line="360" w:lineRule="auto"/>
-              <w:jc w:val="both"/>
-              <w:rPr>
-                <w:rFonts w:ascii="Times New Roman" w:hAnsi="Times New Roman" w:cs="Times New Roman"/>
+              <w:rPr>
+                <w:rFonts w:eastAsia="Times New Roman"/>
                 <w:lang w:val="en-ZW"/>
               </w:rPr>
             </w:pPr>
             <w:r>
               <w:rPr>
-                <w:rFonts w:ascii="Times New Roman" w:hAnsi="Times New Roman" w:cs="Times New Roman"/>
-                <w:lang w:val="en-ZW"/>
-              </w:rPr>
-              <w:t xml:space="preserve">FATF [2]; Jensen and </w:t>
-            </w:r>
-            <w:proofErr w:type="spellStart"/>
-            <w:r>
-              <w:rPr>
-                <w:rFonts w:ascii="Times New Roman" w:hAnsi="Times New Roman" w:cs="Times New Roman"/>
-                <w:lang w:val="en-ZW"/>
-              </w:rPr>
-              <w:t>Iosifidis</w:t>
-            </w:r>
-            <w:proofErr w:type="spellEnd"/>
-            <w:r>
-              <w:rPr>
-                <w:rFonts w:ascii="Times New Roman" w:hAnsi="Times New Roman" w:cs="Times New Roman"/>
-                <w:lang w:val="en-ZW"/>
-              </w:rPr>
-              <w:t xml:space="preserve"> [3]</w:t>
+                <w:rFonts w:eastAsia="Times New Roman"/>
+                <w:lang w:val="en-ZW"/>
+              </w:rPr>
+              <w:t>Graph and network research demonstrates the value of relational financial information</w:t>
             </w:r>
           </w:p>
         </w:tc>
@@ -1360,19 +2296,17 @@
           </w:tcPr>
           <w:p>
             <w:pPr>
-              <w:spacing w:line="360" w:lineRule="auto"/>
-              <w:jc w:val="both"/>
-              <w:rPr>
-                <w:rFonts w:ascii="Times New Roman" w:hAnsi="Times New Roman" w:cs="Times New Roman"/>
+              <w:rPr>
+                <w:rFonts w:eastAsia="Times New Roman"/>
                 <w:lang w:val="en-ZW"/>
               </w:rPr>
             </w:pPr>
             <w:r>
               <w:rPr>
-                <w:rFonts w:ascii="Times New Roman" w:hAnsi="Times New Roman" w:cs="Times New Roman"/>
-                <w:lang w:val="en-ZW"/>
-              </w:rPr>
-              <w:t>Justifies explainable alerts showing contributing risk factors</w:t>
+                <w:rFonts w:eastAsia="Times New Roman"/>
+                <w:lang w:val="en-ZW"/>
+              </w:rPr>
+              <w:t>Ten wallet/network behavioural features represent counterparty and flow relationships</w:t>
             </w:r>
           </w:p>
         </w:tc>
@@ -1389,19 +2323,17 @@
           </w:tcPr>
           <w:p>
             <w:pPr>
-              <w:spacing w:line="360" w:lineRule="auto"/>
-              <w:jc w:val="both"/>
-              <w:rPr>
-                <w:rFonts w:ascii="Times New Roman" w:hAnsi="Times New Roman" w:cs="Times New Roman"/>
+              <w:rPr>
+                <w:rFonts w:eastAsia="Times New Roman"/>
                 <w:lang w:val="en-ZW"/>
               </w:rPr>
             </w:pPr>
             <w:r>
               <w:rPr>
-                <w:rFonts w:ascii="Times New Roman" w:hAnsi="Times New Roman" w:cs="Times New Roman"/>
-                <w:lang w:val="en-ZW"/>
-              </w:rPr>
-              <w:t>5. Limited integration of post-alert case management</w:t>
+                <w:rFonts w:eastAsia="Times New Roman"/>
+                <w:lang w:val="en-ZW"/>
+              </w:rPr>
+              <w:t>Risk of temporal leakage in predictive modelling</w:t>
             </w:r>
           </w:p>
         </w:tc>
@@ -1413,35 +2345,17 @@
           </w:tcPr>
           <w:p>
             <w:pPr>
-              <w:spacing w:line="360" w:lineRule="auto"/>
-              <w:jc w:val="both"/>
-              <w:rPr>
-                <w:rFonts w:ascii="Times New Roman" w:hAnsi="Times New Roman" w:cs="Times New Roman"/>
+              <w:rPr>
+                <w:rFonts w:eastAsia="Times New Roman"/>
                 <w:lang w:val="en-ZW"/>
               </w:rPr>
             </w:pPr>
             <w:r>
               <w:rPr>
-                <w:rFonts w:ascii="Times New Roman" w:hAnsi="Times New Roman" w:cs="Times New Roman"/>
-                <w:lang w:val="en-ZW"/>
-              </w:rPr>
-              <w:t xml:space="preserve">Jensen and </w:t>
-            </w:r>
-            <w:proofErr w:type="spellStart"/>
-            <w:r>
-              <w:rPr>
-                <w:rFonts w:ascii="Times New Roman" w:hAnsi="Times New Roman" w:cs="Times New Roman"/>
-                <w:lang w:val="en-ZW"/>
-              </w:rPr>
-              <w:t>Iosifidis</w:t>
-            </w:r>
-            <w:proofErr w:type="spellEnd"/>
-            <w:r>
-              <w:rPr>
-                <w:rFonts w:ascii="Times New Roman" w:hAnsi="Times New Roman" w:cs="Times New Roman"/>
-                <w:lang w:val="en-ZW"/>
-              </w:rPr>
-              <w:t xml:space="preserve"> [3]; ESAAMLG [8]</w:t>
+                <w:rFonts w:eastAsia="Times New Roman"/>
+                <w:lang w:val="en-ZW"/>
+              </w:rPr>
+              <w:t>Financial predictions should not use information unavailable at prediction time</w:t>
             </w:r>
           </w:p>
         </w:tc>
@@ -1453,19 +2367,17 @@
           </w:tcPr>
           <w:p>
             <w:pPr>
-              <w:spacing w:line="360" w:lineRule="auto"/>
-              <w:jc w:val="both"/>
-              <w:rPr>
-                <w:rFonts w:ascii="Times New Roman" w:hAnsi="Times New Roman" w:cs="Times New Roman"/>
+              <w:rPr>
+                <w:rFonts w:eastAsia="Times New Roman"/>
                 <w:lang w:val="en-ZW"/>
               </w:rPr>
             </w:pPr>
             <w:r>
               <w:rPr>
-                <w:rFonts w:ascii="Times New Roman" w:hAnsi="Times New Roman" w:cs="Times New Roman"/>
-                <w:lang w:val="en-ZW"/>
-              </w:rPr>
-              <w:t>Justifies role-based dashboard with alert review and outcome tracking</w:t>
+                <w:rFonts w:eastAsia="Times New Roman"/>
+                <w:lang w:val="en-ZW"/>
+              </w:rPr>
+              <w:t>Historical features are restricted to information preceding the transaction being classified</w:t>
             </w:r>
           </w:p>
         </w:tc>
@@ -1482,34 +2394,18 @@
           </w:tcPr>
           <w:p>
             <w:pPr>
-              <w:spacing w:line="360" w:lineRule="auto"/>
-              <w:jc w:val="both"/>
-              <w:rPr>
-                <w:rFonts w:ascii="Times New Roman" w:hAnsi="Times New Roman" w:cs="Times New Roman"/>
+              <w:rPr>
+                <w:rFonts w:eastAsia="Times New Roman"/>
                 <w:lang w:val="en-ZW"/>
               </w:rPr>
             </w:pPr>
             <w:r>
               <w:rPr>
-                <w:rFonts w:ascii="Times New Roman" w:hAnsi="Times New Roman" w:cs="Times New Roman"/>
+                <w:rFonts w:eastAsia="Times New Roman"/>
                 <w:lang w:val="en-ZW"/>
               </w:rPr>
               <w:lastRenderedPageBreak/>
-              <w:t>6.</w:t>
-            </w:r>
-            <w:r>
-              <w:rPr>
-                <w:rFonts w:ascii="Times New Roman" w:hAnsi="Times New Roman" w:cs="Times New Roman"/>
-                <w:lang w:val="en-ZW"/>
-              </w:rPr>
-              <w:t xml:space="preserve"> </w:t>
-            </w:r>
-            <w:r>
-              <w:rPr>
-                <w:rFonts w:ascii="Times New Roman" w:hAnsi="Times New Roman" w:cs="Times New Roman"/>
-                <w:lang w:val="en-ZW"/>
-              </w:rPr>
-              <w:t>African/regional AML research underdeveloped</w:t>
+              <w:t>Scarcity of accessible labelled AML data</w:t>
             </w:r>
           </w:p>
         </w:tc>
@@ -1521,19 +2417,17 @@
           </w:tcPr>
           <w:p>
             <w:pPr>
-              <w:spacing w:line="360" w:lineRule="auto"/>
-              <w:jc w:val="both"/>
-              <w:rPr>
-                <w:rFonts w:ascii="Times New Roman" w:hAnsi="Times New Roman" w:cs="Times New Roman"/>
+              <w:rPr>
+                <w:rFonts w:eastAsia="Times New Roman"/>
                 <w:lang w:val="en-ZW"/>
               </w:rPr>
             </w:pPr>
             <w:r>
               <w:rPr>
-                <w:rFonts w:ascii="Times New Roman" w:hAnsi="Times New Roman" w:cs="Times New Roman"/>
-                <w:lang w:val="en-ZW"/>
-              </w:rPr>
-              <w:t>GSMA [7]; African Development Bank [9]; ESAAMLG [8]</w:t>
+                <w:rFonts w:eastAsia="Times New Roman"/>
+                <w:lang w:val="en-ZW"/>
+              </w:rPr>
+              <w:t>Confidentiality and incomplete labels restrict academic AML datasets</w:t>
             </w:r>
           </w:p>
         </w:tc>
@@ -1545,19 +2439,17 @@
           </w:tcPr>
           <w:p>
             <w:pPr>
-              <w:spacing w:line="360" w:lineRule="auto"/>
-              <w:jc w:val="both"/>
-              <w:rPr>
-                <w:rFonts w:ascii="Times New Roman" w:hAnsi="Times New Roman" w:cs="Times New Roman"/>
+              <w:rPr>
+                <w:rFonts w:eastAsia="Times New Roman"/>
                 <w:lang w:val="en-ZW"/>
               </w:rPr>
             </w:pPr>
             <w:r>
               <w:rPr>
-                <w:rFonts w:ascii="Times New Roman" w:hAnsi="Times New Roman" w:cs="Times New Roman"/>
-                <w:lang w:val="en-ZW"/>
-              </w:rPr>
-              <w:t>Justifies need for context-appropriate prototype for African markets</w:t>
+                <w:rFonts w:eastAsia="Times New Roman"/>
+                <w:lang w:val="en-ZW"/>
+              </w:rPr>
+              <w:t>A controlled synthetic mobile-money dataset with independent ground truth is used</w:t>
             </w:r>
           </w:p>
         </w:tc>
@@ -1574,19 +2466,17 @@
           </w:tcPr>
           <w:p>
             <w:pPr>
-              <w:spacing w:line="360" w:lineRule="auto"/>
-              <w:jc w:val="both"/>
-              <w:rPr>
-                <w:rFonts w:ascii="Times New Roman" w:hAnsi="Times New Roman" w:cs="Times New Roman"/>
+              <w:rPr>
+                <w:rFonts w:eastAsia="Times New Roman"/>
                 <w:lang w:val="en-ZW"/>
               </w:rPr>
             </w:pPr>
             <w:r>
               <w:rPr>
-                <w:rFonts w:ascii="Times New Roman" w:hAnsi="Times New Roman" w:cs="Times New Roman"/>
-                <w:lang w:val="en-ZW"/>
-              </w:rPr>
-              <w:t>7. No accessible end-to-end prototype for Zimbabwean context</w:t>
+                <w:rFonts w:eastAsia="Times New Roman"/>
+                <w:lang w:val="en-ZW"/>
+              </w:rPr>
+              <w:t>Class imbalance can make accuracy misleading</w:t>
             </w:r>
           </w:p>
         </w:tc>
@@ -1598,19 +2488,17 @@
           </w:tcPr>
           <w:p>
             <w:pPr>
-              <w:spacing w:line="360" w:lineRule="auto"/>
-              <w:jc w:val="both"/>
-              <w:rPr>
-                <w:rFonts w:ascii="Times New Roman" w:hAnsi="Times New Roman" w:cs="Times New Roman"/>
+              <w:rPr>
+                <w:rFonts w:eastAsia="Times New Roman"/>
                 <w:lang w:val="en-ZW"/>
               </w:rPr>
             </w:pPr>
             <w:r>
               <w:rPr>
-                <w:rFonts w:ascii="Times New Roman" w:hAnsi="Times New Roman" w:cs="Times New Roman"/>
-                <w:lang w:val="en-ZW"/>
-              </w:rPr>
-              <w:t>FIU Zimbabwe [10]; NAMLS [12]; National Risk Assessment [11]</w:t>
+                <w:rFonts w:eastAsia="Times New Roman"/>
+                <w:lang w:val="en-ZW"/>
+              </w:rPr>
+              <w:t>Suspicious activity represents a minority class</w:t>
             </w:r>
           </w:p>
         </w:tc>
@@ -1622,19 +2510,17 @@
           </w:tcPr>
           <w:p>
             <w:pPr>
-              <w:spacing w:line="360" w:lineRule="auto"/>
-              <w:jc w:val="both"/>
-              <w:rPr>
-                <w:rFonts w:ascii="Times New Roman" w:hAnsi="Times New Roman" w:cs="Times New Roman"/>
+              <w:rPr>
+                <w:rFonts w:eastAsia="Times New Roman"/>
                 <w:lang w:val="en-ZW"/>
               </w:rPr>
             </w:pPr>
             <w:r>
               <w:rPr>
-                <w:rFonts w:ascii="Times New Roman" w:hAnsi="Times New Roman" w:cs="Times New Roman"/>
-                <w:lang w:val="en-ZW"/>
-              </w:rPr>
-              <w:t>Justifies development of educational prototype reflecting Zimbabwean requirements</w:t>
+                <w:rFonts w:eastAsia="Times New Roman"/>
+                <w:lang w:val="en-ZW"/>
+              </w:rPr>
+              <w:t>Evaluation considers recall, precision, F1, balanced accuracy and ranking metrics in addition to accuracy</w:t>
             </w:r>
           </w:p>
         </w:tc>
@@ -1651,19 +2537,17 @@
           </w:tcPr>
           <w:p>
             <w:pPr>
-              <w:spacing w:line="360" w:lineRule="auto"/>
-              <w:jc w:val="both"/>
-              <w:rPr>
-                <w:rFonts w:ascii="Times New Roman" w:hAnsi="Times New Roman" w:cs="Times New Roman"/>
+              <w:rPr>
+                <w:rFonts w:eastAsia="Times New Roman"/>
                 <w:lang w:val="en-ZW"/>
               </w:rPr>
             </w:pPr>
             <w:r>
               <w:rPr>
-                <w:rFonts w:ascii="Times New Roman" w:hAnsi="Times New Roman" w:cs="Times New Roman"/>
-                <w:lang w:val="en-ZW"/>
-              </w:rPr>
-              <w:t>8. Graph-based methods require expertise and resources not universally available</w:t>
+                <w:rFonts w:eastAsia="Times New Roman"/>
+                <w:lang w:val="en-ZW"/>
+              </w:rPr>
+              <w:t>Model predictions require human interpretation</w:t>
             </w:r>
           </w:p>
         </w:tc>
@@ -1675,19 +2559,17 @@
           </w:tcPr>
           <w:p>
             <w:pPr>
-              <w:spacing w:line="360" w:lineRule="auto"/>
-              <w:jc w:val="both"/>
-              <w:rPr>
-                <w:rFonts w:ascii="Times New Roman" w:hAnsi="Times New Roman" w:cs="Times New Roman"/>
+              <w:rPr>
+                <w:rFonts w:eastAsia="Times New Roman"/>
                 <w:lang w:val="en-ZW"/>
               </w:rPr>
             </w:pPr>
             <w:r>
               <w:rPr>
-                <w:rFonts w:ascii="Times New Roman" w:hAnsi="Times New Roman" w:cs="Times New Roman"/>
-                <w:lang w:val="en-ZW"/>
-              </w:rPr>
-              <w:t>Weber et al. [4]</w:t>
+                <w:rFonts w:eastAsia="Times New Roman"/>
+                <w:lang w:val="en-ZW"/>
+              </w:rPr>
+              <w:t>Suspicious classification does not establish criminal conduct</w:t>
             </w:r>
           </w:p>
         </w:tc>
@@ -1699,19 +2581,17 @@
           </w:tcPr>
           <w:p>
             <w:pPr>
-              <w:spacing w:line="360" w:lineRule="auto"/>
-              <w:jc w:val="both"/>
-              <w:rPr>
-                <w:rFonts w:ascii="Times New Roman" w:hAnsi="Times New Roman" w:cs="Times New Roman"/>
+              <w:rPr>
+                <w:rFonts w:eastAsia="Times New Roman"/>
                 <w:lang w:val="en-ZW"/>
               </w:rPr>
             </w:pPr>
             <w:r>
               <w:rPr>
-                <w:rFonts w:ascii="Times New Roman" w:hAnsi="Times New Roman" w:cs="Times New Roman"/>
-                <w:lang w:val="en-ZW"/>
-              </w:rPr>
-              <w:t>Justifies use of conventional ML methods (gradient boosting) rather than graph neural networks</w:t>
+                <w:rFonts w:eastAsia="Times New Roman"/>
+                <w:lang w:val="en-ZW"/>
+              </w:rPr>
+              <w:t>Predictions feed an alert and investigation workflow</w:t>
             </w:r>
           </w:p>
         </w:tc>
@@ -1728,19 +2608,17 @@
           </w:tcPr>
           <w:p>
             <w:pPr>
-              <w:spacing w:line="360" w:lineRule="auto"/>
-              <w:jc w:val="both"/>
-              <w:rPr>
-                <w:rFonts w:ascii="Times New Roman" w:hAnsi="Times New Roman" w:cs="Times New Roman"/>
+              <w:rPr>
+                <w:rFonts w:eastAsia="Times New Roman"/>
                 <w:lang w:val="en-ZW"/>
               </w:rPr>
             </w:pPr>
             <w:r>
               <w:rPr>
-                <w:rFonts w:ascii="Times New Roman" w:hAnsi="Times New Roman" w:cs="Times New Roman"/>
-                <w:lang w:val="en-ZW"/>
-              </w:rPr>
-              <w:t>9. Synthetic data may not capture real-world complexity</w:t>
+                <w:rFonts w:eastAsia="Times New Roman"/>
+                <w:lang w:val="en-ZW"/>
+              </w:rPr>
+              <w:t>Analytical models are often evaluated separately from application workflows</w:t>
             </w:r>
           </w:p>
         </w:tc>
@@ -1752,35 +2630,17 @@
           </w:tcPr>
           <w:p>
             <w:pPr>
-              <w:spacing w:line="360" w:lineRule="auto"/>
-              <w:jc w:val="both"/>
-              <w:rPr>
-                <w:rFonts w:ascii="Times New Roman" w:hAnsi="Times New Roman" w:cs="Times New Roman"/>
+              <w:rPr>
+                <w:rFonts w:eastAsia="Times New Roman"/>
                 <w:lang w:val="en-ZW"/>
               </w:rPr>
             </w:pPr>
             <w:r>
               <w:rPr>
-                <w:rFonts w:ascii="Times New Roman" w:hAnsi="Times New Roman" w:cs="Times New Roman"/>
-                <w:lang w:val="en-ZW"/>
-              </w:rPr>
-              <w:t xml:space="preserve">Altman et al. [5]; IBM </w:t>
-            </w:r>
-            <w:proofErr w:type="spellStart"/>
-            <w:r>
-              <w:rPr>
-                <w:rFonts w:ascii="Times New Roman" w:hAnsi="Times New Roman" w:cs="Times New Roman"/>
-                <w:lang w:val="en-ZW"/>
-              </w:rPr>
-              <w:t>SynFin</w:t>
-            </w:r>
-            <w:proofErr w:type="spellEnd"/>
-            <w:r>
-              <w:rPr>
-                <w:rFonts w:ascii="Times New Roman" w:hAnsi="Times New Roman" w:cs="Times New Roman"/>
-                <w:lang w:val="en-ZW"/>
-              </w:rPr>
-              <w:t xml:space="preserve"> [6]</w:t>
+                <w:rFonts w:eastAsia="Times New Roman"/>
+                <w:lang w:val="en-ZW"/>
+              </w:rPr>
+              <w:t>A classifier alone does not provide a complete monitoring process</w:t>
             </w:r>
           </w:p>
         </w:tc>
@@ -1792,19 +2652,17 @@
           </w:tcPr>
           <w:p>
             <w:pPr>
-              <w:spacing w:line="360" w:lineRule="auto"/>
-              <w:jc w:val="both"/>
-              <w:rPr>
-                <w:rFonts w:ascii="Times New Roman" w:hAnsi="Times New Roman" w:cs="Times New Roman"/>
+              <w:rPr>
+                <w:rFonts w:eastAsia="Times New Roman"/>
                 <w:lang w:val="en-ZW"/>
               </w:rPr>
             </w:pPr>
             <w:r>
               <w:rPr>
-                <w:rFonts w:ascii="Times New Roman" w:hAnsi="Times New Roman" w:cs="Times New Roman"/>
-                <w:lang w:val="en-ZW"/>
-              </w:rPr>
-              <w:t>Justifies positioning prototype as educational demonstration rather than production validation</w:t>
+                <w:rFonts w:eastAsia="Times New Roman"/>
+                <w:lang w:val="en-ZW"/>
+              </w:rPr>
+              <w:t>The model is integrated with transaction processing, alerts, investigations and real-time monitoring</w:t>
             </w:r>
           </w:p>
         </w:tc>
@@ -1821,19 +2679,17 @@
           </w:tcPr>
           <w:p>
             <w:pPr>
-              <w:spacing w:line="360" w:lineRule="auto"/>
-              <w:jc w:val="both"/>
-              <w:rPr>
-                <w:rFonts w:ascii="Times New Roman" w:hAnsi="Times New Roman" w:cs="Times New Roman"/>
+              <w:rPr>
+                <w:rFonts w:eastAsia="Times New Roman"/>
                 <w:lang w:val="en-ZW"/>
               </w:rPr>
             </w:pPr>
             <w:r>
               <w:rPr>
-                <w:rFonts w:ascii="Times New Roman" w:hAnsi="Times New Roman" w:cs="Times New Roman"/>
-                <w:lang w:val="en-ZW"/>
-              </w:rPr>
-              <w:t>10. Limited technical capacity in African institutions</w:t>
+                <w:rFonts w:eastAsia="Times New Roman"/>
+                <w:lang w:val="en-ZW"/>
+              </w:rPr>
+              <w:t>Limited published Zimbabwe-focused integrated mobile-money AML prototypes</w:t>
             </w:r>
           </w:p>
         </w:tc>
@@ -1845,19 +2701,17 @@
           </w:tcPr>
           <w:p>
             <w:pPr>
-              <w:spacing w:line="360" w:lineRule="auto"/>
-              <w:jc w:val="both"/>
-              <w:rPr>
-                <w:rFonts w:ascii="Times New Roman" w:hAnsi="Times New Roman" w:cs="Times New Roman"/>
+              <w:rPr>
+                <w:rFonts w:eastAsia="Times New Roman"/>
                 <w:lang w:val="en-ZW"/>
               </w:rPr>
             </w:pPr>
             <w:r>
               <w:rPr>
-                <w:rFonts w:ascii="Times New Roman" w:hAnsi="Times New Roman" w:cs="Times New Roman"/>
-                <w:lang w:val="en-ZW"/>
-              </w:rPr>
-              <w:t>African Development Bank [9]; ESAAMLG [8]</w:t>
+                <w:rFonts w:eastAsia="Times New Roman"/>
+                <w:lang w:val="en-ZW"/>
+              </w:rPr>
+              <w:t>Zimbabwean literature addresses regulation and AML risk, while ML research is still comparatively limited</w:t>
             </w:r>
           </w:p>
         </w:tc>
@@ -1869,19 +2723,17 @@
           </w:tcPr>
           <w:p>
             <w:pPr>
-              <w:spacing w:line="360" w:lineRule="auto"/>
-              <w:jc w:val="both"/>
-              <w:rPr>
-                <w:rFonts w:ascii="Times New Roman" w:hAnsi="Times New Roman" w:cs="Times New Roman"/>
+              <w:rPr>
+                <w:rFonts w:eastAsia="Times New Roman"/>
                 <w:lang w:val="en-ZW"/>
               </w:rPr>
             </w:pPr>
             <w:r>
               <w:rPr>
-                <w:rFonts w:ascii="Times New Roman" w:hAnsi="Times New Roman" w:cs="Times New Roman"/>
-                <w:lang w:val="en-ZW"/>
-              </w:rPr>
-              <w:t>Justifies use of conventional, accessible development tools (Python, scikit-learn)</w:t>
+                <w:rFonts w:eastAsia="Times New Roman"/>
+                <w:lang w:val="en-ZW"/>
+              </w:rPr>
+              <w:t>The research develops a Zimbabwe-focused mobile-money AML decision-support prototype</w:t>
             </w:r>
           </w:p>
         </w:tc>
@@ -1889,499 +2741,2011 @@
     </w:tbl>
     <w:p>
       <w:pPr>
-        <w:spacing w:line="360" w:lineRule="auto"/>
-        <w:jc w:val="both"/>
-        <w:rPr>
-          <w:rFonts w:ascii="Times New Roman" w:hAnsi="Times New Roman" w:cs="Times New Roman"/>
-        </w:rPr>
-      </w:pPr>
-    </w:p>
-    <w:p>
-      <w:pPr>
-        <w:spacing w:line="360" w:lineRule="auto"/>
-        <w:jc w:val="both"/>
-        <w:rPr>
-          <w:rFonts w:ascii="Times New Roman" w:hAnsi="Times New Roman" w:cs="Times New Roman"/>
-          <w:b/>
-          <w:bCs/>
-        </w:rPr>
-      </w:pPr>
-    </w:p>
-    <w:p>
-      <w:pPr>
-        <w:spacing w:line="360" w:lineRule="auto"/>
-        <w:jc w:val="both"/>
-        <w:rPr>
-          <w:rFonts w:ascii="Times New Roman" w:hAnsi="Times New Roman" w:cs="Times New Roman"/>
-          <w:b/>
-          <w:bCs/>
-        </w:rPr>
-      </w:pPr>
-      <w:r>
-        <w:rPr>
-          <w:rFonts w:ascii="Times New Roman" w:hAnsi="Times New Roman" w:cs="Times New Roman"/>
-          <w:b/>
-          <w:bCs/>
-        </w:rPr>
-        <w:t xml:space="preserve">2.4 Proposed Work </w:t>
-      </w:r>
-    </w:p>
-    <w:p>
-      <w:pPr>
-        <w:spacing w:line="360" w:lineRule="auto"/>
-        <w:jc w:val="both"/>
-        <w:rPr>
-          <w:rFonts w:ascii="Times New Roman" w:hAnsi="Times New Roman" w:cs="Times New Roman"/>
-        </w:rPr>
-      </w:pPr>
-      <w:r>
-        <w:rPr>
-          <w:rFonts w:ascii="Times New Roman" w:hAnsi="Times New Roman" w:cs="Times New Roman"/>
-        </w:rPr>
-        <w:t xml:space="preserve">The work proposed is a prototype of AML detection that is a real-time assessment of simulated banking transactions through the use of artificial intelligence. The system consists of 4 components of integration: </w:t>
-      </w:r>
-    </w:p>
-    <w:p>
-      <w:pPr>
-        <w:spacing w:line="360" w:lineRule="auto"/>
-        <w:ind w:left="720"/>
-        <w:jc w:val="both"/>
-        <w:rPr>
-          <w:rFonts w:ascii="Times New Roman" w:hAnsi="Times New Roman" w:cs="Times New Roman"/>
-        </w:rPr>
-      </w:pPr>
-      <w:r>
-        <w:rPr>
-          <w:rFonts w:ascii="Times New Roman" w:hAnsi="Times New Roman" w:cs="Times New Roman"/>
-        </w:rPr>
-        <w:t xml:space="preserve">1. Simulations module which creates normal transaction patterns and adds patterns that contain more risk such as structuring, abnormal transaction amounts, quick movement of funds and repetitive transactions or patterns. </w:t>
-      </w:r>
-    </w:p>
-    <w:p>
-      <w:pPr>
-        <w:spacing w:line="360" w:lineRule="auto"/>
-        <w:ind w:left="720"/>
-        <w:jc w:val="both"/>
-        <w:rPr>
-          <w:rFonts w:ascii="Times New Roman" w:hAnsi="Times New Roman" w:cs="Times New Roman"/>
-        </w:rPr>
-      </w:pPr>
-      <w:r>
-        <w:rPr>
-          <w:rFonts w:ascii="Times New Roman" w:hAnsi="Times New Roman" w:cs="Times New Roman"/>
-        </w:rPr>
-        <w:t xml:space="preserve">2. A feature extraction module used to calculate relevant features of transactions. </w:t>
-      </w:r>
-    </w:p>
-    <w:p>
-      <w:pPr>
-        <w:spacing w:line="360" w:lineRule="auto"/>
-        <w:ind w:left="720"/>
-        <w:jc w:val="both"/>
-        <w:rPr>
-          <w:rFonts w:ascii="Times New Roman" w:hAnsi="Times New Roman" w:cs="Times New Roman"/>
-        </w:rPr>
-      </w:pPr>
-      <w:r>
-        <w:rPr>
-          <w:rFonts w:ascii="Times New Roman" w:hAnsi="Times New Roman" w:cs="Times New Roman"/>
-        </w:rPr>
-        <w:t xml:space="preserve">3. An integrated risk assessment module based on machine learning classification, rule-based scoring, and anomaly detection, that assesses transactions. </w:t>
-      </w:r>
-    </w:p>
-    <w:p>
-      <w:pPr>
-        <w:spacing w:line="360" w:lineRule="auto"/>
-        <w:ind w:left="720"/>
-        <w:jc w:val="both"/>
-        <w:rPr>
-          <w:rFonts w:ascii="Times New Roman" w:hAnsi="Times New Roman" w:cs="Times New Roman"/>
-        </w:rPr>
-      </w:pPr>
-      <w:r>
-        <w:rPr>
-          <w:rFonts w:ascii="Times New Roman" w:hAnsi="Times New Roman" w:cs="Times New Roman"/>
+        <w:rPr>
+          <w:rFonts w:eastAsia="Times New Roman"/>
+          <w:lang w:val="en-ZW"/>
+        </w:rPr>
+      </w:pPr>
+    </w:p>
+    <w:p>
+      <w:pPr>
+        <w:rPr>
+          <w:rFonts w:eastAsia="Times New Roman"/>
+          <w:lang w:val="en-ZW"/>
+        </w:rPr>
+      </w:pPr>
+      <w:r>
+        <w:rPr>
+          <w:rFonts w:eastAsia="Times New Roman"/>
+          <w:lang w:val="en-ZW"/>
+        </w:rPr>
+        <w:t>These gaps establish the motivation for the proposed work without assuming that machine learning replaces conventional AML investigation or claiming that no commercial systems address similar problems.</w:t>
+      </w:r>
+    </w:p>
+    <w:p>
+      <w:pPr>
+        <w:rPr>
+          <w:rFonts w:eastAsia="Times New Roman"/>
+          <w:lang w:val="en-ZW"/>
+        </w:rPr>
+      </w:pPr>
+    </w:p>
+    <w:p>
+      <w:pPr>
+        <w:rPr>
+          <w:rFonts w:eastAsia="Times New Roman"/>
+          <w:b/>
+          <w:bCs/>
+          <w:lang w:val="en-ZW"/>
+        </w:rPr>
+      </w:pPr>
+      <w:r>
+        <w:rPr>
+          <w:rFonts w:eastAsia="Times New Roman"/>
+          <w:b/>
+          <w:bCs/>
+          <w:lang w:val="en-ZW"/>
+        </w:rPr>
+        <w:t>2.4 Proposed Work</w:t>
+      </w:r>
+    </w:p>
+    <w:p>
+      <w:pPr>
+        <w:rPr>
+          <w:rFonts w:eastAsia="Times New Roman"/>
+          <w:lang w:val="en-ZW"/>
+        </w:rPr>
+      </w:pPr>
+      <w:r>
+        <w:rPr>
+          <w:rFonts w:eastAsia="Times New Roman"/>
+          <w:lang w:val="en-ZW"/>
+        </w:rPr>
+        <w:t>The proposed work involved the development of a real-time mobile-money AML decision-support system for the Zimbabwean mobile-money environment.</w:t>
+      </w:r>
+    </w:p>
+    <w:p>
+      <w:pPr>
+        <w:rPr>
+          <w:rFonts w:eastAsia="Times New Roman"/>
+          <w:lang w:val="en-ZW"/>
+        </w:rPr>
+      </w:pPr>
+      <w:r>
+        <w:rPr>
+          <w:rFonts w:eastAsia="Times New Roman"/>
+          <w:lang w:val="en-ZW"/>
+        </w:rPr>
+        <w:t>The system was designed around three behavioural detection dimensions:</w:t>
+      </w:r>
+    </w:p>
+    <w:p>
+      <w:pPr>
+        <w:numPr>
+          <w:ilvl w:val="0"/>
+          <w:numId w:val="3"/>
+        </w:numPr>
+        <w:rPr>
+          <w:rFonts w:eastAsia="Times New Roman"/>
+          <w:lang w:val="en-ZW"/>
+        </w:rPr>
+      </w:pPr>
+      <w:r>
+        <w:rPr>
+          <w:rFonts w:eastAsia="Times New Roman"/>
+          <w:lang w:val="en-ZW"/>
         </w:rPr>
         <w:lastRenderedPageBreak/>
-        <w:t xml:space="preserve">4. A Case Management module capable of displaying alerts on a web-based compliance dashboard, providing explanations for the alerts, and allowing authorized personnel to review, document and resolve the alert. </w:t>
-      </w:r>
-    </w:p>
-    <w:p>
-      <w:pPr>
-        <w:spacing w:line="360" w:lineRule="auto"/>
-        <w:jc w:val="both"/>
-        <w:rPr>
-          <w:rFonts w:ascii="Times New Roman" w:hAnsi="Times New Roman" w:cs="Times New Roman"/>
-        </w:rPr>
-      </w:pPr>
-      <w:r>
-        <w:rPr>
-          <w:rFonts w:ascii="Times New Roman" w:hAnsi="Times New Roman" w:cs="Times New Roman"/>
-        </w:rPr>
-        <w:t xml:space="preserve">The simulation module </w:t>
-      </w:r>
-      <w:r>
-        <w:rPr>
-          <w:rFonts w:ascii="Times New Roman" w:hAnsi="Times New Roman" w:cs="Times New Roman"/>
-        </w:rPr>
-        <w:t>generates</w:t>
-      </w:r>
-      <w:r>
-        <w:rPr>
-          <w:rFonts w:ascii="Times New Roman" w:hAnsi="Times New Roman" w:cs="Times New Roman"/>
-        </w:rPr>
-        <w:t xml:space="preserve"> synthetic transactions along with ground-truth labels, allowing for the controlled evaluation without the need of confidential banking data. The feature extraction module calculates 32 prediction time features such as amount characteristics (mean, maximum, z score, deviation), frequency features (7-day and 30-day counts, change from average), recipient patterns (new recipient flag, unique count, change score), cross-border indicators (count, volume, ratio, high-risk country flag), and structuring patterns (near-threshold flag, cumulative amount). The features are computed from all past data at the time of making the prediction and hence will not have any future information leakage. This hybrid risk assessment module integrates 3 sources of signals: 1. Rule-based scores based on the regulatory thresholds and known patterns of red flags; 2. Probability outputs generated by a machine learning gradient boosting classifier which is trained on labelled synthetic data; and 3. Anomaly detection scores that flag customers' </w:t>
+        <w:t xml:space="preserve">Structuring behaviour, representing historical transaction frequency, transaction values, repetition and amount distribution. </w:t>
+      </w:r>
+    </w:p>
+    <w:p>
+      <w:pPr>
+        <w:numPr>
+          <w:ilvl w:val="0"/>
+          <w:numId w:val="3"/>
+        </w:numPr>
+        <w:rPr>
+          <w:rFonts w:eastAsia="Times New Roman"/>
+          <w:lang w:val="en-ZW"/>
+        </w:rPr>
+      </w:pPr>
+      <w:r>
+        <w:rPr>
+          <w:rFonts w:eastAsia="Times New Roman"/>
+          <w:lang w:val="en-ZW"/>
+        </w:rPr>
+        <w:t xml:space="preserve">Wallet/transaction-network behaviour, representing relationships among wallets, counterparties, reciprocal activity, concentration and movement of value. </w:t>
+      </w:r>
+    </w:p>
+    <w:p>
+      <w:pPr>
+        <w:numPr>
+          <w:ilvl w:val="0"/>
+          <w:numId w:val="3"/>
+        </w:numPr>
+        <w:rPr>
+          <w:rFonts w:eastAsia="Times New Roman"/>
+          <w:lang w:val="en-ZW"/>
+        </w:rPr>
+      </w:pPr>
+      <w:r>
+        <w:rPr>
+          <w:rFonts w:eastAsia="Times New Roman"/>
+          <w:lang w:val="en-ZW"/>
+        </w:rPr>
+        <w:t xml:space="preserve">Agent behaviour, representing historical transaction volume, transaction value, wallet relationships, concentration and changes in agent activity. </w:t>
+      </w:r>
+    </w:p>
+    <w:p>
+      <w:pPr>
+        <w:rPr>
+          <w:rFonts w:eastAsia="Times New Roman"/>
+          <w:lang w:val="en-ZW"/>
+        </w:rPr>
+      </w:pPr>
+      <w:r>
+        <w:rPr>
+          <w:rFonts w:eastAsia="Times New Roman"/>
+          <w:lang w:val="en-ZW"/>
+        </w:rPr>
+        <w:t>These dimensions were represented through 30 historical behavioural features, consisting of six structuring features, ten wallet/network features and fourteen agent features.</w:t>
+      </w:r>
+    </w:p>
+    <w:p>
+      <w:pPr>
+        <w:rPr>
+          <w:rFonts w:eastAsia="Times New Roman"/>
+          <w:lang w:val="en-ZW"/>
+        </w:rPr>
+      </w:pPr>
+      <w:r>
+        <w:rPr>
+          <w:rFonts w:eastAsia="Times New Roman"/>
+          <w:lang w:val="en-ZW"/>
+        </w:rPr>
+        <w:t>A synthetic mobile-money dataset was developed to support controlled machine-learning research without using confidential operational transaction records. The dataset contained 100,000 transactions involving 2,000 wallets and 160 agents, with controlled normal and suspicious-pattern scenarios.</w:t>
+      </w:r>
+    </w:p>
+    <w:p>
+      <w:pPr>
+        <w:rPr>
+          <w:rFonts w:eastAsia="Times New Roman"/>
+          <w:lang w:val="en-ZW"/>
+        </w:rPr>
+      </w:pPr>
+      <w:r>
+        <w:rPr>
+          <w:rFonts w:eastAsia="Times New Roman"/>
+          <w:lang w:val="en-ZW"/>
+        </w:rPr>
+        <w:t>Historical features were constructed using only information available before the transaction being classified. This design prevented the current transaction from appearing in its own history and prevented future transaction information from influencing earlier predictions.</w:t>
+      </w:r>
+    </w:p>
+    <w:p>
+      <w:pPr>
+        <w:rPr>
+          <w:rFonts w:eastAsia="Times New Roman"/>
+          <w:lang w:val="en-ZW"/>
+        </w:rPr>
+      </w:pPr>
+      <w:r>
+        <w:rPr>
+          <w:rFonts w:eastAsia="Times New Roman"/>
+          <w:lang w:val="en-ZW"/>
+        </w:rPr>
+        <w:t>Candidate supervised machine-learning algorithms were then evaluated. The final system uses a Gradient Boosting classifier that produces a suspicious-pattern probability from the 30 behavioural features. The resulting classification is binary: normal or suspicious pattern.</w:t>
+      </w:r>
+    </w:p>
+    <w:p>
+      <w:pPr>
+        <w:rPr>
+          <w:rFonts w:eastAsia="Times New Roman"/>
+          <w:lang w:val="en-ZW"/>
+        </w:rPr>
+      </w:pPr>
+      <w:r>
+        <w:rPr>
+          <w:rFonts w:eastAsia="Times New Roman"/>
+          <w:lang w:val="en-ZW"/>
+        </w:rPr>
+        <w:t>The classifier does not determine whether money laundering occurred. Instead, suspicious classifications are used within the wider decision-support workflow so that authorised users can review relevant activity. The application also provides transaction processing, alert management, investigation functionality and real-time dashboard updates.</w:t>
+      </w:r>
+    </w:p>
+    <w:p>
+      <w:pPr>
+        <w:rPr>
+          <w:rFonts w:eastAsia="Times New Roman"/>
+          <w:lang w:val="en-ZW"/>
+        </w:rPr>
+      </w:pPr>
+      <w:r>
+        <w:rPr>
+          <w:rFonts w:eastAsia="Times New Roman"/>
+          <w:lang w:val="en-ZW"/>
+        </w:rPr>
+        <w:t>The proposed work therefore combines the research areas identified in the literature into an integrated mobile-money AML prototype while maintaining the principle that final interpretation remains with authorised human investigators.</w:t>
+      </w:r>
+    </w:p>
+    <w:p>
+      <w:pPr>
+        <w:rPr>
+          <w:rFonts w:eastAsia="Times New Roman"/>
+          <w:lang w:val="en-ZW"/>
+        </w:rPr>
+      </w:pPr>
+    </w:p>
+    <w:p>
+      <w:pPr>
+        <w:rPr>
+          <w:rFonts w:eastAsia="Times New Roman"/>
+          <w:b/>
+          <w:bCs/>
+          <w:lang w:val="en-ZW"/>
+        </w:rPr>
+      </w:pPr>
+      <w:r>
+        <w:rPr>
+          <w:rFonts w:eastAsia="Times New Roman"/>
+          <w:b/>
+          <w:bCs/>
+          <w:lang w:val="en-ZW"/>
+        </w:rPr>
+        <w:t>2.4.1 Feasibility Analysis</w:t>
+      </w:r>
+    </w:p>
+    <w:p>
+      <w:pPr>
+        <w:rPr>
+          <w:rFonts w:eastAsia="Times New Roman"/>
+          <w:lang w:val="en-ZW"/>
+        </w:rPr>
+      </w:pPr>
+      <w:r>
+        <w:rPr>
+          <w:rFonts w:eastAsia="Times New Roman"/>
+          <w:lang w:val="en-ZW"/>
+        </w:rPr>
+        <w:t>A feasibility analysis was conducted to determine whether the proposed system could reasonably be developed within the available technical, financial, social and operational constraints.</w:t>
+      </w:r>
+    </w:p>
+    <w:p>
+      <w:pPr>
+        <w:rPr>
+          <w:rFonts w:eastAsia="Times New Roman"/>
+          <w:b/>
+          <w:bCs/>
+          <w:lang w:val="en-ZW"/>
+        </w:rPr>
+      </w:pPr>
+    </w:p>
+    <w:p>
+      <w:pPr>
+        <w:rPr>
+          <w:rFonts w:eastAsia="Times New Roman"/>
+          <w:b/>
+          <w:bCs/>
+          <w:lang w:val="en-ZW"/>
+        </w:rPr>
+      </w:pPr>
+      <w:r>
+        <w:rPr>
+          <w:rFonts w:eastAsia="Times New Roman"/>
+          <w:b/>
+          <w:bCs/>
+          <w:lang w:val="en-ZW"/>
+        </w:rPr>
+        <w:t>2.4.1.1 Technical Feasibility</w:t>
+      </w:r>
+    </w:p>
+    <w:p>
+      <w:pPr>
+        <w:rPr>
+          <w:rFonts w:eastAsia="Times New Roman"/>
+          <w:lang w:val="en-ZW"/>
+        </w:rPr>
+      </w:pPr>
+      <w:r>
+        <w:rPr>
+          <w:rFonts w:eastAsia="Times New Roman"/>
+          <w:lang w:val="en-ZW"/>
+        </w:rPr>
+        <w:t>The project was considered technically feasible because the required technologies were available and could operate using the available development environment.</w:t>
+      </w:r>
+    </w:p>
+    <w:p>
+      <w:pPr>
+        <w:rPr>
+          <w:rFonts w:eastAsia="Times New Roman"/>
+          <w:lang w:val="en-ZW"/>
+        </w:rPr>
+      </w:pPr>
+      <w:r>
+        <w:rPr>
+          <w:rFonts w:eastAsia="Times New Roman"/>
+          <w:lang w:val="en-ZW"/>
+        </w:rPr>
+        <w:t>Python provided the main programming environment, while Flask supported development of the web application. MySQL provided relational data storage, and scikit-learn supported machine-learning experimentation and implementation. Flask-</w:t>
       </w:r>
       <w:proofErr w:type="spellStart"/>
       <w:r>
         <w:rPr>
-          <w:rFonts w:ascii="Times New Roman" w:hAnsi="Times New Roman" w:cs="Times New Roman"/>
-        </w:rPr>
-        <w:t>behavior</w:t>
+          <w:rFonts w:eastAsia="Times New Roman"/>
+          <w:lang w:val="en-ZW"/>
+        </w:rPr>
+        <w:t>SocketIO</w:t>
       </w:r>
       <w:proofErr w:type="spellEnd"/>
       <w:r>
         <w:rPr>
-          <w:rFonts w:ascii="Times New Roman" w:hAnsi="Times New Roman" w:cs="Times New Roman"/>
-        </w:rPr>
-        <w:t xml:space="preserve"> that is different from the baseline. These signals are combined in an integrated risk score, and then transactions with thresholds are flagged as alerts. The case management module offers a role-based web-based dashboard to allow the compliance officer to view alerts, explore risk contributing factors, enter investigation notes, and indicate that alerts are resolved or escalated. The system is to support, not supplant, human reviewers; it cannot freeze accounts, report to the FIU, or declare guilt. The proposed work will leverage four elements – simulation, hybrid risk assessment, explainable alerts, and role-based case handling – into an end-to-end educational prototype for the Zimbabwean context. </w:t>
-      </w:r>
-    </w:p>
-    <w:p>
-      <w:pPr>
-        <w:spacing w:line="360" w:lineRule="auto"/>
-        <w:jc w:val="both"/>
-        <w:rPr>
-          <w:rFonts w:ascii="Times New Roman" w:hAnsi="Times New Roman" w:cs="Times New Roman"/>
-        </w:rPr>
-      </w:pPr>
-    </w:p>
-    <w:p>
-      <w:pPr>
-        <w:spacing w:line="360" w:lineRule="auto"/>
-        <w:jc w:val="both"/>
-        <w:rPr>
-          <w:rFonts w:ascii="Times New Roman" w:hAnsi="Times New Roman" w:cs="Times New Roman"/>
-          <w:b/>
-          <w:bCs/>
-        </w:rPr>
-      </w:pPr>
-      <w:r>
-        <w:rPr>
-          <w:rFonts w:ascii="Times New Roman" w:hAnsi="Times New Roman" w:cs="Times New Roman"/>
-          <w:b/>
-          <w:bCs/>
-        </w:rPr>
-        <w:t xml:space="preserve">2.4.1 Feasibility Analysis </w:t>
-      </w:r>
-    </w:p>
-    <w:p>
-      <w:pPr>
-        <w:spacing w:line="360" w:lineRule="auto"/>
-        <w:jc w:val="both"/>
-        <w:rPr>
-          <w:rFonts w:ascii="Times New Roman" w:hAnsi="Times New Roman" w:cs="Times New Roman"/>
-          <w:b/>
-          <w:bCs/>
-        </w:rPr>
-      </w:pPr>
-      <w:r>
-        <w:rPr>
-          <w:rFonts w:ascii="Times New Roman" w:hAnsi="Times New Roman" w:cs="Times New Roman"/>
-          <w:b/>
-          <w:bCs/>
-        </w:rPr>
-        <w:t xml:space="preserve">2.4.1.1 Technical Feasibility </w:t>
-      </w:r>
-    </w:p>
-    <w:p>
-      <w:pPr>
-        <w:spacing w:line="360" w:lineRule="auto"/>
-        <w:jc w:val="both"/>
-        <w:rPr>
-          <w:rFonts w:ascii="Times New Roman" w:hAnsi="Times New Roman" w:cs="Times New Roman"/>
-        </w:rPr>
-      </w:pPr>
-      <w:r>
-        <w:rPr>
-          <w:rFonts w:ascii="Times New Roman" w:hAnsi="Times New Roman" w:cs="Times New Roman"/>
-        </w:rPr>
-        <w:t>Technically, the proposed system is feasible by taking simple tools from hardware and software which are available in the market. The machine learning elements are powered by Python libraries: Pandas for data manipulation, NumPy for numerical processing, and scikit-learn for model training and evaluation. These libraries offer comprehensive implementations of gradient boosting classifiers, feature engineering tools, and metrics for evaluating the detection of AML. Flask is used for the Web interface, and Flask-</w:t>
+          <w:rFonts w:eastAsia="Times New Roman"/>
+          <w:lang w:val="en-ZW"/>
+        </w:rPr>
+        <w:t xml:space="preserve"> supported real-time communication between the server and browser-based monitoring interfaces.</w:t>
+      </w:r>
+    </w:p>
+    <w:p>
+      <w:pPr>
+        <w:rPr>
+          <w:rFonts w:eastAsia="Times New Roman"/>
+          <w:lang w:val="en-ZW"/>
+        </w:rPr>
+      </w:pPr>
+      <w:r>
+        <w:rPr>
+          <w:rFonts w:eastAsia="Times New Roman"/>
+          <w:lang w:val="en-ZW"/>
+        </w:rPr>
+        <w:t>The selected machine-learning approach was also appropriate for the available computing environment. The research used structured numerical features and conventional supervised machine-learning algorithms rather than requiring specialised high-performance computing infrastructure. The 100,000-transaction research dataset could be processed using the available local computer with 16 GB of RAM.</w:t>
+      </w:r>
+    </w:p>
+    <w:p>
+      <w:pPr>
+        <w:rPr>
+          <w:rFonts w:eastAsia="Times New Roman"/>
+          <w:lang w:val="en-ZW"/>
+        </w:rPr>
+      </w:pPr>
+      <w:r>
+        <w:rPr>
+          <w:rFonts w:eastAsia="Times New Roman"/>
+          <w:lang w:val="en-ZW"/>
+        </w:rPr>
+        <w:t>The project was therefore technically feasible for an academic prototype, although larger operational datasets and production deployment would require further evaluation of scalability, security and infrastructure requirements.</w:t>
+      </w:r>
+    </w:p>
+    <w:p>
+      <w:pPr>
+        <w:rPr>
+          <w:rFonts w:eastAsia="Times New Roman"/>
+          <w:lang w:val="en-ZW"/>
+        </w:rPr>
+      </w:pPr>
+    </w:p>
+    <w:p>
+      <w:pPr>
+        <w:rPr>
+          <w:rFonts w:eastAsia="Times New Roman"/>
+          <w:b/>
+          <w:bCs/>
+          <w:lang w:val="en-ZW"/>
+        </w:rPr>
+      </w:pPr>
+      <w:r>
+        <w:rPr>
+          <w:rFonts w:eastAsia="Times New Roman"/>
+          <w:b/>
+          <w:bCs/>
+          <w:lang w:val="en-ZW"/>
+        </w:rPr>
+        <w:t>2.4.1.2 Economic Feasibility</w:t>
+      </w:r>
+    </w:p>
+    <w:p>
+      <w:pPr>
+        <w:rPr>
+          <w:rFonts w:eastAsia="Times New Roman"/>
+          <w:lang w:val="en-ZW"/>
+        </w:rPr>
+      </w:pPr>
+      <w:r>
+        <w:rPr>
+          <w:rFonts w:eastAsia="Times New Roman"/>
+          <w:lang w:val="en-ZW"/>
+        </w:rPr>
+        <w:t>The project was economically feasible because it was developed primarily using open-source software and existing computing resources.</w:t>
+      </w:r>
+    </w:p>
+    <w:p>
+      <w:pPr>
+        <w:rPr>
+          <w:rFonts w:eastAsia="Times New Roman"/>
+          <w:lang w:val="en-ZW"/>
+        </w:rPr>
+      </w:pPr>
+      <w:r>
+        <w:rPr>
+          <w:rFonts w:eastAsia="Times New Roman"/>
+          <w:lang w:val="en-ZW"/>
+        </w:rPr>
+        <w:t>Python, Flask, scikit-learn, MySQL Community Edition and the supporting web-development technologies could be used without commercial software-licensing costs for the research environment. The development computer and internet access represented resources already available to the researcher.</w:t>
+      </w:r>
+    </w:p>
+    <w:p>
+      <w:pPr>
+        <w:rPr>
+          <w:rFonts w:eastAsia="Times New Roman"/>
+          <w:lang w:val="en-ZW"/>
+        </w:rPr>
+      </w:pPr>
+      <w:r>
+        <w:rPr>
+          <w:rFonts w:eastAsia="Times New Roman"/>
+          <w:lang w:val="en-ZW"/>
+        </w:rPr>
+        <w:t>Synthetic data also removed the need to purchase commercial transaction datasets. This does not imply that production deployment would have no cost. Operational deployment would require expenditure associated with infrastructure, security, integration, maintenance, staff training and regulatory compliance.</w:t>
+      </w:r>
+    </w:p>
+    <w:p>
+      <w:pPr>
+        <w:rPr>
+          <w:rFonts w:eastAsia="Times New Roman"/>
+          <w:lang w:val="en-ZW"/>
+        </w:rPr>
+      </w:pPr>
+      <w:r>
+        <w:rPr>
+          <w:rFonts w:eastAsia="Times New Roman"/>
+          <w:lang w:val="en-ZW"/>
+        </w:rPr>
+        <w:t>For the scope of an academic research prototype, however, the system could be developed without substantial additional financial expenditure.</w:t>
+      </w:r>
+    </w:p>
+    <w:p>
+      <w:pPr>
+        <w:rPr>
+          <w:rFonts w:eastAsia="Times New Roman"/>
+          <w:b/>
+          <w:bCs/>
+          <w:lang w:val="en-ZW"/>
+        </w:rPr>
+      </w:pPr>
+    </w:p>
+    <w:p>
+      <w:pPr>
+        <w:rPr>
+          <w:rFonts w:eastAsia="Times New Roman"/>
+          <w:b/>
+          <w:bCs/>
+          <w:lang w:val="en-ZW"/>
+        </w:rPr>
+      </w:pPr>
+      <w:r>
+        <w:rPr>
+          <w:rFonts w:eastAsia="Times New Roman"/>
+          <w:b/>
+          <w:bCs/>
+          <w:lang w:val="en-ZW"/>
+        </w:rPr>
+        <w:t>2.4.1.3 Social Feasibility</w:t>
+      </w:r>
+    </w:p>
+    <w:p>
+      <w:pPr>
+        <w:rPr>
+          <w:rFonts w:eastAsia="Times New Roman"/>
+          <w:lang w:val="en-ZW"/>
+        </w:rPr>
+      </w:pPr>
+      <w:r>
+        <w:rPr>
+          <w:rFonts w:eastAsia="Times New Roman"/>
+          <w:lang w:val="en-ZW"/>
+        </w:rPr>
+        <w:t>The project was socially feasible because it was designed as a decision-support system rather than a mechanism for automatically accusing customers of financial crime.</w:t>
+      </w:r>
+    </w:p>
+    <w:p>
+      <w:pPr>
+        <w:rPr>
+          <w:rFonts w:eastAsia="Times New Roman"/>
+          <w:lang w:val="en-ZW"/>
+        </w:rPr>
+      </w:pPr>
+      <w:r>
+        <w:rPr>
+          <w:rFonts w:eastAsia="Times New Roman"/>
+          <w:lang w:val="en-ZW"/>
+        </w:rPr>
+        <w:t>A suspicious-pattern classification indicates that transaction behaviour requires further examination. Human investigators remain responsible for interpreting the transaction context and deciding what further action, if any, is appropriate.</w:t>
+      </w:r>
+    </w:p>
+    <w:p>
+      <w:pPr>
+        <w:rPr>
+          <w:rFonts w:eastAsia="Times New Roman"/>
+          <w:lang w:val="en-ZW"/>
+        </w:rPr>
+      </w:pPr>
+      <w:r>
+        <w:rPr>
+          <w:rFonts w:eastAsia="Times New Roman"/>
+          <w:lang w:val="en-ZW"/>
+        </w:rPr>
+        <w:t>This design is important because legitimate customers can exhibit unusual financial behaviour. Treating an algorithmic prediction as proof of money laundering could lead to unfair conclusions. Maintaining human investigation therefore supports more responsible use of machine-learning outputs.</w:t>
+      </w:r>
+    </w:p>
+    <w:p>
+      <w:pPr>
+        <w:rPr>
+          <w:rFonts w:eastAsia="Times New Roman"/>
+          <w:lang w:val="en-ZW"/>
+        </w:rPr>
+      </w:pPr>
+      <w:r>
+        <w:rPr>
+          <w:rFonts w:eastAsia="Times New Roman"/>
+          <w:lang w:val="en-ZW"/>
+        </w:rPr>
+        <w:t>The project also avoids the use of real customer financial information by relying on synthetic research data. This reduces privacy concerns during model development and academic evaluation.</w:t>
+      </w:r>
+    </w:p>
+    <w:p>
+      <w:pPr>
+        <w:rPr>
+          <w:rFonts w:eastAsia="Times New Roman"/>
+          <w:b/>
+          <w:bCs/>
+          <w:lang w:val="en-ZW"/>
+        </w:rPr>
+      </w:pPr>
+    </w:p>
+    <w:p>
+      <w:pPr>
+        <w:rPr>
+          <w:rFonts w:eastAsia="Times New Roman"/>
+          <w:b/>
+          <w:bCs/>
+          <w:lang w:val="en-ZW"/>
+        </w:rPr>
+      </w:pPr>
+      <w:r>
+        <w:rPr>
+          <w:rFonts w:eastAsia="Times New Roman"/>
+          <w:b/>
+          <w:bCs/>
+          <w:lang w:val="en-ZW"/>
+        </w:rPr>
+        <w:t>2.4.1.4 Operational Feasibility</w:t>
+      </w:r>
+    </w:p>
+    <w:p>
+      <w:pPr>
+        <w:rPr>
+          <w:rFonts w:eastAsia="Times New Roman"/>
+          <w:lang w:val="en-ZW"/>
+        </w:rPr>
+      </w:pPr>
+      <w:r>
+        <w:rPr>
+          <w:rFonts w:eastAsia="Times New Roman"/>
+          <w:lang w:val="en-ZW"/>
+        </w:rPr>
+        <w:t>The system was considered operationally feasible because its components were designed around a workflow that could be understood by authorised system users.</w:t>
+      </w:r>
+    </w:p>
+    <w:p>
+      <w:pPr>
+        <w:rPr>
+          <w:rFonts w:eastAsia="Times New Roman"/>
+          <w:lang w:val="en-ZW"/>
+        </w:rPr>
+      </w:pPr>
+      <w:r>
+        <w:rPr>
+          <w:rFonts w:eastAsia="Times New Roman"/>
+          <w:lang w:val="en-ZW"/>
+        </w:rPr>
+        <w:t>Transactions are processed and stored before historical behavioural features are calculated. The machine-learning model then estimates suspicious-pattern probability. Activity requiring review can generate an alert that is presented to authorised users through the monitoring and investigation interfaces.</w:t>
+      </w:r>
+    </w:p>
+    <w:p>
+      <w:pPr>
+        <w:rPr>
+          <w:rFonts w:eastAsia="Times New Roman"/>
+          <w:lang w:val="en-ZW"/>
+        </w:rPr>
+      </w:pPr>
+      <w:r>
+        <w:rPr>
+          <w:rFonts w:eastAsia="Times New Roman"/>
+          <w:lang w:val="en-ZW"/>
+        </w:rPr>
+        <w:t>Compliance users can examine transaction information, review alerts and record investigation activities. Real-time updates allow new transaction and alert information to be reflected on the monitoring dashboard without requiring continuous manual page refreshes.</w:t>
+      </w:r>
+    </w:p>
+    <w:p>
+      <w:pPr>
+        <w:rPr>
+          <w:rFonts w:eastAsia="Times New Roman"/>
+          <w:lang w:val="en-ZW"/>
+        </w:rPr>
+      </w:pPr>
+      <w:r>
+        <w:rPr>
+          <w:rFonts w:eastAsia="Times New Roman"/>
+          <w:lang w:val="en-ZW"/>
+        </w:rPr>
+        <w:t>The system therefore demonstrates an operational workflow extending from transaction processing to behavioural analysis, classification, alerting and human investigation.</w:t>
+      </w:r>
+    </w:p>
+    <w:p>
+      <w:pPr>
+        <w:rPr>
+          <w:rFonts w:eastAsia="Times New Roman"/>
+          <w:lang w:val="en-ZW"/>
+        </w:rPr>
+      </w:pPr>
+      <w:r>
+        <w:rPr>
+          <w:rFonts w:eastAsia="Times New Roman"/>
+          <w:lang w:val="en-ZW"/>
+        </w:rPr>
+        <w:t xml:space="preserve">However, operational feasibility within the research prototype should not be confused with production readiness. Deployment within a live mobile-money environment would require </w:t>
+      </w:r>
+      <w:r>
+        <w:rPr>
+          <w:rFonts w:eastAsia="Times New Roman"/>
+          <w:lang w:val="en-ZW"/>
+        </w:rPr>
+        <w:lastRenderedPageBreak/>
+        <w:t>further work involving real-data validation, security assessment, regulatory approval, integration testing, infrastructure planning and organisational procedures.</w:t>
+      </w:r>
+    </w:p>
+    <w:p>
+      <w:pPr>
+        <w:rPr>
+          <w:rFonts w:eastAsia="Times New Roman"/>
+          <w:b/>
+          <w:bCs/>
+          <w:lang w:val="en-ZW"/>
+        </w:rPr>
+      </w:pPr>
+    </w:p>
+    <w:p>
+      <w:pPr>
+        <w:rPr>
+          <w:rFonts w:eastAsia="Times New Roman"/>
+          <w:b/>
+          <w:bCs/>
+          <w:lang w:val="en-ZW"/>
+        </w:rPr>
+      </w:pPr>
+      <w:r>
+        <w:rPr>
+          <w:rFonts w:eastAsia="Times New Roman"/>
+          <w:b/>
+          <w:bCs/>
+          <w:lang w:val="en-ZW"/>
+        </w:rPr>
+        <w:t>2.4.1.5 Feasibility Overview</w:t>
+      </w:r>
+    </w:p>
+    <w:p>
+      <w:pPr>
+        <w:rPr>
+          <w:rFonts w:eastAsia="Times New Roman"/>
+          <w:lang w:val="en-ZW"/>
+        </w:rPr>
+      </w:pPr>
+      <w:r>
+        <w:rPr>
+          <w:rFonts w:eastAsia="Times New Roman"/>
+          <w:lang w:val="en-ZW"/>
+        </w:rPr>
+        <w:t>The feasibility assessment determined that the proposed system was suitable for development as an academic research prototype.</w:t>
+      </w:r>
+    </w:p>
+    <w:p>
+      <w:pPr>
+        <w:rPr>
+          <w:rFonts w:eastAsia="Times New Roman"/>
+          <w:b/>
+          <w:bCs/>
+          <w:lang w:val="en-ZW"/>
+        </w:rPr>
+      </w:pPr>
+    </w:p>
+    <w:p>
+      <w:pPr>
+        <w:rPr>
+          <w:rFonts w:eastAsia="Times New Roman"/>
+          <w:lang w:val="en-ZW"/>
+        </w:rPr>
+      </w:pPr>
+      <w:r>
+        <w:rPr>
+          <w:rFonts w:eastAsia="Times New Roman"/>
+          <w:b/>
+          <w:bCs/>
+          <w:lang w:val="en-ZW"/>
+        </w:rPr>
+        <w:t>Table 2.2: Feasibility Analysis Summary</w:t>
+      </w:r>
+    </w:p>
+    <w:tbl>
+      <w:tblPr>
+        <w:tblW w:w="0" w:type="auto"/>
+        <w:tblCellSpacing w:w="15" w:type="dxa"/>
+        <w:tblBorders>
+          <w:top w:val="single" w:sz="4" w:space="0" w:color="auto"/>
+          <w:left w:val="single" w:sz="4" w:space="0" w:color="auto"/>
+          <w:bottom w:val="single" w:sz="4" w:space="0" w:color="auto"/>
+          <w:right w:val="single" w:sz="4" w:space="0" w:color="auto"/>
+          <w:insideH w:val="single" w:sz="4" w:space="0" w:color="auto"/>
+          <w:insideV w:val="single" w:sz="4" w:space="0" w:color="auto"/>
+        </w:tblBorders>
+        <w:tblCellMar>
+          <w:top w:w="15" w:type="dxa"/>
+          <w:left w:w="15" w:type="dxa"/>
+          <w:bottom w:w="15" w:type="dxa"/>
+          <w:right w:w="15" w:type="dxa"/>
+        </w:tblCellMar>
+        <w:tblLook w:val="04A0" w:firstRow="1" w:lastRow="0" w:firstColumn="1" w:lastColumn="0" w:noHBand="0" w:noVBand="1"/>
+      </w:tblPr>
+      <w:tblGrid>
+        <w:gridCol w:w="1522"/>
+        <w:gridCol w:w="7494"/>
+      </w:tblGrid>
+      <w:tr>
+        <w:trPr>
+          <w:tblHeader/>
+          <w:tblCellSpacing w:w="15" w:type="dxa"/>
+        </w:trPr>
+        <w:tc>
+          <w:tcPr>
+            <w:tcW w:w="0" w:type="auto"/>
+            <w:vAlign w:val="center"/>
+            <w:hideMark/>
+          </w:tcPr>
+          <w:p>
+            <w:pPr>
+              <w:rPr>
+                <w:rFonts w:eastAsia="Times New Roman"/>
+                <w:b/>
+                <w:bCs/>
+                <w:lang w:val="en-ZW"/>
+              </w:rPr>
+            </w:pPr>
+            <w:r>
+              <w:rPr>
+                <w:rFonts w:eastAsia="Times New Roman"/>
+                <w:b/>
+                <w:bCs/>
+                <w:lang w:val="en-ZW"/>
+              </w:rPr>
+              <w:t>Feasibility Area</w:t>
+            </w:r>
+          </w:p>
+        </w:tc>
+        <w:tc>
+          <w:tcPr>
+            <w:tcW w:w="0" w:type="auto"/>
+            <w:vAlign w:val="center"/>
+            <w:hideMark/>
+          </w:tcPr>
+          <w:p>
+            <w:pPr>
+              <w:rPr>
+                <w:rFonts w:eastAsia="Times New Roman"/>
+                <w:b/>
+                <w:bCs/>
+                <w:lang w:val="en-ZW"/>
+              </w:rPr>
+            </w:pPr>
+            <w:r>
+              <w:rPr>
+                <w:rFonts w:eastAsia="Times New Roman"/>
+                <w:b/>
+                <w:bCs/>
+                <w:lang w:val="en-ZW"/>
+              </w:rPr>
+              <w:t>Assessment</w:t>
+            </w:r>
+          </w:p>
+        </w:tc>
+      </w:tr>
+      <w:tr>
+        <w:trPr>
+          <w:tblCellSpacing w:w="15" w:type="dxa"/>
+        </w:trPr>
+        <w:tc>
+          <w:tcPr>
+            <w:tcW w:w="0" w:type="auto"/>
+            <w:vAlign w:val="center"/>
+            <w:hideMark/>
+          </w:tcPr>
+          <w:p>
+            <w:pPr>
+              <w:rPr>
+                <w:rFonts w:eastAsia="Times New Roman"/>
+                <w:lang w:val="en-ZW"/>
+              </w:rPr>
+            </w:pPr>
+            <w:r>
+              <w:rPr>
+                <w:rFonts w:eastAsia="Times New Roman"/>
+                <w:lang w:val="en-ZW"/>
+              </w:rPr>
+              <w:t>Technical</w:t>
+            </w:r>
+          </w:p>
+        </w:tc>
+        <w:tc>
+          <w:tcPr>
+            <w:tcW w:w="0" w:type="auto"/>
+            <w:vAlign w:val="center"/>
+            <w:hideMark/>
+          </w:tcPr>
+          <w:p>
+            <w:pPr>
+              <w:rPr>
+                <w:rFonts w:eastAsia="Times New Roman"/>
+                <w:lang w:val="en-ZW"/>
+              </w:rPr>
+            </w:pPr>
+            <w:r>
+              <w:rPr>
+                <w:rFonts w:eastAsia="Times New Roman"/>
+                <w:lang w:val="en-ZW"/>
+              </w:rPr>
+              <w:t>Feasible using available hardware, Python, Flask, MySQL, scikit-learn and web technologies</w:t>
+            </w:r>
+          </w:p>
+        </w:tc>
+      </w:tr>
+      <w:tr>
+        <w:trPr>
+          <w:tblCellSpacing w:w="15" w:type="dxa"/>
+        </w:trPr>
+        <w:tc>
+          <w:tcPr>
+            <w:tcW w:w="0" w:type="auto"/>
+            <w:vAlign w:val="center"/>
+            <w:hideMark/>
+          </w:tcPr>
+          <w:p>
+            <w:pPr>
+              <w:rPr>
+                <w:rFonts w:eastAsia="Times New Roman"/>
+                <w:lang w:val="en-ZW"/>
+              </w:rPr>
+            </w:pPr>
+            <w:r>
+              <w:rPr>
+                <w:rFonts w:eastAsia="Times New Roman"/>
+                <w:lang w:val="en-ZW"/>
+              </w:rPr>
+              <w:t>Economic</w:t>
+            </w:r>
+          </w:p>
+        </w:tc>
+        <w:tc>
+          <w:tcPr>
+            <w:tcW w:w="0" w:type="auto"/>
+            <w:vAlign w:val="center"/>
+            <w:hideMark/>
+          </w:tcPr>
+          <w:p>
+            <w:pPr>
+              <w:rPr>
+                <w:rFonts w:eastAsia="Times New Roman"/>
+                <w:lang w:val="en-ZW"/>
+              </w:rPr>
+            </w:pPr>
+            <w:r>
+              <w:rPr>
+                <w:rFonts w:eastAsia="Times New Roman"/>
+                <w:lang w:val="en-ZW"/>
+              </w:rPr>
+              <w:t>Feasible because the research primarily uses open-source software and existing computing resources</w:t>
+            </w:r>
+          </w:p>
+        </w:tc>
+      </w:tr>
+      <w:tr>
+        <w:trPr>
+          <w:tblCellSpacing w:w="15" w:type="dxa"/>
+        </w:trPr>
+        <w:tc>
+          <w:tcPr>
+            <w:tcW w:w="0" w:type="auto"/>
+            <w:vAlign w:val="center"/>
+            <w:hideMark/>
+          </w:tcPr>
+          <w:p>
+            <w:pPr>
+              <w:rPr>
+                <w:rFonts w:eastAsia="Times New Roman"/>
+                <w:lang w:val="en-ZW"/>
+              </w:rPr>
+            </w:pPr>
+            <w:r>
+              <w:rPr>
+                <w:rFonts w:eastAsia="Times New Roman"/>
+                <w:lang w:val="en-ZW"/>
+              </w:rPr>
+              <w:t>Social</w:t>
+            </w:r>
+          </w:p>
+        </w:tc>
+        <w:tc>
+          <w:tcPr>
+            <w:tcW w:w="0" w:type="auto"/>
+            <w:vAlign w:val="center"/>
+            <w:hideMark/>
+          </w:tcPr>
+          <w:p>
+            <w:pPr>
+              <w:rPr>
+                <w:rFonts w:eastAsia="Times New Roman"/>
+                <w:lang w:val="en-ZW"/>
+              </w:rPr>
+            </w:pPr>
+            <w:r>
+              <w:rPr>
+                <w:rFonts w:eastAsia="Times New Roman"/>
+                <w:lang w:val="en-ZW"/>
+              </w:rPr>
+              <w:t>Feasible because predictions support human investigation and synthetic data avoid exposure of real customer transactions</w:t>
+            </w:r>
+          </w:p>
+        </w:tc>
+      </w:tr>
+      <w:tr>
+        <w:trPr>
+          <w:tblCellSpacing w:w="15" w:type="dxa"/>
+        </w:trPr>
+        <w:tc>
+          <w:tcPr>
+            <w:tcW w:w="0" w:type="auto"/>
+            <w:vAlign w:val="center"/>
+            <w:hideMark/>
+          </w:tcPr>
+          <w:p>
+            <w:pPr>
+              <w:rPr>
+                <w:rFonts w:eastAsia="Times New Roman"/>
+                <w:lang w:val="en-ZW"/>
+              </w:rPr>
+            </w:pPr>
+            <w:r>
+              <w:rPr>
+                <w:rFonts w:eastAsia="Times New Roman"/>
+                <w:lang w:val="en-ZW"/>
+              </w:rPr>
+              <w:t>Operational</w:t>
+            </w:r>
+          </w:p>
+        </w:tc>
+        <w:tc>
+          <w:tcPr>
+            <w:tcW w:w="0" w:type="auto"/>
+            <w:vAlign w:val="center"/>
+            <w:hideMark/>
+          </w:tcPr>
+          <w:p>
+            <w:pPr>
+              <w:rPr>
+                <w:rFonts w:eastAsia="Times New Roman"/>
+                <w:lang w:val="en-ZW"/>
+              </w:rPr>
+            </w:pPr>
+            <w:r>
+              <w:rPr>
+                <w:rFonts w:eastAsia="Times New Roman"/>
+                <w:lang w:val="en-ZW"/>
+              </w:rPr>
+              <w:t>Feasible as an integrated research workflow for transaction processing, behavioural analysis, alerts and investigations</w:t>
+            </w:r>
+          </w:p>
+        </w:tc>
+      </w:tr>
+    </w:tbl>
+    <w:p>
+      <w:pPr>
+        <w:rPr>
+          <w:rFonts w:eastAsia="Times New Roman"/>
+          <w:lang w:val="en-ZW"/>
+        </w:rPr>
+      </w:pPr>
+    </w:p>
+    <w:p>
+      <w:pPr>
+        <w:rPr>
+          <w:rFonts w:eastAsia="Times New Roman"/>
+          <w:lang w:val="en-ZW"/>
+        </w:rPr>
+      </w:pPr>
+      <w:r>
+        <w:rPr>
+          <w:rFonts w:eastAsia="Times New Roman"/>
+          <w:lang w:val="en-ZW"/>
+        </w:rPr>
+        <w:t>The feasibility analysis therefore supported proceeding with the design and implementation of the proposed mobile-money AML decision-support system.</w:t>
+      </w:r>
+    </w:p>
+    <w:p>
+      <w:pPr>
+        <w:rPr>
+          <w:rFonts w:eastAsia="Times New Roman"/>
+          <w:b/>
+          <w:bCs/>
+          <w:lang w:val="en-ZW"/>
+        </w:rPr>
+      </w:pPr>
+    </w:p>
+    <w:p>
+      <w:pPr>
+        <w:rPr>
+          <w:rFonts w:eastAsia="Times New Roman"/>
+          <w:b/>
+          <w:bCs/>
+          <w:lang w:val="en-ZW"/>
+        </w:rPr>
+      </w:pPr>
+      <w:r>
+        <w:rPr>
+          <w:rFonts w:eastAsia="Times New Roman"/>
+          <w:b/>
+          <w:bCs/>
+          <w:lang w:val="en-ZW"/>
+        </w:rPr>
+        <w:t>2.5 Summary</w:t>
+      </w:r>
+    </w:p>
+    <w:p>
+      <w:pPr>
+        <w:rPr>
+          <w:rFonts w:eastAsia="Times New Roman"/>
+          <w:lang w:val="en-ZW"/>
+        </w:rPr>
+      </w:pPr>
+      <w:r>
+        <w:rPr>
+          <w:rFonts w:eastAsia="Times New Roman"/>
+          <w:lang w:val="en-ZW"/>
+        </w:rPr>
+        <w:t>This chapter reviewed literature relating to mobile money, AML monitoring, suspicious transaction behaviour and machine-learning approaches to financial-crime detection. The review followed a funnel approach from the international mobile-money and AML environment through the African context to Zimbabwe.</w:t>
+      </w:r>
+    </w:p>
+    <w:p>
+      <w:pPr>
+        <w:rPr>
+          <w:rFonts w:eastAsia="Times New Roman"/>
+          <w:lang w:val="en-ZW"/>
+        </w:rPr>
+      </w:pPr>
+      <w:r>
+        <w:rPr>
+          <w:rFonts w:eastAsia="Times New Roman"/>
+          <w:lang w:val="en-ZW"/>
+        </w:rPr>
+        <w:lastRenderedPageBreak/>
+        <w:t>The literature demonstrated that mobile money contributes significantly to financial inclusion but can also be exploited for financial crime. AML monitoring therefore requires mechanisms capable of analysing transaction behaviour while avoiding the assumption that unusual activity automatically represents criminal conduct.</w:t>
+      </w:r>
+    </w:p>
+    <w:p>
+      <w:pPr>
+        <w:rPr>
+          <w:rFonts w:eastAsia="Times New Roman"/>
+          <w:lang w:val="en-ZW"/>
+        </w:rPr>
+      </w:pPr>
+      <w:r>
+        <w:rPr>
+          <w:rFonts w:eastAsia="Times New Roman"/>
+          <w:lang w:val="en-ZW"/>
+        </w:rPr>
+        <w:t>Three behavioural areas were identified as particularly relevant to this research: structuring behaviour, wallet/transaction-network behaviour and agent behaviour. Research into transaction networks demonstrated the importance of relationships among financial entities, while mobile-money literature highlighted the operational importance of agent networks. Machine-learning research demonstrated the potential for data-driven techniques to assist in prioritising suspicious activity for investigation.</w:t>
+      </w:r>
+    </w:p>
+    <w:p>
+      <w:pPr>
+        <w:rPr>
+          <w:rFonts w:eastAsia="Times New Roman"/>
+          <w:lang w:val="en-ZW"/>
+        </w:rPr>
+      </w:pPr>
+      <w:r>
+        <w:rPr>
+          <w:rFonts w:eastAsia="Times New Roman"/>
+          <w:lang w:val="en-ZW"/>
+        </w:rPr>
+        <w:t>The review also identified methodological challenges including limited access to labelled AML data, class imbalance, temporal leakage and the need for human interpretation of model predictions. Synthetic data provide a practical research mechanism where operational transaction records are unavailable, but results obtained from synthetic datasets require careful interpretation and subsequent real-world validation.</w:t>
+      </w:r>
+    </w:p>
+    <w:p>
+      <w:pPr>
+        <w:rPr>
+          <w:rFonts w:eastAsia="Times New Roman"/>
+          <w:lang w:val="en-ZW"/>
+        </w:rPr>
+      </w:pPr>
+      <w:r>
+        <w:rPr>
+          <w:rFonts w:eastAsia="Times New Roman"/>
+          <w:lang w:val="en-ZW"/>
+        </w:rPr>
+        <w:t>Based on the identified gaps, the proposed research combined historical behavioural analysis, machine-learning classification, transaction processing, suspicious-activity alerts, investigation functionality and real-time monitoring within a Zimbabwean mobile-money AML research prototype. The feasibility assessment established that the system could be developed using the available technical and financial resources while retaining human investigation as an essential component of the decision-support process.</w:t>
+      </w:r>
+    </w:p>
+    <w:p>
+      <w:pPr>
+        <w:rPr>
+          <w:rFonts w:eastAsia="Times New Roman"/>
+          <w:lang w:val="en-ZW"/>
+        </w:rPr>
+      </w:pPr>
+      <w:r>
+        <w:rPr>
+          <w:rFonts w:eastAsia="Times New Roman"/>
+          <w:lang w:val="en-ZW"/>
+        </w:rPr>
+        <w:t>Chapter 3 presents the methodology, system architecture, data-generation and preprocessing procedures, behavioural feature construction, machine-learning model design, training and validation procedures, and integration of the model into the mobile-money AML application.</w:t>
+      </w:r>
+    </w:p>
+    <w:p>
+      <w:pPr>
+        <w:rPr>
+          <w:rFonts w:eastAsia="Times New Roman"/>
+          <w:b/>
+          <w:bCs/>
+          <w:lang w:val="en-ZW"/>
+        </w:rPr>
+      </w:pPr>
+    </w:p>
+    <w:p>
+      <w:pPr>
+        <w:rPr>
+          <w:rFonts w:eastAsia="Times New Roman"/>
+          <w:b/>
+          <w:bCs/>
+          <w:lang w:val="en-ZW"/>
+        </w:rPr>
+      </w:pPr>
+      <w:r>
+        <w:rPr>
+          <w:rFonts w:eastAsia="Times New Roman"/>
+          <w:b/>
+          <w:bCs/>
+          <w:lang w:val="en-ZW"/>
+        </w:rPr>
+        <w:t>References</w:t>
+      </w:r>
+    </w:p>
+    <w:p>
+      <w:pPr>
+        <w:rPr>
+          <w:rFonts w:eastAsia="Times New Roman"/>
+          <w:lang w:val="en-ZW"/>
+        </w:rPr>
+      </w:pPr>
+      <w:r>
+        <w:rPr>
+          <w:rFonts w:eastAsia="Times New Roman"/>
+          <w:b/>
+          <w:bCs/>
+          <w:lang w:val="en-ZW"/>
+        </w:rPr>
+        <w:t>[13]</w:t>
+      </w:r>
+      <w:r>
+        <w:rPr>
+          <w:rFonts w:eastAsia="Times New Roman"/>
+          <w:lang w:val="en-ZW"/>
+        </w:rPr>
+        <w:t xml:space="preserve"> A. </w:t>
       </w:r>
       <w:proofErr w:type="spellStart"/>
       <w:r>
         <w:rPr>
-          <w:rFonts w:ascii="Times New Roman" w:hAnsi="Times New Roman" w:cs="Times New Roman"/>
-        </w:rPr>
-        <w:t>SocketIO</w:t>
+          <w:rFonts w:eastAsia="Times New Roman"/>
+          <w:lang w:val="en-ZW"/>
+        </w:rPr>
+        <w:t>Dornbierer</w:t>
       </w:r>
       <w:proofErr w:type="spellEnd"/>
       <w:r>
         <w:rPr>
-          <w:rFonts w:ascii="Times New Roman" w:hAnsi="Times New Roman" w:cs="Times New Roman"/>
-        </w:rPr>
-        <w:t xml:space="preserve"> is used to communicate with the Web interface via </w:t>
+          <w:rFonts w:eastAsia="Times New Roman"/>
+          <w:lang w:val="en-ZW"/>
+        </w:rPr>
+        <w:t xml:space="preserve">, </w:t>
+      </w:r>
+      <w:r>
+        <w:rPr>
+          <w:rFonts w:eastAsia="Times New Roman"/>
+          <w:i/>
+          <w:iCs/>
+          <w:lang w:val="en-ZW"/>
+        </w:rPr>
+        <w:t>Quick Guide 18: Mobile Money and Financial Crime</w:t>
+      </w:r>
+      <w:r>
+        <w:rPr>
+          <w:rFonts w:eastAsia="Times New Roman"/>
+          <w:lang w:val="en-ZW"/>
+        </w:rPr>
+        <w:t>. Basel, Switzerland: Basel Institute on Governance, 2020.</w:t>
+      </w:r>
+    </w:p>
+    <w:p>
+      <w:pPr>
+        <w:rPr>
+          <w:rFonts w:eastAsia="Times New Roman"/>
+          <w:lang w:val="en-ZW"/>
+        </w:rPr>
+      </w:pPr>
+      <w:r>
+        <w:rPr>
+          <w:rFonts w:eastAsia="Times New Roman"/>
+          <w:b/>
+          <w:bCs/>
+          <w:lang w:val="en-ZW"/>
+        </w:rPr>
+        <w:t>[14]</w:t>
+      </w:r>
+      <w:r>
+        <w:rPr>
+          <w:rFonts w:eastAsia="Times New Roman"/>
+          <w:lang w:val="en-ZW"/>
+        </w:rPr>
+        <w:t xml:space="preserve"> INTERPOL, </w:t>
+      </w:r>
+      <w:r>
+        <w:rPr>
+          <w:rFonts w:eastAsia="Times New Roman"/>
+          <w:i/>
+          <w:iCs/>
+          <w:lang w:val="en-ZW"/>
+        </w:rPr>
+        <w:t>Mobile Money and Organised Crime in Africa</w:t>
+      </w:r>
+      <w:r>
+        <w:rPr>
+          <w:rFonts w:eastAsia="Times New Roman"/>
+          <w:lang w:val="en-ZW"/>
+        </w:rPr>
+        <w:t>. Lyon, France: INTERPOL, 2020.</w:t>
+      </w:r>
+    </w:p>
+    <w:p>
+      <w:pPr>
+        <w:rPr>
+          <w:rFonts w:eastAsia="Times New Roman"/>
+          <w:lang w:val="en-ZW"/>
+        </w:rPr>
+      </w:pPr>
+      <w:r>
+        <w:rPr>
+          <w:rFonts w:eastAsia="Times New Roman"/>
+          <w:b/>
+          <w:bCs/>
+          <w:lang w:val="en-ZW"/>
+        </w:rPr>
+        <w:lastRenderedPageBreak/>
+        <w:t>[15]</w:t>
+      </w:r>
+      <w:r>
+        <w:rPr>
+          <w:rFonts w:eastAsia="Times New Roman"/>
+          <w:lang w:val="en-ZW"/>
+        </w:rPr>
+        <w:t xml:space="preserve"> M. Weber, G. </w:t>
       </w:r>
       <w:proofErr w:type="spellStart"/>
       <w:r>
         <w:rPr>
-          <w:rFonts w:ascii="Times New Roman" w:hAnsi="Times New Roman" w:cs="Times New Roman"/>
-        </w:rPr>
-        <w:t>WebSockets</w:t>
+          <w:rFonts w:eastAsia="Times New Roman"/>
+          <w:lang w:val="en-ZW"/>
+        </w:rPr>
+        <w:t>Domeniconi</w:t>
       </w:r>
       <w:proofErr w:type="spellEnd"/>
       <w:r>
         <w:rPr>
-          <w:rFonts w:ascii="Times New Roman" w:hAnsi="Times New Roman" w:cs="Times New Roman"/>
-        </w:rPr>
-        <w:t xml:space="preserve">, ensuring real-time dashboard updates. Local development </w:t>
-      </w:r>
-      <w:r>
-        <w:rPr>
-          <w:rFonts w:ascii="Times New Roman" w:hAnsi="Times New Roman" w:cs="Times New Roman"/>
-        </w:rPr>
-        <w:lastRenderedPageBreak/>
-        <w:t xml:space="preserve">is provided by SQLite and cloud deployment by MySQL for data persistence. Standard hardware can be used for local simulation, model training and functional testing and development and testing was carried out on Intel Core i5 laptop Dell Precision 5540, 16GB RAM, 512GB SSD. The hardware specification is also enough for the prototype scale (simulating hundreds of customers and thousands of transactions). Some of the key technical challenges found are the false positive and false negative rates in model performance and acceptable latency at production volume transaction counts. The focus of this project is on prototype development and evaluation in an educational environment, rather than production deployment. The technology is uniform: Python 3.x for the application logic, scikit-learn for machine learning, Flask as a web service framework, SQLite/MySQL for the data storage, and Bootstrap for the </w:t>
+          <w:rFonts w:eastAsia="Times New Roman"/>
+          <w:lang w:val="en-ZW"/>
+        </w:rPr>
+        <w:t xml:space="preserve">, J. Chen, D. K. I. </w:t>
+      </w:r>
+      <w:proofErr w:type="spellStart"/>
+      <w:r>
+        <w:rPr>
+          <w:rFonts w:eastAsia="Times New Roman"/>
+          <w:lang w:val="en-ZW"/>
+        </w:rPr>
+        <w:t>Weidele</w:t>
+      </w:r>
+      <w:proofErr w:type="spellEnd"/>
+      <w:r>
+        <w:rPr>
+          <w:rFonts w:eastAsia="Times New Roman"/>
+          <w:lang w:val="en-ZW"/>
+        </w:rPr>
+        <w:t xml:space="preserve">, C. </w:t>
+      </w:r>
+      <w:proofErr w:type="spellStart"/>
+      <w:r>
+        <w:rPr>
+          <w:rFonts w:eastAsia="Times New Roman"/>
+          <w:lang w:val="en-ZW"/>
+        </w:rPr>
+        <w:t>Bellei</w:t>
+      </w:r>
+      <w:proofErr w:type="spellEnd"/>
+      <w:r>
+        <w:rPr>
+          <w:rFonts w:eastAsia="Times New Roman"/>
+          <w:lang w:val="en-ZW"/>
+        </w:rPr>
+        <w:t xml:space="preserve">, T. Robinson, and C. E. </w:t>
+      </w:r>
+      <w:proofErr w:type="spellStart"/>
+      <w:r>
+        <w:rPr>
+          <w:rFonts w:eastAsia="Times New Roman"/>
+          <w:lang w:val="en-ZW"/>
+        </w:rPr>
+        <w:t>Leiserson</w:t>
+      </w:r>
+      <w:proofErr w:type="spellEnd"/>
+      <w:r>
+        <w:rPr>
+          <w:rFonts w:eastAsia="Times New Roman"/>
+          <w:lang w:val="en-ZW"/>
+        </w:rPr>
+        <w:t xml:space="preserve">, “Anti-money laundering in Bitcoin: Experimenting with graph convolutional networks for financial forensics,” in </w:t>
+      </w:r>
+      <w:r>
+        <w:rPr>
+          <w:rFonts w:eastAsia="Times New Roman"/>
+          <w:i/>
+          <w:iCs/>
+          <w:lang w:val="en-ZW"/>
+        </w:rPr>
+        <w:t>Proc. KDD Workshop on Anomaly Detection in Finance</w:t>
+      </w:r>
+      <w:r>
+        <w:rPr>
+          <w:rFonts w:eastAsia="Times New Roman"/>
+          <w:lang w:val="en-ZW"/>
+        </w:rPr>
+        <w:t>, 2019.</w:t>
+      </w:r>
+    </w:p>
+    <w:p>
+      <w:pPr>
+        <w:rPr>
+          <w:rFonts w:eastAsia="Times New Roman"/>
+          <w:lang w:val="en-ZW"/>
+        </w:rPr>
+      </w:pPr>
+      <w:r>
+        <w:rPr>
+          <w:rFonts w:eastAsia="Times New Roman"/>
+          <w:b/>
+          <w:bCs/>
+          <w:lang w:val="en-ZW"/>
+        </w:rPr>
+        <w:t>[16]</w:t>
+      </w:r>
+      <w:r>
+        <w:rPr>
+          <w:rFonts w:eastAsia="Times New Roman"/>
+          <w:lang w:val="en-ZW"/>
+        </w:rPr>
+        <w:t xml:space="preserve"> M. Weber, J. Chen, T. </w:t>
+      </w:r>
+      <w:proofErr w:type="spellStart"/>
+      <w:r>
+        <w:rPr>
+          <w:rFonts w:eastAsia="Times New Roman"/>
+          <w:lang w:val="en-ZW"/>
+        </w:rPr>
+        <w:t>Suzumura</w:t>
+      </w:r>
+      <w:proofErr w:type="spellEnd"/>
+      <w:r>
+        <w:rPr>
+          <w:rFonts w:eastAsia="Times New Roman"/>
+          <w:lang w:val="en-ZW"/>
+        </w:rPr>
+        <w:t xml:space="preserve">, A. Pareja, T. Ma, H. </w:t>
+      </w:r>
+      <w:proofErr w:type="spellStart"/>
+      <w:r>
+        <w:rPr>
+          <w:rFonts w:eastAsia="Times New Roman"/>
+          <w:lang w:val="en-ZW"/>
+        </w:rPr>
+        <w:t>Kanezashi</w:t>
+      </w:r>
+      <w:proofErr w:type="spellEnd"/>
+      <w:r>
+        <w:rPr>
+          <w:rFonts w:eastAsia="Times New Roman"/>
+          <w:lang w:val="en-ZW"/>
+        </w:rPr>
+        <w:t xml:space="preserve">, T. </w:t>
+      </w:r>
+      <w:proofErr w:type="spellStart"/>
+      <w:r>
+        <w:rPr>
+          <w:rFonts w:eastAsia="Times New Roman"/>
+          <w:lang w:val="en-ZW"/>
+        </w:rPr>
+        <w:t>Kaler</w:t>
+      </w:r>
+      <w:proofErr w:type="spellEnd"/>
+      <w:r>
+        <w:rPr>
+          <w:rFonts w:eastAsia="Times New Roman"/>
+          <w:lang w:val="en-ZW"/>
+        </w:rPr>
+        <w:t xml:space="preserve">, C. E. </w:t>
+      </w:r>
+      <w:proofErr w:type="spellStart"/>
+      <w:r>
+        <w:rPr>
+          <w:rFonts w:eastAsia="Times New Roman"/>
+          <w:lang w:val="en-ZW"/>
+        </w:rPr>
+        <w:t>Leiserson</w:t>
+      </w:r>
+      <w:proofErr w:type="spellEnd"/>
+      <w:r>
+        <w:rPr>
+          <w:rFonts w:eastAsia="Times New Roman"/>
+          <w:lang w:val="en-ZW"/>
+        </w:rPr>
+        <w:t xml:space="preserve">, and T. B. </w:t>
+      </w:r>
+      <w:proofErr w:type="spellStart"/>
+      <w:r>
+        <w:rPr>
+          <w:rFonts w:eastAsia="Times New Roman"/>
+          <w:lang w:val="en-ZW"/>
+        </w:rPr>
+        <w:t>Schardl</w:t>
+      </w:r>
+      <w:proofErr w:type="spellEnd"/>
+      <w:r>
+        <w:rPr>
+          <w:rFonts w:eastAsia="Times New Roman"/>
+          <w:lang w:val="en-ZW"/>
+        </w:rPr>
+        <w:t xml:space="preserve">, “Scalable graph learning for anti-money laundering: A first look,” in </w:t>
+      </w:r>
+      <w:r>
+        <w:rPr>
+          <w:rFonts w:eastAsia="Times New Roman"/>
+          <w:i/>
+          <w:iCs/>
+          <w:lang w:val="en-ZW"/>
+        </w:rPr>
+        <w:t xml:space="preserve">Proc. </w:t>
+      </w:r>
+      <w:proofErr w:type="spellStart"/>
+      <w:r>
+        <w:rPr>
+          <w:rFonts w:eastAsia="Times New Roman"/>
+          <w:i/>
+          <w:iCs/>
+          <w:lang w:val="en-ZW"/>
+        </w:rPr>
+        <w:t>NeurIPS</w:t>
+      </w:r>
+      <w:proofErr w:type="spellEnd"/>
+      <w:r>
+        <w:rPr>
+          <w:rFonts w:eastAsia="Times New Roman"/>
+          <w:i/>
+          <w:iCs/>
+          <w:lang w:val="en-ZW"/>
+        </w:rPr>
+        <w:t xml:space="preserve"> Workshop on Challenges and Opportunities for AI in Financial Services</w:t>
+      </w:r>
+      <w:r>
+        <w:rPr>
+          <w:rFonts w:eastAsia="Times New Roman"/>
+          <w:lang w:val="en-ZW"/>
+        </w:rPr>
+        <w:t>, 2018.</w:t>
+      </w:r>
+    </w:p>
+    <w:p>
+      <w:pPr>
+        <w:rPr>
+          <w:rFonts w:eastAsia="Times New Roman"/>
+          <w:lang w:val="en-ZW"/>
+        </w:rPr>
+      </w:pPr>
+      <w:r>
+        <w:rPr>
+          <w:rFonts w:eastAsia="Times New Roman"/>
+          <w:b/>
+          <w:bCs/>
+          <w:lang w:val="en-ZW"/>
+        </w:rPr>
+        <w:t>[17]</w:t>
+      </w:r>
+      <w:r>
+        <w:rPr>
+          <w:rFonts w:eastAsia="Times New Roman"/>
+          <w:lang w:val="en-ZW"/>
+        </w:rPr>
+        <w:t xml:space="preserve"> H. </w:t>
+      </w:r>
+      <w:proofErr w:type="spellStart"/>
+      <w:r>
+        <w:rPr>
+          <w:rFonts w:eastAsia="Times New Roman"/>
+          <w:lang w:val="en-ZW"/>
+        </w:rPr>
+        <w:t>Chitimira</w:t>
+      </w:r>
+      <w:proofErr w:type="spellEnd"/>
+      <w:r>
+        <w:rPr>
+          <w:rFonts w:eastAsia="Times New Roman"/>
+          <w:lang w:val="en-ZW"/>
+        </w:rPr>
+        <w:t xml:space="preserve"> and P. Ncube, “The nexus between mobile money regulation, innovative technology and the promotion of financial inclusion in Zimbabwe,” </w:t>
+      </w:r>
+      <w:r>
+        <w:rPr>
+          <w:rFonts w:eastAsia="Times New Roman"/>
+          <w:i/>
+          <w:iCs/>
+          <w:lang w:val="en-ZW"/>
+        </w:rPr>
+        <w:t>Potchefstroom Electronic Law Journal</w:t>
+      </w:r>
+      <w:r>
+        <w:rPr>
+          <w:rFonts w:eastAsia="Times New Roman"/>
+          <w:lang w:val="en-ZW"/>
+        </w:rPr>
+        <w:t>, vol. 24, 2021.</w:t>
+      </w:r>
+    </w:p>
+    <w:p>
+      <w:pPr>
+        <w:rPr>
+          <w:rFonts w:eastAsia="Times New Roman"/>
+          <w:lang w:val="en-ZW"/>
+        </w:rPr>
+      </w:pPr>
+      <w:r>
+        <w:rPr>
+          <w:rFonts w:eastAsia="Times New Roman"/>
+          <w:b/>
+          <w:bCs/>
+          <w:lang w:val="en-ZW"/>
+        </w:rPr>
+        <w:t>[18]</w:t>
+      </w:r>
+      <w:r>
+        <w:rPr>
+          <w:rFonts w:eastAsia="Times New Roman"/>
+          <w:lang w:val="en-ZW"/>
+        </w:rPr>
+        <w:t xml:space="preserve"> H. </w:t>
+      </w:r>
+      <w:proofErr w:type="spellStart"/>
+      <w:r>
+        <w:rPr>
+          <w:rFonts w:eastAsia="Times New Roman"/>
+          <w:lang w:val="en-ZW"/>
+        </w:rPr>
+        <w:t>Chitimira</w:t>
+      </w:r>
+      <w:proofErr w:type="spellEnd"/>
+      <w:r>
+        <w:rPr>
+          <w:rFonts w:eastAsia="Times New Roman"/>
+          <w:lang w:val="en-ZW"/>
+        </w:rPr>
+        <w:t xml:space="preserve"> and P. Ncube, “Policy implications and mobile money regulatory approaches to promote financial inclusion of the poor in Zimbabwe after the COVID-19 pandemic,” </w:t>
+      </w:r>
+      <w:r>
+        <w:rPr>
+          <w:rFonts w:eastAsia="Times New Roman"/>
+          <w:i/>
+          <w:iCs/>
+          <w:lang w:val="en-ZW"/>
+        </w:rPr>
+        <w:t>Journal of Comparative Law in Africa</w:t>
+      </w:r>
+      <w:r>
+        <w:rPr>
+          <w:rFonts w:eastAsia="Times New Roman"/>
+          <w:lang w:val="en-ZW"/>
+        </w:rPr>
+        <w:t>, 2023.</w:t>
+      </w:r>
+    </w:p>
+    <w:p>
+      <w:pPr>
+        <w:rPr>
+          <w:rFonts w:eastAsia="Times New Roman"/>
+          <w:lang w:val="en-ZW"/>
+        </w:rPr>
+      </w:pPr>
+      <w:r>
+        <w:rPr>
+          <w:rFonts w:eastAsia="Times New Roman"/>
+          <w:b/>
+          <w:bCs/>
+          <w:lang w:val="en-ZW"/>
+        </w:rPr>
+        <w:t>[19]</w:t>
+      </w:r>
+      <w:r>
+        <w:rPr>
+          <w:rFonts w:eastAsia="Times New Roman"/>
+          <w:lang w:val="en-ZW"/>
+        </w:rPr>
+        <w:t xml:space="preserve"> M. </w:t>
+      </w:r>
+      <w:proofErr w:type="spellStart"/>
+      <w:r>
+        <w:rPr>
+          <w:rFonts w:eastAsia="Times New Roman"/>
+          <w:lang w:val="en-ZW"/>
+        </w:rPr>
+        <w:t>Jullum</w:t>
+      </w:r>
+      <w:proofErr w:type="spellEnd"/>
+      <w:r>
+        <w:rPr>
+          <w:rFonts w:eastAsia="Times New Roman"/>
+          <w:lang w:val="en-ZW"/>
+        </w:rPr>
+        <w:t xml:space="preserve">, A. </w:t>
+      </w:r>
+      <w:proofErr w:type="spellStart"/>
+      <w:r>
+        <w:rPr>
+          <w:rFonts w:eastAsia="Times New Roman"/>
+          <w:lang w:val="en-ZW"/>
+        </w:rPr>
+        <w:t>Løland</w:t>
+      </w:r>
+      <w:proofErr w:type="spellEnd"/>
+      <w:r>
+        <w:rPr>
+          <w:rFonts w:eastAsia="Times New Roman"/>
+          <w:lang w:val="en-ZW"/>
+        </w:rPr>
+        <w:t xml:space="preserve">, R. B. </w:t>
+      </w:r>
+      <w:proofErr w:type="spellStart"/>
+      <w:r>
+        <w:rPr>
+          <w:rFonts w:eastAsia="Times New Roman"/>
+          <w:lang w:val="en-ZW"/>
+        </w:rPr>
+        <w:t>Huseby</w:t>
+      </w:r>
+      <w:proofErr w:type="spellEnd"/>
+      <w:r>
+        <w:rPr>
+          <w:rFonts w:eastAsia="Times New Roman"/>
+          <w:lang w:val="en-ZW"/>
+        </w:rPr>
+        <w:t xml:space="preserve">, G. </w:t>
+      </w:r>
+      <w:proofErr w:type="spellStart"/>
+      <w:r>
+        <w:rPr>
+          <w:rFonts w:eastAsia="Times New Roman"/>
+          <w:lang w:val="en-ZW"/>
+        </w:rPr>
+        <w:t>Ånonsen</w:t>
+      </w:r>
+      <w:proofErr w:type="spellEnd"/>
+      <w:r>
+        <w:rPr>
+          <w:rFonts w:eastAsia="Times New Roman"/>
+          <w:lang w:val="en-ZW"/>
+        </w:rPr>
+        <w:t xml:space="preserve">, and J. </w:t>
+      </w:r>
+      <w:proofErr w:type="spellStart"/>
+      <w:r>
+        <w:rPr>
+          <w:rFonts w:eastAsia="Times New Roman"/>
+          <w:lang w:val="en-ZW"/>
+        </w:rPr>
+        <w:t>Lorentzen</w:t>
+      </w:r>
+      <w:proofErr w:type="spellEnd"/>
+      <w:r>
+        <w:rPr>
+          <w:rFonts w:eastAsia="Times New Roman"/>
+          <w:lang w:val="en-ZW"/>
+        </w:rPr>
+        <w:t xml:space="preserve">, “Detecting money laundering transactions with machine learning,” </w:t>
+      </w:r>
+      <w:r>
+        <w:rPr>
+          <w:rFonts w:eastAsia="Times New Roman"/>
+          <w:i/>
+          <w:iCs/>
+          <w:lang w:val="en-ZW"/>
+        </w:rPr>
+        <w:t>Journal of Money Laundering Control</w:t>
+      </w:r>
+      <w:r>
+        <w:rPr>
+          <w:rFonts w:eastAsia="Times New Roman"/>
+          <w:lang w:val="en-ZW"/>
+        </w:rPr>
+        <w:t xml:space="preserve">, vol. 23, no. 1, pp. 173–186, 2020, </w:t>
+      </w:r>
+      <w:proofErr w:type="spellStart"/>
+      <w:r>
+        <w:rPr>
+          <w:rFonts w:eastAsia="Times New Roman"/>
+          <w:lang w:val="en-ZW"/>
+        </w:rPr>
+        <w:t>doi</w:t>
+      </w:r>
+      <w:proofErr w:type="spellEnd"/>
+      <w:r>
+        <w:rPr>
+          <w:rFonts w:eastAsia="Times New Roman"/>
+          <w:lang w:val="en-ZW"/>
+        </w:rPr>
+        <w:t>: 10.1108/JMLC-07-2019-0055.</w:t>
+      </w:r>
+    </w:p>
+    <w:p>
+      <w:pPr>
+        <w:rPr>
+          <w:rFonts w:eastAsia="Times New Roman"/>
+          <w:lang w:val="en-ZW"/>
+        </w:rPr>
+      </w:pPr>
+      <w:r>
+        <w:rPr>
+          <w:rFonts w:eastAsia="Times New Roman"/>
+          <w:b/>
+          <w:bCs/>
+          <w:lang w:val="en-ZW"/>
+        </w:rPr>
+        <w:t>[20]</w:t>
+      </w:r>
+      <w:r>
+        <w:rPr>
+          <w:rFonts w:eastAsia="Times New Roman"/>
+          <w:lang w:val="en-ZW"/>
+        </w:rPr>
+        <w:t xml:space="preserve"> S. </w:t>
+      </w:r>
+      <w:proofErr w:type="spellStart"/>
+      <w:r>
+        <w:rPr>
+          <w:rFonts w:eastAsia="Times New Roman"/>
+          <w:lang w:val="en-ZW"/>
+        </w:rPr>
+        <w:t>Dreżewski</w:t>
+      </w:r>
+      <w:proofErr w:type="spellEnd"/>
+      <w:r>
+        <w:rPr>
+          <w:rFonts w:eastAsia="Times New Roman"/>
+          <w:lang w:val="en-ZW"/>
+        </w:rPr>
+        <w:t xml:space="preserve">, J. </w:t>
+      </w:r>
+      <w:proofErr w:type="spellStart"/>
+      <w:r>
+        <w:rPr>
+          <w:rFonts w:eastAsia="Times New Roman"/>
+          <w:lang w:val="en-ZW"/>
+        </w:rPr>
+        <w:t>Sepielak</w:t>
+      </w:r>
+      <w:proofErr w:type="spellEnd"/>
+      <w:r>
+        <w:rPr>
+          <w:rFonts w:eastAsia="Times New Roman"/>
+          <w:lang w:val="en-ZW"/>
+        </w:rPr>
+        <w:t xml:space="preserve">, and W. </w:t>
+      </w:r>
+      <w:proofErr w:type="spellStart"/>
+      <w:r>
+        <w:rPr>
+          <w:rFonts w:eastAsia="Times New Roman"/>
+          <w:lang w:val="en-ZW"/>
+        </w:rPr>
+        <w:t>Filipkowski</w:t>
+      </w:r>
+      <w:proofErr w:type="spellEnd"/>
+      <w:r>
+        <w:rPr>
+          <w:rFonts w:eastAsia="Times New Roman"/>
+          <w:lang w:val="en-ZW"/>
+        </w:rPr>
+        <w:t xml:space="preserve">, “The application of social network analysis algorithms in a system supporting money laundering detection,” </w:t>
+      </w:r>
+      <w:r>
+        <w:rPr>
+          <w:rFonts w:eastAsia="Times New Roman"/>
+          <w:i/>
+          <w:iCs/>
+          <w:lang w:val="en-ZW"/>
+        </w:rPr>
+        <w:t>Information Sciences</w:t>
+      </w:r>
+      <w:r>
+        <w:rPr>
+          <w:rFonts w:eastAsia="Times New Roman"/>
+          <w:lang w:val="en-ZW"/>
+        </w:rPr>
+        <w:t>, vol. 295, pp. 18–32, 2015.</w:t>
+      </w:r>
+    </w:p>
+    <w:p>
+      <w:pPr>
+        <w:rPr>
+          <w:rFonts w:eastAsia="Times New Roman"/>
+          <w:lang w:val="en-ZW"/>
+        </w:rPr>
+      </w:pPr>
+      <w:r>
+        <w:rPr>
+          <w:rFonts w:eastAsia="Times New Roman"/>
+          <w:b/>
+          <w:bCs/>
+          <w:lang w:val="en-ZW"/>
+        </w:rPr>
+        <w:t>[21]</w:t>
+      </w:r>
+      <w:r>
+        <w:rPr>
+          <w:rFonts w:eastAsia="Times New Roman"/>
+          <w:lang w:val="en-ZW"/>
+        </w:rPr>
+        <w:t xml:space="preserve"> B. Ndlovu, F. J. </w:t>
+      </w:r>
+      <w:proofErr w:type="spellStart"/>
+      <w:r>
+        <w:rPr>
+          <w:rFonts w:eastAsia="Times New Roman"/>
+          <w:lang w:val="en-ZW"/>
+        </w:rPr>
+        <w:t>Kiwa</w:t>
+      </w:r>
+      <w:proofErr w:type="spellEnd"/>
+      <w:r>
+        <w:rPr>
+          <w:rFonts w:eastAsia="Times New Roman"/>
+          <w:lang w:val="en-ZW"/>
+        </w:rPr>
+        <w:t xml:space="preserve">, M. </w:t>
+      </w:r>
+      <w:proofErr w:type="spellStart"/>
+      <w:r>
+        <w:rPr>
+          <w:rFonts w:eastAsia="Times New Roman"/>
+          <w:lang w:val="en-ZW"/>
+        </w:rPr>
+        <w:t>Muduva</w:t>
+      </w:r>
+      <w:proofErr w:type="spellEnd"/>
+      <w:r>
+        <w:rPr>
+          <w:rFonts w:eastAsia="Times New Roman"/>
+          <w:lang w:val="en-ZW"/>
+        </w:rPr>
+        <w:t xml:space="preserve">, C. T. </w:t>
+      </w:r>
+      <w:proofErr w:type="spellStart"/>
+      <w:r>
+        <w:rPr>
+          <w:rFonts w:eastAsia="Times New Roman"/>
+          <w:lang w:val="en-ZW"/>
+        </w:rPr>
+        <w:t>Chipfumbu</w:t>
+      </w:r>
+      <w:proofErr w:type="spellEnd"/>
+      <w:r>
+        <w:rPr>
+          <w:rFonts w:eastAsia="Times New Roman"/>
+          <w:lang w:val="en-ZW"/>
+        </w:rPr>
+        <w:t xml:space="preserve">, S. </w:t>
+      </w:r>
+      <w:proofErr w:type="spellStart"/>
+      <w:r>
+        <w:rPr>
+          <w:rFonts w:eastAsia="Times New Roman"/>
+          <w:lang w:val="en-ZW"/>
+        </w:rPr>
+        <w:t>Marambi</w:t>
+      </w:r>
+      <w:proofErr w:type="spellEnd"/>
+      <w:r>
+        <w:rPr>
+          <w:rFonts w:eastAsia="Times New Roman"/>
+          <w:lang w:val="en-ZW"/>
+        </w:rPr>
+        <w:t xml:space="preserve">, and A. Maphosa, “Developing a graph-based machine learning model for identifying money laundering networks associated with sanctioned entities in a bank in Zimbabwe,” </w:t>
+      </w:r>
+      <w:r>
+        <w:rPr>
+          <w:rFonts w:eastAsia="Times New Roman"/>
+          <w:i/>
+          <w:iCs/>
+          <w:lang w:val="en-ZW"/>
+        </w:rPr>
+        <w:t>Indonesian Journal of Innovation and Applied Sciences</w:t>
+      </w:r>
+      <w:r>
+        <w:rPr>
+          <w:rFonts w:eastAsia="Times New Roman"/>
+          <w:lang w:val="en-ZW"/>
+        </w:rPr>
+        <w:t xml:space="preserve">, vol. 6, no. 1, 2026, </w:t>
+      </w:r>
+      <w:proofErr w:type="spellStart"/>
+      <w:r>
+        <w:rPr>
+          <w:rFonts w:eastAsia="Times New Roman"/>
+          <w:lang w:val="en-ZW"/>
+        </w:rPr>
+        <w:t>doi</w:t>
+      </w:r>
+      <w:proofErr w:type="spellEnd"/>
+      <w:r>
+        <w:rPr>
+          <w:rFonts w:eastAsia="Times New Roman"/>
+          <w:lang w:val="en-ZW"/>
+        </w:rPr>
+        <w:t>: 10.47540/</w:t>
       </w:r>
       <w:proofErr w:type="gramStart"/>
       <w:r>
         <w:rPr>
-          <w:rFonts w:ascii="Times New Roman" w:hAnsi="Times New Roman" w:cs="Times New Roman"/>
-        </w:rPr>
-        <w:t>front end</w:t>
+          <w:rFonts w:eastAsia="Times New Roman"/>
+          <w:lang w:val="en-ZW"/>
+        </w:rPr>
+        <w:t>ijias.v</w:t>
       </w:r>
       <w:proofErr w:type="gramEnd"/>
       <w:r>
         <w:rPr>
-          <w:rFonts w:ascii="Times New Roman" w:hAnsi="Times New Roman" w:cs="Times New Roman"/>
-        </w:rPr>
-        <w:t xml:space="preserve"> styling. This stack is supported, documented and suitable for an educational prototype. </w:t>
-      </w:r>
-    </w:p>
-    <w:p>
-      <w:pPr>
-        <w:spacing w:line="360" w:lineRule="auto"/>
-        <w:jc w:val="both"/>
-        <w:rPr>
-          <w:rFonts w:ascii="Times New Roman" w:hAnsi="Times New Roman" w:cs="Times New Roman"/>
-        </w:rPr>
-      </w:pPr>
-    </w:p>
-    <w:p>
-      <w:pPr>
-        <w:spacing w:line="360" w:lineRule="auto"/>
-        <w:jc w:val="both"/>
-        <w:rPr>
-          <w:rFonts w:ascii="Times New Roman" w:hAnsi="Times New Roman" w:cs="Times New Roman"/>
-          <w:b/>
-          <w:bCs/>
-        </w:rPr>
-      </w:pPr>
-      <w:r>
-        <w:rPr>
-          <w:rFonts w:ascii="Times New Roman" w:hAnsi="Times New Roman" w:cs="Times New Roman"/>
-          <w:b/>
-          <w:bCs/>
-        </w:rPr>
-        <w:t xml:space="preserve">2.4.1.2 Economic Feasibility </w:t>
-      </w:r>
-    </w:p>
-    <w:p>
-      <w:pPr>
-        <w:spacing w:line="360" w:lineRule="auto"/>
-        <w:jc w:val="both"/>
-        <w:rPr>
-          <w:rFonts w:ascii="Times New Roman" w:hAnsi="Times New Roman" w:cs="Times New Roman"/>
-        </w:rPr>
-      </w:pPr>
-      <w:r>
-        <w:rPr>
-          <w:rFonts w:ascii="Times New Roman" w:hAnsi="Times New Roman" w:cs="Times New Roman"/>
-        </w:rPr>
-        <w:t xml:space="preserve">The prototype is low cost, using mostly off-the-shelf hardware and open-source software. All of the following are free: Python, flask, scikit-learn, Pandas, NumPy, Bootstrap, SQLite, MySQL community edition. Major expenses are development time, Internet and electricity. For demonstration purposes (e.g., </w:t>
-      </w:r>
-      <w:proofErr w:type="spellStart"/>
-      <w:r>
-        <w:rPr>
-          <w:rFonts w:ascii="Times New Roman" w:hAnsi="Times New Roman" w:cs="Times New Roman"/>
-        </w:rPr>
-        <w:t>Railway.app</w:t>
-      </w:r>
-      <w:proofErr w:type="spellEnd"/>
-      <w:r>
-        <w:rPr>
-          <w:rFonts w:ascii="Times New Roman" w:hAnsi="Times New Roman" w:cs="Times New Roman"/>
-        </w:rPr>
-        <w:t xml:space="preserve">) optional cloud hosting is available - with costs depending on the resources required; the paid hosting level may be used for better performance during demo periods. The added value of the proposed system is that it allows a learning artefact to be readily accessible and reusable, thus allowing safe experimentation with AML detection methodologies without the need to use confidential banking data. Costs for institutions in a commercial implementation would cover secure hosting, integration with the system, development of governance framework, preparation of staff, and maintenance. This is because these costs are not part of the present educational prototype. </w:t>
-      </w:r>
-    </w:p>
-    <w:p>
-      <w:pPr>
-        <w:spacing w:line="360" w:lineRule="auto"/>
-        <w:jc w:val="both"/>
-        <w:rPr>
-          <w:rFonts w:ascii="Times New Roman" w:hAnsi="Times New Roman" w:cs="Times New Roman"/>
-        </w:rPr>
-      </w:pPr>
-    </w:p>
-    <w:p>
-      <w:pPr>
-        <w:spacing w:line="360" w:lineRule="auto"/>
-        <w:jc w:val="both"/>
-        <w:rPr>
-          <w:rFonts w:ascii="Times New Roman" w:hAnsi="Times New Roman" w:cs="Times New Roman"/>
-          <w:b/>
-          <w:bCs/>
-        </w:rPr>
-      </w:pPr>
-      <w:r>
-        <w:rPr>
-          <w:rFonts w:ascii="Times New Roman" w:hAnsi="Times New Roman" w:cs="Times New Roman"/>
-          <w:b/>
-          <w:bCs/>
-        </w:rPr>
-        <w:t xml:space="preserve">2.4.1.3 Social Feasibility </w:t>
-      </w:r>
-    </w:p>
-    <w:p>
-      <w:pPr>
-        <w:spacing w:line="360" w:lineRule="auto"/>
-        <w:jc w:val="both"/>
-        <w:rPr>
-          <w:rFonts w:ascii="Times New Roman" w:hAnsi="Times New Roman" w:cs="Times New Roman"/>
-        </w:rPr>
-      </w:pPr>
-      <w:r>
-        <w:rPr>
-          <w:rFonts w:ascii="Times New Roman" w:hAnsi="Times New Roman" w:cs="Times New Roman"/>
-        </w:rPr>
-        <w:t xml:space="preserve">The proposed system is socially feasible as it does not replace the judgement of compliance officers in financial institutions. The system is designed to add to human capabilities, rather than replacing them, by prioritising alerts and offering explanations to support investigations. Using simulated data ensures customer privacy since no customer information is processed or </w:t>
-      </w:r>
-      <w:r>
-        <w:rPr>
-          <w:rFonts w:ascii="Times New Roman" w:hAnsi="Times New Roman" w:cs="Times New Roman"/>
-        </w:rPr>
-        <w:lastRenderedPageBreak/>
-        <w:t xml:space="preserve">stored. Emphasis is placed on human </w:t>
-      </w:r>
-      <w:proofErr w:type="gramStart"/>
-      <w:r>
-        <w:rPr>
-          <w:rFonts w:ascii="Times New Roman" w:hAnsi="Times New Roman" w:cs="Times New Roman"/>
-        </w:rPr>
-        <w:t>decision making</w:t>
-      </w:r>
-      <w:proofErr w:type="gramEnd"/>
-      <w:r>
-        <w:rPr>
-          <w:rFonts w:ascii="Times New Roman" w:hAnsi="Times New Roman" w:cs="Times New Roman"/>
-        </w:rPr>
-        <w:t xml:space="preserve"> processes, with alerts being recommendations not automatic decision-making. This approach minimizes the risks of algorithmic bias and excessive automation, aligning with the FATF guidance that calls for human oversight in AML systems [2]. </w:t>
-      </w:r>
-    </w:p>
-    <w:p>
-      <w:pPr>
-        <w:spacing w:line="360" w:lineRule="auto"/>
-        <w:jc w:val="both"/>
-        <w:rPr>
-          <w:rFonts w:ascii="Times New Roman" w:hAnsi="Times New Roman" w:cs="Times New Roman"/>
-        </w:rPr>
-      </w:pPr>
-    </w:p>
-    <w:p>
-      <w:pPr>
-        <w:spacing w:line="360" w:lineRule="auto"/>
-        <w:jc w:val="both"/>
-        <w:rPr>
-          <w:rFonts w:ascii="Times New Roman" w:hAnsi="Times New Roman" w:cs="Times New Roman"/>
-          <w:b/>
-          <w:bCs/>
-        </w:rPr>
-      </w:pPr>
-      <w:r>
-        <w:rPr>
-          <w:rFonts w:ascii="Times New Roman" w:hAnsi="Times New Roman" w:cs="Times New Roman"/>
-          <w:b/>
-          <w:bCs/>
-        </w:rPr>
-        <w:t xml:space="preserve">2.4.1.4 Operational Feasibility </w:t>
-      </w:r>
-    </w:p>
-    <w:p>
-      <w:pPr>
-        <w:spacing w:line="360" w:lineRule="auto"/>
-        <w:jc w:val="both"/>
-        <w:rPr>
-          <w:rFonts w:ascii="Times New Roman" w:hAnsi="Times New Roman" w:cs="Times New Roman"/>
-        </w:rPr>
-      </w:pPr>
-      <w:r>
-        <w:rPr>
-          <w:rFonts w:ascii="Times New Roman" w:hAnsi="Times New Roman" w:cs="Times New Roman"/>
-        </w:rPr>
-        <w:t xml:space="preserve">The proposed workflow of creating a transaction, assessing the risk, generating an alert, reviewing the dashboard, making a decision, and recording the outcome is feasible for a prototype. Restricted access to case actions by role and available in standard web browsers via the web interface. The prototype does not need to be connected with live banking systems, external watchlists or FIU reporting systems, thus making the process of operational use easier for educational purposes. For production deployment, extra needs would consist of secure infrastructure, alert management protocols, audit controls, staff training programmes and institutional approval process. These factors are not covered by this current prototype though. The project can be accomplished within the defined duration of 25 weeks, which shall be broken down into the following stages: Simulation module, Feature extraction, Model training, Web interface, Integration testing. </w:t>
-      </w:r>
-    </w:p>
-    <w:p>
-      <w:pPr>
-        <w:spacing w:line="360" w:lineRule="auto"/>
-        <w:jc w:val="both"/>
-        <w:rPr>
-          <w:rFonts w:ascii="Times New Roman" w:hAnsi="Times New Roman" w:cs="Times New Roman"/>
-        </w:rPr>
-      </w:pPr>
-    </w:p>
-    <w:p>
-      <w:pPr>
-        <w:spacing w:line="360" w:lineRule="auto"/>
-        <w:jc w:val="both"/>
-        <w:rPr>
-          <w:rFonts w:ascii="Times New Roman" w:hAnsi="Times New Roman" w:cs="Times New Roman"/>
-          <w:b/>
-          <w:bCs/>
-        </w:rPr>
-      </w:pPr>
-      <w:r>
-        <w:rPr>
-          <w:rFonts w:ascii="Times New Roman" w:hAnsi="Times New Roman" w:cs="Times New Roman"/>
-          <w:b/>
-          <w:bCs/>
-        </w:rPr>
-        <w:t xml:space="preserve">2.5 Summary </w:t>
-      </w:r>
-    </w:p>
-    <w:p>
-      <w:pPr>
-        <w:spacing w:line="360" w:lineRule="auto"/>
-        <w:jc w:val="both"/>
-        <w:rPr>
-          <w:rFonts w:ascii="Times New Roman" w:hAnsi="Times New Roman" w:cs="Times New Roman"/>
-          <w:lang w:val="en-ZW"/>
-        </w:rPr>
-      </w:pPr>
-      <w:r>
-        <w:rPr>
-          <w:rFonts w:ascii="Times New Roman" w:hAnsi="Times New Roman" w:cs="Times New Roman"/>
-        </w:rPr>
-        <w:t>An overview of AML monitoring strategies as seen from international, regional African and Zimbabwean perspectives was presented. The review identified rule-based monitoring as a useful tool, but it still has limitations because of its lack of the ability to identify multi-step and evolving behavioural patterns. The capabilities of machine learning and anomaly detection are complimentary to pattern recognition with rules; the patterns must be detectable from the reliable data and have to be explainable with human oversight. When real banking data is not available, simulation of synthetic data can be used as a suitable approach to test AML prototypes. The review revealed a requirement for a prototype, which integrates simulated transactions, hybrid real-time scoring of risks, explainable alerts, and role-based handling of cases in the context of Zimbabwe. This is an educational demonstration to fill this gap, which is not a replacement for institutional AML programmes. Chapter 3 discusses the methodology, architecture, and</w:t>
-      </w:r>
-      <w:r>
-        <w:rPr>
-          <w:rFonts w:ascii="Times New Roman" w:hAnsi="Times New Roman" w:cs="Times New Roman"/>
-          <w:b/>
-          <w:bCs/>
-        </w:rPr>
-        <w:t xml:space="preserve"> </w:t>
-      </w:r>
-      <w:r>
-        <w:rPr>
-          <w:rFonts w:ascii="Times New Roman" w:hAnsi="Times New Roman" w:cs="Times New Roman"/>
-        </w:rPr>
-        <w:t>tools used in the design, development, simulation and design of transactions.</w:t>
-      </w:r>
-    </w:p>
-    <w:p/>
+          <w:rFonts w:eastAsia="Times New Roman"/>
+          <w:lang w:val="en-ZW"/>
+        </w:rPr>
+        <w:t>6i1.2306.</w:t>
+      </w:r>
+    </w:p>
+    <w:p>
+      <w:pPr>
+        <w:rPr>
+          <w:rFonts w:eastAsia="Times New Roman"/>
+        </w:rPr>
+      </w:pPr>
+    </w:p>
     <w:sectPr>
+      <w:footerReference w:type="default" r:id="rId8"/>
       <w:pgSz w:w="11906" w:h="16838"/>
       <w:pgMar w:top="1440" w:right="1440" w:bottom="1440" w:left="1440" w:header="720" w:footer="720" w:gutter="0"/>
       <w:cols w:space="720"/>
@@ -2389,6 +4753,84 @@
     </w:sectPr>
   </w:body>
 </w:document>
+</file>
+
+<file path=word/endnotes.xml><?xml version="1.0" encoding="utf-8"?>
+<w:endnotes xmlns:wpc="http://schemas.microsoft.com/office/word/2010/wordprocessingCanvas" xmlns:cx="http://schemas.microsoft.com/office/drawing/2014/chartex" xmlns:cx1="http://schemas.microsoft.com/office/drawing/2015/9/8/chartex" xmlns:cx2="http://schemas.microsoft.com/office/drawing/2015/10/21/chartex" xmlns:cx3="http://schemas.microsoft.com/office/drawing/2016/5/9/chartex" xmlns:cx4="http://schemas.microsoft.com/office/drawing/2016/5/10/chartex" xmlns:cx5="http://schemas.microsoft.com/office/drawing/2016/5/11/chartex" xmlns:cx6="http://schemas.microsoft.com/office/drawing/2016/5/12/chartex" xmlns:cx7="http://schemas.microsoft.com/office/drawing/2016/5/13/chartex" xmlns:cx8="http://schemas.microsoft.com/office/drawing/2016/5/14/chartex" xmlns:mc="http://schemas.openxmlformats.org/markup-compatibility/2006" xmlns:aink="http://schemas.microsoft.com/office/drawing/2016/ink" xmlns:am3d="http://schemas.microsoft.com/office/drawing/2017/model3d" xmlns:o="urn:schemas-microsoft-com:office:office" xmlns:oel="http://schemas.microsoft.com/office/2019/extlst" xmlns:r="http://schemas.openxmlformats.org/officeDocument/2006/relationships" xmlns:m="http://schemas.openxmlformats.org/officeDocument/2006/math" xmlns:v="urn:schemas-microsoft-com:vml" xmlns:wp14="http://schemas.microsoft.com/office/word/2010/wordprocessingDrawing" xmlns:wp="http://schemas.openxmlformats.org/drawingml/2006/wordprocessingDrawing" xmlns:w10="urn:schemas-microsoft-com:office:word" xmlns:w="http://schemas.openxmlformats.org/wordprocessingml/2006/main" xmlns:w14="http://schemas.microsoft.com/office/word/2010/wordml" xmlns:w15="http://schemas.microsoft.com/office/word/2012/wordml" xmlns:w16cex="http://schemas.microsoft.com/office/word/2018/wordml/cex" xmlns:w16cid="http://schemas.microsoft.com/office/word/2016/wordml/cid" xmlns:w16="http://schemas.microsoft.com/office/word/2018/wordml" xmlns:w16sdtdh="http://schemas.microsoft.com/office/word/2020/wordml/sdtdatahash" xmlns:w16se="http://schemas.microsoft.com/office/word/2015/wordml/symex" xmlns:wpg="http://schemas.microsoft.com/office/word/2010/wordprocessingGroup" xmlns:wpi="http://schemas.microsoft.com/office/word/2010/wordprocessingInk" xmlns:wne="http://schemas.microsoft.com/office/word/2006/wordml" xmlns:wps="http://schemas.microsoft.com/office/word/2010/wordprocessingShape" mc:Ignorable="w14 w15 w16se w16cid w16 w16cex w16sdtdh wp14">
+  <w:endnote w:type="separator" w:id="-1">
+    <w:p>
+      <w:pPr>
+        <w:spacing w:after="0" w:line="240" w:lineRule="auto"/>
+      </w:pPr>
+      <w:r>
+        <w:separator/>
+      </w:r>
+    </w:p>
+  </w:endnote>
+  <w:endnote w:type="continuationSeparator" w:id="0">
+    <w:p>
+      <w:pPr>
+        <w:spacing w:after="0" w:line="240" w:lineRule="auto"/>
+      </w:pPr>
+      <w:r>
+        <w:continuationSeparator/>
+      </w:r>
+    </w:p>
+  </w:endnote>
+</w:endnotes>
+</file>
+
+<file path=word/footer1.xml><?xml version="1.0" encoding="utf-8"?>
+<w:ftr xmlns:wpc="http://schemas.microsoft.com/office/word/2010/wordprocessingCanvas" xmlns:cx="http://schemas.microsoft.com/office/drawing/2014/chartex" xmlns:cx1="http://schemas.microsoft.com/office/drawing/2015/9/8/chartex" xmlns:cx2="http://schemas.microsoft.com/office/drawing/2015/10/21/chartex" xmlns:cx3="http://schemas.microsoft.com/office/drawing/2016/5/9/chartex" xmlns:cx4="http://schemas.microsoft.com/office/drawing/2016/5/10/chartex" xmlns:cx5="http://schemas.microsoft.com/office/drawing/2016/5/11/chartex" xmlns:cx6="http://schemas.microsoft.com/office/drawing/2016/5/12/chartex" xmlns:cx7="http://schemas.microsoft.com/office/drawing/2016/5/13/chartex" xmlns:cx8="http://schemas.microsoft.com/office/drawing/2016/5/14/chartex" xmlns:mc="http://schemas.openxmlformats.org/markup-compatibility/2006" xmlns:aink="http://schemas.microsoft.com/office/drawing/2016/ink" xmlns:am3d="http://schemas.microsoft.com/office/drawing/2017/model3d" xmlns:o="urn:schemas-microsoft-com:office:office" xmlns:oel="http://schemas.microsoft.com/office/2019/extlst" xmlns:r="http://schemas.openxmlformats.org/officeDocument/2006/relationships" xmlns:m="http://schemas.openxmlformats.org/officeDocument/2006/math" xmlns:v="urn:schemas-microsoft-com:vml" xmlns:wp14="http://schemas.microsoft.com/office/word/2010/wordprocessingDrawing" xmlns:wp="http://schemas.openxmlformats.org/drawingml/2006/wordprocessingDrawing" xmlns:w10="urn:schemas-microsoft-com:office:word" xmlns:w="http://schemas.openxmlformats.org/wordprocessingml/2006/main" xmlns:w14="http://schemas.microsoft.com/office/word/2010/wordml" xmlns:w15="http://schemas.microsoft.com/office/word/2012/wordml" xmlns:w16cex="http://schemas.microsoft.com/office/word/2018/wordml/cex" xmlns:w16cid="http://schemas.microsoft.com/office/word/2016/wordml/cid" xmlns:w16="http://schemas.microsoft.com/office/word/2018/wordml" xmlns:w16sdtdh="http://schemas.microsoft.com/office/word/2020/wordml/sdtdatahash" xmlns:w16se="http://schemas.microsoft.com/office/word/2015/wordml/symex" xmlns:wpg="http://schemas.microsoft.com/office/word/2010/wordprocessingGroup" xmlns:wpi="http://schemas.microsoft.com/office/word/2010/wordprocessingInk" xmlns:wne="http://schemas.microsoft.com/office/word/2006/wordml" xmlns:wps="http://schemas.microsoft.com/office/word/2010/wordprocessingShape" mc:Ignorable="w14 w15 w16se w16cid w16 w16cex w16sdtdh wp14">
+  <w:p>
+    <w:pPr>
+      <w:jc w:val="center"/>
+    </w:pPr>
+    <w:r>
+      <w:fldChar w:fldCharType="begin"/>
+    </w:r>
+    <w:r>
+      <w:instrText>PAGE</w:instrText>
+    </w:r>
+    <w:r>
+      <w:fldChar w:fldCharType="separate"/>
+    </w:r>
+    <w:r>
+      <w:rPr>
+        <w:noProof/>
+      </w:rPr>
+      <w:t>1</w:t>
+    </w:r>
+    <w:r>
+      <w:fldChar w:fldCharType="end"/>
+    </w:r>
+  </w:p>
+</w:ftr>
+</file>
+
+<file path=word/footnotes.xml><?xml version="1.0" encoding="utf-8"?>
+<w:footnotes xmlns:wpc="http://schemas.microsoft.com/office/word/2010/wordprocessingCanvas" xmlns:cx="http://schemas.microsoft.com/office/drawing/2014/chartex" xmlns:cx1="http://schemas.microsoft.com/office/drawing/2015/9/8/chartex" xmlns:cx2="http://schemas.microsoft.com/office/drawing/2015/10/21/chartex" xmlns:cx3="http://schemas.microsoft.com/office/drawing/2016/5/9/chartex" xmlns:cx4="http://schemas.microsoft.com/office/drawing/2016/5/10/chartex" xmlns:cx5="http://schemas.microsoft.com/office/drawing/2016/5/11/chartex" xmlns:cx6="http://schemas.microsoft.com/office/drawing/2016/5/12/chartex" xmlns:cx7="http://schemas.microsoft.com/office/drawing/2016/5/13/chartex" xmlns:cx8="http://schemas.microsoft.com/office/drawing/2016/5/14/chartex" xmlns:mc="http://schemas.openxmlformats.org/markup-compatibility/2006" xmlns:aink="http://schemas.microsoft.com/office/drawing/2016/ink" xmlns:am3d="http://schemas.microsoft.com/office/drawing/2017/model3d" xmlns:o="urn:schemas-microsoft-com:office:office" xmlns:oel="http://schemas.microsoft.com/office/2019/extlst" xmlns:r="http://schemas.openxmlformats.org/officeDocument/2006/relationships" xmlns:m="http://schemas.openxmlformats.org/officeDocument/2006/math" xmlns:v="urn:schemas-microsoft-com:vml" xmlns:wp14="http://schemas.microsoft.com/office/word/2010/wordprocessingDrawing" xmlns:wp="http://schemas.openxmlformats.org/drawingml/2006/wordprocessingDrawing" xmlns:w10="urn:schemas-microsoft-com:office:word" xmlns:w="http://schemas.openxmlformats.org/wordprocessingml/2006/main" xmlns:w14="http://schemas.microsoft.com/office/word/2010/wordml" xmlns:w15="http://schemas.microsoft.com/office/word/2012/wordml" xmlns:w16cex="http://schemas.microsoft.com/office/word/2018/wordml/cex" xmlns:w16cid="http://schemas.microsoft.com/office/word/2016/wordml/cid" xmlns:w16="http://schemas.microsoft.com/office/word/2018/wordml" xmlns:w16sdtdh="http://schemas.microsoft.com/office/word/2020/wordml/sdtdatahash" xmlns:w16se="http://schemas.microsoft.com/office/word/2015/wordml/symex" xmlns:wpg="http://schemas.microsoft.com/office/word/2010/wordprocessingGroup" xmlns:wpi="http://schemas.microsoft.com/office/word/2010/wordprocessingInk" xmlns:wne="http://schemas.microsoft.com/office/word/2006/wordml" xmlns:wps="http://schemas.microsoft.com/office/word/2010/wordprocessingShape" mc:Ignorable="w14 w15 w16se w16cid w16 w16cex w16sdtdh wp14">
+  <w:footnote w:type="separator" w:id="-1">
+    <w:p>
+      <w:pPr>
+        <w:spacing w:after="0" w:line="240" w:lineRule="auto"/>
+      </w:pPr>
+      <w:r>
+        <w:separator/>
+      </w:r>
+    </w:p>
+  </w:footnote>
+  <w:footnote w:type="continuationSeparator" w:id="0">
+    <w:p>
+      <w:pPr>
+        <w:spacing w:after="0" w:line="240" w:lineRule="auto"/>
+      </w:pPr>
+      <w:r>
+        <w:continuationSeparator/>
+      </w:r>
+    </w:p>
+  </w:footnote>
+</w:footnotes>
 </file>
 
 <file path=word/numbering.xml><?xml version="1.0" encoding="utf-8"?>
@@ -2507,6 +4949,119 @@
     </w:lvl>
   </w:abstractNum>
   <w:abstractNum w:abstractNumId="1" w15:restartNumberingAfterBreak="0">
+    <w:nsid w:val="477220A1"/>
+    <w:multiLevelType w:val="multilevel"/>
+    <w:tmpl w:val="F842A73A"/>
+    <w:lvl w:ilvl="0">
+      <w:start w:val="1"/>
+      <w:numFmt w:val="decimal"/>
+      <w:lvlText w:val="%1."/>
+      <w:lvlJc w:val="left"/>
+      <w:pPr>
+        <w:tabs>
+          <w:tab w:val="num" w:pos="720"/>
+        </w:tabs>
+        <w:ind w:left="720" w:hanging="360"/>
+      </w:pPr>
+    </w:lvl>
+    <w:lvl w:ilvl="1" w:tentative="1">
+      <w:start w:val="1"/>
+      <w:numFmt w:val="decimal"/>
+      <w:lvlText w:val="%2."/>
+      <w:lvlJc w:val="left"/>
+      <w:pPr>
+        <w:tabs>
+          <w:tab w:val="num" w:pos="1440"/>
+        </w:tabs>
+        <w:ind w:left="1440" w:hanging="360"/>
+      </w:pPr>
+    </w:lvl>
+    <w:lvl w:ilvl="2" w:tentative="1">
+      <w:start w:val="1"/>
+      <w:numFmt w:val="decimal"/>
+      <w:lvlText w:val="%3."/>
+      <w:lvlJc w:val="left"/>
+      <w:pPr>
+        <w:tabs>
+          <w:tab w:val="num" w:pos="2160"/>
+        </w:tabs>
+        <w:ind w:left="2160" w:hanging="360"/>
+      </w:pPr>
+    </w:lvl>
+    <w:lvl w:ilvl="3" w:tentative="1">
+      <w:start w:val="1"/>
+      <w:numFmt w:val="decimal"/>
+      <w:lvlText w:val="%4."/>
+      <w:lvlJc w:val="left"/>
+      <w:pPr>
+        <w:tabs>
+          <w:tab w:val="num" w:pos="2880"/>
+        </w:tabs>
+        <w:ind w:left="2880" w:hanging="360"/>
+      </w:pPr>
+    </w:lvl>
+    <w:lvl w:ilvl="4" w:tentative="1">
+      <w:start w:val="1"/>
+      <w:numFmt w:val="decimal"/>
+      <w:lvlText w:val="%5."/>
+      <w:lvlJc w:val="left"/>
+      <w:pPr>
+        <w:tabs>
+          <w:tab w:val="num" w:pos="3600"/>
+        </w:tabs>
+        <w:ind w:left="3600" w:hanging="360"/>
+      </w:pPr>
+    </w:lvl>
+    <w:lvl w:ilvl="5" w:tentative="1">
+      <w:start w:val="1"/>
+      <w:numFmt w:val="decimal"/>
+      <w:lvlText w:val="%6."/>
+      <w:lvlJc w:val="left"/>
+      <w:pPr>
+        <w:tabs>
+          <w:tab w:val="num" w:pos="4320"/>
+        </w:tabs>
+        <w:ind w:left="4320" w:hanging="360"/>
+      </w:pPr>
+    </w:lvl>
+    <w:lvl w:ilvl="6" w:tentative="1">
+      <w:start w:val="1"/>
+      <w:numFmt w:val="decimal"/>
+      <w:lvlText w:val="%7."/>
+      <w:lvlJc w:val="left"/>
+      <w:pPr>
+        <w:tabs>
+          <w:tab w:val="num" w:pos="5040"/>
+        </w:tabs>
+        <w:ind w:left="5040" w:hanging="360"/>
+      </w:pPr>
+    </w:lvl>
+    <w:lvl w:ilvl="7" w:tentative="1">
+      <w:start w:val="1"/>
+      <w:numFmt w:val="decimal"/>
+      <w:lvlText w:val="%8."/>
+      <w:lvlJc w:val="left"/>
+      <w:pPr>
+        <w:tabs>
+          <w:tab w:val="num" w:pos="5760"/>
+        </w:tabs>
+        <w:ind w:left="5760" w:hanging="360"/>
+      </w:pPr>
+    </w:lvl>
+    <w:lvl w:ilvl="8" w:tentative="1">
+      <w:start w:val="1"/>
+      <w:numFmt w:val="decimal"/>
+      <w:lvlText w:val="%9."/>
+      <w:lvlJc w:val="left"/>
+      <w:pPr>
+        <w:tabs>
+          <w:tab w:val="num" w:pos="6480"/>
+        </w:tabs>
+        <w:ind w:left="6480" w:hanging="360"/>
+      </w:pPr>
+    </w:lvl>
+  </w:abstractNum>
+  <w:abstractNum w:abstractNumId="2" w15:restartNumberingAfterBreak="0">
     <w:nsid w:val="5F366488"/>
     <w:multiLevelType w:val="multilevel"/>
     <w:tmpl w:val="0FC4236A"/>
@@ -2620,10 +5175,13 @@
     </w:lvl>
   </w:abstractNum>
   <w:num w:numId="1" w16cid:durableId="2050717568">
-    <w:abstractNumId w:val="1"/>
+    <w:abstractNumId w:val="2"/>
   </w:num>
   <w:num w:numId="2" w16cid:durableId="786580699">
     <w:abstractNumId w:val="0"/>
+  </w:num>
+  <w:num w:numId="3" w16cid:durableId="1949196818">
+    <w:abstractNumId w:val="1"/>
   </w:num>
 </w:numbering>
 </file>
@@ -3028,10 +5586,12 @@
     <w:qFormat/>
     <w:rsid w:val="00983555"/>
     <w:pPr>
-      <w:spacing w:line="279" w:lineRule="auto"/>
+      <w:spacing w:after="120" w:line="360" w:lineRule="auto"/>
+      <w:jc w:val="both"/>
     </w:pPr>
     <w:rPr>
-      <w:rFonts w:eastAsiaTheme="minorEastAsia"/>
+      <w:rFonts w:ascii="Times New Roman" w:eastAsiaTheme="minorEastAsia" w:hAnsi="Times New Roman"/>
+      <w:color w:val="000000"/>
       <w:sz w:val="24"/>
       <w:szCs w:val="24"/>
       <w:lang w:val="en-GB" w:eastAsia="ja-JP"/>
@@ -3048,13 +5608,13 @@
     <w:pPr>
       <w:keepNext/>
       <w:keepLines/>
-      <w:spacing w:before="360" w:after="80" w:line="259" w:lineRule="auto"/>
+      <w:spacing w:before="360"/>
       <w:outlineLvl w:val="0"/>
     </w:pPr>
     <w:rPr>
       <w:rFonts w:asciiTheme="majorHAnsi" w:eastAsiaTheme="majorEastAsia" w:hAnsiTheme="majorHAnsi" w:cstheme="majorBidi"/>
-      <w:color w:val="2E74B5" w:themeColor="accent1" w:themeShade="BF"/>
-      <w:sz w:val="40"/>
+      <w:b/>
+      <w:sz w:val="28"/>
       <w:szCs w:val="40"/>
       <w:lang w:val="en-US" w:eastAsia="en-US"/>
     </w:rPr>
@@ -3072,13 +5632,12 @@
     <w:pPr>
       <w:keepNext/>
       <w:keepLines/>
-      <w:spacing w:before="160" w:after="80" w:line="259" w:lineRule="auto"/>
+      <w:spacing w:before="160"/>
       <w:outlineLvl w:val="1"/>
     </w:pPr>
     <w:rPr>
       <w:rFonts w:asciiTheme="majorHAnsi" w:eastAsiaTheme="majorEastAsia" w:hAnsiTheme="majorHAnsi" w:cstheme="majorBidi"/>
-      <w:color w:val="2E74B5" w:themeColor="accent1" w:themeShade="BF"/>
-      <w:sz w:val="32"/>
+      <w:b/>
       <w:szCs w:val="32"/>
       <w:lang w:val="en-US" w:eastAsia="en-US"/>
     </w:rPr>
@@ -3096,13 +5655,12 @@
     <w:pPr>
       <w:keepNext/>
       <w:keepLines/>
-      <w:spacing w:before="160" w:after="80" w:line="259" w:lineRule="auto"/>
+      <w:spacing w:before="160"/>
       <w:outlineLvl w:val="2"/>
     </w:pPr>
     <w:rPr>
       <w:rFonts w:eastAsiaTheme="majorEastAsia" w:cstheme="majorBidi"/>
-      <w:color w:val="2E74B5" w:themeColor="accent1" w:themeShade="BF"/>
-      <w:sz w:val="28"/>
+      <w:b/>
       <w:szCs w:val="28"/>
       <w:lang w:val="en-US" w:eastAsia="en-US"/>
     </w:rPr>
@@ -3260,7 +5818,6 @@
   <w:style w:type="character" w:default="1" w:styleId="DefaultParagraphFont">
     <w:name w:val="Default Paragraph Font"/>
     <w:uiPriority w:val="1"/>
-    <w:semiHidden/>
     <w:unhideWhenUsed/>
   </w:style>
   <w:style w:type="table" w:default="1" w:styleId="TableNormal">
@@ -3622,6 +6179,18 @@
       </w:tblBorders>
     </w:tblPr>
   </w:style>
+  <w:style w:type="paragraph" w:customStyle="1" w:styleId="Caption1">
+    <w:name w:val="Caption1"/>
+    <w:pPr>
+      <w:spacing w:after="120" w:line="240" w:lineRule="auto"/>
+      <w:jc w:val="both"/>
+    </w:pPr>
+    <w:rPr>
+      <w:rFonts w:ascii="Times New Roman" w:hAnsi="Times New Roman"/>
+      <w:color w:val="000000"/>
+      <w:sz w:val="24"/>
+    </w:rPr>
+  </w:style>
 </w:styles>
 </file>
 

--- a/Chapter 2.docx
+++ b/Chapter 2.docx
@@ -257,45 +257,13 @@
       <w:pPr>
         <w:rPr>
           <w:rFonts w:eastAsia="Times New Roman"/>
-          <w:lang w:val="en-ZW"/>
-        </w:rPr>
-      </w:pPr>
-      <w:r>
-        <w:rPr>
-          <w:rFonts w:eastAsia="Times New Roman"/>
-          <w:lang w:val="en-ZW"/>
-        </w:rPr>
-        <w:t>This chapter reviews literature related to mobile-money Anti-Money Laundering (AML) monitoring and the use of computational techniques for identifying suspicious financial behaviour. The review follows a funnel approach, beginning with the international development of mobile money and AML monitoring before considering the African and Zimbabwean contexts. Particular attention is given to the three behavioural dimensions addressed by this research: structuring behaviour, wallet/transaction-network behaviour and agent behaviour.</w:t>
-      </w:r>
-    </w:p>
-    <w:p>
-      <w:pPr>
-        <w:rPr>
-          <w:rFonts w:eastAsia="Times New Roman"/>
-          <w:lang w:val="en-ZW"/>
-        </w:rPr>
-      </w:pPr>
-      <w:r>
-        <w:rPr>
-          <w:rFonts w:eastAsia="Times New Roman"/>
-          <w:lang w:val="en-ZW"/>
-        </w:rPr>
-        <w:t>The chapter also examines machine-learning approaches to AML, transaction-network analysis, the use of synthetic financial data, temporal considerations in transaction monitoring and the role of real-time alerts and human investigation. Existing research is critically examined to identify aspects that informed the design of the proposed system as well as limitations that created opportunities for this study.</w:t>
-      </w:r>
-    </w:p>
-    <w:p>
-      <w:pPr>
-        <w:rPr>
-          <w:rFonts w:eastAsia="Times New Roman"/>
-          <w:lang w:val="en-ZW"/>
-        </w:rPr>
-      </w:pPr>
-      <w:r>
-        <w:rPr>
-          <w:rFonts w:eastAsia="Times New Roman"/>
-          <w:lang w:val="en-ZW"/>
-        </w:rPr>
-        <w:t>The literature review does not assume that machine learning can determine whether money laundering has occurred. Rather, machine-learning techniques are considered as decision-support mechanisms capable of identifying transaction behaviour that may require investigation. This distinction is consistent with the design of the developed system, which classifies transactions as normal or suspicious patterns and presents suspicious activity for further review.</w:t>
+        </w:rPr>
+      </w:pPr>
+      <w:r>
+        <w:rPr>
+          <w:rFonts w:eastAsia="Times New Roman"/>
+        </w:rPr>
+        <w:t>This chapter reviews literature related to mobile-money Anti-Money Laundering (AML) monitoring and the use of computational techniques for identifying suspicious financial behaviour. The review starts with the international development of mobile money and AML monitoring, and then moves onto the African and Zimbabwean contexts. This research focuses specifically on three aspects of behaviour that are explored: structuring behaviour, wallet/transaction-network behaviour, and agent behaviour. The chapter also provides an in-depth analysis of machine learning methods for AML, transaction network analysis, the application of synthetic financial data, temporal aspects of transaction monitoring, and the importance of real-time alerts and the human investigation. Existing research is looked at critically to see what aspects they covered in the design of the proposed system and what were the limitations which provided room for this research. The literature review does not imply that the machine learning can be used to conclude if money laundering occurred or not. Instead, machine-learning methods are viewed as tools that can be used to detect transaction patterns that might warrant an investigation. This distinction aligns with the design of the developed system, which is able to distinguish transactions ordered and recur as normal or suspicious pattern and present the suspicious activity for further review.</w:t>
       </w:r>
     </w:p>
     <w:p>
@@ -348,59 +316,94 @@
       <w:pPr>
         <w:rPr>
           <w:rFonts w:eastAsia="Times New Roman"/>
-          <w:lang w:val="en-ZW"/>
-        </w:rPr>
-      </w:pPr>
-      <w:r>
-        <w:rPr>
-          <w:rFonts w:eastAsia="Times New Roman"/>
-          <w:lang w:val="en-ZW"/>
-        </w:rPr>
-        <w:t>Mobile money has become an important component of digital financial services, particularly in developing economies. It enables users to store and transfer monetary value through mobile wallets and commonly supports activities such as Cash-In, Cash-Out and Wallet-to-Wallet transfers. Agent networks provide an important connection between digital wallets and physical cash.</w:t>
-      </w:r>
-    </w:p>
-    <w:p>
-      <w:pPr>
-        <w:rPr>
-          <w:rFonts w:eastAsia="Times New Roman"/>
-          <w:lang w:val="en-ZW"/>
-        </w:rPr>
-      </w:pPr>
-      <w:r>
-        <w:rPr>
-          <w:rFonts w:eastAsia="Times New Roman"/>
-          <w:lang w:val="en-ZW"/>
-        </w:rPr>
-        <w:t xml:space="preserve">The GSMA reported continued international expansion of mobile money, with Sub-Saharan Africa remaining the largest regional mobile-money ecosystem [1]. The World Bank has </w:t>
-      </w:r>
-      <w:r>
-        <w:rPr>
-          <w:rFonts w:eastAsia="Times New Roman"/>
-          <w:lang w:val="en-ZW"/>
+        </w:rPr>
+      </w:pPr>
+      <w:r>
+        <w:rPr>
+          <w:rFonts w:eastAsia="Times New Roman"/>
+        </w:rPr>
+        <w:t xml:space="preserve">Mobile money has become an important component of digital financial services, particularly in developing economies. It allows users to hold and exchange monetary value using the mobile wallet and is usually used for Cash-In, Cash-Out and Wallet-to-Wallet transactions. Agent networks play a crucial role in bridging the gap between digital wallets and real-world cash. Mobile money continued to expand internationally, and Sub-Saharan Africa is the biggest regional mobile-money ecosystem, according to the GSMA. Mobile money has also been recognised by the World Bank as an important enabler of financial inclusion, in the absence of access to conventional financial institutions [3]. Mobile money offers advantages such as accessibility, convenience and increased access to formal financial services. The same convenience and rapidity, however, can be a potential threat to financial crime when the services are misused. Whisker and </w:t>
+      </w:r>
+      <w:proofErr w:type="spellStart"/>
+      <w:r>
+        <w:rPr>
+          <w:rFonts w:eastAsia="Times New Roman"/>
+        </w:rPr>
+        <w:t>Lokanan</w:t>
+      </w:r>
+      <w:proofErr w:type="spellEnd"/>
+      <w:r>
+        <w:rPr>
+          <w:rFonts w:eastAsia="Times New Roman"/>
+        </w:rPr>
+        <w:t xml:space="preserve"> analysed the AML and counter-terrorist-financing </w:t>
+      </w:r>
+      <w:r>
+        <w:rPr>
+          <w:rFonts w:eastAsia="Times New Roman"/>
         </w:rPr>
         <w:lastRenderedPageBreak/>
-        <w:t>similarly recognised mobile money as an important contributor to financial inclusion, particularly where access to conventional financial institutions is limited [3].</w:t>
-      </w:r>
-    </w:p>
-    <w:p>
-      <w:pPr>
-        <w:rPr>
-          <w:rFonts w:eastAsia="Times New Roman"/>
-          <w:lang w:val="en-ZW"/>
-        </w:rPr>
-      </w:pPr>
-      <w:r>
-        <w:rPr>
-          <w:rFonts w:eastAsia="Times New Roman"/>
-          <w:lang w:val="en-ZW"/>
-        </w:rPr>
-        <w:t xml:space="preserve">The expansion of mobile money creates benefits including accessibility, convenience and greater participation in formal financial services. However, the same accessibility and transaction speed can introduce financial-crime risks when services are misused. Whisker and </w:t>
+        <w:t>threats stemming from mobile money and noted that the nature of mobile-money transactions could provide opportunities for abuse where there are vulnerabilities in financial controls [4]. The Basel Institute on Governance also lists mobile money as a potential risk for financial crime, and adds that record-keeping of transactions can yield information that may assist investigators [13]. This entails an important balance: mobile money needs to be accessible in order to promote financial inclusion but also needs to be supported by monitoring mechanisms that can detect potentially suspicious activity. However, it is important to note that the assumption that is made in AML monitoring for conventional banking cannot be replicated in mobile money. There are operational aspects of mobile-money environments that can provide important behavioural information such as digital wallets, agent networks, and multiple relations between wallets, as well as frequent transfers.</w:t>
+      </w:r>
+    </w:p>
+    <w:p>
+      <w:pPr>
+        <w:rPr>
+          <w:rFonts w:eastAsia="Times New Roman"/>
+          <w:lang w:val="en-ZW"/>
+        </w:rPr>
+      </w:pPr>
+    </w:p>
+    <w:p>
+      <w:pPr>
+        <w:rPr>
+          <w:rFonts w:eastAsia="Times New Roman"/>
+          <w:b/>
+          <w:bCs/>
+          <w:lang w:val="en-ZW"/>
+        </w:rPr>
+      </w:pPr>
+      <w:r>
+        <w:rPr>
+          <w:rFonts w:eastAsia="Times New Roman"/>
+          <w:b/>
+          <w:bCs/>
+          <w:lang w:val="en-ZW"/>
+        </w:rPr>
+        <w:t>2.2.2 Money-Laundering Risk in Mobile-Money Environments</w:t>
+      </w:r>
+    </w:p>
+    <w:p>
+      <w:pPr>
+        <w:rPr>
+          <w:rFonts w:eastAsia="Times New Roman"/>
+          <w:lang w:val="en-ZW"/>
+        </w:rPr>
+      </w:pPr>
+      <w:r>
+        <w:rPr>
+          <w:rFonts w:eastAsia="Times New Roman"/>
+        </w:rPr>
+        <w:t xml:space="preserve">Typically, money laundering deals with steps taken to hide or mask the source or ownership of illegally obtained money. Digital financial systems can be used in a series of transactions, in various accounts or relationships, such that the entire process is not easily identifiable on a one-by-one basis </w:t>
       </w:r>
       <w:proofErr w:type="spellStart"/>
       <w:r>
         <w:rPr>
           <w:rFonts w:eastAsia="Times New Roman"/>
-          <w:lang w:val="en-ZW"/>
+        </w:rPr>
+        <w:t>basis</w:t>
+      </w:r>
+      <w:proofErr w:type="spellEnd"/>
+      <w:r>
+        <w:rPr>
+          <w:rFonts w:eastAsia="Times New Roman"/>
+        </w:rPr>
+        <w:t xml:space="preserve">. Whisker and </w:t>
+      </w:r>
+      <w:proofErr w:type="spellStart"/>
+      <w:r>
+        <w:rPr>
+          <w:rFonts w:eastAsia="Times New Roman"/>
         </w:rPr>
         <w:t>Lokanan</w:t>
       </w:r>
@@ -408,243 +411,323 @@
       <w:r>
         <w:rPr>
           <w:rFonts w:eastAsia="Times New Roman"/>
-          <w:lang w:val="en-ZW"/>
-        </w:rPr>
-        <w:t xml:space="preserve"> examined AML and counter-terrorist-financing threats associated with mobile money and observed that characteristics of mobile-money transactions can create opportunities for exploitation where weaknesses exist in financial controls [4]. </w:t>
-      </w:r>
-    </w:p>
-    <w:p>
-      <w:pPr>
-        <w:rPr>
-          <w:rFonts w:eastAsia="Times New Roman"/>
-          <w:lang w:val="en-ZW"/>
-        </w:rPr>
-      </w:pPr>
-      <w:r>
-        <w:rPr>
-          <w:rFonts w:eastAsia="Times New Roman"/>
-          <w:lang w:val="en-ZW"/>
-        </w:rPr>
-        <w:t>The Basel Institute on Governance similarly identifies mobile money as potentially vulnerable to financial crime while also noting that transaction records can provide information useful to investigators [13]. This creates an important balance: mobile money should remain accessible enough to support financial inclusion while being accompanied by monitoring mechanisms capable of identifying potentially suspicious activity.</w:t>
-      </w:r>
-    </w:p>
-    <w:p>
-      <w:pPr>
-        <w:rPr>
-          <w:rFonts w:eastAsia="Times New Roman"/>
-          <w:lang w:val="en-ZW"/>
-        </w:rPr>
-      </w:pPr>
-      <w:r>
-        <w:rPr>
-          <w:rFonts w:eastAsia="Times New Roman"/>
-          <w:lang w:val="en-ZW"/>
-        </w:rPr>
-        <w:t>Consequently, AML monitoring within mobile money should not simply reproduce assumptions developed for conventional banking. Mobile-money environments contain operational characteristics such as digital wallets, agent networks, frequent transfers and relationships between multiple wallets that can provide important behavioural information.</w:t>
-      </w:r>
-    </w:p>
-    <w:p>
-      <w:pPr>
-        <w:rPr>
-          <w:rFonts w:eastAsia="Times New Roman"/>
-          <w:lang w:val="en-ZW"/>
-        </w:rPr>
-      </w:pPr>
-    </w:p>
-    <w:p>
-      <w:pPr>
-        <w:rPr>
-          <w:rFonts w:eastAsia="Times New Roman"/>
-          <w:b/>
-          <w:bCs/>
-          <w:lang w:val="en-ZW"/>
-        </w:rPr>
-      </w:pPr>
-      <w:r>
-        <w:rPr>
-          <w:rFonts w:eastAsia="Times New Roman"/>
-          <w:b/>
-          <w:bCs/>
-          <w:lang w:val="en-ZW"/>
-        </w:rPr>
-        <w:t>2.2.2 Money-Laundering Risk in Mobile-Money Environments</w:t>
-      </w:r>
-    </w:p>
-    <w:p>
-      <w:pPr>
-        <w:rPr>
-          <w:rFonts w:eastAsia="Times New Roman"/>
-          <w:lang w:val="en-ZW"/>
-        </w:rPr>
-      </w:pPr>
-      <w:r>
-        <w:rPr>
-          <w:rFonts w:eastAsia="Times New Roman"/>
-          <w:lang w:val="en-ZW"/>
-        </w:rPr>
-        <w:t>Money laundering generally involves processes intended to conceal or disguise the origins or ownership of illicitly obtained funds. Digital financial systems can be exploited to move value through multiple transactions, accounts or relationships in ways that make the overall activity more difficult to recognise when transactions are considered individually.</w:t>
-      </w:r>
-    </w:p>
-    <w:p>
-      <w:pPr>
-        <w:rPr>
-          <w:rFonts w:eastAsia="Times New Roman"/>
-          <w:lang w:val="en-ZW"/>
-        </w:rPr>
-      </w:pPr>
-      <w:r>
-        <w:rPr>
-          <w:rFonts w:eastAsia="Times New Roman"/>
-          <w:lang w:val="en-ZW"/>
-        </w:rPr>
-        <w:t xml:space="preserve">Whisker and </w:t>
+        </w:rPr>
+        <w:t xml:space="preserve"> [4] studied the characteristics of mobile-money transactions in the context of AML and counter-terrorist-financing risks and concluded that mobile money is another instrument in the financial system that can be exploited due to the weaknesses. They are relevant to this research, especially for mobile money, because they specifically target mobile money and do not assume that risks and controls that exist in traditional banking environments simply carry over to mobile wallet environments. INTERPOL's study of mobile money and organised crime in Africa also revealed that mobile-money services were exploited in relation to a number of organised crime types, such as money laundering [14]. The report underscored the economic opportunities and benefits of the fast-growing mobile-money infrastructure in Africa, as well as the risks it poses to criminals who have taken advantage of gaps in regulation and identification systems. The studies confirm the requirements of monitoring techniques that are able to investigate transaction behaviour on several dimensions. However, identifying a pattern of behaviour is not a prima facie case of money laundering. Unusual transactions can be done by legitimate customers and a high number of transactions and/or complex transaction relationships can be explained by lawful transaction usage. The identification of some suspicious patterns should thus not be taken as a definitive conclusion of criminal activity, but as a call for further investigation.</w:t>
+      </w:r>
+    </w:p>
+    <w:p>
+      <w:pPr>
+        <w:rPr>
+          <w:rFonts w:eastAsia="Times New Roman"/>
+          <w:b/>
+          <w:bCs/>
+          <w:lang w:val="en-ZW"/>
+        </w:rPr>
+      </w:pPr>
+      <w:r>
+        <w:rPr>
+          <w:rFonts w:eastAsia="Times New Roman"/>
+          <w:b/>
+          <w:bCs/>
+          <w:lang w:val="en-ZW"/>
+        </w:rPr>
+        <w:lastRenderedPageBreak/>
+        <w:t>2.2.3 Structuring Behaviour</w:t>
+      </w:r>
+    </w:p>
+    <w:p>
+      <w:pPr>
+        <w:rPr>
+          <w:rFonts w:eastAsia="Times New Roman"/>
+        </w:rPr>
+      </w:pPr>
+      <w:r>
+        <w:rPr>
+          <w:rFonts w:eastAsia="Times New Roman"/>
+        </w:rPr>
+        <w:t xml:space="preserve">Structuring has relevance to monitoring of AML because a large movement of value can be made up of several smaller transactions instead of a single transaction. It is therefore not possible to track individual transactions independently and determine the linkage of a number of smaller transactions. There needs to be some background information for a useful structuring-detection mechanism. Frequency of transactions, value of repeated transactions, value of cumulative transactions, timing of transactions and similarities in transaction amounts can give more information than a single transaction amount. It is important to consider the pattern within transactions, rather than individual transactions being above or below a specific value. While traditional threshold monitoring can help detect known patterns, pre-defined rules may be limiting. If the amount of the transactions is near a limit, legitimate customers will make multiple transactions, but suspicious activity will aim to hit the limit by changing the transaction amount. Therefore, the behavioural attributes must be </w:t>
       </w:r>
       <w:proofErr w:type="spellStart"/>
       <w:r>
         <w:rPr>
           <w:rFonts w:eastAsia="Times New Roman"/>
-          <w:lang w:val="en-ZW"/>
-        </w:rPr>
-        <w:t>Lokanan</w:t>
+        </w:rPr>
+        <w:t>analyzed</w:t>
       </w:r>
       <w:proofErr w:type="spellEnd"/>
       <w:r>
         <w:rPr>
           <w:rFonts w:eastAsia="Times New Roman"/>
-          <w:lang w:val="en-ZW"/>
-        </w:rPr>
-        <w:t xml:space="preserve"> [4] examined characteristics of mobile-money transactions in relation to AML and counter-terrorist-financing risks and identified mobile money as another financial channel through which weaknesses in financial systems can potentially be exploited. Their work is particularly relevant to this research because it focuses specifically on mobile money rather than assuming that risks and controls within conventional banking transfer directly to mobile-wallet environments. </w:t>
-      </w:r>
-    </w:p>
-    <w:p>
-      <w:pPr>
-        <w:rPr>
-          <w:rFonts w:eastAsia="Times New Roman"/>
-          <w:lang w:val="en-ZW"/>
-        </w:rPr>
-      </w:pPr>
-      <w:r>
-        <w:rPr>
-          <w:rFonts w:eastAsia="Times New Roman"/>
-          <w:lang w:val="en-ZW"/>
-        </w:rPr>
-        <w:t xml:space="preserve">INTERPOL's analysis of mobile money and organised crime in Africa also identified the exploitation of mobile-money services in connection with several forms of organised criminal </w:t>
-      </w:r>
-      <w:r>
-        <w:rPr>
-          <w:rFonts w:eastAsia="Times New Roman"/>
-          <w:lang w:val="en-ZW"/>
+        </w:rPr>
+        <w:t xml:space="preserve"> as a group. There has been growing research in AML utilizing historical transaction data. Jensen and </w:t>
+      </w:r>
+      <w:proofErr w:type="spellStart"/>
+      <w:r>
+        <w:rPr>
+          <w:rFonts w:eastAsia="Times New Roman"/>
+        </w:rPr>
+        <w:t>Iosifidis</w:t>
+      </w:r>
+      <w:proofErr w:type="spellEnd"/>
+      <w:r>
+        <w:rPr>
+          <w:rFonts w:eastAsia="Times New Roman"/>
+        </w:rPr>
+        <w:t xml:space="preserve"> [5] outline the application of statistical and machine learning techniques for AML, while also pointing out the data labe</w:t>
+      </w:r>
+      <w:r>
+        <w:rPr>
+          <w:rFonts w:eastAsia="Times New Roman"/>
+        </w:rPr>
+        <w:t>l</w:t>
+      </w:r>
+      <w:r>
+        <w:rPr>
+          <w:rFonts w:eastAsia="Times New Roman"/>
+        </w:rPr>
+        <w:t>ling issues, class imbalance, and suspicious-activity detection operational considerations. This research helps to transcend the analysis of individual transactions to more comprehensive depictions of behaviour. The present research is thus not based on a fixed threshold but rather on structuring through various historical features. This means that the frequency of transactions, historical values, multiple values and value distributions can all play a part in classification.</w:t>
+      </w:r>
+    </w:p>
+    <w:p>
+      <w:pPr>
+        <w:rPr>
+          <w:rFonts w:eastAsia="Times New Roman"/>
+          <w:lang w:val="en-ZW"/>
+        </w:rPr>
+      </w:pPr>
+    </w:p>
+    <w:p>
+      <w:pPr>
+        <w:rPr>
+          <w:rFonts w:eastAsia="Times New Roman"/>
+          <w:b/>
+          <w:bCs/>
+          <w:lang w:val="en-ZW"/>
+        </w:rPr>
+      </w:pPr>
+      <w:r>
+        <w:rPr>
+          <w:rFonts w:eastAsia="Times New Roman"/>
+          <w:b/>
+          <w:bCs/>
+          <w:lang w:val="en-ZW"/>
+        </w:rPr>
+        <w:t>2.2.4 Wallet and Transaction-Network Behaviour</w:t>
+      </w:r>
+    </w:p>
+    <w:p>
+      <w:pPr>
+        <w:rPr>
+          <w:rFonts w:eastAsia="Times New Roman"/>
+        </w:rPr>
+      </w:pPr>
+      <w:r>
+        <w:rPr>
+          <w:rFonts w:eastAsia="Times New Roman"/>
+        </w:rPr>
+        <w:t xml:space="preserve">There are financial networks, of course. Wallets can be </w:t>
+      </w:r>
+      <w:proofErr w:type="spellStart"/>
+      <w:r>
+        <w:rPr>
+          <w:rFonts w:eastAsia="Times New Roman"/>
+        </w:rPr>
+        <w:t>modeled</w:t>
+      </w:r>
+      <w:proofErr w:type="spellEnd"/>
+      <w:r>
+        <w:rPr>
+          <w:rFonts w:eastAsia="Times New Roman"/>
+        </w:rPr>
+        <w:t xml:space="preserve"> as entities and transfers between wallets as relationships. The analysis of such relationships can identify behavioural relationships that may not be apparent in individual transactions. For instance, a wallet can have many other wallets transferring funds to it, a wallet can send value to many others, two wallets may often be transferring value to one another, or value can move in and out of a wallet quickly. While these behaviours are no automatic indicator of money-laundering, they can be a source of information for investigations. AML research is an example of the usefulness of considering relationships among financial entities in a network. Weber et al. explored the analysis of AML using a large set of labelled cryptocurrency transactions on a graph [15]. In </w:t>
+      </w:r>
+      <w:r>
+        <w:rPr>
+          <w:rFonts w:eastAsia="Times New Roman"/>
         </w:rPr>
         <w:lastRenderedPageBreak/>
-        <w:t xml:space="preserve">activity, including money laundering [14]. The report emphasised that the rapid growth of mobile-money infrastructure in Africa has created both economic benefits and opportunities for criminal exploitation where weaknesses exist in regulation and identification systems. </w:t>
-      </w:r>
-    </w:p>
-    <w:p>
-      <w:pPr>
-        <w:rPr>
-          <w:rFonts w:eastAsia="Times New Roman"/>
-          <w:lang w:val="en-ZW"/>
-        </w:rPr>
-      </w:pPr>
-      <w:r>
-        <w:rPr>
-          <w:rFonts w:eastAsia="Times New Roman"/>
-          <w:lang w:val="en-ZW"/>
-        </w:rPr>
-        <w:t>These studies support the need for monitoring approaches capable of examining transaction behaviour across multiple dimensions. Nevertheless, recognising a behavioural pattern is not equivalent to establishing money laundering. Legitimate customers can perform unusual transactions, and high transaction frequency or complex transaction relationships may have lawful explanations. Suspicious-pattern detection should therefore be followed by investigation rather than treated as an automatic conclusion of criminal conduct.</w:t>
-      </w:r>
-    </w:p>
-    <w:p>
-      <w:pPr>
-        <w:rPr>
-          <w:rFonts w:eastAsia="Times New Roman"/>
-          <w:lang w:val="en-ZW"/>
-        </w:rPr>
-      </w:pPr>
-    </w:p>
-    <w:p>
-      <w:pPr>
-        <w:rPr>
-          <w:rFonts w:eastAsia="Times New Roman"/>
-          <w:b/>
-          <w:bCs/>
-          <w:lang w:val="en-ZW"/>
-        </w:rPr>
-      </w:pPr>
-      <w:r>
-        <w:rPr>
-          <w:rFonts w:eastAsia="Times New Roman"/>
-          <w:b/>
-          <w:bCs/>
-          <w:lang w:val="en-ZW"/>
-        </w:rPr>
-        <w:t>2.2.3 Structuring Behaviour</w:t>
-      </w:r>
-    </w:p>
-    <w:p>
-      <w:pPr>
-        <w:rPr>
-          <w:rFonts w:eastAsia="Times New Roman"/>
-          <w:lang w:val="en-ZW"/>
-        </w:rPr>
-      </w:pPr>
-      <w:r>
-        <w:rPr>
-          <w:rFonts w:eastAsia="Times New Roman"/>
-          <w:lang w:val="en-ZW"/>
-        </w:rPr>
-        <w:t>Structuring is relevant to AML monitoring because a large movement of value may be divided into several smaller transactions rather than being conducted as a single transaction. Monitoring individual transactions independently can therefore fail to reveal the relationship among multiple smaller transactions.</w:t>
-      </w:r>
-    </w:p>
-    <w:p>
-      <w:pPr>
-        <w:rPr>
-          <w:rFonts w:eastAsia="Times New Roman"/>
-          <w:lang w:val="en-ZW"/>
-        </w:rPr>
-      </w:pPr>
-      <w:r>
-        <w:rPr>
-          <w:rFonts w:eastAsia="Times New Roman"/>
-          <w:lang w:val="en-ZW"/>
-        </w:rPr>
-        <w:t>A useful structuring-detection mechanism requires historical context. Transaction frequency, repeated transaction values, cumulative transaction value, transaction timing and similarities among amounts can provide more information than the current transaction value alone. The significance lies in the pattern across transactions, not merely whether one transaction is above or below a particular value.</w:t>
-      </w:r>
-    </w:p>
-    <w:p>
-      <w:pPr>
-        <w:rPr>
-          <w:rFonts w:eastAsia="Times New Roman"/>
-          <w:lang w:val="en-ZW"/>
-        </w:rPr>
-      </w:pPr>
-      <w:r>
-        <w:rPr>
-          <w:rFonts w:eastAsia="Times New Roman"/>
-          <w:lang w:val="en-ZW"/>
-        </w:rPr>
-        <w:t>Conventional threshold-based monitoring can assist in identifying known patterns, but fixed rules can be restrictive. Legitimate customers may repeatedly transact near a threshold, while suspicious activity may deliberately vary transaction values to avoid obvious repetition. Consequently, behavioural characteristics need to be examined collectively.</w:t>
-      </w:r>
-    </w:p>
-    <w:p>
-      <w:pPr>
-        <w:rPr>
-          <w:rFonts w:eastAsia="Times New Roman"/>
-          <w:lang w:val="en-ZW"/>
-        </w:rPr>
-      </w:pPr>
-      <w:r>
-        <w:rPr>
-          <w:rFonts w:eastAsia="Times New Roman"/>
-          <w:lang w:val="en-ZW"/>
-        </w:rPr>
-        <w:t xml:space="preserve">Research into machine-learning-based AML has increasingly incorporated historical transaction information. Jensen and </w:t>
+        <w:t xml:space="preserve">their study, they benchmarked Logistic Regression, Random Forest, Multilayer </w:t>
       </w:r>
       <w:proofErr w:type="spellStart"/>
       <w:r>
         <w:rPr>
           <w:rFonts w:eastAsia="Times New Roman"/>
-          <w:lang w:val="en-ZW"/>
+        </w:rPr>
+        <w:t>Perceptrons</w:t>
+      </w:r>
+      <w:proofErr w:type="spellEnd"/>
+      <w:r>
+        <w:rPr>
+          <w:rFonts w:eastAsia="Times New Roman"/>
+        </w:rPr>
+        <w:t xml:space="preserve"> and Graph Convolutional Networks, and showed that relational information can be used in financial-forensics research. While the cryptocurrency transaction networks are very different from mobile-money systems, the study offers a valuable methodological insight – financial behaviour is relational. Some of the information contained in parties and their relationships to transactions may be more useful than the information contained in the individual transactions. There has been also some other research on the topic of AML using graph-based machine-learning techniques, which continues to show high-level interest in discovering suspicious relationships and structures in transactions [16]. This research does not include the system of Graph Neural Network or blockchain-analysis architecture. Rather, the network-oriented AML research perspectives are captured in tabular historical behavioural characteristics like counterparty count, counterparty concentration, reciprocal flow, repeated recipient, and pass-through behaviour. This offers information about the network without reducing the architecture to an environment where it can be implemented and evaluated within the scope of the research.</w:t>
+      </w:r>
+    </w:p>
+    <w:p>
+      <w:pPr>
+        <w:rPr>
+          <w:rFonts w:eastAsia="Times New Roman"/>
+          <w:lang w:val="en-ZW"/>
+        </w:rPr>
+      </w:pPr>
+    </w:p>
+    <w:p>
+      <w:pPr>
+        <w:rPr>
+          <w:rFonts w:eastAsia="Times New Roman"/>
+          <w:b/>
+          <w:bCs/>
+          <w:lang w:val="en-ZW"/>
+        </w:rPr>
+      </w:pPr>
+      <w:r>
+        <w:rPr>
+          <w:rFonts w:eastAsia="Times New Roman"/>
+          <w:b/>
+          <w:bCs/>
+          <w:lang w:val="en-ZW"/>
+        </w:rPr>
+        <w:t>2.2.5 Mobile-Money Agent Behaviour</w:t>
+      </w:r>
+    </w:p>
+    <w:p>
+      <w:pPr>
+        <w:rPr>
+          <w:rFonts w:eastAsia="Times New Roman"/>
+        </w:rPr>
+      </w:pPr>
+      <w:r>
+        <w:rPr>
+          <w:rFonts w:eastAsia="Times New Roman"/>
+        </w:rPr>
+        <w:t xml:space="preserve">Many mobile-money environments are clearly different from what is commonly referred to as a purely account-to-account digital financial system. They offer services which may include Cash-In and Cash-Out, and then play a significant role in the operational transaction ecosystem. Agent activity can be analysed at the behavioural level, such as: number of transactions; transaction value; number of wallets served; repeated frequency of interaction with specific wallets; focus of the interaction; and evolution of the agent's activity over time. High agent activity is not however a sign of suspicious activity by itself as the number of transactions may vary naturally from location to location and time to time. Literature from the African mobile-money space also emphasizes the role of the agent network and the potential for financial-crime problems when the role of the agent is not properly managed. INTERPOL's analysis of organised crime and mobile money talks of vulnerabilities linked to the mobile money ecosystem in Africa, which is rapidly growing [14]. There has also been research in Zimbabwe on the ties between the regulation of mobile money, financial inclusion and AML risk. Existing literature mentions issues related to mobile-money agents and the importance of AML/CTF risk-management mechanisms without negatively affecting financial inclusion [17]. A subsequent study, also on Zimbabwe, addresses regulatory measures taken for mobile-money agents and issues of illegal activity [18]. This makes it important to think about research. High </w:t>
+      </w:r>
+      <w:r>
+        <w:rPr>
+          <w:rFonts w:eastAsia="Times New Roman"/>
+        </w:rPr>
+        <w:lastRenderedPageBreak/>
+        <w:t xml:space="preserve">activity does not necessarily equal suspicious. Behaviour should be judged against historical activity and relationships. The current system thus includes agent attributes related to transaction frequency, transaction value, special wallets, wallet concentration, repeated-wallet </w:t>
+      </w:r>
+      <w:proofErr w:type="spellStart"/>
+      <w:r>
+        <w:rPr>
+          <w:rFonts w:eastAsia="Times New Roman"/>
+        </w:rPr>
+        <w:t>behavior</w:t>
+      </w:r>
+      <w:proofErr w:type="spellEnd"/>
+      <w:r>
+        <w:rPr>
+          <w:rFonts w:eastAsia="Times New Roman"/>
+        </w:rPr>
+        <w:t>, flow direction and unnormal activity levels.</w:t>
+      </w:r>
+    </w:p>
+    <w:p>
+      <w:pPr>
+        <w:rPr>
+          <w:rFonts w:eastAsia="Times New Roman"/>
+          <w:lang w:val="en-ZW"/>
+        </w:rPr>
+      </w:pPr>
+    </w:p>
+    <w:p>
+      <w:pPr>
+        <w:rPr>
+          <w:rFonts w:eastAsia="Times New Roman"/>
+          <w:b/>
+          <w:bCs/>
+          <w:lang w:val="en-ZW"/>
+        </w:rPr>
+      </w:pPr>
+      <w:r>
+        <w:rPr>
+          <w:rFonts w:eastAsia="Times New Roman"/>
+          <w:b/>
+          <w:bCs/>
+          <w:lang w:val="en-ZW"/>
+        </w:rPr>
+        <w:t>2.2.6 Conventional AML Monitoring and Rule-Based Approaches</w:t>
+      </w:r>
+    </w:p>
+    <w:p>
+      <w:pPr>
+        <w:rPr>
+          <w:rFonts w:eastAsia="Times New Roman"/>
+        </w:rPr>
+      </w:pPr>
+      <w:r>
+        <w:rPr>
+          <w:rFonts w:eastAsia="Times New Roman"/>
+        </w:rPr>
+        <w:t>Existing transaction-monitoring systems often depend on pre-set rules, thresholds and risk indicators. There are a number of benefits to using rules. They are easy to understand, can depict regular compliance requirements, and can offer investigators an explanation of why the activity has been flagged. But fixed rules come with their drawbacks. Some shading of the boundaries may be required to represent a combination of events, which is a form of complex suspicious behaviour. Rules can also generate high volumes of alerts when "normal" activity meets certain criteria. The Financial Action Task Force has thus identified new technology opportunities for AML/CFT and the role advanced analytics and analytics technology can play in enhancing AML efficiency and effectiveness [9] [10]. Technology cannot and should not replace the need for proper governance and human judgment; it can enhance the way information is processed and prioritised. This facilitates a conceptual hybrid which allows for the coexistence of interpretable compliance mechanisms and behavioural analysis through data. In the current research, however, the architecture of the machine-learning experiment in terms of its frozen behavioural-features is assessed on its own terms. There are no ground-truth labels for training the machine-learning model; those are called optional application-level rules. This separation is crucial as it prevents the risk of label leakage when training a model directly with labels derived from the same rules or risk scores provided as inputs to the model. A model that looked very similar to this might look very accurate, but simply be reproducing the rules from which the labels were derived.</w:t>
+      </w:r>
+    </w:p>
+    <w:p>
+      <w:pPr>
+        <w:rPr>
+          <w:rFonts w:eastAsia="Times New Roman"/>
+          <w:lang w:val="en-ZW"/>
+        </w:rPr>
+      </w:pPr>
+    </w:p>
+    <w:p>
+      <w:pPr>
+        <w:rPr>
+          <w:rFonts w:eastAsia="Times New Roman"/>
+          <w:b/>
+          <w:bCs/>
+          <w:lang w:val="en-ZW"/>
+        </w:rPr>
+      </w:pPr>
+      <w:r>
+        <w:rPr>
+          <w:rFonts w:eastAsia="Times New Roman"/>
+          <w:b/>
+          <w:bCs/>
+          <w:lang w:val="en-ZW"/>
+        </w:rPr>
+        <w:t>2.2.7 Machine Learning for AML Detection</w:t>
+      </w:r>
+    </w:p>
+    <w:p>
+      <w:pPr>
+        <w:rPr>
+          <w:rFonts w:eastAsia="Times New Roman"/>
+        </w:rPr>
+      </w:pPr>
+      <w:r>
+        <w:rPr>
+          <w:rFonts w:eastAsia="Times New Roman"/>
+        </w:rPr>
+        <w:t xml:space="preserve">Furthermore, machine learning approaches can be employed for AML detection, as detailed in 2.2.7. The role of machine learning has been gaining momentum in AML research, as it can process multiple variables and identify patterns that are hard to define by specific rules. AML machine learning methods include supervised classification </w:t>
+      </w:r>
+      <w:proofErr w:type="spellStart"/>
+      <w:r>
+        <w:rPr>
+          <w:rFonts w:eastAsia="Times New Roman"/>
+        </w:rPr>
+        <w:t>classification</w:t>
+      </w:r>
+      <w:proofErr w:type="spellEnd"/>
+      <w:r>
+        <w:rPr>
+          <w:rFonts w:eastAsia="Times New Roman"/>
+        </w:rPr>
+        <w:t xml:space="preserve">, unsupervised anomaly detection and graph-based methods. Supervised learning involves learning a mapping </w:t>
+      </w:r>
+      <w:r>
+        <w:rPr>
+          <w:rFonts w:eastAsia="Times New Roman"/>
+        </w:rPr>
+        <w:lastRenderedPageBreak/>
+        <w:t xml:space="preserve">from features of the input to known classes. Unsupervised methods try to find "odd" observations without the need for full class labels. Graph-based methods represent the relationship between transaction entities. In this work, Jensen and </w:t>
+      </w:r>
+      <w:proofErr w:type="spellStart"/>
+      <w:r>
+        <w:rPr>
+          <w:rFonts w:eastAsia="Times New Roman"/>
         </w:rPr>
         <w:t>Iosifidis</w:t>
       </w:r>
@@ -652,1201 +735,427 @@
       <w:r>
         <w:rPr>
           <w:rFonts w:eastAsia="Times New Roman"/>
-          <w:lang w:val="en-ZW"/>
-        </w:rPr>
-        <w:t xml:space="preserve"> [5] describe the use of statistical and machine-learning approaches for AML and highlight challenges including limited labelled data, class imbalance and the operational requirements associated with suspicious-activity detection. Such research supports moving beyond isolated transaction-level analysis towards richer representations of behaviour.</w:t>
-      </w:r>
-    </w:p>
-    <w:p>
-      <w:pPr>
-        <w:rPr>
-          <w:rFonts w:eastAsia="Times New Roman"/>
-          <w:lang w:val="en-ZW"/>
-        </w:rPr>
-      </w:pPr>
-      <w:r>
-        <w:rPr>
-          <w:rFonts w:eastAsia="Times New Roman"/>
-          <w:lang w:val="en-ZW"/>
+        </w:rPr>
+        <w:t xml:space="preserve"> [5] </w:t>
+      </w:r>
+      <w:proofErr w:type="spellStart"/>
+      <w:r>
+        <w:rPr>
+          <w:rFonts w:eastAsia="Times New Roman"/>
+        </w:rPr>
+        <w:t>analyzed</w:t>
+      </w:r>
+      <w:proofErr w:type="spellEnd"/>
+      <w:r>
+        <w:rPr>
+          <w:rFonts w:eastAsia="Times New Roman"/>
+        </w:rPr>
+        <w:t xml:space="preserve"> the role of statistics and machine learning in AML, and explored the key challenges and applications in the financial-crime-detection domain. These include class imbalance, lack of suitable labelled datasets. A second study built a machine-learning model for prioritising financial transactions for manual investigation based on historical financial transactions and behavioural data [19]. This study illustrates an important principle for this project: The goal of AML machine learning is not to automatically determine criminality, but rather prioritisation for investigation. </w:t>
+      </w:r>
+      <w:proofErr w:type="spellStart"/>
+      <w:r>
+        <w:rPr>
+          <w:rFonts w:eastAsia="Times New Roman"/>
+        </w:rPr>
+        <w:t>Tertychnyi</w:t>
+      </w:r>
+      <w:proofErr w:type="spellEnd"/>
+      <w:r>
+        <w:rPr>
+          <w:rFonts w:eastAsia="Times New Roman"/>
+        </w:rPr>
+        <w:t xml:space="preserve"> et al. [6] have introduced a new time-aware and interpretable predictive-monitoring method for AML. Their work is relevant in particular due to the fact that financial transaction behaviour evolves over time, where the timing and ordering of information to be used for the prediction is important. The studies illustrate that the mere selection of the model is not enough for a reliable AML system. The usefulness of a model is influenced by feature design, evaluation methodology, temporal ordering, class imbalance, explainability and the association between predictions and human investigations.</w:t>
+      </w:r>
+    </w:p>
+    <w:p>
+      <w:pPr>
+        <w:rPr>
+          <w:rFonts w:eastAsia="Times New Roman"/>
+        </w:rPr>
+      </w:pPr>
+      <w:r>
+        <w:rPr>
+          <w:rFonts w:eastAsia="Times New Roman"/>
+        </w:rPr>
+        <w:t>Therefore, and for this reason, the present study contrasted models for traditional supervised algorithms and did not presume that the most complicated would be suitable for its application. Logistic Regression, Random Forest and Gradient Boosting were investigated before Gradient Boosting was selected for the final classifier.</w:t>
+      </w:r>
+    </w:p>
+    <w:p>
+      <w:pPr>
+        <w:rPr>
+          <w:rFonts w:eastAsia="Times New Roman"/>
+          <w:lang w:val="en-ZW"/>
+        </w:rPr>
+      </w:pPr>
+    </w:p>
+    <w:p>
+      <w:pPr>
+        <w:rPr>
+          <w:rFonts w:eastAsia="Times New Roman"/>
+          <w:b/>
+          <w:bCs/>
+          <w:lang w:val="en-ZW"/>
+        </w:rPr>
+      </w:pPr>
+      <w:r>
+        <w:rPr>
+          <w:rFonts w:eastAsia="Times New Roman"/>
+          <w:b/>
+          <w:bCs/>
+          <w:lang w:val="en-ZW"/>
+        </w:rPr>
+        <w:t>2.2.8 Temporal Behaviour and Data Leakage</w:t>
+      </w:r>
+    </w:p>
+    <w:p>
+      <w:pPr>
+        <w:rPr>
+          <w:rFonts w:eastAsia="Times New Roman"/>
+        </w:rPr>
+      </w:pPr>
+      <w:r>
+        <w:rPr>
+          <w:rFonts w:eastAsia="Times New Roman"/>
+        </w:rPr>
+        <w:t xml:space="preserve">One crucial aspect of AML machine learning is the sequential nature of transactions, especially in terms of time. The information which occurs in a prediction at the time a transaction occurs should only include information which is available at that time. The information from the features for an earlier transaction are available during model construction, but not during real-time operation. This can lead to temporal leakage and to unrealistic results being obtained from the evaluation. Time-aware AML research has acknowledged the need for time-series modelling of transactions [6]. This applies for both model architecture and feature construction and evaluation. In the present research this problem is solved by computing old </w:t>
+      </w:r>
+      <w:proofErr w:type="spellStart"/>
+      <w:r>
+        <w:rPr>
+          <w:rFonts w:eastAsia="Times New Roman"/>
+        </w:rPr>
+        <w:t>behavior</w:t>
+      </w:r>
+      <w:proofErr w:type="spellEnd"/>
+      <w:r>
+        <w:rPr>
+          <w:rFonts w:eastAsia="Times New Roman"/>
+        </w:rPr>
+        <w:t xml:space="preserve"> attributes based on transactions that have been performed prior to the transaction being classified. Transaction ordering is another sequence condition where there is a tie in the </w:t>
+      </w:r>
+      <w:r>
+        <w:rPr>
+          <w:rFonts w:eastAsia="Times New Roman"/>
         </w:rPr>
         <w:lastRenderedPageBreak/>
-        <w:t>The present research therefore represents structuring through multiple historical features rather than defining suspicious activity solely through a single fixed threshold. This allows transaction frequency, historical values, repeated amounts and amount distributions to contribute collectively to classification.</w:t>
-      </w:r>
-    </w:p>
-    <w:p>
-      <w:pPr>
-        <w:rPr>
-          <w:rFonts w:eastAsia="Times New Roman"/>
-          <w:lang w:val="en-ZW"/>
-        </w:rPr>
-      </w:pPr>
-    </w:p>
-    <w:p>
-      <w:pPr>
-        <w:rPr>
-          <w:rFonts w:eastAsia="Times New Roman"/>
-          <w:b/>
-          <w:bCs/>
-          <w:lang w:val="en-ZW"/>
-        </w:rPr>
-      </w:pPr>
-      <w:r>
-        <w:rPr>
-          <w:rFonts w:eastAsia="Times New Roman"/>
-          <w:b/>
-          <w:bCs/>
-          <w:lang w:val="en-ZW"/>
-        </w:rPr>
-        <w:t>2.2.4 Wallet and Transaction-Network Behaviour</w:t>
-      </w:r>
-    </w:p>
-    <w:p>
-      <w:pPr>
-        <w:rPr>
-          <w:rFonts w:eastAsia="Times New Roman"/>
-          <w:lang w:val="en-ZW"/>
-        </w:rPr>
-      </w:pPr>
-      <w:r>
-        <w:rPr>
-          <w:rFonts w:eastAsia="Times New Roman"/>
-          <w:lang w:val="en-ZW"/>
-        </w:rPr>
-        <w:t>Financial transactions naturally form networks. Wallets can be represented as entities, while transfers between them form relationships. Analysing these relationships can reveal behavioural structures that may not be visible when each transaction is considered independently.</w:t>
-      </w:r>
-    </w:p>
-    <w:p>
-      <w:pPr>
-        <w:rPr>
-          <w:rFonts w:eastAsia="Times New Roman"/>
-          <w:lang w:val="en-ZW"/>
-        </w:rPr>
-      </w:pPr>
-      <w:r>
-        <w:rPr>
-          <w:rFonts w:eastAsia="Times New Roman"/>
-          <w:lang w:val="en-ZW"/>
-        </w:rPr>
-        <w:t>For example, a wallet may receive transfers from numerous other wallets, one wallet may distribute value among several recipients, two wallets may repeatedly exchange value, or funds may rapidly enter and leave a wallet. These behaviours do not automatically indicate money laundering, but they can provide information relevant to investigation.</w:t>
-      </w:r>
-    </w:p>
-    <w:p>
-      <w:pPr>
-        <w:rPr>
-          <w:rFonts w:eastAsia="Times New Roman"/>
-          <w:lang w:val="en-ZW"/>
-        </w:rPr>
-      </w:pPr>
-      <w:r>
-        <w:rPr>
-          <w:rFonts w:eastAsia="Times New Roman"/>
-          <w:lang w:val="en-ZW"/>
-        </w:rPr>
-        <w:t xml:space="preserve">Network-based AML research demonstrates the usefulness of considering relationships among financial entities. Weber et al. investigated graph-based AML analysis using a large labelled cryptocurrency transaction dataset [15]. Their study compared Logistic Regression, Random Forest, Multilayer </w:t>
+        <w:t>transaction's time. The current transaction can thus not add to its own historical behavioural characteristics, and subsequent transactions cannot impact a previous classification. The advantage of this design is that the information that is provided to the classifier is closer to what information would have been available when the transaction is processed to get a more accurate real-time AML monitoring.</w:t>
+      </w:r>
+    </w:p>
+    <w:p>
+      <w:pPr>
+        <w:rPr>
+          <w:rFonts w:eastAsia="Times New Roman"/>
+          <w:lang w:val="en-ZW"/>
+        </w:rPr>
+      </w:pPr>
+    </w:p>
+    <w:p>
+      <w:pPr>
+        <w:rPr>
+          <w:rFonts w:eastAsia="Times New Roman"/>
+          <w:b/>
+          <w:bCs/>
+          <w:lang w:val="en-ZW"/>
+        </w:rPr>
+      </w:pPr>
+      <w:r>
+        <w:rPr>
+          <w:rFonts w:eastAsia="Times New Roman"/>
+          <w:b/>
+          <w:bCs/>
+          <w:lang w:val="en-ZW"/>
+        </w:rPr>
+        <w:t>2.2.9 Synthetic Data for AML Research</w:t>
+      </w:r>
+    </w:p>
+    <w:p>
+      <w:pPr>
+        <w:rPr>
+          <w:rFonts w:eastAsia="Times New Roman"/>
+        </w:rPr>
+      </w:pPr>
+      <w:r>
+        <w:rPr>
+          <w:rFonts w:eastAsia="Times New Roman"/>
+        </w:rPr>
+        <w:t xml:space="preserve">The need to obtain high-quality labelled AML data is a significant hurdle. Real money transaction records have real information regarding customer sensitive data and truthful money-laundering labels are hard to come by and not always complete. Altman et al. created realistic synthetic data on financial transactions for model research in AML [7]. They contend that the lack of publicly available real transactions poses a great challenge to AML machine learning research and demonstrate the ability to generate synthetic transactions controlled by known ground-truth labels. Synthetic data have a number of benefits in academia. The types of scenarios can be controlled, the ground truth can be known, the datasets can be reproduced, and experiments can be conducted without exposing real customer financial records. Synthetic data have, however, some limitations. A synthetic generator is built upon assumptions of the </w:t>
       </w:r>
       <w:proofErr w:type="spellStart"/>
       <w:r>
         <w:rPr>
           <w:rFonts w:eastAsia="Times New Roman"/>
-          <w:lang w:val="en-ZW"/>
-        </w:rPr>
-        <w:t>Perceptrons</w:t>
+        </w:rPr>
+        <w:t>behavior</w:t>
       </w:r>
       <w:proofErr w:type="spellEnd"/>
       <w:r>
         <w:rPr>
           <w:rFonts w:eastAsia="Times New Roman"/>
-          <w:lang w:val="en-ZW"/>
-        </w:rPr>
-        <w:t xml:space="preserve"> and Graph Convolutional Networks and demonstrated that relational information can contribute to financial-forensics research. </w:t>
-      </w:r>
-    </w:p>
-    <w:p>
-      <w:pPr>
-        <w:rPr>
-          <w:rFonts w:eastAsia="Times New Roman"/>
-          <w:lang w:val="en-ZW"/>
-        </w:rPr>
-      </w:pPr>
-      <w:r>
-        <w:rPr>
-          <w:rFonts w:eastAsia="Times New Roman"/>
-          <w:lang w:val="en-ZW"/>
-        </w:rPr>
-        <w:t>Although cryptocurrency transaction networks differ substantially from mobile-money systems, the research provides an important methodological lesson: financial behaviour has a relational dimension. Transaction parties and their connections can contain useful information that cannot be represented fully by examining individual transactions alone.</w:t>
-      </w:r>
-    </w:p>
-    <w:p>
-      <w:pPr>
-        <w:rPr>
-          <w:rFonts w:eastAsia="Times New Roman"/>
-          <w:lang w:val="en-ZW"/>
-        </w:rPr>
-      </w:pPr>
-      <w:r>
-        <w:rPr>
-          <w:rFonts w:eastAsia="Times New Roman"/>
-          <w:lang w:val="en-ZW"/>
-        </w:rPr>
-        <w:t xml:space="preserve">Other research has similarly investigated graph-based machine-learning approaches for AML, demonstrating continuing interest in identifying suspicious relationships and transaction structures [16]. </w:t>
-      </w:r>
-    </w:p>
-    <w:p>
-      <w:pPr>
-        <w:rPr>
-          <w:rFonts w:eastAsia="Times New Roman"/>
-          <w:lang w:val="en-ZW"/>
-        </w:rPr>
-      </w:pPr>
-      <w:r>
-        <w:rPr>
-          <w:rFonts w:eastAsia="Times New Roman"/>
-          <w:lang w:val="en-ZW"/>
-        </w:rPr>
-        <w:t xml:space="preserve">The system developed in this research does not implement a Graph Neural Network or blockchain-analysis architecture. Instead, insights from network-oriented AML research are represented through tabular historical behavioural features such as counterparty counts, counterparty concentration, reciprocal flow, repeated recipients and pass-through behaviour. </w:t>
-      </w:r>
-      <w:r>
-        <w:rPr>
-          <w:rFonts w:eastAsia="Times New Roman"/>
-          <w:lang w:val="en-ZW"/>
+        </w:rPr>
+        <w:t xml:space="preserve"> of normal activity and suspicious activity. A model can thus be trained to acquire properties of the generator instead of all of its intricacies in an actual financial system. It is not acceptable to show that performance is good in synthetic data and then claim that the same performance will be seen in live transaction data. This study therefore focuses on synthetic data as a research tool and not a replacement for future </w:t>
+      </w:r>
+      <w:proofErr w:type="gramStart"/>
+      <w:r>
+        <w:rPr>
+          <w:rFonts w:eastAsia="Times New Roman"/>
+        </w:rPr>
+        <w:t>real world</w:t>
+      </w:r>
+      <w:proofErr w:type="gramEnd"/>
+      <w:r>
+        <w:rPr>
+          <w:rFonts w:eastAsia="Times New Roman"/>
+        </w:rPr>
+        <w:t xml:space="preserve"> validation. It contains a dataset of normal transaction activity along with structuring, wallet/network and agent suspicious-pattern scenarios, with independent ground truth.</w:t>
+      </w:r>
+    </w:p>
+    <w:p>
+      <w:pPr>
+        <w:rPr>
+          <w:rFonts w:eastAsia="Times New Roman"/>
+          <w:lang w:val="en-ZW"/>
+        </w:rPr>
+      </w:pPr>
+    </w:p>
+    <w:p>
+      <w:pPr>
+        <w:rPr>
+          <w:rFonts w:eastAsia="Times New Roman"/>
+          <w:b/>
+          <w:bCs/>
+          <w:lang w:val="en-ZW"/>
+        </w:rPr>
+      </w:pPr>
+      <w:r>
+        <w:rPr>
+          <w:rFonts w:eastAsia="Times New Roman"/>
+          <w:b/>
+          <w:bCs/>
+          <w:lang w:val="en-ZW"/>
+        </w:rPr>
+        <w:t>2.2.10 Class Imbalance and AML Evaluation</w:t>
+      </w:r>
+    </w:p>
+    <w:p>
+      <w:pPr>
+        <w:rPr>
+          <w:rFonts w:eastAsia="Times New Roman"/>
+        </w:rPr>
+      </w:pPr>
+      <w:r>
+        <w:rPr>
+          <w:rFonts w:eastAsia="Times New Roman"/>
+        </w:rPr>
+        <w:t xml:space="preserve">Typically, only a small percentage of overall transaction activity is suspicious financial activity. This results in an imbalance issue in machine learning. Accuracy can be misleading in an imbalanced dataset. A model that classifies a majority of transactions as normal can have a high overall accuracy with only a few suspicious ones identified. Thus, the metrics used in the evaluation of AML should separately measure the model's capability to identify suspicious activity and the cost of its false positives (incorrectly flagging a normal transaction). In the </w:t>
+      </w:r>
+      <w:r>
+        <w:rPr>
+          <w:rFonts w:eastAsia="Times New Roman"/>
         </w:rPr>
         <w:lastRenderedPageBreak/>
-        <w:t>This provides network-related information while maintaining an architecture that can be implemented and evaluated within the available research environment.</w:t>
-      </w:r>
-    </w:p>
-    <w:p>
-      <w:pPr>
-        <w:rPr>
-          <w:rFonts w:eastAsia="Times New Roman"/>
-          <w:lang w:val="en-ZW"/>
-        </w:rPr>
-      </w:pPr>
-    </w:p>
-    <w:p>
-      <w:pPr>
-        <w:rPr>
-          <w:rFonts w:eastAsia="Times New Roman"/>
-          <w:b/>
-          <w:bCs/>
-          <w:lang w:val="en-ZW"/>
-        </w:rPr>
-      </w:pPr>
-      <w:r>
-        <w:rPr>
-          <w:rFonts w:eastAsia="Times New Roman"/>
-          <w:b/>
-          <w:bCs/>
-          <w:lang w:val="en-ZW"/>
-        </w:rPr>
-        <w:t>2.2.5 Mobile-Money Agent Behaviour</w:t>
-      </w:r>
-    </w:p>
-    <w:p>
-      <w:pPr>
-        <w:rPr>
-          <w:rFonts w:eastAsia="Times New Roman"/>
-          <w:lang w:val="en-ZW"/>
-        </w:rPr>
-      </w:pPr>
-      <w:r>
-        <w:rPr>
-          <w:rFonts w:eastAsia="Times New Roman"/>
-          <w:lang w:val="en-ZW"/>
-        </w:rPr>
-        <w:t>Agents distinguish many mobile-money environments from purely account-to-account digital financial systems. They provide services that can include Cash-In and Cash-Out and therefore form an important part of the operational transaction ecosystem.</w:t>
-      </w:r>
-    </w:p>
-    <w:p>
-      <w:pPr>
-        <w:rPr>
-          <w:rFonts w:eastAsia="Times New Roman"/>
-          <w:lang w:val="en-ZW"/>
-        </w:rPr>
-      </w:pPr>
-      <w:r>
-        <w:rPr>
-          <w:rFonts w:eastAsia="Times New Roman"/>
-          <w:lang w:val="en-ZW"/>
-        </w:rPr>
-        <w:t>Agent activity can be examined behaviourally through factors such as transaction volume, transaction value, the number of wallets served, repeated interactions with particular wallets, concentration of activity and changes in activity over time. However, high agent activity does not itself indicate suspicious behaviour because transaction volume can differ naturally between locations and periods.</w:t>
-      </w:r>
-    </w:p>
-    <w:p>
-      <w:pPr>
-        <w:rPr>
-          <w:rFonts w:eastAsia="Times New Roman"/>
-          <w:lang w:val="en-ZW"/>
-        </w:rPr>
-      </w:pPr>
-      <w:r>
-        <w:rPr>
-          <w:rFonts w:eastAsia="Times New Roman"/>
-          <w:lang w:val="en-ZW"/>
-        </w:rPr>
-        <w:t xml:space="preserve">African mobile-money literature highlights the importance of agent networks and the financial-crime risks that can arise where agent activity is inadequately controlled. INTERPOL's analysis of organised crime and mobile money discusses vulnerabilities associated with the rapidly expanding African mobile-money ecosystem [14]. </w:t>
-      </w:r>
-    </w:p>
-    <w:p>
-      <w:pPr>
-        <w:rPr>
-          <w:rFonts w:eastAsia="Times New Roman"/>
-          <w:lang w:val="en-ZW"/>
-        </w:rPr>
-      </w:pPr>
-      <w:r>
-        <w:rPr>
-          <w:rFonts w:eastAsia="Times New Roman"/>
-          <w:lang w:val="en-ZW"/>
-        </w:rPr>
-        <w:t xml:space="preserve">Zimbabwean research has also examined the relationship between mobile-money regulation, financial inclusion and AML risk. Existing literature notes concerns relating to mobile-money agents and the need for AML/CTF risk-management mechanisms that do not unnecessarily undermine financial inclusion [17]. A later Zimbabwe-focused analysis similarly discusses regulatory responses to mobile-money agents and concerns relating to illicit activity [18]. </w:t>
-      </w:r>
-    </w:p>
-    <w:p>
-      <w:pPr>
-        <w:rPr>
-          <w:rFonts w:eastAsia="Times New Roman"/>
-          <w:lang w:val="en-ZW"/>
-        </w:rPr>
-      </w:pPr>
-      <w:r>
-        <w:rPr>
-          <w:rFonts w:eastAsia="Times New Roman"/>
-          <w:lang w:val="en-ZW"/>
-        </w:rPr>
-        <w:t>This creates an important research consideration. Agent monitoring should not automatically treat high activity as suspicious. Behaviour should instead be compared with historical activity and relationships. The present system therefore incorporates agent features covering transaction frequency and value, unique wallets, wallet concentration, repeated-wallet behaviour, flow direction and unusual activity levels.</w:t>
-      </w:r>
-    </w:p>
-    <w:p>
-      <w:pPr>
-        <w:rPr>
-          <w:rFonts w:eastAsia="Times New Roman"/>
-          <w:lang w:val="en-ZW"/>
-        </w:rPr>
-      </w:pPr>
-    </w:p>
-    <w:p>
-      <w:pPr>
-        <w:rPr>
-          <w:rFonts w:eastAsia="Times New Roman"/>
-          <w:b/>
-          <w:bCs/>
-          <w:lang w:val="en-ZW"/>
-        </w:rPr>
-      </w:pPr>
-      <w:r>
-        <w:rPr>
-          <w:rFonts w:eastAsia="Times New Roman"/>
-          <w:b/>
-          <w:bCs/>
-          <w:lang w:val="en-ZW"/>
-        </w:rPr>
-        <w:t>2.2.6 Conventional AML Monitoring and Rule-Based Approaches</w:t>
-      </w:r>
-    </w:p>
-    <w:p>
-      <w:pPr>
-        <w:rPr>
-          <w:rFonts w:eastAsia="Times New Roman"/>
-          <w:lang w:val="en-ZW"/>
-        </w:rPr>
-      </w:pPr>
-      <w:r>
-        <w:rPr>
-          <w:rFonts w:eastAsia="Times New Roman"/>
-          <w:lang w:val="en-ZW"/>
-        </w:rPr>
-        <w:t xml:space="preserve">Traditional transaction-monitoring systems frequently rely on predefined rules, thresholds and known risk indicators. Rules have several advantages. They are relatively easy to understand, </w:t>
-      </w:r>
-      <w:r>
-        <w:rPr>
-          <w:rFonts w:eastAsia="Times New Roman"/>
-          <w:lang w:val="en-ZW"/>
+        <w:t xml:space="preserve">AML machine learning literature, there is a special emphasis on class imbalance as a modelling challenge [5]. There are cases in which only a fraction of the entities is </w:t>
+      </w:r>
+      <w:proofErr w:type="spellStart"/>
+      <w:r>
+        <w:rPr>
+          <w:rFonts w:eastAsia="Times New Roman"/>
+        </w:rPr>
+        <w:t>labeled</w:t>
+      </w:r>
+      <w:proofErr w:type="spellEnd"/>
+      <w:r>
+        <w:rPr>
+          <w:rFonts w:eastAsia="Times New Roman"/>
+        </w:rPr>
+        <w:t xml:space="preserve"> as suspicious in graph-oriented AML research [20]. Therefore, the final model is not solely compared with its accuracy in the present research. Model evaluation includes metrics like precision, recall, F1 score, balanced accuracy, ROC and PR AUC. This literature review does not include detailed results but refers to it in the results and discussion chapter.</w:t>
+      </w:r>
+    </w:p>
+    <w:p>
+      <w:pPr>
+        <w:rPr>
+          <w:rFonts w:eastAsia="Times New Roman"/>
+          <w:lang w:val="en-ZW"/>
+        </w:rPr>
+      </w:pPr>
+    </w:p>
+    <w:p>
+      <w:pPr>
+        <w:rPr>
+          <w:rFonts w:eastAsia="Times New Roman"/>
+          <w:b/>
+          <w:bCs/>
+          <w:lang w:val="en-ZW"/>
+        </w:rPr>
+      </w:pPr>
+      <w:r>
+        <w:rPr>
+          <w:rFonts w:eastAsia="Times New Roman"/>
+          <w:b/>
+          <w:bCs/>
+          <w:lang w:val="en-ZW"/>
+        </w:rPr>
+        <w:t>2.2.11 Explainability and Human Investigation</w:t>
+      </w:r>
+    </w:p>
+    <w:p>
+      <w:pPr>
+        <w:rPr>
+          <w:rFonts w:eastAsia="Times New Roman"/>
+        </w:rPr>
+      </w:pPr>
+      <w:r>
+        <w:rPr>
+          <w:rFonts w:eastAsia="Times New Roman"/>
+        </w:rPr>
+        <w:t>Customers and institutions can be greatly affected by decisions made for AML. Therefore, a monitoring system that is useful should offer information that helps humans investigate what is happening instead of an unexplained prediction ending with a conclusion. While machine-learning models can prioritise transactions, the investigators need to have a context in which the transaction is part of a history, which wallets are involved, what the transaction probability is, what behavioural evidence exists and which alerts? This is especially relevant as the pattern may simply be the result of a legitimate explanation. FATF's AML/CFT technological transformation efforts acknowledge the potential for the use of technology such as advanced analytics, AI and machine learning, but remain mindful of the need for proper governance and operation [9] [10]. Research on the machine-learning AML transaction prioritisation shows that models can be trained to support manual investigation [19]. The method will be used in conjunction with the current system that considers the classification of the model as a decision support output, and will offer facilities for reviewing suspicious activity to authorised compliance users.</w:t>
+      </w:r>
+    </w:p>
+    <w:p>
+      <w:pPr>
+        <w:rPr>
+          <w:rFonts w:eastAsia="Times New Roman"/>
+          <w:lang w:val="en-ZW"/>
+        </w:rPr>
+      </w:pPr>
+    </w:p>
+    <w:p>
+      <w:pPr>
+        <w:rPr>
+          <w:rFonts w:eastAsia="Times New Roman"/>
+          <w:b/>
+          <w:bCs/>
+          <w:lang w:val="en-ZW"/>
+        </w:rPr>
+      </w:pPr>
+      <w:r>
+        <w:rPr>
+          <w:rFonts w:eastAsia="Times New Roman"/>
+          <w:b/>
+          <w:bCs/>
+          <w:lang w:val="en-ZW"/>
+        </w:rPr>
+        <w:t>2.2.12 Real-Time AML Monitoring</w:t>
+      </w:r>
+    </w:p>
+    <w:p>
+      <w:pPr>
+        <w:rPr>
+          <w:rFonts w:eastAsia="Times New Roman"/>
+        </w:rPr>
+      </w:pPr>
+      <w:r>
+        <w:rPr>
+          <w:rFonts w:eastAsia="Times New Roman"/>
+        </w:rPr>
+        <w:t xml:space="preserve">Transaction monitoring is successful not just in recognising suspicious </w:t>
+      </w:r>
+      <w:proofErr w:type="spellStart"/>
+      <w:r>
+        <w:rPr>
+          <w:rFonts w:eastAsia="Times New Roman"/>
+        </w:rPr>
+        <w:t>behavior</w:t>
+      </w:r>
+      <w:proofErr w:type="spellEnd"/>
+      <w:r>
+        <w:rPr>
+          <w:rFonts w:eastAsia="Times New Roman"/>
+        </w:rPr>
+        <w:t xml:space="preserve">; it's also successful in supplying the investigators with relevant information in a timely fashion. Limited operational support is provided by a system that detects suspicious activity but does not correlate it to an investigation process. Real time or near real time monitoring needs transaction processing, feature generation, model inference, alert generation and interface updates to function as a seamless workflow. Time-aware predictive-monitoring research points to the importance of analytical models and monitoring processes that are linked [6]. This principle is applied in the present research by adding transaction processing with historical behavioural </w:t>
+      </w:r>
+      <w:r>
+        <w:rPr>
+          <w:rFonts w:eastAsia="Times New Roman"/>
         </w:rPr>
         <w:lastRenderedPageBreak/>
-        <w:t>can represent established compliance requirements and provide investigators with an explanation of why activity was flagged.</w:t>
-      </w:r>
-    </w:p>
-    <w:p>
-      <w:pPr>
-        <w:rPr>
-          <w:rFonts w:eastAsia="Times New Roman"/>
-          <w:lang w:val="en-ZW"/>
-        </w:rPr>
-      </w:pPr>
-      <w:r>
-        <w:rPr>
-          <w:rFonts w:eastAsia="Times New Roman"/>
-          <w:lang w:val="en-ZW"/>
-        </w:rPr>
-        <w:t>However, fixed rules also have limitations. Complex suspicious behaviour may involve combinations of events that are difficult to represent using a small set of thresholds. Rules may also produce large numbers of alerts when legitimate activity satisfies predefined conditions.</w:t>
-      </w:r>
-    </w:p>
-    <w:p>
-      <w:pPr>
-        <w:rPr>
-          <w:rFonts w:eastAsia="Times New Roman"/>
-          <w:lang w:val="en-ZW"/>
-        </w:rPr>
-      </w:pPr>
-      <w:r>
-        <w:rPr>
-          <w:rFonts w:eastAsia="Times New Roman"/>
-          <w:lang w:val="en-ZW"/>
-        </w:rPr>
-        <w:t>The Financial Action Task Force has therefore considered opportunities associated with new technologies for AML/CFT and recognises the potential for advanced analytics and related technologies to improve the efficiency and effectiveness of AML activities [9], [10]. Technology does not remove the requirement for appropriate governance and human judgement; rather, it can improve the ability to process and prioritise information.</w:t>
-      </w:r>
-    </w:p>
-    <w:p>
-      <w:pPr>
-        <w:rPr>
-          <w:rFonts w:eastAsia="Times New Roman"/>
-          <w:lang w:val="en-ZW"/>
-        </w:rPr>
-      </w:pPr>
-      <w:r>
-        <w:rPr>
-          <w:rFonts w:eastAsia="Times New Roman"/>
-          <w:lang w:val="en-ZW"/>
-        </w:rPr>
-        <w:t>This supports a hybrid conceptual approach in which interpretable compliance mechanisms and data-driven behavioural analysis can coexist. Within the present research, however, the machine-learning experiment is evaluated independently using its frozen behavioural-feature architecture. Optional application-level rules are not used as ground-truth labels for training the machine-learning model.</w:t>
-      </w:r>
-    </w:p>
-    <w:p>
-      <w:pPr>
-        <w:rPr>
-          <w:rFonts w:eastAsia="Times New Roman"/>
-          <w:lang w:val="en-ZW"/>
-        </w:rPr>
-      </w:pPr>
-      <w:r>
-        <w:rPr>
-          <w:rFonts w:eastAsia="Times New Roman"/>
-          <w:lang w:val="en-ZW"/>
-        </w:rPr>
-        <w:t>This separation is important because training a model using labels generated directly from the same rules or risk scores supplied as model inputs would risk label leakage. Such a model could appear highly accurate while merely reproducing the rules from which its labels were generated.</w:t>
-      </w:r>
-    </w:p>
-    <w:p>
-      <w:pPr>
-        <w:rPr>
-          <w:rFonts w:eastAsia="Times New Roman"/>
-          <w:lang w:val="en-ZW"/>
-        </w:rPr>
-      </w:pPr>
-    </w:p>
-    <w:p>
-      <w:pPr>
-        <w:rPr>
-          <w:rFonts w:eastAsia="Times New Roman"/>
-          <w:b/>
-          <w:bCs/>
-          <w:lang w:val="en-ZW"/>
-        </w:rPr>
-      </w:pPr>
-      <w:r>
-        <w:rPr>
-          <w:rFonts w:eastAsia="Times New Roman"/>
-          <w:b/>
-          <w:bCs/>
-          <w:lang w:val="en-ZW"/>
-        </w:rPr>
-        <w:t>2.2.7 Machine Learning for AML Detection</w:t>
-      </w:r>
-    </w:p>
-    <w:p>
-      <w:pPr>
-        <w:rPr>
-          <w:rFonts w:eastAsia="Times New Roman"/>
-          <w:lang w:val="en-ZW"/>
-        </w:rPr>
-      </w:pPr>
-      <w:r>
-        <w:rPr>
-          <w:rFonts w:eastAsia="Times New Roman"/>
-          <w:lang w:val="en-ZW"/>
-        </w:rPr>
-        <w:t>Machine learning has received increasing attention within AML research because of its ability to analyse combinations of variables and recognise patterns that may be difficult to express through fixed rules.</w:t>
-      </w:r>
-    </w:p>
-    <w:p>
-      <w:pPr>
-        <w:rPr>
-          <w:rFonts w:eastAsia="Times New Roman"/>
-          <w:lang w:val="en-ZW"/>
-        </w:rPr>
-      </w:pPr>
-      <w:r>
-        <w:rPr>
-          <w:rFonts w:eastAsia="Times New Roman"/>
-          <w:lang w:val="en-ZW"/>
-        </w:rPr>
-        <w:t>Machine-learning approaches to AML include supervised classification, unsupervised anomaly detection and graph-based methods. Supervised learning uses labelled examples to learn a mapping between input features and known classes. Unsupervised approaches attempt to identify unusual observations without requiring complete labels. Graph-based approaches model relationships among transaction entities.</w:t>
-      </w:r>
-    </w:p>
-    <w:p>
-      <w:pPr>
-        <w:rPr>
-          <w:rFonts w:eastAsia="Times New Roman"/>
-          <w:lang w:val="en-ZW"/>
-        </w:rPr>
-      </w:pPr>
-      <w:r>
-        <w:rPr>
-          <w:rFonts w:eastAsia="Times New Roman"/>
-          <w:lang w:val="en-ZW"/>
+        <w:t>feature extraction, machine learning classification, alert, investigation, and real-time dashboard updates. The classifier is hence not an isolated experimental model; instead, it is not used alone, but as a component of a larger decision support system.</w:t>
+      </w:r>
+    </w:p>
+    <w:p>
+      <w:pPr>
+        <w:rPr>
+          <w:rFonts w:eastAsia="Times New Roman"/>
+          <w:lang w:val="en-ZW"/>
+        </w:rPr>
+      </w:pPr>
+    </w:p>
+    <w:p>
+      <w:pPr>
+        <w:rPr>
+          <w:rFonts w:eastAsia="Times New Roman"/>
+          <w:b/>
+          <w:bCs/>
+          <w:lang w:val="en-ZW"/>
+        </w:rPr>
+      </w:pPr>
+      <w:r>
+        <w:rPr>
+          <w:rFonts w:eastAsia="Times New Roman"/>
+          <w:b/>
+          <w:bCs/>
+          <w:lang w:val="en-ZW"/>
+        </w:rPr>
+        <w:t>2.2.13 African and Regional Perspective</w:t>
+      </w:r>
+    </w:p>
+    <w:p>
+      <w:pPr>
+        <w:rPr>
+          <w:rFonts w:eastAsia="Times New Roman"/>
+        </w:rPr>
+      </w:pPr>
+      <w:r>
+        <w:rPr>
+          <w:rFonts w:eastAsia="Times New Roman"/>
+        </w:rPr>
+        <w:t>The continent of Africa is an important setting for mobile-money research because mobile financial services are large and significant across the continent. Mobile money has been instrumental to financial inclusion and has introduced financial-crime monitoring challenges. Organised criminal groups are using mobile-money service in Africa for fraud, money laundering, extortion, human trafficking and other offenses, according to INTERPOL [14]. That's a sign that there are no hypothetical concerns about AML when it comes to mobile money. Controls, on the other hand, should be carefully designed concurrently. Curtailing legitimate uses, which rely on mobile money for financial access, can have negative consequences for the excessive limitations in responses. This creates a need for risk-based monitoring that distinguishes between ordinary activity, and activities that should be investigated, but not an activity of “high transactions” necessarily being an activity of misconduct. There are also regional AML frameworks that are applicable to Zimbabwe. Eastern and Southern Africa Anti-Money Laundering Group (ESAAG) helps its member jurisdictions implement international AML/CFT standards and tracks progress in international standards implementation by conducting mutual evaluations and follow-up processes [11]. It has a Zimbabwe reporting which offers regional context to the country's existing AML/CFT compliance framework.</w:t>
+      </w:r>
+    </w:p>
+    <w:p>
+      <w:pPr>
+        <w:rPr>
+          <w:rFonts w:eastAsia="Times New Roman"/>
+          <w:lang w:val="en-ZW"/>
+        </w:rPr>
+      </w:pPr>
+    </w:p>
+    <w:p>
+      <w:pPr>
+        <w:rPr>
+          <w:rFonts w:eastAsia="Times New Roman"/>
+          <w:b/>
+          <w:bCs/>
+          <w:lang w:val="en-ZW"/>
+        </w:rPr>
+      </w:pPr>
+      <w:r>
+        <w:rPr>
+          <w:rFonts w:eastAsia="Times New Roman"/>
+          <w:b/>
+          <w:bCs/>
+          <w:lang w:val="en-ZW"/>
+        </w:rPr>
+        <w:t>2.2.14 Zimbabwean Context</w:t>
+      </w:r>
+    </w:p>
+    <w:p>
+      <w:pPr>
+        <w:rPr>
+          <w:rFonts w:eastAsia="Times New Roman"/>
+        </w:rPr>
+      </w:pPr>
+      <w:r>
+        <w:rPr>
+          <w:rFonts w:eastAsia="Times New Roman"/>
+        </w:rPr>
+        <w:t xml:space="preserve">Mobile financial services have been extensively used in Zimbabwe, so that the regulation of mobile money is relevant to financial inclusion and financial-system integrity. Digital financial service has been part of the financial-inclusion landscape as described in the Reserve Bank of Zimbabwe (RBZ) National Financial Inclusion Strategy II [2]. Meanwhile, Zimbabwe has AML/CFT obligations and is assessed regionally under the ESAAMLG [11]. The academic literature in Zimbabwe has explored the link between mobile-money regulation and innovative technology and financial inclusion. The issues of AML/CFT risk-management obligations on financial products available with mobile technology and the need to maintain financial integrity </w:t>
+      </w:r>
+      <w:r>
+        <w:rPr>
+          <w:rFonts w:eastAsia="Times New Roman"/>
         </w:rPr>
         <w:lastRenderedPageBreak/>
-        <w:t xml:space="preserve">Jensen and </w:t>
-      </w:r>
-      <w:proofErr w:type="spellStart"/>
-      <w:r>
-        <w:rPr>
-          <w:rFonts w:eastAsia="Times New Roman"/>
-          <w:lang w:val="en-ZW"/>
-        </w:rPr>
-        <w:t>Iosifidis</w:t>
-      </w:r>
-      <w:proofErr w:type="spellEnd"/>
-      <w:r>
-        <w:rPr>
-          <w:rFonts w:eastAsia="Times New Roman"/>
-          <w:lang w:val="en-ZW"/>
-        </w:rPr>
-        <w:t xml:space="preserve"> [5] examined the use of statistics and machine learning in AML and discussed important practical challenges associated with financial-crime detection. These include severe class imbalance and limited access to appropriate labelled datasets.</w:t>
-      </w:r>
-    </w:p>
-    <w:p>
-      <w:pPr>
-        <w:rPr>
-          <w:rFonts w:eastAsia="Times New Roman"/>
-          <w:lang w:val="en-ZW"/>
-        </w:rPr>
-      </w:pPr>
-      <w:r>
-        <w:rPr>
-          <w:rFonts w:eastAsia="Times New Roman"/>
-          <w:lang w:val="en-ZW"/>
-        </w:rPr>
-        <w:t xml:space="preserve">Another study developed a machine-learning model for prioritising financial transactions for manual investigation using historical transaction and behavioural information [19]. The study demonstrates an important principle relevant to this project: the objective of AML machine learning can be prioritisation for investigation rather than automatic determination of criminality. </w:t>
-      </w:r>
-    </w:p>
-    <w:p>
-      <w:pPr>
-        <w:rPr>
-          <w:rFonts w:eastAsia="Times New Roman"/>
-          <w:lang w:val="en-ZW"/>
-        </w:rPr>
-      </w:pPr>
-      <w:proofErr w:type="spellStart"/>
-      <w:r>
-        <w:rPr>
-          <w:rFonts w:eastAsia="Times New Roman"/>
-          <w:lang w:val="en-ZW"/>
-        </w:rPr>
-        <w:t>Tertychnyi</w:t>
-      </w:r>
-      <w:proofErr w:type="spellEnd"/>
-      <w:r>
-        <w:rPr>
-          <w:rFonts w:eastAsia="Times New Roman"/>
-          <w:lang w:val="en-ZW"/>
-        </w:rPr>
-        <w:t xml:space="preserve"> et al. [6] proposed a time-aware and interpretable predictive-monitoring approach for AML. Their work is particularly relevant because financial transaction behaviour develops over time, meaning that the timing and ordering of information used for prediction are important.</w:t>
-      </w:r>
-    </w:p>
-    <w:p>
-      <w:pPr>
-        <w:rPr>
-          <w:rFonts w:eastAsia="Times New Roman"/>
-          <w:lang w:val="en-ZW"/>
-        </w:rPr>
-      </w:pPr>
-      <w:r>
-        <w:rPr>
-          <w:rFonts w:eastAsia="Times New Roman"/>
-          <w:lang w:val="en-ZW"/>
-        </w:rPr>
-        <w:t>These studies demonstrate that model selection alone is insufficient for a reliable AML system. Feature design, evaluation methodology, temporal ordering, class imbalance, explainability and the relationship between predictions and human investigations all affect whether a model is useful.</w:t>
-      </w:r>
-    </w:p>
-    <w:p>
-      <w:pPr>
-        <w:rPr>
-          <w:rFonts w:eastAsia="Times New Roman"/>
-          <w:lang w:val="en-ZW"/>
-        </w:rPr>
-      </w:pPr>
-      <w:r>
-        <w:rPr>
-          <w:rFonts w:eastAsia="Times New Roman"/>
-          <w:lang w:val="en-ZW"/>
-        </w:rPr>
-        <w:t>For this reason, the present study compared conventional supervised algorithms rather than assuming that the most complex model would necessarily be appropriate. Logistic Regression, Random Forest and Gradient Boosting were investigated before Gradient Boosting was selected for the final classifier.</w:t>
-      </w:r>
-    </w:p>
-    <w:p>
-      <w:pPr>
-        <w:rPr>
-          <w:rFonts w:eastAsia="Times New Roman"/>
-          <w:lang w:val="en-ZW"/>
-        </w:rPr>
-      </w:pPr>
-    </w:p>
-    <w:p>
-      <w:pPr>
-        <w:rPr>
-          <w:rFonts w:eastAsia="Times New Roman"/>
-          <w:b/>
-          <w:bCs/>
-          <w:lang w:val="en-ZW"/>
-        </w:rPr>
-      </w:pPr>
-      <w:r>
-        <w:rPr>
-          <w:rFonts w:eastAsia="Times New Roman"/>
-          <w:b/>
-          <w:bCs/>
-          <w:lang w:val="en-ZW"/>
-        </w:rPr>
-        <w:t>2.2.8 Temporal Behaviour and Data Leakage</w:t>
-      </w:r>
-    </w:p>
-    <w:p>
-      <w:pPr>
-        <w:rPr>
-          <w:rFonts w:eastAsia="Times New Roman"/>
-          <w:lang w:val="en-ZW"/>
-        </w:rPr>
-      </w:pPr>
-      <w:r>
-        <w:rPr>
-          <w:rFonts w:eastAsia="Times New Roman"/>
-          <w:lang w:val="en-ZW"/>
-        </w:rPr>
-        <w:t>Time is particularly important in AML machine learning because transactions occur sequentially. A prediction made when a transaction occurs should only use information that would have been available at that point.</w:t>
-      </w:r>
-    </w:p>
-    <w:p>
-      <w:pPr>
-        <w:rPr>
-          <w:rFonts w:eastAsia="Times New Roman"/>
-          <w:lang w:val="en-ZW"/>
-        </w:rPr>
-      </w:pPr>
-      <w:r>
-        <w:rPr>
-          <w:rFonts w:eastAsia="Times New Roman"/>
-          <w:lang w:val="en-ZW"/>
-        </w:rPr>
-        <w:t>If future transactions are used to construct features for an earlier transaction, the resulting model has access to information that would not exist during real-time operation. This creates temporal leakage and can produce unrealistic evaluation results.</w:t>
-      </w:r>
-    </w:p>
-    <w:p>
-      <w:pPr>
-        <w:rPr>
-          <w:rFonts w:eastAsia="Times New Roman"/>
-          <w:lang w:val="en-ZW"/>
-        </w:rPr>
-      </w:pPr>
-      <w:r>
-        <w:rPr>
-          <w:rFonts w:eastAsia="Times New Roman"/>
-          <w:lang w:val="en-ZW"/>
-        </w:rPr>
-        <w:t>Time-aware AML research has recognised the importance of modelling transaction behaviour temporally [6]. This is relevant not only to model architecture but also to feature construction and evaluation.</w:t>
-      </w:r>
-    </w:p>
-    <w:p>
-      <w:pPr>
-        <w:rPr>
-          <w:rFonts w:eastAsia="Times New Roman"/>
-          <w:lang w:val="en-ZW"/>
-        </w:rPr>
-      </w:pPr>
-      <w:r>
-        <w:rPr>
-          <w:rFonts w:eastAsia="Times New Roman"/>
-          <w:lang w:val="en-ZW"/>
-        </w:rPr>
-        <w:lastRenderedPageBreak/>
-        <w:t>The present research addresses this problem by calculating historical behavioural features using only transactions that occurred before the transaction being classified. Where transactions share the same timestamp, transaction ordering provides an additional sequence condition. The current transaction therefore cannot contribute to its own historical behavioural features, and future transactions cannot influence an earlier classification.</w:t>
-      </w:r>
-    </w:p>
-    <w:p>
-      <w:pPr>
-        <w:rPr>
-          <w:rFonts w:eastAsia="Times New Roman"/>
-          <w:lang w:val="en-ZW"/>
-        </w:rPr>
-      </w:pPr>
-      <w:r>
-        <w:rPr>
-          <w:rFonts w:eastAsia="Times New Roman"/>
-          <w:lang w:val="en-ZW"/>
-        </w:rPr>
-        <w:t>This design provides a closer approximation to real-time AML monitoring because the information supplied to the classifier reflects information that would actually have been available when the transaction was processed.</w:t>
-      </w:r>
-    </w:p>
-    <w:p>
-      <w:pPr>
-        <w:rPr>
-          <w:rFonts w:eastAsia="Times New Roman"/>
-          <w:lang w:val="en-ZW"/>
-        </w:rPr>
-      </w:pPr>
-    </w:p>
-    <w:p>
-      <w:pPr>
-        <w:rPr>
-          <w:rFonts w:eastAsia="Times New Roman"/>
-          <w:b/>
-          <w:bCs/>
-          <w:lang w:val="en-ZW"/>
-        </w:rPr>
-      </w:pPr>
-      <w:r>
-        <w:rPr>
-          <w:rFonts w:eastAsia="Times New Roman"/>
-          <w:b/>
-          <w:bCs/>
-          <w:lang w:val="en-ZW"/>
-        </w:rPr>
-        <w:t>2.2.9 Synthetic Data for AML Research</w:t>
-      </w:r>
-    </w:p>
-    <w:p>
-      <w:pPr>
-        <w:rPr>
-          <w:rFonts w:eastAsia="Times New Roman"/>
-          <w:lang w:val="en-ZW"/>
-        </w:rPr>
-      </w:pPr>
-      <w:r>
-        <w:rPr>
-          <w:rFonts w:eastAsia="Times New Roman"/>
-          <w:lang w:val="en-ZW"/>
-        </w:rPr>
-        <w:t>Access to high-quality labelled AML datasets is a major challenge. Genuine financial transaction records contain sensitive customer information, while confirmed money-laundering labels are difficult to obtain and may themselves be incomplete.</w:t>
-      </w:r>
-    </w:p>
-    <w:p>
-      <w:pPr>
-        <w:rPr>
-          <w:rFonts w:eastAsia="Times New Roman"/>
-          <w:lang w:val="en-ZW"/>
-        </w:rPr>
-      </w:pPr>
-      <w:r>
-        <w:rPr>
-          <w:rFonts w:eastAsia="Times New Roman"/>
-          <w:lang w:val="en-ZW"/>
-        </w:rPr>
-        <w:t xml:space="preserve">Altman et al. developed realistic synthetic financial-transaction datasets specifically for AML model research [7]. They argue that lack of accessible real transaction data presents a significant challenge for AML machine-learning research and show how synthetic data can provide controlled datasets with known ground-truth labels. </w:t>
-      </w:r>
-    </w:p>
-    <w:p>
-      <w:pPr>
-        <w:rPr>
-          <w:rFonts w:eastAsia="Times New Roman"/>
-          <w:lang w:val="en-ZW"/>
-        </w:rPr>
-      </w:pPr>
-      <w:r>
-        <w:rPr>
-          <w:rFonts w:eastAsia="Times New Roman"/>
-          <w:lang w:val="en-ZW"/>
-        </w:rPr>
-        <w:t>Synthetic data offer several advantages for academic research. Scenario types can be controlled, ground-truth labels can be known, datasets can be reproduced, and experiments can be performed without exposing real customer financial records.</w:t>
-      </w:r>
-    </w:p>
-    <w:p>
-      <w:pPr>
-        <w:rPr>
-          <w:rFonts w:eastAsia="Times New Roman"/>
-          <w:lang w:val="en-ZW"/>
-        </w:rPr>
-      </w:pPr>
-      <w:r>
-        <w:rPr>
-          <w:rFonts w:eastAsia="Times New Roman"/>
-          <w:lang w:val="en-ZW"/>
-        </w:rPr>
-        <w:t>However, synthetic data also introduce limitations. A synthetic generator is based on assumptions about how normal and suspicious activity behave. A model may therefore learn characteristics of the generator rather than all the complexities present in an operational financial environment. Performance on synthetic data should not be presented as proof that equivalent results will occur with live transaction data.</w:t>
-      </w:r>
-    </w:p>
-    <w:p>
-      <w:pPr>
-        <w:rPr>
-          <w:rFonts w:eastAsia="Times New Roman"/>
-          <w:lang w:val="en-ZW"/>
-        </w:rPr>
-      </w:pPr>
-      <w:r>
-        <w:rPr>
-          <w:rFonts w:eastAsia="Times New Roman"/>
-          <w:lang w:val="en-ZW"/>
-        </w:rPr>
-        <w:t>The present study consequently uses synthetic data as a controlled research instrument rather than as a substitute for eventual real-world validation. Its dataset represents normal transaction activity together with structuring, wallet/network and agent suspicious-pattern scenarios while maintaining independent ground truth.</w:t>
-      </w:r>
-    </w:p>
-    <w:p>
-      <w:pPr>
-        <w:rPr>
-          <w:rFonts w:eastAsia="Times New Roman"/>
-          <w:lang w:val="en-ZW"/>
-        </w:rPr>
-      </w:pPr>
-    </w:p>
-    <w:p>
-      <w:pPr>
-        <w:rPr>
-          <w:rFonts w:eastAsia="Times New Roman"/>
-          <w:b/>
-          <w:bCs/>
-          <w:lang w:val="en-ZW"/>
-        </w:rPr>
-      </w:pPr>
-      <w:r>
-        <w:rPr>
-          <w:rFonts w:eastAsia="Times New Roman"/>
-          <w:b/>
-          <w:bCs/>
-          <w:lang w:val="en-ZW"/>
-        </w:rPr>
-        <w:t>2.2.10 Class Imbalance and AML Evaluation</w:t>
-      </w:r>
-    </w:p>
-    <w:p>
-      <w:pPr>
-        <w:rPr>
-          <w:rFonts w:eastAsia="Times New Roman"/>
-          <w:lang w:val="en-ZW"/>
-        </w:rPr>
-      </w:pPr>
-      <w:r>
-        <w:rPr>
-          <w:rFonts w:eastAsia="Times New Roman"/>
-          <w:lang w:val="en-ZW"/>
-        </w:rPr>
-        <w:lastRenderedPageBreak/>
-        <w:t>Suspicious financial activity normally represents a minority of total transaction activity. This creates a class-imbalance problem for machine learning.</w:t>
-      </w:r>
-    </w:p>
-    <w:p>
-      <w:pPr>
-        <w:rPr>
-          <w:rFonts w:eastAsia="Times New Roman"/>
-          <w:lang w:val="en-ZW"/>
-        </w:rPr>
-      </w:pPr>
-      <w:r>
-        <w:rPr>
-          <w:rFonts w:eastAsia="Times New Roman"/>
-          <w:lang w:val="en-ZW"/>
-        </w:rPr>
-        <w:t>Accuracy can be misleading in an imbalanced dataset. A model that classifies most transactions as normal can obtain high overall accuracy while detecting relatively few suspicious examples. AML evaluation should therefore consider metrics that separately represent the model's ability to detect suspicious activity and the cost of incorrectly flagging normal transactions.</w:t>
-      </w:r>
-    </w:p>
-    <w:p>
-      <w:pPr>
-        <w:rPr>
-          <w:rFonts w:eastAsia="Times New Roman"/>
-          <w:lang w:val="en-ZW"/>
-        </w:rPr>
-      </w:pPr>
-      <w:r>
-        <w:rPr>
-          <w:rFonts w:eastAsia="Times New Roman"/>
-          <w:lang w:val="en-ZW"/>
-        </w:rPr>
-        <w:t xml:space="preserve">AML machine-learning literature recognises class imbalance as an important modelling challenge [5]. Graph-oriented AML research also encounters situations in which only a small proportion of entities have known suspicious labels [20]. </w:t>
-      </w:r>
-    </w:p>
-    <w:p>
-      <w:pPr>
-        <w:rPr>
-          <w:rFonts w:eastAsia="Times New Roman"/>
-          <w:lang w:val="en-ZW"/>
-        </w:rPr>
-      </w:pPr>
-      <w:r>
-        <w:rPr>
-          <w:rFonts w:eastAsia="Times New Roman"/>
-          <w:lang w:val="en-ZW"/>
-        </w:rPr>
-        <w:t>For this reason, the present research does not evaluate its final model solely using accuracy. Measures such as precision, recall, F1-score, balanced accuracy, ROC-AUC and PR-AUC are considered during model evaluation. Detailed results are presented in the results and discussion chapter rather than in this literature review.</w:t>
-      </w:r>
-    </w:p>
-    <w:p>
-      <w:pPr>
-        <w:rPr>
-          <w:rFonts w:eastAsia="Times New Roman"/>
-          <w:lang w:val="en-ZW"/>
-        </w:rPr>
-      </w:pPr>
-    </w:p>
-    <w:p>
-      <w:pPr>
-        <w:rPr>
-          <w:rFonts w:eastAsia="Times New Roman"/>
-          <w:b/>
-          <w:bCs/>
-          <w:lang w:val="en-ZW"/>
-        </w:rPr>
-      </w:pPr>
-      <w:r>
-        <w:rPr>
-          <w:rFonts w:eastAsia="Times New Roman"/>
-          <w:b/>
-          <w:bCs/>
-          <w:lang w:val="en-ZW"/>
-        </w:rPr>
-        <w:t>2.2.11 Explainability and Human Investigation</w:t>
-      </w:r>
-    </w:p>
-    <w:p>
-      <w:pPr>
-        <w:rPr>
-          <w:rFonts w:eastAsia="Times New Roman"/>
-          <w:lang w:val="en-ZW"/>
-        </w:rPr>
-      </w:pPr>
-      <w:r>
-        <w:rPr>
-          <w:rFonts w:eastAsia="Times New Roman"/>
-          <w:lang w:val="en-ZW"/>
-        </w:rPr>
-        <w:t>AML decisions can have significant consequences for customers and institutions. Consequently, a useful monitoring system should provide information that supports human investigation rather than presenting an unexplained prediction as a final conclusion.</w:t>
-      </w:r>
-    </w:p>
-    <w:p>
-      <w:pPr>
-        <w:rPr>
-          <w:rFonts w:eastAsia="Times New Roman"/>
-          <w:lang w:val="en-ZW"/>
-        </w:rPr>
-      </w:pPr>
-      <w:r>
-        <w:rPr>
-          <w:rFonts w:eastAsia="Times New Roman"/>
-          <w:lang w:val="en-ZW"/>
-        </w:rPr>
-        <w:t>Machine-learning models can prioritise transactions, but investigators require contextual information such as transaction history, involved wallets, model probability, behavioural evidence and associated alerts. This is particularly important because a suspicious pattern may have a legitimate explanation.</w:t>
-      </w:r>
-    </w:p>
-    <w:p>
-      <w:pPr>
-        <w:rPr>
-          <w:rFonts w:eastAsia="Times New Roman"/>
-          <w:lang w:val="en-ZW"/>
-        </w:rPr>
-      </w:pPr>
-      <w:r>
-        <w:rPr>
-          <w:rFonts w:eastAsia="Times New Roman"/>
-          <w:lang w:val="en-ZW"/>
-        </w:rPr>
-        <w:t>FATF's work on technological transformation in AML/CFT recognises opportunities for technologies such as advanced analytics, artificial intelligence and machine learning while maintaining the importance of appropriate governance and operational use [9], [10].</w:t>
-      </w:r>
-    </w:p>
-    <w:p>
-      <w:pPr>
-        <w:rPr>
-          <w:rFonts w:eastAsia="Times New Roman"/>
-          <w:lang w:val="en-ZW"/>
-        </w:rPr>
-      </w:pPr>
-      <w:r>
-        <w:rPr>
-          <w:rFonts w:eastAsia="Times New Roman"/>
-          <w:lang w:val="en-ZW"/>
-        </w:rPr>
-        <w:t>Research into machine-learning AML transaction prioritisation similarly demonstrates that models can be designed to assist manual investigation [19]. This approach aligns with the present system, which treats the model's classification as a decision-support output and provides authorised compliance users with facilities for reviewing suspicious activity.</w:t>
-      </w:r>
-    </w:p>
-    <w:p>
-      <w:pPr>
-        <w:rPr>
-          <w:rFonts w:eastAsia="Times New Roman"/>
-          <w:lang w:val="en-ZW"/>
-        </w:rPr>
-      </w:pPr>
-    </w:p>
-    <w:p>
-      <w:pPr>
-        <w:rPr>
-          <w:rFonts w:eastAsia="Times New Roman"/>
-          <w:b/>
-          <w:bCs/>
-          <w:lang w:val="en-ZW"/>
-        </w:rPr>
-      </w:pPr>
-      <w:r>
-        <w:rPr>
-          <w:rFonts w:eastAsia="Times New Roman"/>
-          <w:b/>
-          <w:bCs/>
-          <w:lang w:val="en-ZW"/>
-        </w:rPr>
-        <w:lastRenderedPageBreak/>
-        <w:t>2.2.12 Real-Time AML Monitoring</w:t>
-      </w:r>
-    </w:p>
-    <w:p>
-      <w:pPr>
-        <w:rPr>
-          <w:rFonts w:eastAsia="Times New Roman"/>
-          <w:lang w:val="en-ZW"/>
-        </w:rPr>
-      </w:pPr>
-      <w:r>
-        <w:rPr>
-          <w:rFonts w:eastAsia="Times New Roman"/>
-          <w:lang w:val="en-ZW"/>
-        </w:rPr>
-        <w:t>The usefulness of transaction monitoring depends not only on identifying suspicious behaviour but also on presenting relevant information to investigators in a timely manner. A system that identifies suspicious activity but does not connect the result to an investigation process provides limited operational support.</w:t>
-      </w:r>
-    </w:p>
-    <w:p>
-      <w:pPr>
-        <w:rPr>
-          <w:rFonts w:eastAsia="Times New Roman"/>
-          <w:lang w:val="en-ZW"/>
-        </w:rPr>
-      </w:pPr>
-      <w:r>
-        <w:rPr>
-          <w:rFonts w:eastAsia="Times New Roman"/>
-          <w:lang w:val="en-ZW"/>
-        </w:rPr>
-        <w:t>Real-time or near-real-time monitoring requires transaction processing, feature generation, model inference, alert creation and interface updates to operate as an integrated workflow. Time-aware predictive-monitoring research demonstrates the value of connecting analytical models with monitoring processes [6].</w:t>
-      </w:r>
-    </w:p>
-    <w:p>
-      <w:pPr>
-        <w:rPr>
-          <w:rFonts w:eastAsia="Times New Roman"/>
-          <w:lang w:val="en-ZW"/>
-        </w:rPr>
-      </w:pPr>
-      <w:r>
-        <w:rPr>
-          <w:rFonts w:eastAsia="Times New Roman"/>
-          <w:lang w:val="en-ZW"/>
-        </w:rPr>
-        <w:t>The present research incorporates this principle by integrating transaction processing with historical behavioural feature extraction, machine-learning classification, alerts, investigations and real-time dashboard updates. The classifier therefore operates as part of a wider decision-support system rather than as an isolated experimental model.</w:t>
-      </w:r>
-    </w:p>
-    <w:p>
-      <w:pPr>
-        <w:rPr>
-          <w:rFonts w:eastAsia="Times New Roman"/>
-          <w:lang w:val="en-ZW"/>
-        </w:rPr>
-      </w:pPr>
-    </w:p>
-    <w:p>
-      <w:pPr>
-        <w:rPr>
-          <w:rFonts w:eastAsia="Times New Roman"/>
-          <w:b/>
-          <w:bCs/>
-          <w:lang w:val="en-ZW"/>
-        </w:rPr>
-      </w:pPr>
-      <w:r>
-        <w:rPr>
-          <w:rFonts w:eastAsia="Times New Roman"/>
-          <w:b/>
-          <w:bCs/>
-          <w:lang w:val="en-ZW"/>
-        </w:rPr>
-        <w:t>2.2.13 African and Regional Perspective</w:t>
-      </w:r>
-    </w:p>
-    <w:p>
-      <w:pPr>
-        <w:rPr>
-          <w:rFonts w:eastAsia="Times New Roman"/>
-          <w:lang w:val="en-ZW"/>
-        </w:rPr>
-      </w:pPr>
-      <w:r>
-        <w:rPr>
-          <w:rFonts w:eastAsia="Times New Roman"/>
-          <w:lang w:val="en-ZW"/>
-        </w:rPr>
-        <w:t>Africa represents an important environment for mobile-money research because of the scale and economic significance of mobile financial services across the continent. Mobile money has supported financial inclusion while also creating financial-crime-monitoring challenges.</w:t>
-      </w:r>
-    </w:p>
-    <w:p>
-      <w:pPr>
-        <w:rPr>
-          <w:rFonts w:eastAsia="Times New Roman"/>
-          <w:lang w:val="en-ZW"/>
-        </w:rPr>
-      </w:pPr>
-      <w:r>
-        <w:rPr>
-          <w:rFonts w:eastAsia="Times New Roman"/>
-          <w:lang w:val="en-ZW"/>
-        </w:rPr>
-        <w:t>INTERPOL reported that organised criminal groups have exploited mobile-money services in Africa for activities including fraud, money laundering, extortion, human trafficking and other crimes [14]. This demonstrates that AML concerns surrounding mobile money are not purely theoretical.</w:t>
-      </w:r>
-    </w:p>
-    <w:p>
-      <w:pPr>
-        <w:rPr>
-          <w:rFonts w:eastAsia="Times New Roman"/>
-          <w:lang w:val="en-ZW"/>
-        </w:rPr>
-      </w:pPr>
-      <w:r>
-        <w:rPr>
-          <w:rFonts w:eastAsia="Times New Roman"/>
-          <w:lang w:val="en-ZW"/>
-        </w:rPr>
-        <w:t>At the same time, controls must be designed carefully. Excessively restrictive responses can negatively affect legitimate users who depend on mobile money for financial access. This creates a need for risk-based monitoring that distinguishes between ordinary activity and behaviour requiring investigation rather than treating high transaction activity itself as evidence of wrongdoing.</w:t>
-      </w:r>
-    </w:p>
-    <w:p>
-      <w:pPr>
-        <w:rPr>
-          <w:rFonts w:eastAsia="Times New Roman"/>
-          <w:lang w:val="en-ZW"/>
-        </w:rPr>
-      </w:pPr>
-      <w:r>
-        <w:rPr>
-          <w:rFonts w:eastAsia="Times New Roman"/>
-          <w:lang w:val="en-ZW"/>
-        </w:rPr>
-        <w:t>Regional AML frameworks are also relevant to Zimbabwe. The Eastern and Southern Africa Anti-Money Laundering Group supports implementation of international AML/CFT standards across its member jurisdictions and monitors progress through mutual evaluations and follow-</w:t>
-      </w:r>
-      <w:r>
-        <w:rPr>
-          <w:rFonts w:eastAsia="Times New Roman"/>
-          <w:lang w:val="en-ZW"/>
-        </w:rPr>
-        <w:lastRenderedPageBreak/>
-        <w:t xml:space="preserve">up processes [11]. Its Zimbabwe follow-up reporting provides regional context for the country's continuing AML/CFT compliance framework. </w:t>
-      </w:r>
-    </w:p>
-    <w:p>
-      <w:pPr>
-        <w:rPr>
-          <w:rFonts w:eastAsia="Times New Roman"/>
-          <w:lang w:val="en-ZW"/>
-        </w:rPr>
-      </w:pPr>
-    </w:p>
-    <w:p>
-      <w:pPr>
-        <w:rPr>
-          <w:rFonts w:eastAsia="Times New Roman"/>
-          <w:b/>
-          <w:bCs/>
-          <w:lang w:val="en-ZW"/>
-        </w:rPr>
-      </w:pPr>
-      <w:r>
-        <w:rPr>
-          <w:rFonts w:eastAsia="Times New Roman"/>
-          <w:b/>
-          <w:bCs/>
-          <w:lang w:val="en-ZW"/>
-        </w:rPr>
-        <w:t>2.2.14 Zimbabwean Context</w:t>
-      </w:r>
-    </w:p>
-    <w:p>
-      <w:pPr>
-        <w:rPr>
-          <w:rFonts w:eastAsia="Times New Roman"/>
-          <w:lang w:val="en-ZW"/>
-        </w:rPr>
-      </w:pPr>
-      <w:r>
-        <w:rPr>
-          <w:rFonts w:eastAsia="Times New Roman"/>
-          <w:lang w:val="en-ZW"/>
-        </w:rPr>
-        <w:t>Zimbabwe's financial environment has experienced significant use of mobile financial services, making mobile-money regulation relevant to both financial inclusion and financial-system integrity.</w:t>
-      </w:r>
-    </w:p>
-    <w:p>
-      <w:pPr>
-        <w:rPr>
-          <w:rFonts w:eastAsia="Times New Roman"/>
-          <w:lang w:val="en-ZW"/>
-        </w:rPr>
-      </w:pPr>
-      <w:r>
-        <w:rPr>
-          <w:rFonts w:eastAsia="Times New Roman"/>
-          <w:lang w:val="en-ZW"/>
-        </w:rPr>
-        <w:t>The Reserve Bank of Zimbabwe's National Financial Inclusion Strategy II identifies digital financial services as part of the country's financial-inclusion environment [2]. At the same time, Zimbabwe is subject to AML/CFT obligations and regional assessment through ESAAMLG [11].</w:t>
-      </w:r>
-    </w:p>
-    <w:p>
-      <w:pPr>
-        <w:rPr>
-          <w:rFonts w:eastAsia="Times New Roman"/>
-          <w:lang w:val="en-ZW"/>
-        </w:rPr>
-      </w:pPr>
-      <w:r>
-        <w:rPr>
-          <w:rFonts w:eastAsia="Times New Roman"/>
-          <w:lang w:val="en-ZW"/>
-        </w:rPr>
-        <w:t xml:space="preserve">Zimbabwe-specific academic literature has examined the relationship between mobile-money regulation, innovative technology and financial inclusion. Research has discussed AML/CFT risk-management obligations applicable to financial products accessed through mobile technologies and the importance of maintaining financial integrity while promoting inclusion [17]. </w:t>
-      </w:r>
-    </w:p>
-    <w:p>
-      <w:pPr>
-        <w:rPr>
-          <w:rFonts w:eastAsia="Times New Roman"/>
-          <w:lang w:val="en-ZW"/>
-        </w:rPr>
-      </w:pPr>
-      <w:r>
-        <w:rPr>
-          <w:rFonts w:eastAsia="Times New Roman"/>
-          <w:lang w:val="en-ZW"/>
-        </w:rPr>
-        <w:t xml:space="preserve">Subsequent Zimbabwe-focused work has discussed regulatory responses to mobile-money agent activity and argued for approaches that manage financial-crime risks without unnecessarily undermining access to financial services [18]. </w:t>
-      </w:r>
-    </w:p>
-    <w:p>
-      <w:pPr>
-        <w:rPr>
-          <w:rFonts w:eastAsia="Times New Roman"/>
-          <w:lang w:val="en-ZW"/>
-        </w:rPr>
-      </w:pPr>
-      <w:r>
-        <w:rPr>
-          <w:rFonts w:eastAsia="Times New Roman"/>
-          <w:lang w:val="en-ZW"/>
-        </w:rPr>
-        <w:t xml:space="preserve">Recent Zimbabwean research has also begun examining graph-based machine learning for identifying money-laundering networks in financial transactions [21]. That work concerns banking and sanctioned entities rather than the mobile-money architecture implemented in this research, but it demonstrates growing local academic interest in combining transaction relationships and machine learning for AML purposes. </w:t>
-      </w:r>
-    </w:p>
-    <w:p>
-      <w:pPr>
-        <w:rPr>
-          <w:rFonts w:eastAsia="Times New Roman"/>
-          <w:lang w:val="en-ZW"/>
-        </w:rPr>
-      </w:pPr>
-      <w:r>
-        <w:rPr>
-          <w:rFonts w:eastAsia="Times New Roman"/>
-          <w:lang w:val="en-ZW"/>
-        </w:rPr>
-        <w:t>The reviewed Zimbabwean literature therefore demonstrates the relevance of mobile-money regulation and AML risk. However, the literature reviewed for this study provides comparatively limited evidence of an integrated Zimbabwe-focused research prototype combining structuring behaviour, wallet/transaction-network behaviour and agent behaviour with temporally safe machine-learning classification and a real-time investigation workflow. This observation does not mean that no comparable operational systems exist; commercial AML implementations are often proprietary and are not fully described in academic literature.</w:t>
+        <w:t>and inclusion have been discussed in the literature [17]. Other studies looking at mobile-money agent activities in Zimbabwe have discussed regulatory reactions to mobile-money agents and suggested that financial-crime risks be managed without stifling access to finance [18]. Other recent studies in Zimbabwe have also started to explore graph-based machine learning in the field of money laundering detection in financial transactions [21]. This is not directly related to banking or to the sanctioned entities that are the focus of that work, but it shows a growing local academic interest in relating aspects of the transaction relationship with machine learning for AML purposes. The literature reviewed in Zimbabwe is thus relevant to mobile-money regulation and AML risk. The literature examined in this study, however, offers relatively little supporting evidence for a research prototype that integrates structuring behaviour, wallet/transaction network behaviour and agent behaviour, exhibits a temporal safety approach to machine learning classification, and has a workflow for investigation in real-time that is focused on the specific context of Zimbabwe. This observation does not imply the absence of equivalent operational systems, commercial implementations of AML systems are usually proprietary in nature and are not adequately described in the academic literature.</w:t>
       </w:r>
     </w:p>
     <w:p>
@@ -1888,9 +1197,8 @@
       <w:r>
         <w:rPr>
           <w:rFonts w:eastAsia="Times New Roman"/>
-          <w:lang w:val="en-ZW"/>
-        </w:rPr>
-        <w:t>The literature demonstrates substantial progress in mobile-money regulation, AML monitoring and machine-learning-based financial-crime detection. However, several gaps relevant to the scope of this research were identified.</w:t>
+        </w:rPr>
+        <w:t>There has been significant progress in the regulation of mobile money and in AML monitoring and financial-crime detection through machine learning to date, as illustrated in the literature. But a number of areas of gaps in relation to the scope of this research were identified.</w:t>
       </w:r>
     </w:p>
     <w:p>
@@ -2120,6 +1428,7 @@
                 <w:rFonts w:eastAsia="Times New Roman"/>
                 <w:lang w:val="en-ZW"/>
               </w:rPr>
+              <w:lastRenderedPageBreak/>
               <w:t>Transaction-level analysis can overlook historical patterns</w:t>
             </w:r>
           </w:p>
@@ -2404,7 +1713,6 @@
                 <w:rFonts w:eastAsia="Times New Roman"/>
                 <w:lang w:val="en-ZW"/>
               </w:rPr>
-              <w:lastRenderedPageBreak/>
               <w:t>Scarcity of accessible labelled AML data</w:t>
             </w:r>
           </w:p>
@@ -2618,6 +1926,7 @@
                 <w:rFonts w:eastAsia="Times New Roman"/>
                 <w:lang w:val="en-ZW"/>
               </w:rPr>
+              <w:lastRenderedPageBreak/>
               <w:t>Analytical models are often evaluated separately from application workflows</w:t>
             </w:r>
           </w:p>
@@ -2751,29 +2060,6 @@
       <w:pPr>
         <w:rPr>
           <w:rFonts w:eastAsia="Times New Roman"/>
-          <w:lang w:val="en-ZW"/>
-        </w:rPr>
-      </w:pPr>
-      <w:r>
-        <w:rPr>
-          <w:rFonts w:eastAsia="Times New Roman"/>
-          <w:lang w:val="en-ZW"/>
-        </w:rPr>
-        <w:t>These gaps establish the motivation for the proposed work without assuming that machine learning replaces conventional AML investigation or claiming that no commercial systems address similar problems.</w:t>
-      </w:r>
-    </w:p>
-    <w:p>
-      <w:pPr>
-        <w:rPr>
-          <w:rFonts w:eastAsia="Times New Roman"/>
-          <w:lang w:val="en-ZW"/>
-        </w:rPr>
-      </w:pPr>
-    </w:p>
-    <w:p>
-      <w:pPr>
-        <w:rPr>
-          <w:rFonts w:eastAsia="Times New Roman"/>
           <w:b/>
           <w:bCs/>
           <w:lang w:val="en-ZW"/>
@@ -2793,178 +2079,249 @@
       <w:pPr>
         <w:rPr>
           <w:rFonts w:eastAsia="Times New Roman"/>
-          <w:lang w:val="en-ZW"/>
-        </w:rPr>
-      </w:pPr>
-      <w:r>
-        <w:rPr>
-          <w:rFonts w:eastAsia="Times New Roman"/>
-          <w:lang w:val="en-ZW"/>
-        </w:rPr>
-        <w:t>The proposed work involved the development of a real-time mobile-money AML decision-support system for the Zimbabwean mobile-money environment.</w:t>
-      </w:r>
-    </w:p>
-    <w:p>
-      <w:pPr>
-        <w:rPr>
-          <w:rFonts w:eastAsia="Times New Roman"/>
-          <w:lang w:val="en-ZW"/>
-        </w:rPr>
-      </w:pPr>
-      <w:r>
-        <w:rPr>
-          <w:rFonts w:eastAsia="Times New Roman"/>
-          <w:lang w:val="en-ZW"/>
-        </w:rPr>
-        <w:t>The system was designed around three behavioural detection dimensions:</w:t>
-      </w:r>
-    </w:p>
-    <w:p>
-      <w:pPr>
+        </w:rPr>
+      </w:pPr>
+      <w:r>
+        <w:rPr>
+          <w:rFonts w:eastAsia="Times New Roman"/>
+        </w:rPr>
+        <w:t xml:space="preserve">The work proposed aimed at creating a real-time decision support for AML in the Zimbabwean mobile-money environment. The system had been built based on the following three dimensions of </w:t>
+      </w:r>
+      <w:proofErr w:type="spellStart"/>
+      <w:r>
+        <w:rPr>
+          <w:rFonts w:eastAsia="Times New Roman"/>
+        </w:rPr>
+        <w:t>behavior</w:t>
+      </w:r>
+      <w:proofErr w:type="spellEnd"/>
+      <w:r>
+        <w:rPr>
+          <w:rFonts w:eastAsia="Times New Roman"/>
+        </w:rPr>
+        <w:t xml:space="preserve"> detection: </w:t>
+      </w:r>
+    </w:p>
+    <w:p>
+      <w:pPr>
+        <w:pStyle w:val="ListParagraph"/>
         <w:numPr>
           <w:ilvl w:val="0"/>
-          <w:numId w:val="3"/>
+          <w:numId w:val="4"/>
         </w:numPr>
-        <w:rPr>
-          <w:rFonts w:eastAsia="Times New Roman"/>
-          <w:lang w:val="en-ZW"/>
-        </w:rPr>
-      </w:pPr>
-      <w:r>
-        <w:rPr>
-          <w:rFonts w:eastAsia="Times New Roman"/>
-          <w:lang w:val="en-ZW"/>
-        </w:rPr>
-        <w:lastRenderedPageBreak/>
-        <w:t xml:space="preserve">Structuring behaviour, representing historical transaction frequency, transaction values, repetition and amount distribution. </w:t>
-      </w:r>
-    </w:p>
-    <w:p>
-      <w:pPr>
+        <w:spacing w:line="360" w:lineRule="auto"/>
+        <w:rPr>
+          <w:rFonts w:eastAsia="Times New Roman"/>
+          <w:sz w:val="24"/>
+          <w:szCs w:val="24"/>
+          <w:lang w:val="en-ZW"/>
+        </w:rPr>
+      </w:pPr>
+      <w:r>
+        <w:rPr>
+          <w:rFonts w:eastAsia="Times New Roman"/>
+          <w:sz w:val="24"/>
+          <w:szCs w:val="24"/>
+        </w:rPr>
+        <w:t xml:space="preserve">Structuring </w:t>
+      </w:r>
+      <w:proofErr w:type="spellStart"/>
+      <w:r>
+        <w:rPr>
+          <w:rFonts w:eastAsia="Times New Roman"/>
+          <w:sz w:val="24"/>
+          <w:szCs w:val="24"/>
+        </w:rPr>
+        <w:t>behaviour</w:t>
+      </w:r>
+      <w:proofErr w:type="spellEnd"/>
+      <w:r>
+        <w:rPr>
+          <w:rFonts w:eastAsia="Times New Roman"/>
+          <w:sz w:val="24"/>
+          <w:szCs w:val="24"/>
+        </w:rPr>
+        <w:t xml:space="preserve">, reflecting the frequency of transactions in history, the amount of the transactions, the number of repetitions and the distribution of the amounts. </w:t>
+      </w:r>
+    </w:p>
+    <w:p>
+      <w:pPr>
+        <w:pStyle w:val="ListParagraph"/>
         <w:numPr>
           <w:ilvl w:val="0"/>
-          <w:numId w:val="3"/>
+          <w:numId w:val="4"/>
         </w:numPr>
-        <w:rPr>
-          <w:rFonts w:eastAsia="Times New Roman"/>
-          <w:lang w:val="en-ZW"/>
-        </w:rPr>
-      </w:pPr>
-      <w:r>
-        <w:rPr>
-          <w:rFonts w:eastAsia="Times New Roman"/>
-          <w:lang w:val="en-ZW"/>
-        </w:rPr>
-        <w:t xml:space="preserve">Wallet/transaction-network behaviour, representing relationships among wallets, counterparties, reciprocal activity, concentration and movement of value. </w:t>
-      </w:r>
-    </w:p>
-    <w:p>
-      <w:pPr>
+        <w:spacing w:line="360" w:lineRule="auto"/>
+        <w:rPr>
+          <w:rFonts w:eastAsia="Times New Roman"/>
+          <w:sz w:val="24"/>
+          <w:szCs w:val="24"/>
+          <w:lang w:val="en-ZW"/>
+        </w:rPr>
+      </w:pPr>
+      <w:r>
+        <w:rPr>
+          <w:rFonts w:eastAsia="Times New Roman"/>
+          <w:sz w:val="24"/>
+          <w:szCs w:val="24"/>
+        </w:rPr>
+        <w:t xml:space="preserve">Wallet/transaction-network </w:t>
+      </w:r>
+      <w:proofErr w:type="spellStart"/>
+      <w:r>
+        <w:rPr>
+          <w:rFonts w:eastAsia="Times New Roman"/>
+          <w:sz w:val="24"/>
+          <w:szCs w:val="24"/>
+        </w:rPr>
+        <w:t>behaviour</w:t>
+      </w:r>
+      <w:proofErr w:type="spellEnd"/>
+      <w:r>
+        <w:rPr>
+          <w:rFonts w:eastAsia="Times New Roman"/>
+          <w:sz w:val="24"/>
+          <w:szCs w:val="24"/>
+        </w:rPr>
+        <w:t xml:space="preserve">, which refers to relationships between wallets, between counterparties, to activity between them, to concentration and to movement of value. </w:t>
+      </w:r>
+    </w:p>
+    <w:p>
+      <w:pPr>
+        <w:pStyle w:val="ListParagraph"/>
         <w:numPr>
           <w:ilvl w:val="0"/>
-          <w:numId w:val="3"/>
+          <w:numId w:val="4"/>
         </w:numPr>
-        <w:rPr>
-          <w:rFonts w:eastAsia="Times New Roman"/>
-          <w:lang w:val="en-ZW"/>
-        </w:rPr>
-      </w:pPr>
-      <w:r>
-        <w:rPr>
-          <w:rFonts w:eastAsia="Times New Roman"/>
-          <w:lang w:val="en-ZW"/>
-        </w:rPr>
-        <w:t xml:space="preserve">Agent behaviour, representing historical transaction volume, transaction value, wallet relationships, concentration and changes in agent activity. </w:t>
-      </w:r>
-    </w:p>
-    <w:p>
-      <w:pPr>
-        <w:rPr>
-          <w:rFonts w:eastAsia="Times New Roman"/>
-          <w:lang w:val="en-ZW"/>
-        </w:rPr>
-      </w:pPr>
-      <w:r>
-        <w:rPr>
-          <w:rFonts w:eastAsia="Times New Roman"/>
-          <w:lang w:val="en-ZW"/>
-        </w:rPr>
-        <w:t>These dimensions were represented through 30 historical behavioural features, consisting of six structuring features, ten wallet/network features and fourteen agent features.</w:t>
-      </w:r>
-    </w:p>
-    <w:p>
-      <w:pPr>
-        <w:rPr>
-          <w:rFonts w:eastAsia="Times New Roman"/>
-          <w:lang w:val="en-ZW"/>
-        </w:rPr>
-      </w:pPr>
-      <w:r>
-        <w:rPr>
-          <w:rFonts w:eastAsia="Times New Roman"/>
-          <w:lang w:val="en-ZW"/>
-        </w:rPr>
-        <w:t>A synthetic mobile-money dataset was developed to support controlled machine-learning research without using confidential operational transaction records. The dataset contained 100,000 transactions involving 2,000 wallets and 160 agents, with controlled normal and suspicious-pattern scenarios.</w:t>
-      </w:r>
-    </w:p>
-    <w:p>
-      <w:pPr>
-        <w:rPr>
-          <w:rFonts w:eastAsia="Times New Roman"/>
-          <w:lang w:val="en-ZW"/>
-        </w:rPr>
-      </w:pPr>
-      <w:r>
-        <w:rPr>
-          <w:rFonts w:eastAsia="Times New Roman"/>
-          <w:lang w:val="en-ZW"/>
-        </w:rPr>
-        <w:t>Historical features were constructed using only information available before the transaction being classified. This design prevented the current transaction from appearing in its own history and prevented future transaction information from influencing earlier predictions.</w:t>
-      </w:r>
-    </w:p>
-    <w:p>
-      <w:pPr>
-        <w:rPr>
-          <w:rFonts w:eastAsia="Times New Roman"/>
-          <w:lang w:val="en-ZW"/>
-        </w:rPr>
-      </w:pPr>
-      <w:r>
-        <w:rPr>
-          <w:rFonts w:eastAsia="Times New Roman"/>
-          <w:lang w:val="en-ZW"/>
-        </w:rPr>
-        <w:t>Candidate supervised machine-learning algorithms were then evaluated. The final system uses a Gradient Boosting classifier that produces a suspicious-pattern probability from the 30 behavioural features. The resulting classification is binary: normal or suspicious pattern.</w:t>
-      </w:r>
-    </w:p>
-    <w:p>
-      <w:pPr>
-        <w:rPr>
-          <w:rFonts w:eastAsia="Times New Roman"/>
-          <w:lang w:val="en-ZW"/>
-        </w:rPr>
-      </w:pPr>
-      <w:r>
-        <w:rPr>
-          <w:rFonts w:eastAsia="Times New Roman"/>
-          <w:lang w:val="en-ZW"/>
-        </w:rPr>
-        <w:t>The classifier does not determine whether money laundering occurred. Instead, suspicious classifications are used within the wider decision-support workflow so that authorised users can review relevant activity. The application also provides transaction processing, alert management, investigation functionality and real-time dashboard updates.</w:t>
-      </w:r>
-    </w:p>
-    <w:p>
-      <w:pPr>
-        <w:rPr>
-          <w:rFonts w:eastAsia="Times New Roman"/>
-          <w:lang w:val="en-ZW"/>
-        </w:rPr>
-      </w:pPr>
-      <w:r>
-        <w:rPr>
-          <w:rFonts w:eastAsia="Times New Roman"/>
-          <w:lang w:val="en-ZW"/>
-        </w:rPr>
-        <w:t>The proposed work therefore combines the research areas identified in the literature into an integrated mobile-money AML prototype while maintaining the principle that final interpretation remains with authorised human investigators.</w:t>
+        <w:spacing w:line="360" w:lineRule="auto"/>
+        <w:rPr>
+          <w:rFonts w:eastAsia="Times New Roman"/>
+          <w:sz w:val="24"/>
+          <w:szCs w:val="24"/>
+          <w:lang w:val="en-ZW"/>
+        </w:rPr>
+      </w:pPr>
+      <w:r>
+        <w:rPr>
+          <w:rFonts w:eastAsia="Times New Roman"/>
+          <w:sz w:val="24"/>
+          <w:szCs w:val="24"/>
+        </w:rPr>
+        <w:t xml:space="preserve">Agent behaviour - historical transaction volume, transaction value, wallet relations, concentration, activity change of agents. </w:t>
+      </w:r>
+    </w:p>
+    <w:p>
+      <w:pPr>
+        <w:rPr>
+          <w:rFonts w:eastAsia="Times New Roman"/>
+        </w:rPr>
+      </w:pPr>
+      <w:r>
+        <w:rPr>
+          <w:rFonts w:eastAsia="Times New Roman"/>
+        </w:rPr>
+        <w:t xml:space="preserve">These dimensions are presented in 30 historical </w:t>
+      </w:r>
+      <w:proofErr w:type="spellStart"/>
+      <w:r>
+        <w:rPr>
+          <w:rFonts w:eastAsia="Times New Roman"/>
+        </w:rPr>
+        <w:t>behavioral</w:t>
+      </w:r>
+      <w:proofErr w:type="spellEnd"/>
+      <w:r>
+        <w:rPr>
+          <w:rFonts w:eastAsia="Times New Roman"/>
+        </w:rPr>
+        <w:t xml:space="preserve"> characteristics, including six structuring features, ten wallet/network features and fourteen agent features. </w:t>
+      </w:r>
+    </w:p>
+    <w:p>
+      <w:pPr>
+        <w:rPr>
+          <w:rFonts w:eastAsia="Times New Roman"/>
+        </w:rPr>
+      </w:pPr>
+      <w:r>
+        <w:rPr>
+          <w:rFonts w:eastAsia="Times New Roman"/>
+        </w:rPr>
+        <w:t xml:space="preserve">To enable controlled machine-learning research without the need to access confidential transaction records, a synthetic mobile-money dataset was created. </w:t>
+      </w:r>
+    </w:p>
+    <w:p>
+      <w:pPr>
+        <w:rPr>
+          <w:rFonts w:eastAsia="Times New Roman"/>
+        </w:rPr>
+      </w:pPr>
+      <w:r>
+        <w:rPr>
+          <w:rFonts w:eastAsia="Times New Roman"/>
+        </w:rPr>
+        <w:t xml:space="preserve">The data set comprised 100,000 transactions with 2,000 wallets and 160 agents, with both normal and suspicious scenarios being controlled. Historical features are built based on the information that was available prior to the transaction classified. This design ensured that the </w:t>
+      </w:r>
+      <w:r>
+        <w:rPr>
+          <w:rFonts w:eastAsia="Times New Roman"/>
+        </w:rPr>
+        <w:lastRenderedPageBreak/>
+        <w:t xml:space="preserve">current transaction does not show up in its history and that future transaction information will not affect previous predictions. </w:t>
+      </w:r>
+    </w:p>
+    <w:p>
+      <w:pPr>
+        <w:rPr>
+          <w:rFonts w:eastAsia="Times New Roman"/>
+        </w:rPr>
+      </w:pPr>
+      <w:r>
+        <w:rPr>
+          <w:rFonts w:eastAsia="Times New Roman"/>
+        </w:rPr>
+        <w:t xml:space="preserve">Next, a set of </w:t>
+      </w:r>
+      <w:proofErr w:type="gramStart"/>
+      <w:r>
+        <w:rPr>
+          <w:rFonts w:eastAsia="Times New Roman"/>
+        </w:rPr>
+        <w:t>candidate</w:t>
+      </w:r>
+      <w:proofErr w:type="gramEnd"/>
+      <w:r>
+        <w:rPr>
+          <w:rFonts w:eastAsia="Times New Roman"/>
+        </w:rPr>
+        <w:t xml:space="preserve"> supervised machine-learning algorithms were tested. The final system is a Gradient Boosting classifier which generates a suspicious-pattern probability using the 30 behavioural features. </w:t>
+      </w:r>
+    </w:p>
+    <w:p>
+      <w:pPr>
+        <w:rPr>
+          <w:rFonts w:eastAsia="Times New Roman"/>
+        </w:rPr>
+      </w:pPr>
+      <w:r>
+        <w:rPr>
+          <w:rFonts w:eastAsia="Times New Roman"/>
+        </w:rPr>
+        <w:t xml:space="preserve">The resulting classification is binary (normal or suspicious pattern). The classifier does not establish whether or not money laundering has taken place. Rather, the entire decision-support process is enriched with suspicious classifications that allow authorised users to access relevant activity. The application also offers the transaction processing, alert management, investigation functionality and real-time dashboard updates. </w:t>
+      </w:r>
+    </w:p>
+    <w:p>
+      <w:pPr>
+        <w:rPr>
+          <w:rFonts w:eastAsia="Times New Roman"/>
+          <w:lang w:val="en-ZW"/>
+        </w:rPr>
+      </w:pPr>
+      <w:r>
+        <w:rPr>
+          <w:rFonts w:eastAsia="Times New Roman"/>
+        </w:rPr>
+        <w:t>The proposed work is thus an attempt at bringing together the areas of research found in the literature into an integrated prototype of AML adapted for the mobile platform, with the premise that the final interpretation will remain with the authorised humans.</w:t>
       </w:r>
     </w:p>
     <w:p>
@@ -2998,80 +2355,32 @@
       <w:pPr>
         <w:rPr>
           <w:rFonts w:eastAsia="Times New Roman"/>
-          <w:lang w:val="en-ZW"/>
-        </w:rPr>
-      </w:pPr>
-      <w:r>
-        <w:rPr>
-          <w:rFonts w:eastAsia="Times New Roman"/>
-          <w:lang w:val="en-ZW"/>
-        </w:rPr>
-        <w:t>A feasibility analysis was conducted to determine whether the proposed system could reasonably be developed within the available technical, financial, social and operational constraints.</w:t>
-      </w:r>
-    </w:p>
-    <w:p>
-      <w:pPr>
-        <w:rPr>
-          <w:rFonts w:eastAsia="Times New Roman"/>
-          <w:b/>
-          <w:bCs/>
-          <w:lang w:val="en-ZW"/>
-        </w:rPr>
-      </w:pPr>
-    </w:p>
-    <w:p>
-      <w:pPr>
-        <w:rPr>
-          <w:rFonts w:eastAsia="Times New Roman"/>
-          <w:b/>
-          <w:bCs/>
-          <w:lang w:val="en-ZW"/>
-        </w:rPr>
-      </w:pPr>
-      <w:r>
-        <w:rPr>
-          <w:rFonts w:eastAsia="Times New Roman"/>
-          <w:b/>
-          <w:bCs/>
-          <w:lang w:val="en-ZW"/>
-        </w:rPr>
-        <w:t>2.4.1.1 Technical Feasibility</w:t>
-      </w:r>
-    </w:p>
-    <w:p>
-      <w:pPr>
-        <w:rPr>
-          <w:rFonts w:eastAsia="Times New Roman"/>
-          <w:lang w:val="en-ZW"/>
-        </w:rPr>
-      </w:pPr>
-      <w:r>
-        <w:rPr>
-          <w:rFonts w:eastAsia="Times New Roman"/>
-          <w:lang w:val="en-ZW"/>
-        </w:rPr>
-        <w:t>The project was considered technically feasible because the required technologies were available and could operate using the available development environment.</w:t>
-      </w:r>
-    </w:p>
-    <w:p>
-      <w:pPr>
-        <w:rPr>
-          <w:rFonts w:eastAsia="Times New Roman"/>
-          <w:lang w:val="en-ZW"/>
-        </w:rPr>
-      </w:pPr>
-      <w:r>
-        <w:rPr>
-          <w:rFonts w:eastAsia="Times New Roman"/>
-          <w:lang w:val="en-ZW"/>
-        </w:rPr>
-        <w:t>Python provided the main programming environment, while Flask supported development of the web application. MySQL provided relational data storage, and scikit-learn supported machine-learning experimentation and implementation. Flask-</w:t>
+        </w:rPr>
+      </w:pPr>
+      <w:r>
+        <w:rPr>
+          <w:rFonts w:eastAsia="Times New Roman"/>
+        </w:rPr>
+        <w:t>The project was technically feasible as the technologies required were available and it could be operated within the development environment available. The web application was developed using Flask and Python was used as the primary programming language. The relational data storage was handled by MySQL and the machine-learning experimentation and implementation through scikit-learn. Real-time communication between the server and the browser-based monitoring interfaces was supported by Flask-</w:t>
       </w:r>
       <w:proofErr w:type="spellStart"/>
       <w:r>
         <w:rPr>
           <w:rFonts w:eastAsia="Times New Roman"/>
-          <w:lang w:val="en-ZW"/>
+        </w:rPr>
+        <w:t>SocketIO.Flask</w:t>
+      </w:r>
+      <w:proofErr w:type="spellEnd"/>
+      <w:r>
+        <w:rPr>
+          <w:rFonts w:eastAsia="Times New Roman"/>
+        </w:rPr>
+        <w:t>-</w:t>
+      </w:r>
+      <w:proofErr w:type="spellStart"/>
+      <w:r>
+        <w:rPr>
+          <w:rFonts w:eastAsia="Times New Roman"/>
         </w:rPr>
         <w:t>SocketIO</w:t>
       </w:r>
@@ -3079,65 +2388,35 @@
       <w:r>
         <w:rPr>
           <w:rFonts w:eastAsia="Times New Roman"/>
-          <w:lang w:val="en-ZW"/>
-        </w:rPr>
-        <w:t xml:space="preserve"> supported real-time communication between the server and browser-based monitoring interfaces.</w:t>
-      </w:r>
-    </w:p>
-    <w:p>
-      <w:pPr>
-        <w:rPr>
-          <w:rFonts w:eastAsia="Times New Roman"/>
-          <w:lang w:val="en-ZW"/>
-        </w:rPr>
-      </w:pPr>
-      <w:r>
-        <w:rPr>
-          <w:rFonts w:eastAsia="Times New Roman"/>
-          <w:lang w:val="en-ZW"/>
-        </w:rPr>
-        <w:t>The selected machine-learning approach was also appropriate for the available computing environment. The research used structured numerical features and conventional supervised machine-learning algorithms rather than requiring specialised high-performance computing infrastructure. The 100,000-transaction research dataset could be processed using the available local computer with 16 GB of RAM.</w:t>
-      </w:r>
-    </w:p>
-    <w:p>
-      <w:pPr>
-        <w:rPr>
-          <w:rFonts w:eastAsia="Times New Roman"/>
-          <w:lang w:val="en-ZW"/>
-        </w:rPr>
-      </w:pPr>
-      <w:r>
-        <w:rPr>
-          <w:rFonts w:eastAsia="Times New Roman"/>
-          <w:lang w:val="en-ZW"/>
-        </w:rPr>
-        <w:t>The project was therefore technically feasible for an academic prototype, although larger operational datasets and production deployment would require further evaluation of scalability, security and infrastructure requirements.</w:t>
-      </w:r>
-    </w:p>
-    <w:p>
-      <w:pPr>
-        <w:rPr>
-          <w:rFonts w:eastAsia="Times New Roman"/>
-          <w:lang w:val="en-ZW"/>
-        </w:rPr>
-      </w:pPr>
-    </w:p>
-    <w:p>
-      <w:pPr>
-        <w:rPr>
-          <w:rFonts w:eastAsia="Times New Roman"/>
-          <w:b/>
-          <w:bCs/>
-          <w:lang w:val="en-ZW"/>
-        </w:rPr>
-      </w:pPr>
-      <w:r>
-        <w:rPr>
-          <w:rFonts w:eastAsia="Times New Roman"/>
-          <w:b/>
-          <w:bCs/>
-          <w:lang w:val="en-ZW"/>
-        </w:rPr>
+        </w:rPr>
+        <w:t xml:space="preserve"> enabled real-time communication between the server and the monitoring interface in the browser. The chosen machine learning technique was also suitable for the computing infrastructure. Structured numerical features and standard supervised machine-learning algorithms were used in the research, without the need for special high-performance computing systems. Processing the 100,000-transaction research dataset was feasible with the local computer that had 16 GB of RAM at its disposal. The project became technically possible for an academic prototype, but for any scaling up to larger operational datasets and for deployment to production, the scalability, security and infrastructure issues of the project needed further investigation.</w:t>
+      </w:r>
+    </w:p>
+    <w:p>
+      <w:pPr>
+        <w:rPr>
+          <w:rFonts w:eastAsia="Times New Roman"/>
+          <w:lang w:val="en-ZW"/>
+        </w:rPr>
+      </w:pPr>
+    </w:p>
+    <w:p>
+      <w:pPr>
+        <w:rPr>
+          <w:rFonts w:eastAsia="Times New Roman"/>
+          <w:b/>
+          <w:bCs/>
+          <w:lang w:val="en-ZW"/>
+        </w:rPr>
+      </w:pPr>
+      <w:r>
+        <w:rPr>
+          <w:rFonts w:eastAsia="Times New Roman"/>
+          <w:b/>
+          <w:bCs/>
+          <w:lang w:val="en-ZW"/>
+        </w:rPr>
+        <w:lastRenderedPageBreak/>
         <w:t>2.4.1.2 Economic Feasibility</w:t>
       </w:r>
     </w:p>
@@ -3145,60 +2424,26 @@
       <w:pPr>
         <w:rPr>
           <w:rFonts w:eastAsia="Times New Roman"/>
-          <w:lang w:val="en-ZW"/>
-        </w:rPr>
-      </w:pPr>
-      <w:r>
-        <w:rPr>
-          <w:rFonts w:eastAsia="Times New Roman"/>
-          <w:lang w:val="en-ZW"/>
-        </w:rPr>
-        <w:t>The project was economically feasible because it was developed primarily using open-source software and existing computing resources.</w:t>
-      </w:r>
-    </w:p>
-    <w:p>
-      <w:pPr>
-        <w:rPr>
-          <w:rFonts w:eastAsia="Times New Roman"/>
-          <w:lang w:val="en-ZW"/>
-        </w:rPr>
-      </w:pPr>
-      <w:r>
-        <w:rPr>
-          <w:rFonts w:eastAsia="Times New Roman"/>
-          <w:lang w:val="en-ZW"/>
-        </w:rPr>
-        <w:t>Python, Flask, scikit-learn, MySQL Community Edition and the supporting web-development technologies could be used without commercial software-licensing costs for the research environment. The development computer and internet access represented resources already available to the researcher.</w:t>
-      </w:r>
-    </w:p>
-    <w:p>
-      <w:pPr>
-        <w:rPr>
-          <w:rFonts w:eastAsia="Times New Roman"/>
-          <w:lang w:val="en-ZW"/>
-        </w:rPr>
-      </w:pPr>
-      <w:r>
-        <w:rPr>
-          <w:rFonts w:eastAsia="Times New Roman"/>
-          <w:lang w:val="en-ZW"/>
-        </w:rPr>
-        <w:t>Synthetic data also removed the need to purchase commercial transaction datasets. This does not imply that production deployment would have no cost. Operational deployment would require expenditure associated with infrastructure, security, integration, maintenance, staff training and regulatory compliance.</w:t>
-      </w:r>
-    </w:p>
-    <w:p>
-      <w:pPr>
-        <w:rPr>
-          <w:rFonts w:eastAsia="Times New Roman"/>
-          <w:lang w:val="en-ZW"/>
-        </w:rPr>
-      </w:pPr>
-      <w:r>
-        <w:rPr>
-          <w:rFonts w:eastAsia="Times New Roman"/>
-          <w:lang w:val="en-ZW"/>
-        </w:rPr>
-        <w:t>For the scope of an academic research prototype, however, the system could be developed without substantial additional financial expenditure.</w:t>
+        </w:rPr>
+      </w:pPr>
+      <w:r>
+        <w:rPr>
+          <w:rFonts w:eastAsia="Times New Roman"/>
+        </w:rPr>
+        <w:t>The project was cost-effective because most of the software used was made available as open-source and the computing resources available for the project were utilized. All of this could be achieved in the research environment without paying for the commercial software licensing for Python, Flask, scikit-learn, MySQL Community Edition and the other required web-development technologies. Development computer and Internet access were resources available to the researcher. The synthetic data also eliminated the need to buy commercial transaction data sets. This doesn't mean that there would be no deployment cost associated with this production. The cost of deployment would include infrastructure costs, security, integration, maintenance, employee training, and regulatory costs.</w:t>
+      </w:r>
+    </w:p>
+    <w:p>
+      <w:pPr>
+        <w:rPr>
+          <w:rFonts w:eastAsia="Times New Roman"/>
+        </w:rPr>
+      </w:pPr>
+      <w:r>
+        <w:rPr>
+          <w:rFonts w:eastAsia="Times New Roman"/>
+        </w:rPr>
+        <w:t>A research prototype of this system, however, can be realized without significant extra cost for the scope of an academic research project.</w:t>
       </w:r>
     </w:p>
     <w:p>
@@ -3234,60 +2479,13 @@
       <w:pPr>
         <w:rPr>
           <w:rFonts w:eastAsia="Times New Roman"/>
-          <w:lang w:val="en-ZW"/>
-        </w:rPr>
-      </w:pPr>
-      <w:r>
-        <w:rPr>
-          <w:rFonts w:eastAsia="Times New Roman"/>
-          <w:lang w:val="en-ZW"/>
-        </w:rPr>
-        <w:t>The project was socially feasible because it was designed as a decision-support system rather than a mechanism for automatically accusing customers of financial crime.</w:t>
-      </w:r>
-    </w:p>
-    <w:p>
-      <w:pPr>
-        <w:rPr>
-          <w:rFonts w:eastAsia="Times New Roman"/>
-          <w:lang w:val="en-ZW"/>
-        </w:rPr>
-      </w:pPr>
-      <w:r>
-        <w:rPr>
-          <w:rFonts w:eastAsia="Times New Roman"/>
-          <w:lang w:val="en-ZW"/>
-        </w:rPr>
-        <w:t>A suspicious-pattern classification indicates that transaction behaviour requires further examination. Human investigators remain responsible for interpreting the transaction context and deciding what further action, if any, is appropriate.</w:t>
-      </w:r>
-    </w:p>
-    <w:p>
-      <w:pPr>
-        <w:rPr>
-          <w:rFonts w:eastAsia="Times New Roman"/>
-          <w:lang w:val="en-ZW"/>
-        </w:rPr>
-      </w:pPr>
-      <w:r>
-        <w:rPr>
-          <w:rFonts w:eastAsia="Times New Roman"/>
-          <w:lang w:val="en-ZW"/>
-        </w:rPr>
-        <w:t>This design is important because legitimate customers can exhibit unusual financial behaviour. Treating an algorithmic prediction as proof of money laundering could lead to unfair conclusions. Maintaining human investigation therefore supports more responsible use of machine-learning outputs.</w:t>
-      </w:r>
-    </w:p>
-    <w:p>
-      <w:pPr>
-        <w:rPr>
-          <w:rFonts w:eastAsia="Times New Roman"/>
-          <w:lang w:val="en-ZW"/>
-        </w:rPr>
-      </w:pPr>
-      <w:r>
-        <w:rPr>
-          <w:rFonts w:eastAsia="Times New Roman"/>
-          <w:lang w:val="en-ZW"/>
-        </w:rPr>
-        <w:t>The project also avoids the use of real customer financial information by relying on synthetic research data. This reduces privacy concerns during model development and academic evaluation.</w:t>
+        </w:rPr>
+      </w:pPr>
+      <w:r>
+        <w:rPr>
+          <w:rFonts w:eastAsia="Times New Roman"/>
+        </w:rPr>
+        <w:t>The project was able to take off because they weren't developing it as an automatic financial crime detection system, but as a decision support system. A suspicious-pattern classification means that the behaviour of the transaction is suspicious and needs to be followed up. While the transaction context is being interpreted by the human investigator, and the human investigator is making the determination of what action, if any, is needed next, the human investigator will be responsible for the interpretation. This design is important because there are some customers who will have uncommon financial transactions if they are legitimate customers. It might be concluded that a money laundering is being conducted if an algorithmic prediction is treated as proof of it. To this end, human investigation is important to maintain more responsible use of machine-learning outputs. The project is also realising that financial information from real customers will not be used, instead synthetic research data is used. This decreases the privacy concerns while developing the model and evaluating the model in academia.</w:t>
       </w:r>
     </w:p>
     <w:p>
@@ -3323,83 +2521,34 @@
       <w:pPr>
         <w:rPr>
           <w:rFonts w:eastAsia="Times New Roman"/>
-          <w:lang w:val="en-ZW"/>
-        </w:rPr>
-      </w:pPr>
-      <w:r>
-        <w:rPr>
-          <w:rFonts w:eastAsia="Times New Roman"/>
-          <w:lang w:val="en-ZW"/>
-        </w:rPr>
-        <w:t>The system was considered operationally feasible because its components were designed around a workflow that could be understood by authorised system users.</w:t>
-      </w:r>
-    </w:p>
-    <w:p>
-      <w:pPr>
-        <w:rPr>
-          <w:rFonts w:eastAsia="Times New Roman"/>
-          <w:lang w:val="en-ZW"/>
-        </w:rPr>
-      </w:pPr>
-      <w:r>
-        <w:rPr>
-          <w:rFonts w:eastAsia="Times New Roman"/>
-          <w:lang w:val="en-ZW"/>
-        </w:rPr>
-        <w:t>Transactions are processed and stored before historical behavioural features are calculated. The machine-learning model then estimates suspicious-pattern probability. Activity requiring review can generate an alert that is presented to authorised users through the monitoring and investigation interfaces.</w:t>
-      </w:r>
-    </w:p>
-    <w:p>
-      <w:pPr>
-        <w:rPr>
-          <w:rFonts w:eastAsia="Times New Roman"/>
-          <w:lang w:val="en-ZW"/>
-        </w:rPr>
-      </w:pPr>
-      <w:r>
-        <w:rPr>
-          <w:rFonts w:eastAsia="Times New Roman"/>
-          <w:lang w:val="en-ZW"/>
-        </w:rPr>
-        <w:t>Compliance users can examine transaction information, review alerts and record investigation activities. Real-time updates allow new transaction and alert information to be reflected on the monitoring dashboard without requiring continuous manual page refreshes.</w:t>
-      </w:r>
-    </w:p>
-    <w:p>
-      <w:pPr>
-        <w:rPr>
-          <w:rFonts w:eastAsia="Times New Roman"/>
-          <w:lang w:val="en-ZW"/>
-        </w:rPr>
-      </w:pPr>
-      <w:r>
-        <w:rPr>
-          <w:rFonts w:eastAsia="Times New Roman"/>
-          <w:lang w:val="en-ZW"/>
-        </w:rPr>
-        <w:t>The system therefore demonstrates an operational workflow extending from transaction processing to behavioural analysis, classification, alerting and human investigation.</w:t>
-      </w:r>
-    </w:p>
-    <w:p>
-      <w:pPr>
-        <w:rPr>
-          <w:rFonts w:eastAsia="Times New Roman"/>
-          <w:lang w:val="en-ZW"/>
-        </w:rPr>
-      </w:pPr>
-      <w:r>
-        <w:rPr>
-          <w:rFonts w:eastAsia="Times New Roman"/>
-          <w:lang w:val="en-ZW"/>
-        </w:rPr>
-        <w:t xml:space="preserve">However, operational feasibility within the research prototype should not be confused with production readiness. Deployment within a live mobile-money environment would require </w:t>
-      </w:r>
-      <w:r>
-        <w:rPr>
-          <w:rFonts w:eastAsia="Times New Roman"/>
-          <w:lang w:val="en-ZW"/>
+        </w:rPr>
+      </w:pPr>
+      <w:r>
+        <w:rPr>
+          <w:rFonts w:eastAsia="Times New Roman"/>
+        </w:rPr>
+        <w:t xml:space="preserve">The system was found to be operationally feasible as its components were designed around a workflow that can be understood by the authorised users of the system. Historical behavioural </w:t>
+      </w:r>
+      <w:r>
+        <w:rPr>
+          <w:rFonts w:eastAsia="Times New Roman"/>
         </w:rPr>
         <w:lastRenderedPageBreak/>
-        <w:t>further work involving real-data validation, security assessment, regulatory approval, integration testing, infrastructure planning and organisational procedures.</w:t>
+        <w:t xml:space="preserve">features are then calculated and transactions are only processed and stored after that. Next, the machine-learning model estimates the suspicious-pattern probability. An alert is created for activity which needs to be reviewed, and this alert is displayed to the authorised user in the monitoring and investigation interfaces. Compliance users can review transaction data, transaction alerts and log investigation activities. A real-time update means that when there are new transactions or alerts, they can be seen on the monitoring dashboard without having to refresh the page each time. The system is therefore able to present an operational workflow from transaction processing, </w:t>
+      </w:r>
+      <w:proofErr w:type="spellStart"/>
+      <w:r>
+        <w:rPr>
+          <w:rFonts w:eastAsia="Times New Roman"/>
+        </w:rPr>
+        <w:t>behavioral</w:t>
+      </w:r>
+      <w:proofErr w:type="spellEnd"/>
+      <w:r>
+        <w:rPr>
+          <w:rFonts w:eastAsia="Times New Roman"/>
+        </w:rPr>
+        <w:t xml:space="preserve"> analysis, classification, alerting, up to human investigation. Production readiness is however not operational feasibility within the research prototype. Moving this into a live mobile-money environment would involve additional activities, such as real-data validation, security evaluation, regulatory clearance, integration testing, infrastructure planning and organisational process.</w:t>
       </w:r>
     </w:p>
     <w:p>
@@ -3435,15 +2584,13 @@
       <w:pPr>
         <w:rPr>
           <w:rFonts w:eastAsia="Times New Roman"/>
-          <w:lang w:val="en-ZW"/>
-        </w:rPr>
-      </w:pPr>
-      <w:r>
-        <w:rPr>
-          <w:rFonts w:eastAsia="Times New Roman"/>
-          <w:lang w:val="en-ZW"/>
-        </w:rPr>
-        <w:t>The feasibility assessment determined that the proposed system was suitable for development as an academic research prototype.</w:t>
+        </w:rPr>
+      </w:pPr>
+      <w:r>
+        <w:rPr>
+          <w:rFonts w:eastAsia="Times New Roman"/>
+        </w:rPr>
+        <w:t>A feasibility assessment was performed to decide if the proposed system was a suitable system for development as an academic research prototype. The feasibility analysis was thus indicative of the viability of the design and implementation of the proposed mobile-money AML decision support system.</w:t>
       </w:r>
     </w:p>
     <w:p>
@@ -3724,6 +2871,7 @@
                 <w:rFonts w:eastAsia="Times New Roman"/>
                 <w:lang w:val="en-ZW"/>
               </w:rPr>
+              <w:lastRenderedPageBreak/>
               <w:t>Operational</w:t>
             </w:r>
           </w:p>
@@ -3808,941 +2956,21 @@
       <w:pPr>
         <w:rPr>
           <w:rFonts w:eastAsia="Times New Roman"/>
-          <w:lang w:val="en-ZW"/>
-        </w:rPr>
-      </w:pPr>
-      <w:r>
-        <w:rPr>
-          <w:rFonts w:eastAsia="Times New Roman"/>
-          <w:lang w:val="en-ZW"/>
-        </w:rPr>
-        <w:t>This chapter reviewed literature relating to mobile money, AML monitoring, suspicious transaction behaviour and machine-learning approaches to financial-crime detection. The review followed a funnel approach from the international mobile-money and AML environment through the African context to Zimbabwe.</w:t>
-      </w:r>
-    </w:p>
-    <w:p>
-      <w:pPr>
-        <w:rPr>
-          <w:rFonts w:eastAsia="Times New Roman"/>
-          <w:lang w:val="en-ZW"/>
-        </w:rPr>
-      </w:pPr>
-      <w:r>
-        <w:rPr>
-          <w:rFonts w:eastAsia="Times New Roman"/>
-          <w:lang w:val="en-ZW"/>
+        </w:rPr>
+      </w:pPr>
+      <w:r>
+        <w:rPr>
+          <w:rFonts w:eastAsia="Times New Roman"/>
+        </w:rPr>
+        <w:t xml:space="preserve">This chapter analysed literature covering mobile money, suspicious transaction monitoring and behaviour and machine learning techniques in detecting financial crime. The review was conducted in a funnel format starting from the international mobile-money and AML context, moving through the African context to Zimbabwe. The literature showed that although mobile money helps achieve financial inclusion, it can also be used for financial crimes. To monitor AML, mechanisms must be developed that will detect abnormal transactions without inferring all of them are unlawful. Three behavioural areas identified as relevant for this research were structuring behaviour, wallet/transaction-network behaviour and agent behaviour. Research on transaction networks showed the significance of the relationships between financial entities, and research on mobile money showed the importance of agent networks. Research using machine learning showed the possibilities of using data to support prioritisation of suspicious activity for investigation. There were also methodological limitations that were identified during the review such as limited access to labelled AML data, class imbalance, temporal leakage, and the need for human interpretation of model predictions. Synthetic data are an operational research tool that can be used when no operational transaction records exist, but outputs from synthetic data need to be interpreted with care and then validated in the real world. The research proposed a framework which integrated historical behavioural analysis, machine-learning classification, transaction processing, suspicious-activity alerts, investigation tools and real-time monitoring in a Zimbabwean mobile-money AML research prototype, based on the identified gaps. The feasibility assessment confirmed that the system could be created with available technical and financial resources and that the human investigation process would remain crucial in the decision-support process. The methodology, the system architecture, the </w:t>
+      </w:r>
+      <w:r>
+        <w:rPr>
+          <w:rFonts w:eastAsia="Times New Roman"/>
         </w:rPr>
         <w:lastRenderedPageBreak/>
-        <w:t>The literature demonstrated that mobile money contributes significantly to financial inclusion but can also be exploited for financial crime. AML monitoring therefore requires mechanisms capable of analysing transaction behaviour while avoiding the assumption that unusual activity automatically represents criminal conduct.</w:t>
-      </w:r>
-    </w:p>
-    <w:p>
-      <w:pPr>
-        <w:rPr>
-          <w:rFonts w:eastAsia="Times New Roman"/>
-          <w:lang w:val="en-ZW"/>
-        </w:rPr>
-      </w:pPr>
-      <w:r>
-        <w:rPr>
-          <w:rFonts w:eastAsia="Times New Roman"/>
-          <w:lang w:val="en-ZW"/>
-        </w:rPr>
-        <w:t>Three behavioural areas were identified as particularly relevant to this research: structuring behaviour, wallet/transaction-network behaviour and agent behaviour. Research into transaction networks demonstrated the importance of relationships among financial entities, while mobile-money literature highlighted the operational importance of agent networks. Machine-learning research demonstrated the potential for data-driven techniques to assist in prioritising suspicious activity for investigation.</w:t>
-      </w:r>
-    </w:p>
-    <w:p>
-      <w:pPr>
-        <w:rPr>
-          <w:rFonts w:eastAsia="Times New Roman"/>
-          <w:lang w:val="en-ZW"/>
-        </w:rPr>
-      </w:pPr>
-      <w:r>
-        <w:rPr>
-          <w:rFonts w:eastAsia="Times New Roman"/>
-          <w:lang w:val="en-ZW"/>
-        </w:rPr>
-        <w:t>The review also identified methodological challenges including limited access to labelled AML data, class imbalance, temporal leakage and the need for human interpretation of model predictions. Synthetic data provide a practical research mechanism where operational transaction records are unavailable, but results obtained from synthetic datasets require careful interpretation and subsequent real-world validation.</w:t>
-      </w:r>
-    </w:p>
-    <w:p>
-      <w:pPr>
-        <w:rPr>
-          <w:rFonts w:eastAsia="Times New Roman"/>
-          <w:lang w:val="en-ZW"/>
-        </w:rPr>
-      </w:pPr>
-      <w:r>
-        <w:rPr>
-          <w:rFonts w:eastAsia="Times New Roman"/>
-          <w:lang w:val="en-ZW"/>
-        </w:rPr>
-        <w:t>Based on the identified gaps, the proposed research combined historical behavioural analysis, machine-learning classification, transaction processing, suspicious-activity alerts, investigation functionality and real-time monitoring within a Zimbabwean mobile-money AML research prototype. The feasibility assessment established that the system could be developed using the available technical and financial resources while retaining human investigation as an essential component of the decision-support process.</w:t>
-      </w:r>
-    </w:p>
-    <w:p>
-      <w:pPr>
-        <w:rPr>
-          <w:rFonts w:eastAsia="Times New Roman"/>
-          <w:lang w:val="en-ZW"/>
-        </w:rPr>
-      </w:pPr>
-      <w:r>
-        <w:rPr>
-          <w:rFonts w:eastAsia="Times New Roman"/>
-          <w:lang w:val="en-ZW"/>
-        </w:rPr>
-        <w:t>Chapter 3 presents the methodology, system architecture, data-generation and preprocessing procedures, behavioural feature construction, machine-learning model design, training and validation procedures, and integration of the model into the mobile-money AML application.</w:t>
-      </w:r>
-    </w:p>
-    <w:p>
-      <w:pPr>
-        <w:rPr>
-          <w:rFonts w:eastAsia="Times New Roman"/>
-          <w:b/>
-          <w:bCs/>
-          <w:lang w:val="en-ZW"/>
-        </w:rPr>
-      </w:pPr>
-    </w:p>
-    <w:p>
-      <w:pPr>
-        <w:rPr>
-          <w:rFonts w:eastAsia="Times New Roman"/>
-          <w:b/>
-          <w:bCs/>
-          <w:lang w:val="en-ZW"/>
-        </w:rPr>
-      </w:pPr>
-      <w:r>
-        <w:rPr>
-          <w:rFonts w:eastAsia="Times New Roman"/>
-          <w:b/>
-          <w:bCs/>
-          <w:lang w:val="en-ZW"/>
-        </w:rPr>
-        <w:t>References</w:t>
-      </w:r>
-    </w:p>
-    <w:p>
-      <w:pPr>
-        <w:rPr>
-          <w:rFonts w:eastAsia="Times New Roman"/>
-          <w:lang w:val="en-ZW"/>
-        </w:rPr>
-      </w:pPr>
-      <w:r>
-        <w:rPr>
-          <w:rFonts w:eastAsia="Times New Roman"/>
-          <w:b/>
-          <w:bCs/>
-          <w:lang w:val="en-ZW"/>
-        </w:rPr>
-        <w:t>[13]</w:t>
-      </w:r>
-      <w:r>
-        <w:rPr>
-          <w:rFonts w:eastAsia="Times New Roman"/>
-          <w:lang w:val="en-ZW"/>
-        </w:rPr>
-        <w:t xml:space="preserve"> A. </w:t>
-      </w:r>
-      <w:proofErr w:type="spellStart"/>
-      <w:r>
-        <w:rPr>
-          <w:rFonts w:eastAsia="Times New Roman"/>
-          <w:lang w:val="en-ZW"/>
-        </w:rPr>
-        <w:t>Dornbierer</w:t>
-      </w:r>
-      <w:proofErr w:type="spellEnd"/>
-      <w:r>
-        <w:rPr>
-          <w:rFonts w:eastAsia="Times New Roman"/>
-          <w:lang w:val="en-ZW"/>
-        </w:rPr>
-        <w:t xml:space="preserve">, </w:t>
-      </w:r>
-      <w:r>
-        <w:rPr>
-          <w:rFonts w:eastAsia="Times New Roman"/>
-          <w:i/>
-          <w:iCs/>
-          <w:lang w:val="en-ZW"/>
-        </w:rPr>
-        <w:t>Quick Guide 18: Mobile Money and Financial Crime</w:t>
-      </w:r>
-      <w:r>
-        <w:rPr>
-          <w:rFonts w:eastAsia="Times New Roman"/>
-          <w:lang w:val="en-ZW"/>
-        </w:rPr>
-        <w:t>. Basel, Switzerland: Basel Institute on Governance, 2020.</w:t>
-      </w:r>
-    </w:p>
-    <w:p>
-      <w:pPr>
-        <w:rPr>
-          <w:rFonts w:eastAsia="Times New Roman"/>
-          <w:lang w:val="en-ZW"/>
-        </w:rPr>
-      </w:pPr>
-      <w:r>
-        <w:rPr>
-          <w:rFonts w:eastAsia="Times New Roman"/>
-          <w:b/>
-          <w:bCs/>
-          <w:lang w:val="en-ZW"/>
-        </w:rPr>
-        <w:t>[14]</w:t>
-      </w:r>
-      <w:r>
-        <w:rPr>
-          <w:rFonts w:eastAsia="Times New Roman"/>
-          <w:lang w:val="en-ZW"/>
-        </w:rPr>
-        <w:t xml:space="preserve"> INTERPOL, </w:t>
-      </w:r>
-      <w:r>
-        <w:rPr>
-          <w:rFonts w:eastAsia="Times New Roman"/>
-          <w:i/>
-          <w:iCs/>
-          <w:lang w:val="en-ZW"/>
-        </w:rPr>
-        <w:t>Mobile Money and Organised Crime in Africa</w:t>
-      </w:r>
-      <w:r>
-        <w:rPr>
-          <w:rFonts w:eastAsia="Times New Roman"/>
-          <w:lang w:val="en-ZW"/>
-        </w:rPr>
-        <w:t>. Lyon, France: INTERPOL, 2020.</w:t>
-      </w:r>
-    </w:p>
-    <w:p>
-      <w:pPr>
-        <w:rPr>
-          <w:rFonts w:eastAsia="Times New Roman"/>
-          <w:lang w:val="en-ZW"/>
-        </w:rPr>
-      </w:pPr>
-      <w:r>
-        <w:rPr>
-          <w:rFonts w:eastAsia="Times New Roman"/>
-          <w:b/>
-          <w:bCs/>
-          <w:lang w:val="en-ZW"/>
-        </w:rPr>
-        <w:lastRenderedPageBreak/>
-        <w:t>[15]</w:t>
-      </w:r>
-      <w:r>
-        <w:rPr>
-          <w:rFonts w:eastAsia="Times New Roman"/>
-          <w:lang w:val="en-ZW"/>
-        </w:rPr>
-        <w:t xml:space="preserve"> M. Weber, G. </w:t>
-      </w:r>
-      <w:proofErr w:type="spellStart"/>
-      <w:r>
-        <w:rPr>
-          <w:rFonts w:eastAsia="Times New Roman"/>
-          <w:lang w:val="en-ZW"/>
-        </w:rPr>
-        <w:t>Domeniconi</w:t>
-      </w:r>
-      <w:proofErr w:type="spellEnd"/>
-      <w:r>
-        <w:rPr>
-          <w:rFonts w:eastAsia="Times New Roman"/>
-          <w:lang w:val="en-ZW"/>
-        </w:rPr>
-        <w:t xml:space="preserve">, J. Chen, D. K. I. </w:t>
-      </w:r>
-      <w:proofErr w:type="spellStart"/>
-      <w:r>
-        <w:rPr>
-          <w:rFonts w:eastAsia="Times New Roman"/>
-          <w:lang w:val="en-ZW"/>
-        </w:rPr>
-        <w:t>Weidele</w:t>
-      </w:r>
-      <w:proofErr w:type="spellEnd"/>
-      <w:r>
-        <w:rPr>
-          <w:rFonts w:eastAsia="Times New Roman"/>
-          <w:lang w:val="en-ZW"/>
-        </w:rPr>
-        <w:t xml:space="preserve">, C. </w:t>
-      </w:r>
-      <w:proofErr w:type="spellStart"/>
-      <w:r>
-        <w:rPr>
-          <w:rFonts w:eastAsia="Times New Roman"/>
-          <w:lang w:val="en-ZW"/>
-        </w:rPr>
-        <w:t>Bellei</w:t>
-      </w:r>
-      <w:proofErr w:type="spellEnd"/>
-      <w:r>
-        <w:rPr>
-          <w:rFonts w:eastAsia="Times New Roman"/>
-          <w:lang w:val="en-ZW"/>
-        </w:rPr>
-        <w:t xml:space="preserve">, T. Robinson, and C. E. </w:t>
-      </w:r>
-      <w:proofErr w:type="spellStart"/>
-      <w:r>
-        <w:rPr>
-          <w:rFonts w:eastAsia="Times New Roman"/>
-          <w:lang w:val="en-ZW"/>
-        </w:rPr>
-        <w:t>Leiserson</w:t>
-      </w:r>
-      <w:proofErr w:type="spellEnd"/>
-      <w:r>
-        <w:rPr>
-          <w:rFonts w:eastAsia="Times New Roman"/>
-          <w:lang w:val="en-ZW"/>
-        </w:rPr>
-        <w:t xml:space="preserve">, “Anti-money laundering in Bitcoin: Experimenting with graph convolutional networks for financial forensics,” in </w:t>
-      </w:r>
-      <w:r>
-        <w:rPr>
-          <w:rFonts w:eastAsia="Times New Roman"/>
-          <w:i/>
-          <w:iCs/>
-          <w:lang w:val="en-ZW"/>
-        </w:rPr>
-        <w:t>Proc. KDD Workshop on Anomaly Detection in Finance</w:t>
-      </w:r>
-      <w:r>
-        <w:rPr>
-          <w:rFonts w:eastAsia="Times New Roman"/>
-          <w:lang w:val="en-ZW"/>
-        </w:rPr>
-        <w:t>, 2019.</w:t>
-      </w:r>
-    </w:p>
-    <w:p>
-      <w:pPr>
-        <w:rPr>
-          <w:rFonts w:eastAsia="Times New Roman"/>
-          <w:lang w:val="en-ZW"/>
-        </w:rPr>
-      </w:pPr>
-      <w:r>
-        <w:rPr>
-          <w:rFonts w:eastAsia="Times New Roman"/>
-          <w:b/>
-          <w:bCs/>
-          <w:lang w:val="en-ZW"/>
-        </w:rPr>
-        <w:t>[16]</w:t>
-      </w:r>
-      <w:r>
-        <w:rPr>
-          <w:rFonts w:eastAsia="Times New Roman"/>
-          <w:lang w:val="en-ZW"/>
-        </w:rPr>
-        <w:t xml:space="preserve"> M. Weber, J. Chen, T. </w:t>
-      </w:r>
-      <w:proofErr w:type="spellStart"/>
-      <w:r>
-        <w:rPr>
-          <w:rFonts w:eastAsia="Times New Roman"/>
-          <w:lang w:val="en-ZW"/>
-        </w:rPr>
-        <w:t>Suzumura</w:t>
-      </w:r>
-      <w:proofErr w:type="spellEnd"/>
-      <w:r>
-        <w:rPr>
-          <w:rFonts w:eastAsia="Times New Roman"/>
-          <w:lang w:val="en-ZW"/>
-        </w:rPr>
-        <w:t xml:space="preserve">, A. Pareja, T. Ma, H. </w:t>
-      </w:r>
-      <w:proofErr w:type="spellStart"/>
-      <w:r>
-        <w:rPr>
-          <w:rFonts w:eastAsia="Times New Roman"/>
-          <w:lang w:val="en-ZW"/>
-        </w:rPr>
-        <w:t>Kanezashi</w:t>
-      </w:r>
-      <w:proofErr w:type="spellEnd"/>
-      <w:r>
-        <w:rPr>
-          <w:rFonts w:eastAsia="Times New Roman"/>
-          <w:lang w:val="en-ZW"/>
-        </w:rPr>
-        <w:t xml:space="preserve">, T. </w:t>
-      </w:r>
-      <w:proofErr w:type="spellStart"/>
-      <w:r>
-        <w:rPr>
-          <w:rFonts w:eastAsia="Times New Roman"/>
-          <w:lang w:val="en-ZW"/>
-        </w:rPr>
-        <w:t>Kaler</w:t>
-      </w:r>
-      <w:proofErr w:type="spellEnd"/>
-      <w:r>
-        <w:rPr>
-          <w:rFonts w:eastAsia="Times New Roman"/>
-          <w:lang w:val="en-ZW"/>
-        </w:rPr>
-        <w:t xml:space="preserve">, C. E. </w:t>
-      </w:r>
-      <w:proofErr w:type="spellStart"/>
-      <w:r>
-        <w:rPr>
-          <w:rFonts w:eastAsia="Times New Roman"/>
-          <w:lang w:val="en-ZW"/>
-        </w:rPr>
-        <w:t>Leiserson</w:t>
-      </w:r>
-      <w:proofErr w:type="spellEnd"/>
-      <w:r>
-        <w:rPr>
-          <w:rFonts w:eastAsia="Times New Roman"/>
-          <w:lang w:val="en-ZW"/>
-        </w:rPr>
-        <w:t xml:space="preserve">, and T. B. </w:t>
-      </w:r>
-      <w:proofErr w:type="spellStart"/>
-      <w:r>
-        <w:rPr>
-          <w:rFonts w:eastAsia="Times New Roman"/>
-          <w:lang w:val="en-ZW"/>
-        </w:rPr>
-        <w:t>Schardl</w:t>
-      </w:r>
-      <w:proofErr w:type="spellEnd"/>
-      <w:r>
-        <w:rPr>
-          <w:rFonts w:eastAsia="Times New Roman"/>
-          <w:lang w:val="en-ZW"/>
-        </w:rPr>
-        <w:t xml:space="preserve">, “Scalable graph learning for anti-money laundering: A first look,” in </w:t>
-      </w:r>
-      <w:r>
-        <w:rPr>
-          <w:rFonts w:eastAsia="Times New Roman"/>
-          <w:i/>
-          <w:iCs/>
-          <w:lang w:val="en-ZW"/>
-        </w:rPr>
-        <w:t xml:space="preserve">Proc. </w:t>
-      </w:r>
-      <w:proofErr w:type="spellStart"/>
-      <w:r>
-        <w:rPr>
-          <w:rFonts w:eastAsia="Times New Roman"/>
-          <w:i/>
-          <w:iCs/>
-          <w:lang w:val="en-ZW"/>
-        </w:rPr>
-        <w:t>NeurIPS</w:t>
-      </w:r>
-      <w:proofErr w:type="spellEnd"/>
-      <w:r>
-        <w:rPr>
-          <w:rFonts w:eastAsia="Times New Roman"/>
-          <w:i/>
-          <w:iCs/>
-          <w:lang w:val="en-ZW"/>
-        </w:rPr>
-        <w:t xml:space="preserve"> Workshop on Challenges and Opportunities for AI in Financial Services</w:t>
-      </w:r>
-      <w:r>
-        <w:rPr>
-          <w:rFonts w:eastAsia="Times New Roman"/>
-          <w:lang w:val="en-ZW"/>
-        </w:rPr>
-        <w:t>, 2018.</w:t>
-      </w:r>
-    </w:p>
-    <w:p>
-      <w:pPr>
-        <w:rPr>
-          <w:rFonts w:eastAsia="Times New Roman"/>
-          <w:lang w:val="en-ZW"/>
-        </w:rPr>
-      </w:pPr>
-      <w:r>
-        <w:rPr>
-          <w:rFonts w:eastAsia="Times New Roman"/>
-          <w:b/>
-          <w:bCs/>
-          <w:lang w:val="en-ZW"/>
-        </w:rPr>
-        <w:t>[17]</w:t>
-      </w:r>
-      <w:r>
-        <w:rPr>
-          <w:rFonts w:eastAsia="Times New Roman"/>
-          <w:lang w:val="en-ZW"/>
-        </w:rPr>
-        <w:t xml:space="preserve"> H. </w:t>
-      </w:r>
-      <w:proofErr w:type="spellStart"/>
-      <w:r>
-        <w:rPr>
-          <w:rFonts w:eastAsia="Times New Roman"/>
-          <w:lang w:val="en-ZW"/>
-        </w:rPr>
-        <w:t>Chitimira</w:t>
-      </w:r>
-      <w:proofErr w:type="spellEnd"/>
-      <w:r>
-        <w:rPr>
-          <w:rFonts w:eastAsia="Times New Roman"/>
-          <w:lang w:val="en-ZW"/>
-        </w:rPr>
-        <w:t xml:space="preserve"> and P. Ncube, “The nexus between mobile money regulation, innovative technology and the promotion of financial inclusion in Zimbabwe,” </w:t>
-      </w:r>
-      <w:r>
-        <w:rPr>
-          <w:rFonts w:eastAsia="Times New Roman"/>
-          <w:i/>
-          <w:iCs/>
-          <w:lang w:val="en-ZW"/>
-        </w:rPr>
-        <w:t>Potchefstroom Electronic Law Journal</w:t>
-      </w:r>
-      <w:r>
-        <w:rPr>
-          <w:rFonts w:eastAsia="Times New Roman"/>
-          <w:lang w:val="en-ZW"/>
-        </w:rPr>
-        <w:t>, vol. 24, 2021.</w:t>
-      </w:r>
-    </w:p>
-    <w:p>
-      <w:pPr>
-        <w:rPr>
-          <w:rFonts w:eastAsia="Times New Roman"/>
-          <w:lang w:val="en-ZW"/>
-        </w:rPr>
-      </w:pPr>
-      <w:r>
-        <w:rPr>
-          <w:rFonts w:eastAsia="Times New Roman"/>
-          <w:b/>
-          <w:bCs/>
-          <w:lang w:val="en-ZW"/>
-        </w:rPr>
-        <w:t>[18]</w:t>
-      </w:r>
-      <w:r>
-        <w:rPr>
-          <w:rFonts w:eastAsia="Times New Roman"/>
-          <w:lang w:val="en-ZW"/>
-        </w:rPr>
-        <w:t xml:space="preserve"> H. </w:t>
-      </w:r>
-      <w:proofErr w:type="spellStart"/>
-      <w:r>
-        <w:rPr>
-          <w:rFonts w:eastAsia="Times New Roman"/>
-          <w:lang w:val="en-ZW"/>
-        </w:rPr>
-        <w:t>Chitimira</w:t>
-      </w:r>
-      <w:proofErr w:type="spellEnd"/>
-      <w:r>
-        <w:rPr>
-          <w:rFonts w:eastAsia="Times New Roman"/>
-          <w:lang w:val="en-ZW"/>
-        </w:rPr>
-        <w:t xml:space="preserve"> and P. Ncube, “Policy implications and mobile money regulatory approaches to promote financial inclusion of the poor in Zimbabwe after the COVID-19 pandemic,” </w:t>
-      </w:r>
-      <w:r>
-        <w:rPr>
-          <w:rFonts w:eastAsia="Times New Roman"/>
-          <w:i/>
-          <w:iCs/>
-          <w:lang w:val="en-ZW"/>
-        </w:rPr>
-        <w:t>Journal of Comparative Law in Africa</w:t>
-      </w:r>
-      <w:r>
-        <w:rPr>
-          <w:rFonts w:eastAsia="Times New Roman"/>
-          <w:lang w:val="en-ZW"/>
-        </w:rPr>
-        <w:t>, 2023.</w:t>
-      </w:r>
-    </w:p>
-    <w:p>
-      <w:pPr>
-        <w:rPr>
-          <w:rFonts w:eastAsia="Times New Roman"/>
-          <w:lang w:val="en-ZW"/>
-        </w:rPr>
-      </w:pPr>
-      <w:r>
-        <w:rPr>
-          <w:rFonts w:eastAsia="Times New Roman"/>
-          <w:b/>
-          <w:bCs/>
-          <w:lang w:val="en-ZW"/>
-        </w:rPr>
-        <w:t>[19]</w:t>
-      </w:r>
-      <w:r>
-        <w:rPr>
-          <w:rFonts w:eastAsia="Times New Roman"/>
-          <w:lang w:val="en-ZW"/>
-        </w:rPr>
-        <w:t xml:space="preserve"> M. </w:t>
-      </w:r>
-      <w:proofErr w:type="spellStart"/>
-      <w:r>
-        <w:rPr>
-          <w:rFonts w:eastAsia="Times New Roman"/>
-          <w:lang w:val="en-ZW"/>
-        </w:rPr>
-        <w:t>Jullum</w:t>
-      </w:r>
-      <w:proofErr w:type="spellEnd"/>
-      <w:r>
-        <w:rPr>
-          <w:rFonts w:eastAsia="Times New Roman"/>
-          <w:lang w:val="en-ZW"/>
-        </w:rPr>
-        <w:t xml:space="preserve">, A. </w:t>
-      </w:r>
-      <w:proofErr w:type="spellStart"/>
-      <w:r>
-        <w:rPr>
-          <w:rFonts w:eastAsia="Times New Roman"/>
-          <w:lang w:val="en-ZW"/>
-        </w:rPr>
-        <w:t>Løland</w:t>
-      </w:r>
-      <w:proofErr w:type="spellEnd"/>
-      <w:r>
-        <w:rPr>
-          <w:rFonts w:eastAsia="Times New Roman"/>
-          <w:lang w:val="en-ZW"/>
-        </w:rPr>
-        <w:t xml:space="preserve">, R. B. </w:t>
-      </w:r>
-      <w:proofErr w:type="spellStart"/>
-      <w:r>
-        <w:rPr>
-          <w:rFonts w:eastAsia="Times New Roman"/>
-          <w:lang w:val="en-ZW"/>
-        </w:rPr>
-        <w:t>Huseby</w:t>
-      </w:r>
-      <w:proofErr w:type="spellEnd"/>
-      <w:r>
-        <w:rPr>
-          <w:rFonts w:eastAsia="Times New Roman"/>
-          <w:lang w:val="en-ZW"/>
-        </w:rPr>
-        <w:t xml:space="preserve">, G. </w:t>
-      </w:r>
-      <w:proofErr w:type="spellStart"/>
-      <w:r>
-        <w:rPr>
-          <w:rFonts w:eastAsia="Times New Roman"/>
-          <w:lang w:val="en-ZW"/>
-        </w:rPr>
-        <w:t>Ånonsen</w:t>
-      </w:r>
-      <w:proofErr w:type="spellEnd"/>
-      <w:r>
-        <w:rPr>
-          <w:rFonts w:eastAsia="Times New Roman"/>
-          <w:lang w:val="en-ZW"/>
-        </w:rPr>
-        <w:t xml:space="preserve">, and J. </w:t>
-      </w:r>
-      <w:proofErr w:type="spellStart"/>
-      <w:r>
-        <w:rPr>
-          <w:rFonts w:eastAsia="Times New Roman"/>
-          <w:lang w:val="en-ZW"/>
-        </w:rPr>
-        <w:t>Lorentzen</w:t>
-      </w:r>
-      <w:proofErr w:type="spellEnd"/>
-      <w:r>
-        <w:rPr>
-          <w:rFonts w:eastAsia="Times New Roman"/>
-          <w:lang w:val="en-ZW"/>
-        </w:rPr>
-        <w:t xml:space="preserve">, “Detecting money laundering transactions with machine learning,” </w:t>
-      </w:r>
-      <w:r>
-        <w:rPr>
-          <w:rFonts w:eastAsia="Times New Roman"/>
-          <w:i/>
-          <w:iCs/>
-          <w:lang w:val="en-ZW"/>
-        </w:rPr>
-        <w:t>Journal of Money Laundering Control</w:t>
-      </w:r>
-      <w:r>
-        <w:rPr>
-          <w:rFonts w:eastAsia="Times New Roman"/>
-          <w:lang w:val="en-ZW"/>
-        </w:rPr>
-        <w:t xml:space="preserve">, vol. 23, no. 1, pp. 173–186, 2020, </w:t>
-      </w:r>
-      <w:proofErr w:type="spellStart"/>
-      <w:r>
-        <w:rPr>
-          <w:rFonts w:eastAsia="Times New Roman"/>
-          <w:lang w:val="en-ZW"/>
-        </w:rPr>
-        <w:t>doi</w:t>
-      </w:r>
-      <w:proofErr w:type="spellEnd"/>
-      <w:r>
-        <w:rPr>
-          <w:rFonts w:eastAsia="Times New Roman"/>
-          <w:lang w:val="en-ZW"/>
-        </w:rPr>
-        <w:t>: 10.1108/JMLC-07-2019-0055.</w:t>
-      </w:r>
-    </w:p>
-    <w:p>
-      <w:pPr>
-        <w:rPr>
-          <w:rFonts w:eastAsia="Times New Roman"/>
-          <w:lang w:val="en-ZW"/>
-        </w:rPr>
-      </w:pPr>
-      <w:r>
-        <w:rPr>
-          <w:rFonts w:eastAsia="Times New Roman"/>
-          <w:b/>
-          <w:bCs/>
-          <w:lang w:val="en-ZW"/>
-        </w:rPr>
-        <w:t>[20]</w:t>
-      </w:r>
-      <w:r>
-        <w:rPr>
-          <w:rFonts w:eastAsia="Times New Roman"/>
-          <w:lang w:val="en-ZW"/>
-        </w:rPr>
-        <w:t xml:space="preserve"> S. </w:t>
-      </w:r>
-      <w:proofErr w:type="spellStart"/>
-      <w:r>
-        <w:rPr>
-          <w:rFonts w:eastAsia="Times New Roman"/>
-          <w:lang w:val="en-ZW"/>
-        </w:rPr>
-        <w:t>Dreżewski</w:t>
-      </w:r>
-      <w:proofErr w:type="spellEnd"/>
-      <w:r>
-        <w:rPr>
-          <w:rFonts w:eastAsia="Times New Roman"/>
-          <w:lang w:val="en-ZW"/>
-        </w:rPr>
-        <w:t xml:space="preserve">, J. </w:t>
-      </w:r>
-      <w:proofErr w:type="spellStart"/>
-      <w:r>
-        <w:rPr>
-          <w:rFonts w:eastAsia="Times New Roman"/>
-          <w:lang w:val="en-ZW"/>
-        </w:rPr>
-        <w:t>Sepielak</w:t>
-      </w:r>
-      <w:proofErr w:type="spellEnd"/>
-      <w:r>
-        <w:rPr>
-          <w:rFonts w:eastAsia="Times New Roman"/>
-          <w:lang w:val="en-ZW"/>
-        </w:rPr>
-        <w:t xml:space="preserve">, and W. </w:t>
-      </w:r>
-      <w:proofErr w:type="spellStart"/>
-      <w:r>
-        <w:rPr>
-          <w:rFonts w:eastAsia="Times New Roman"/>
-          <w:lang w:val="en-ZW"/>
-        </w:rPr>
-        <w:t>Filipkowski</w:t>
-      </w:r>
-      <w:proofErr w:type="spellEnd"/>
-      <w:r>
-        <w:rPr>
-          <w:rFonts w:eastAsia="Times New Roman"/>
-          <w:lang w:val="en-ZW"/>
-        </w:rPr>
-        <w:t xml:space="preserve">, “The application of social network analysis algorithms in a system supporting money laundering detection,” </w:t>
-      </w:r>
-      <w:r>
-        <w:rPr>
-          <w:rFonts w:eastAsia="Times New Roman"/>
-          <w:i/>
-          <w:iCs/>
-          <w:lang w:val="en-ZW"/>
-        </w:rPr>
-        <w:t>Information Sciences</w:t>
-      </w:r>
-      <w:r>
-        <w:rPr>
-          <w:rFonts w:eastAsia="Times New Roman"/>
-          <w:lang w:val="en-ZW"/>
-        </w:rPr>
-        <w:t>, vol. 295, pp. 18–32, 2015.</w:t>
-      </w:r>
-    </w:p>
-    <w:p>
-      <w:pPr>
-        <w:rPr>
-          <w:rFonts w:eastAsia="Times New Roman"/>
-          <w:lang w:val="en-ZW"/>
-        </w:rPr>
-      </w:pPr>
-      <w:r>
-        <w:rPr>
-          <w:rFonts w:eastAsia="Times New Roman"/>
-          <w:b/>
-          <w:bCs/>
-          <w:lang w:val="en-ZW"/>
-        </w:rPr>
-        <w:t>[21]</w:t>
-      </w:r>
-      <w:r>
-        <w:rPr>
-          <w:rFonts w:eastAsia="Times New Roman"/>
-          <w:lang w:val="en-ZW"/>
-        </w:rPr>
-        <w:t xml:space="preserve"> B. Ndlovu, F. J. </w:t>
-      </w:r>
-      <w:proofErr w:type="spellStart"/>
-      <w:r>
-        <w:rPr>
-          <w:rFonts w:eastAsia="Times New Roman"/>
-          <w:lang w:val="en-ZW"/>
-        </w:rPr>
-        <w:t>Kiwa</w:t>
-      </w:r>
-      <w:proofErr w:type="spellEnd"/>
-      <w:r>
-        <w:rPr>
-          <w:rFonts w:eastAsia="Times New Roman"/>
-          <w:lang w:val="en-ZW"/>
-        </w:rPr>
-        <w:t xml:space="preserve">, M. </w:t>
-      </w:r>
-      <w:proofErr w:type="spellStart"/>
-      <w:r>
-        <w:rPr>
-          <w:rFonts w:eastAsia="Times New Roman"/>
-          <w:lang w:val="en-ZW"/>
-        </w:rPr>
-        <w:t>Muduva</w:t>
-      </w:r>
-      <w:proofErr w:type="spellEnd"/>
-      <w:r>
-        <w:rPr>
-          <w:rFonts w:eastAsia="Times New Roman"/>
-          <w:lang w:val="en-ZW"/>
-        </w:rPr>
-        <w:t xml:space="preserve">, C. T. </w:t>
-      </w:r>
-      <w:proofErr w:type="spellStart"/>
-      <w:r>
-        <w:rPr>
-          <w:rFonts w:eastAsia="Times New Roman"/>
-          <w:lang w:val="en-ZW"/>
-        </w:rPr>
-        <w:t>Chipfumbu</w:t>
-      </w:r>
-      <w:proofErr w:type="spellEnd"/>
-      <w:r>
-        <w:rPr>
-          <w:rFonts w:eastAsia="Times New Roman"/>
-          <w:lang w:val="en-ZW"/>
-        </w:rPr>
-        <w:t xml:space="preserve">, S. </w:t>
-      </w:r>
-      <w:proofErr w:type="spellStart"/>
-      <w:r>
-        <w:rPr>
-          <w:rFonts w:eastAsia="Times New Roman"/>
-          <w:lang w:val="en-ZW"/>
-        </w:rPr>
-        <w:t>Marambi</w:t>
-      </w:r>
-      <w:proofErr w:type="spellEnd"/>
-      <w:r>
-        <w:rPr>
-          <w:rFonts w:eastAsia="Times New Roman"/>
-          <w:lang w:val="en-ZW"/>
-        </w:rPr>
-        <w:t xml:space="preserve">, and A. Maphosa, “Developing a graph-based machine learning model for identifying money laundering networks associated with sanctioned entities in a bank in Zimbabwe,” </w:t>
-      </w:r>
-      <w:r>
-        <w:rPr>
-          <w:rFonts w:eastAsia="Times New Roman"/>
-          <w:i/>
-          <w:iCs/>
-          <w:lang w:val="en-ZW"/>
-        </w:rPr>
-        <w:t>Indonesian Journal of Innovation and Applied Sciences</w:t>
-      </w:r>
-      <w:r>
-        <w:rPr>
-          <w:rFonts w:eastAsia="Times New Roman"/>
-          <w:lang w:val="en-ZW"/>
-        </w:rPr>
-        <w:t xml:space="preserve">, vol. 6, no. 1, 2026, </w:t>
-      </w:r>
-      <w:proofErr w:type="spellStart"/>
-      <w:r>
-        <w:rPr>
-          <w:rFonts w:eastAsia="Times New Roman"/>
-          <w:lang w:val="en-ZW"/>
-        </w:rPr>
-        <w:t>doi</w:t>
-      </w:r>
-      <w:proofErr w:type="spellEnd"/>
-      <w:r>
-        <w:rPr>
-          <w:rFonts w:eastAsia="Times New Roman"/>
-          <w:lang w:val="en-ZW"/>
-        </w:rPr>
-        <w:t>: 10.47540/</w:t>
-      </w:r>
-      <w:proofErr w:type="gramStart"/>
-      <w:r>
-        <w:rPr>
-          <w:rFonts w:eastAsia="Times New Roman"/>
-          <w:lang w:val="en-ZW"/>
-        </w:rPr>
-        <w:t>ijias.v</w:t>
-      </w:r>
-      <w:proofErr w:type="gramEnd"/>
-      <w:r>
-        <w:rPr>
-          <w:rFonts w:eastAsia="Times New Roman"/>
-          <w:lang w:val="en-ZW"/>
-        </w:rPr>
-        <w:t>6i1.2306.</w:t>
-      </w:r>
-    </w:p>
-    <w:p>
-      <w:pPr>
-        <w:rPr>
-          <w:rFonts w:eastAsia="Times New Roman"/>
-        </w:rPr>
-      </w:pPr>
+        <w:t>data-generation and preprocessing solutions, the behavioural features to be constructed, the machine-learning models to be designed, training and validation approaches, and the incorporation of the machine-learning model in the mobile-money AML application are presented in Chapter 3.</w:t>
+      </w:r>
     </w:p>
     <w:sectPr>
       <w:footerReference w:type="default" r:id="rId8"/>
@@ -5174,6 +3402,95 @@
       </w:pPr>
     </w:lvl>
   </w:abstractNum>
+  <w:abstractNum w:abstractNumId="3" w15:restartNumberingAfterBreak="0">
+    <w:nsid w:val="749C46CC"/>
+    <w:multiLevelType w:val="hybridMultilevel"/>
+    <w:tmpl w:val="A4806A06"/>
+    <w:lvl w:ilvl="0" w:tplc="3009000F">
+      <w:start w:val="1"/>
+      <w:numFmt w:val="decimal"/>
+      <w:lvlText w:val="%1."/>
+      <w:lvlJc w:val="left"/>
+      <w:pPr>
+        <w:ind w:left="720" w:hanging="360"/>
+      </w:pPr>
+      <w:rPr>
+        <w:rFonts w:hint="default"/>
+      </w:rPr>
+    </w:lvl>
+    <w:lvl w:ilvl="1" w:tplc="30090019" w:tentative="1">
+      <w:start w:val="1"/>
+      <w:numFmt w:val="lowerLetter"/>
+      <w:lvlText w:val="%2."/>
+      <w:lvlJc w:val="left"/>
+      <w:pPr>
+        <w:ind w:left="1440" w:hanging="360"/>
+      </w:pPr>
+    </w:lvl>
+    <w:lvl w:ilvl="2" w:tplc="3009001B" w:tentative="1">
+      <w:start w:val="1"/>
+      <w:numFmt w:val="lowerRoman"/>
+      <w:lvlText w:val="%3."/>
+      <w:lvlJc w:val="right"/>
+      <w:pPr>
+        <w:ind w:left="2160" w:hanging="180"/>
+      </w:pPr>
+    </w:lvl>
+    <w:lvl w:ilvl="3" w:tplc="3009000F" w:tentative="1">
+      <w:start w:val="1"/>
+      <w:numFmt w:val="decimal"/>
+      <w:lvlText w:val="%4."/>
+      <w:lvlJc w:val="left"/>
+      <w:pPr>
+        <w:ind w:left="2880" w:hanging="360"/>
+      </w:pPr>
+    </w:lvl>
+    <w:lvl w:ilvl="4" w:tplc="30090019" w:tentative="1">
+      <w:start w:val="1"/>
+      <w:numFmt w:val="lowerLetter"/>
+      <w:lvlText w:val="%5."/>
+      <w:lvlJc w:val="left"/>
+      <w:pPr>
+        <w:ind w:left="3600" w:hanging="360"/>
+      </w:pPr>
+    </w:lvl>
+    <w:lvl w:ilvl="5" w:tplc="3009001B" w:tentative="1">
+      <w:start w:val="1"/>
+      <w:numFmt w:val="lowerRoman"/>
+      <w:lvlText w:val="%6."/>
+      <w:lvlJc w:val="right"/>
+      <w:pPr>
+        <w:ind w:left="4320" w:hanging="180"/>
+      </w:pPr>
+    </w:lvl>
+    <w:lvl w:ilvl="6" w:tplc="3009000F" w:tentative="1">
+      <w:start w:val="1"/>
+      <w:numFmt w:val="decimal"/>
+      <w:lvlText w:val="%7."/>
+      <w:lvlJc w:val="left"/>
+      <w:pPr>
+        <w:ind w:left="5040" w:hanging="360"/>
+      </w:pPr>
+    </w:lvl>
+    <w:lvl w:ilvl="7" w:tplc="30090019" w:tentative="1">
+      <w:start w:val="1"/>
+      <w:numFmt w:val="lowerLetter"/>
+      <w:lvlText w:val="%8."/>
+      <w:lvlJc w:val="left"/>
+      <w:pPr>
+        <w:ind w:left="5760" w:hanging="360"/>
+      </w:pPr>
+    </w:lvl>
+    <w:lvl w:ilvl="8" w:tplc="3009001B" w:tentative="1">
+      <w:start w:val="1"/>
+      <w:numFmt w:val="lowerRoman"/>
+      <w:lvlText w:val="%9."/>
+      <w:lvlJc w:val="right"/>
+      <w:pPr>
+        <w:ind w:left="6480" w:hanging="180"/>
+      </w:pPr>
+    </w:lvl>
+  </w:abstractNum>
   <w:num w:numId="1" w16cid:durableId="2050717568">
     <w:abstractNumId w:val="2"/>
   </w:num>
@@ -5182,6 +3499,9 @@
   </w:num>
   <w:num w:numId="3" w16cid:durableId="1949196818">
     <w:abstractNumId w:val="1"/>
+  </w:num>
+  <w:num w:numId="4" w16cid:durableId="1593470638">
+    <w:abstractNumId w:val="3"/>
   </w:num>
 </w:numbering>
 </file>
